--- a/Course 1 - Python Basics/notes/notes from Coursera Python 3 Prgmg.docx
+++ b/Course 1 - Python Basics/notes/notes from Coursera Python 3 Prgmg.docx
@@ -1,6 +1,6 @@
 
 <file path=word/document.xml><?xml version="1.0" encoding="utf-8"?>
-<w:document xmlns:wpc="http://schemas.microsoft.com/office/word/2010/wordprocessingCanvas" xmlns:cx="http://schemas.microsoft.com/office/drawing/2014/chartex" xmlns:cx1="http://schemas.microsoft.com/office/drawing/2015/9/8/chartex" xmlns:cx2="http://schemas.microsoft.com/office/drawing/2015/10/21/chartex" xmlns:cx3="http://schemas.microsoft.com/office/drawing/2016/5/9/chartex" xmlns:cx4="http://schemas.microsoft.com/office/drawing/2016/5/10/chartex" xmlns:cx5="http://schemas.microsoft.com/office/drawing/2016/5/11/chartex" xmlns:cx6="http://schemas.microsoft.com/office/drawing/2016/5/12/chartex" xmlns:cx7="http://schemas.microsoft.com/office/drawing/2016/5/13/chartex" xmlns:cx8="http://schemas.microsoft.com/office/drawing/2016/5/14/chartex" xmlns:mc="http://schemas.openxmlformats.org/markup-compatibility/2006" xmlns:aink="http://schemas.microsoft.com/office/drawing/2016/ink" xmlns:am3d="http://schemas.microsoft.com/office/drawing/2017/model3d" xmlns:o="urn:schemas-microsoft-com:office:office" xmlns:oel="http://schemas.microsoft.com/office/2019/extlst" xmlns:r="http://schemas.openxmlformats.org/officeDocument/2006/relationships" xmlns:m="http://schemas.openxmlformats.org/officeDocument/2006/math" xmlns:v="urn:schemas-microsoft-com:vml" xmlns:wp14="http://schemas.microsoft.com/office/word/2010/wordprocessingDrawing" xmlns:wp="http://schemas.openxmlformats.org/drawingml/2006/wordprocessingDrawing" xmlns:w10="urn:schemas-microsoft-com:office:word" xmlns:w="http://schemas.openxmlformats.org/wordprocessingml/2006/main" xmlns:w14="http://schemas.microsoft.com/office/word/2010/wordml" xmlns:w15="http://schemas.microsoft.com/office/word/2012/wordml" xmlns:w16cex="http://schemas.microsoft.com/office/word/2018/wordml/cex" xmlns:w16cid="http://schemas.microsoft.com/office/word/2016/wordml/cid" xmlns:w16="http://schemas.microsoft.com/office/word/2018/wordml" xmlns:w16du="http://schemas.microsoft.com/office/word/2023/wordml/word16du" xmlns:w16sdtdh="http://schemas.microsoft.com/office/word/2020/wordml/sdtdatahash" xmlns:w16sdtfl="http://schemas.microsoft.com/office/word/2024/wordml/sdtformatlock" xmlns:w16se="http://schemas.microsoft.com/office/word/2015/wordml/symex" xmlns:wpg="http://schemas.microsoft.com/office/word/2010/wordprocessingGroup" xmlns:wpi="http://schemas.microsoft.com/office/word/2010/wordprocessingInk" xmlns:wne="http://schemas.microsoft.com/office/word/2006/wordml" xmlns:wps="http://schemas.microsoft.com/office/word/2010/wordprocessingShape" mc:Ignorable="w14 w15 w16se w16cid w16 w16cex w16sdtdh w16sdtfl w16du wp14">
+<w:document xmlns:wpc="http://schemas.microsoft.com/office/word/2010/wordprocessingCanvas" xmlns:cx="http://schemas.microsoft.com/office/drawing/2014/chartex" xmlns:cx1="http://schemas.microsoft.com/office/drawing/2015/9/8/chartex" xmlns:cx2="http://schemas.microsoft.com/office/drawing/2015/10/21/chartex" xmlns:cx3="http://schemas.microsoft.com/office/drawing/2016/5/9/chartex" xmlns:cx4="http://schemas.microsoft.com/office/drawing/2016/5/10/chartex" xmlns:cx5="http://schemas.microsoft.com/office/drawing/2016/5/11/chartex" xmlns:cx6="http://schemas.microsoft.com/office/drawing/2016/5/12/chartex" xmlns:cx7="http://schemas.microsoft.com/office/drawing/2016/5/13/chartex" xmlns:cx8="http://schemas.microsoft.com/office/drawing/2016/5/14/chartex" xmlns:mc="http://schemas.openxmlformats.org/markup-compatibility/2006" xmlns:aink="http://schemas.microsoft.com/office/drawing/2016/ink" xmlns:am3d="http://schemas.microsoft.com/office/drawing/2017/model3d" xmlns:o="urn:schemas-microsoft-com:office:office" xmlns:oel="http://schemas.microsoft.com/office/2019/extlst" xmlns:r="http://schemas.openxmlformats.org/officeDocument/2006/relationships" xmlns:m="http://schemas.openxmlformats.org/officeDocument/2006/math" xmlns:v="urn:schemas-microsoft-com:vml" xmlns:wp14="http://schemas.microsoft.com/office/word/2010/wordprocessingDrawing" xmlns:wp="http://schemas.openxmlformats.org/drawingml/2006/wordprocessingDrawing" xmlns:w10="urn:schemas-microsoft-com:office:word" xmlns:w="http://schemas.openxmlformats.org/wordprocessingml/2006/main" xmlns:w14="http://schemas.microsoft.com/office/word/2010/wordml" xmlns:w15="http://schemas.microsoft.com/office/word/2012/wordml" xmlns:w16cei="http://schemas.microsoft.com/office/word/2026/wordml/cei" xmlns:w16cex="http://schemas.microsoft.com/office/word/2018/wordml/cex" xmlns:w16cid="http://schemas.microsoft.com/office/word/2016/wordml/cid" xmlns:w16="http://schemas.microsoft.com/office/word/2018/wordml" xmlns:w16du="http://schemas.microsoft.com/office/word/2023/wordml/word16du" xmlns:w16sdtdh="http://schemas.microsoft.com/office/word/2020/wordml/sdtdatahash" xmlns:w16sdtfl="http://schemas.microsoft.com/office/word/2024/wordml/sdtformatlock" xmlns:w16se="http://schemas.microsoft.com/office/word/2015/wordml/symex" xmlns:wpg="http://schemas.microsoft.com/office/word/2010/wordprocessingGroup" xmlns:wpi="http://schemas.microsoft.com/office/word/2010/wordprocessingInk" xmlns:wne="http://schemas.microsoft.com/office/word/2006/wordml" xmlns:wps="http://schemas.microsoft.com/office/word/2010/wordprocessingShape" mc:Ignorable="w14 w15 w16se w16cid w16 w16cex w16sdtdh w16sdtfl w16du wp14">
   <w:body>
     <w:p>
       <w:pPr>
@@ -1427,6 +1427,201 @@
     <w:p>
       <w:r>
         <w:lastRenderedPageBreak/>
+        <w:t>5.6. A Few More turtle Methods and Observations</w:t>
+      </w:r>
+    </w:p>
+    <w:p>
+      <w:r>
+        <w:t>Here are a few more things that you might find useful as you write programs that use turtles.</w:t>
+      </w:r>
+    </w:p>
+    <w:p>
+      <w:pPr>
+        <w:numPr>
+          <w:ilvl w:val="0"/>
+          <w:numId w:val="20"/>
+        </w:numPr>
+      </w:pPr>
+      <w:r>
+        <w:t>Turtle methods can use negative angles or distances. So </w:t>
+      </w:r>
+      <w:proofErr w:type="spellStart"/>
+      <w:r>
+        <w:t>tess.</w:t>
+      </w:r>
+      <w:proofErr w:type="gramStart"/>
+      <w:r>
+        <w:t>forward</w:t>
+      </w:r>
+      <w:proofErr w:type="spellEnd"/>
+      <w:r>
+        <w:t>(</w:t>
+      </w:r>
+      <w:proofErr w:type="gramEnd"/>
+      <w:r>
+        <w:t xml:space="preserve">-100) will move </w:t>
+      </w:r>
+      <w:proofErr w:type="spellStart"/>
+      <w:r>
+        <w:t>tess</w:t>
+      </w:r>
+      <w:proofErr w:type="spellEnd"/>
+      <w:r>
+        <w:t xml:space="preserve"> backwards, and </w:t>
+      </w:r>
+      <w:proofErr w:type="spellStart"/>
+      <w:proofErr w:type="gramStart"/>
+      <w:r>
+        <w:t>tess.left</w:t>
+      </w:r>
+      <w:proofErr w:type="spellEnd"/>
+      <w:proofErr w:type="gramEnd"/>
+      <w:r>
+        <w:t xml:space="preserve">(-30) turns her to the right. Additionally, because there are 360 degrees in a circle, turning 30 to the left will leave you facing in the same direction as turning 330 to the right! (The on-screen animation will differ, though — you will be able to tell if </w:t>
+      </w:r>
+      <w:proofErr w:type="spellStart"/>
+      <w:r>
+        <w:t>tess</w:t>
+      </w:r>
+      <w:proofErr w:type="spellEnd"/>
+      <w:r>
+        <w:t xml:space="preserve"> is turning clockwise or counter-clockwise!)</w:t>
+      </w:r>
+    </w:p>
+    <w:p>
+      <w:r>
+        <w:t>This suggests that we don’t need both a left and a right turn method — we could be minimalists, and just have one method. There is also a </w:t>
+      </w:r>
+      <w:r>
+        <w:rPr>
+          <w:i/>
+          <w:iCs/>
+        </w:rPr>
+        <w:t>backward</w:t>
+      </w:r>
+      <w:r>
+        <w:t> method. (If you are very nerdy, you might enjoy saying </w:t>
+      </w:r>
+      <w:r>
+        <w:br/>
+      </w:r>
+      <w:proofErr w:type="spellStart"/>
+      <w:proofErr w:type="gramStart"/>
+      <w:r>
+        <w:t>alex.backward</w:t>
+      </w:r>
+      <w:proofErr w:type="spellEnd"/>
+      <w:proofErr w:type="gramEnd"/>
+      <w:r>
+        <w:t xml:space="preserve">(-100) to move </w:t>
+      </w:r>
+      <w:proofErr w:type="spellStart"/>
+      <w:r>
+        <w:t>alex</w:t>
+      </w:r>
+      <w:proofErr w:type="spellEnd"/>
+      <w:r>
+        <w:t xml:space="preserve"> forward!)</w:t>
+      </w:r>
+    </w:p>
+    <w:p>
+      <w:r>
+        <w:t>Reviewing a few basic facts about geometry and number lines, like we’ve done here is a good start if we’re going to play with turtles.</w:t>
+      </w:r>
+    </w:p>
+    <w:p>
+      <w:pPr>
+        <w:numPr>
+          <w:ilvl w:val="0"/>
+          <w:numId w:val="20"/>
+        </w:numPr>
+      </w:pPr>
+      <w:r>
+        <w:t>A turtle’s pen can be picked up or put down. This allows us to move a turtle to a different place without drawing a line. The methods are up and down. Note that the methods </w:t>
+      </w:r>
+      <w:proofErr w:type="spellStart"/>
+      <w:r>
+        <w:t>penup</w:t>
+      </w:r>
+      <w:proofErr w:type="spellEnd"/>
+      <w:r>
+        <w:t> and </w:t>
+      </w:r>
+      <w:proofErr w:type="spellStart"/>
+      <w:r>
+        <w:t>pendown</w:t>
+      </w:r>
+      <w:proofErr w:type="spellEnd"/>
+      <w:r>
+        <w:t> do the same thing.</w:t>
+      </w:r>
+    </w:p>
+    <w:p>
+      <w:r>
+        <w:t>Every turtle can have its own shape. The ones available “out of the box”</w:t>
+      </w:r>
+      <w:r>
+        <w:t xml:space="preserve"> </w:t>
+      </w:r>
+      <w:r>
+        <w:t>are arrow, blank, circle, classic, square, triangle, turtle.</w:t>
+      </w:r>
+    </w:p>
+    <w:p>
+      <w:r>
+        <w:t>You can speed up or slow down the turtle’s animation speed. (Animation controls how quickly the turtle turns and moves forward). Speed settings can be set between 1 (slowest) to 10 (fastest). But if you set the speed to 0, it has a special meaning — turn off animation and go as fast as possible.</w:t>
+      </w:r>
+    </w:p>
+    <w:p>
+      <w:r>
+        <w:t>A turtle can “stamp” its footprint onto the canvas, and this will remain after the turtle has moved somewhere else. Stamping works even when the pen is up.</w:t>
+      </w:r>
+    </w:p>
+    <w:p>
+      <w:r>
+        <w:t>If you are curious about how far the turtle is traveling each time the for loop iterates, you can add a print statement inside of the for loop to print out the value of dist.</w:t>
+      </w:r>
+    </w:p>
+    <w:p>
+      <w:r>
+        <w:t>One more thing to be careful about. All except one of the shapes you see on the screen here are footprints created by stamp. But the program still only has </w:t>
+      </w:r>
+      <w:r>
+        <w:rPr>
+          <w:i/>
+          <w:iCs/>
+        </w:rPr>
+        <w:t>one</w:t>
+      </w:r>
+      <w:r>
+        <w:t xml:space="preserve"> turtle instance — can you figure out which one is the real </w:t>
+      </w:r>
+      <w:proofErr w:type="spellStart"/>
+      <w:r>
+        <w:t>tess</w:t>
+      </w:r>
+      <w:proofErr w:type="spellEnd"/>
+      <w:r>
+        <w:t xml:space="preserve">? (Hint: if you’re not sure, write a new line of code after the for loop to change </w:t>
+      </w:r>
+      <w:proofErr w:type="spellStart"/>
+      <w:r>
+        <w:t>tess’</w:t>
+      </w:r>
+      <w:proofErr w:type="spellEnd"/>
+      <w:r>
+        <w:t xml:space="preserve"> color, or to put her pen down and draw a line, or to change her shape, etc.)</w:t>
+      </w:r>
+    </w:p>
+    <w:p/>
+    <w:p>
+      <w:r>
+        <w:br w:type="page"/>
+      </w:r>
+    </w:p>
+    <w:p>
+      <w:r>
+        <w:lastRenderedPageBreak/>
         <w:t>4.2. Modules</w:t>
       </w:r>
     </w:p>
@@ -1509,19 +1704,7 @@
           <w:rPr>
             <w:rStyle w:val="Hyperlink"/>
           </w:rPr>
-          <w:t>Standard Library Ref</w:t>
-        </w:r>
-        <w:r>
-          <w:rPr>
-            <w:rStyle w:val="Hyperlink"/>
-          </w:rPr>
-          <w:t>e</w:t>
-        </w:r>
-        <w:r>
-          <w:rPr>
-            <w:rStyle w:val="Hyperlink"/>
-          </w:rPr>
-          <w:t>rence</w:t>
+          <w:t>Standard Library Reference</w:t>
         </w:r>
       </w:hyperlink>
       <w:r>
@@ -2221,6 +2404,1514 @@
         <w:t> value. Each time you ask for another random number, you’ll get one based on the current seed attribute, and the state of the seed (which is one of the attributes of the generator) will be updated. The good news is that each time you run your program, the seed value is likely to be different meaning that even though the random numbers are being created algorithmically, you will likely get random behavior each time you execute.</w:t>
       </w:r>
     </w:p>
+    <w:p>
+      <w:pPr>
+        <w:spacing w:after="60"/>
+      </w:pPr>
+      <w:r>
+        <w:lastRenderedPageBreak/>
+        <w:t>3.5. Syntax errors</w:t>
+      </w:r>
+    </w:p>
+    <w:p>
+      <w:pPr>
+        <w:spacing w:after="60"/>
+      </w:pPr>
+      <w:r>
+        <w:t>Python can only execute a program if the program is syntactically correct; otherwise, the process fails and returns an error message. </w:t>
+      </w:r>
+      <w:r>
+        <w:rPr>
+          <w:b/>
+          <w:bCs/>
+        </w:rPr>
+        <w:t>Syntax</w:t>
+      </w:r>
+      <w:r>
+        <w:t> refers to the structure of a program and the rules about that structure. For example, in English, a sentence must begin with a capital letter and end with a period. this sentence contains a </w:t>
+      </w:r>
+      <w:r>
+        <w:rPr>
+          <w:b/>
+          <w:bCs/>
+        </w:rPr>
+        <w:t>syntax error</w:t>
+      </w:r>
+      <w:r>
+        <w:t>. So does this one</w:t>
+      </w:r>
+    </w:p>
+    <w:p>
+      <w:pPr>
+        <w:spacing w:after="60"/>
+      </w:pPr>
+      <w:r>
+        <w:t>In Python, rules of syntax include requirements like these: strings must be enclosed in quotes; statements must generally be written one per line; the print statement must enclose the value to be displayed in parenthesis; expressions must be correctly formed. The following lines contain syntax errors:</w:t>
+      </w:r>
+    </w:p>
+    <w:p>
+      <w:pPr>
+        <w:spacing w:after="60"/>
+      </w:pPr>
+      <w:proofErr w:type="gramStart"/>
+      <w:r>
+        <w:t>print(</w:t>
+      </w:r>
+      <w:proofErr w:type="gramEnd"/>
+      <w:r>
+        <w:t>Hello, world!)</w:t>
+      </w:r>
+    </w:p>
+    <w:p>
+      <w:pPr>
+        <w:spacing w:after="60"/>
+      </w:pPr>
+      <w:r>
+        <w:t>print "Hello, world!"</w:t>
+      </w:r>
+    </w:p>
+    <w:p>
+      <w:pPr>
+        <w:spacing w:after="60"/>
+      </w:pPr>
+      <w:proofErr w:type="gramStart"/>
+      <w:r>
+        <w:t>print(</w:t>
+      </w:r>
+      <w:proofErr w:type="gramEnd"/>
+      <w:r>
+        <w:t xml:space="preserve">5 </w:t>
+      </w:r>
+      <w:proofErr w:type="gramStart"/>
+      <w:r>
+        <w:t>+ )</w:t>
+      </w:r>
+      <w:proofErr w:type="gramEnd"/>
+    </w:p>
+    <w:p>
+      <w:pPr>
+        <w:spacing w:after="60"/>
+      </w:pPr>
+      <w:r>
+        <w:t>For most readers of English, a few syntax errors are not a significant problem, which is why we can read the poetry of e. e. cummings without problems. Python is not so forgiving. When you run a Python program, the interpreter checks it for syntax errors before beginning to execute the first statement. If there is a single syntax error anywhere in your program, Python will display an error message and quit without executing </w:t>
+      </w:r>
+      <w:r>
+        <w:rPr>
+          <w:i/>
+          <w:iCs/>
+        </w:rPr>
+        <w:t>any</w:t>
+      </w:r>
+      <w:r>
+        <w:t> of the program.</w:t>
+      </w:r>
+    </w:p>
+    <w:p>
+      <w:r>
+        <w:t>To see a syntax error in action, look at the following program. Can you spot the error? After locating the error, run the program to see the error message.</w:t>
+      </w:r>
+    </w:p>
+    <w:p>
+      <w:pPr>
+        <w:spacing w:after="0"/>
+      </w:pPr>
+      <w:proofErr w:type="gramStart"/>
+      <w:r>
+        <w:t>print(</w:t>
+      </w:r>
+      <w:proofErr w:type="gramEnd"/>
+      <w:r>
+        <w:t>"Hello, World!")</w:t>
+      </w:r>
+    </w:p>
+    <w:p>
+      <w:pPr>
+        <w:spacing w:after="0"/>
+      </w:pPr>
+      <w:proofErr w:type="gramStart"/>
+      <w:r>
+        <w:t>print(</w:t>
+      </w:r>
+      <w:proofErr w:type="gramEnd"/>
+      <w:r>
+        <w:t>5 + 3</w:t>
+      </w:r>
+    </w:p>
+    <w:p>
+      <w:pPr>
+        <w:spacing w:after="0"/>
+      </w:pPr>
+      <w:proofErr w:type="gramStart"/>
+      <w:r>
+        <w:t>print(</w:t>
+      </w:r>
+      <w:proofErr w:type="gramEnd"/>
+      <w:r>
+        <w:t>"All finished!")</w:t>
+      </w:r>
+    </w:p>
+    <w:p>
+      <w:pPr>
+        <w:spacing w:after="60"/>
+      </w:pPr>
+      <w:r>
+        <w:t>Notice the following:</w:t>
+      </w:r>
+    </w:p>
+    <w:p>
+      <w:pPr>
+        <w:numPr>
+          <w:ilvl w:val="0"/>
+          <w:numId w:val="16"/>
+        </w:numPr>
+        <w:spacing w:after="60"/>
+      </w:pPr>
+      <w:r>
+        <w:t>The error message clearly indicates that the problem is a </w:t>
+      </w:r>
+      <w:proofErr w:type="spellStart"/>
+      <w:r>
+        <w:t>SyntaxError</w:t>
+      </w:r>
+      <w:proofErr w:type="spellEnd"/>
+      <w:r>
+        <w:t>. This lets you know the problem is not one of the other two types of errors we’ll discuss shortly.</w:t>
+      </w:r>
+    </w:p>
+    <w:p>
+      <w:pPr>
+        <w:numPr>
+          <w:ilvl w:val="0"/>
+          <w:numId w:val="16"/>
+        </w:numPr>
+        <w:spacing w:after="60"/>
+      </w:pPr>
+      <w:r>
+        <w:t>The error is on line 2 of the program. However, even though there is nothing wrong with line 1, the print statement does not execute — </w:t>
+      </w:r>
+      <w:r>
+        <w:rPr>
+          <w:b/>
+          <w:bCs/>
+        </w:rPr>
+        <w:t>none</w:t>
+      </w:r>
+      <w:r>
+        <w:t> of the program successfully executes because of the presence of just one syntax error.</w:t>
+      </w:r>
+    </w:p>
+    <w:p>
+      <w:pPr>
+        <w:numPr>
+          <w:ilvl w:val="0"/>
+          <w:numId w:val="16"/>
+        </w:numPr>
+        <w:spacing w:after="60"/>
+      </w:pPr>
+      <w:r>
+        <w:t>The error gives the line number where Python believes the error exists. In this case, the error message pinpoints the location correctly. But in other cases, the line number can be inaccurate or entirely missing.</w:t>
+      </w:r>
+    </w:p>
+    <w:p>
+      <w:r>
+        <w:t>To see an example of the latter, try removing just the </w:t>
+      </w:r>
+      <w:r>
+        <w:rPr>
+          <w:b/>
+          <w:bCs/>
+        </w:rPr>
+        <w:t>right</w:t>
+      </w:r>
+      <w:r>
+        <w:t> </w:t>
+      </w:r>
+      <w:proofErr w:type="gramStart"/>
+      <w:r>
+        <w:t>parenthesis )</w:t>
+      </w:r>
+      <w:proofErr w:type="gramEnd"/>
+      <w:r>
+        <w:t> from line 2 and running the program again. Notice how the error message gives no line number at all. With syntax errors, you need to be prepared to hunt around a bit in order to locate the trouble.</w:t>
+      </w:r>
+    </w:p>
+    <w:p>
+      <w:r>
+        <w:t>One aspect of syntax you have to watch out for in Python involves indentation. Python requires you to begin all statements at the beginning of the line, unless you are using a flow control statement like a for or an if statement (we’ll discuss these soon… stay tuned!). To see an example of this kind of problem, modify the program above by inserting a couple of spaces at the beginning of one of the lines.</w:t>
+      </w:r>
+    </w:p>
+    <w:p>
+      <w:r>
+        <w:br w:type="page"/>
+      </w:r>
+    </w:p>
+    <w:p>
+      <w:r>
+        <w:lastRenderedPageBreak/>
+        <w:t>3.6. Runtime Errors</w:t>
+      </w:r>
+    </w:p>
+    <w:p>
+      <w:pPr>
+        <w:spacing w:after="60"/>
+      </w:pPr>
+      <w:r>
+        <w:t>The second type of error is a </w:t>
+      </w:r>
+      <w:r>
+        <w:rPr>
+          <w:b/>
+          <w:bCs/>
+        </w:rPr>
+        <w:t>runtime error</w:t>
+      </w:r>
+      <w:r>
+        <w:t>. A program with a runtime error is one that passed the interpreter’s syntax checks, and started to execute. However, during the execution of one of the statements in the program, an error occurred that caused the interpreter to stop executing the program and display an error message. Runtime errors are also called </w:t>
+      </w:r>
+      <w:r>
+        <w:rPr>
+          <w:b/>
+          <w:bCs/>
+        </w:rPr>
+        <w:t>exceptions</w:t>
+      </w:r>
+      <w:r>
+        <w:t> because they usually indicate that something exceptional (and bad) has happened.</w:t>
+      </w:r>
+    </w:p>
+    <w:p>
+      <w:pPr>
+        <w:spacing w:after="60"/>
+      </w:pPr>
+      <w:r>
+        <w:t>Here are some examples of common runtime errors you are sure to encounter:</w:t>
+      </w:r>
+    </w:p>
+    <w:p>
+      <w:pPr>
+        <w:numPr>
+          <w:ilvl w:val="0"/>
+          <w:numId w:val="17"/>
+        </w:numPr>
+        <w:spacing w:after="60"/>
+      </w:pPr>
+      <w:r>
+        <w:t>Misspelled or incorrectly capitalized variable and function names</w:t>
+      </w:r>
+    </w:p>
+    <w:p>
+      <w:pPr>
+        <w:numPr>
+          <w:ilvl w:val="0"/>
+          <w:numId w:val="17"/>
+        </w:numPr>
+        <w:spacing w:after="60"/>
+      </w:pPr>
+      <w:r>
+        <w:t>Attempts to perform operations (such as math operations) on data of the wrong type (ex. attempting to subtract two variables that hold string values)</w:t>
+      </w:r>
+    </w:p>
+    <w:p>
+      <w:pPr>
+        <w:numPr>
+          <w:ilvl w:val="0"/>
+          <w:numId w:val="17"/>
+        </w:numPr>
+        <w:spacing w:after="60"/>
+      </w:pPr>
+      <w:r>
+        <w:t>Dividing by zero</w:t>
+      </w:r>
+    </w:p>
+    <w:p>
+      <w:pPr>
+        <w:numPr>
+          <w:ilvl w:val="0"/>
+          <w:numId w:val="17"/>
+        </w:numPr>
+        <w:spacing w:after="60"/>
+      </w:pPr>
+      <w:r>
+        <w:t>Attempts to use a type conversion function such as int on a value that can’t be converted to an int</w:t>
+      </w:r>
+    </w:p>
+    <w:p>
+      <w:r>
+        <w:t>The following program contains various runtime errors. Can you spot any of them? After locating the error, run the program to see the error message.</w:t>
+      </w:r>
+    </w:p>
+    <w:p>
+      <w:pPr>
+        <w:spacing w:after="0"/>
+      </w:pPr>
+      <w:r>
+        <w:t xml:space="preserve">subtotal = </w:t>
+      </w:r>
+      <w:proofErr w:type="gramStart"/>
+      <w:r>
+        <w:t>input(</w:t>
+      </w:r>
+      <w:proofErr w:type="gramEnd"/>
+      <w:r>
+        <w:t>"Enter total before tax:")</w:t>
+      </w:r>
+    </w:p>
+    <w:p>
+      <w:pPr>
+        <w:spacing w:after="0"/>
+      </w:pPr>
+      <w:r>
+        <w:t>tax = .08 * subtotal</w:t>
+      </w:r>
+    </w:p>
+    <w:p>
+      <w:proofErr w:type="gramStart"/>
+      <w:r>
+        <w:t>print(</w:t>
+      </w:r>
+      <w:proofErr w:type="gramEnd"/>
+      <w:r>
+        <w:t>"tax on", subtotal, "is:", tax)</w:t>
+      </w:r>
+    </w:p>
+    <w:p>
+      <w:r>
+        <w:t>Notice the following important differences between syntax errors and runtime errors that can help you as you try to diagnose and repair the problem:</w:t>
+      </w:r>
+    </w:p>
+    <w:p>
+      <w:pPr>
+        <w:numPr>
+          <w:ilvl w:val="0"/>
+          <w:numId w:val="18"/>
+        </w:numPr>
+      </w:pPr>
+      <w:r>
+        <w:t>If the error message mentions </w:t>
+      </w:r>
+      <w:proofErr w:type="spellStart"/>
+      <w:r>
+        <w:t>SyntaxError</w:t>
+      </w:r>
+      <w:proofErr w:type="spellEnd"/>
+      <w:r>
+        <w:t>, you know that the problem has to do with syntax: the structure of the code, the punctuation, etc.</w:t>
+      </w:r>
+    </w:p>
+    <w:p>
+      <w:pPr>
+        <w:numPr>
+          <w:ilvl w:val="0"/>
+          <w:numId w:val="18"/>
+        </w:numPr>
+      </w:pPr>
+      <w:r>
+        <w:t>If the program runs partway and then crashes, you know the problem is a runtime error. Programs with syntax errors don’t execute even one line.</w:t>
+      </w:r>
+    </w:p>
+    <w:p>
+      <w:r>
+        <w:t>Stay tuned for more details on the various types of runtime errors. We have a whole section of this chapter dedicated to that topic.</w:t>
+      </w:r>
+    </w:p>
+    <w:p>
+      <w:r>
+        <w:br w:type="page"/>
+      </w:r>
+    </w:p>
+    <w:p>
+      <w:r>
+        <w:lastRenderedPageBreak/>
+        <w:t>3.7. Semantic Errors</w:t>
+      </w:r>
+    </w:p>
+    <w:p>
+      <w:r>
+        <w:t>The third type of error is the </w:t>
+      </w:r>
+      <w:r>
+        <w:rPr>
+          <w:b/>
+          <w:bCs/>
+        </w:rPr>
+        <w:t>semantic error</w:t>
+      </w:r>
+      <w:r>
+        <w:t>, also called a </w:t>
+      </w:r>
+      <w:r>
+        <w:rPr>
+          <w:b/>
+          <w:bCs/>
+        </w:rPr>
+        <w:t>logic error</w:t>
+      </w:r>
+      <w:r>
+        <w:t>. If there is a semantic error in your program, it will run successfully in the sense that the computer will not generate any error messages. However, your program will not do the right thing. It will do something else. Specifically, it will do what you </w:t>
+      </w:r>
+      <w:r>
+        <w:rPr>
+          <w:b/>
+          <w:bCs/>
+        </w:rPr>
+        <w:t>told</w:t>
+      </w:r>
+      <w:r>
+        <w:t> it to do, not what you </w:t>
+      </w:r>
+      <w:r>
+        <w:rPr>
+          <w:b/>
+          <w:bCs/>
+        </w:rPr>
+        <w:t>wanted</w:t>
+      </w:r>
+      <w:r>
+        <w:t> it to do.</w:t>
+      </w:r>
+    </w:p>
+    <w:p>
+      <w:r>
+        <w:t>The following program has a semantic error. Execute it to see what goes wrong:</w:t>
+      </w:r>
+    </w:p>
+    <w:p>
+      <w:pPr>
+        <w:spacing w:after="0"/>
+      </w:pPr>
+      <w:r>
+        <w:t xml:space="preserve">num1 = </w:t>
+      </w:r>
+      <w:proofErr w:type="gramStart"/>
+      <w:r>
+        <w:t>input(</w:t>
+      </w:r>
+      <w:proofErr w:type="gramEnd"/>
+      <w:r>
+        <w:t>'Enter a number:')</w:t>
+      </w:r>
+    </w:p>
+    <w:p>
+      <w:pPr>
+        <w:spacing w:after="0"/>
+      </w:pPr>
+      <w:r>
+        <w:t xml:space="preserve">num2 = </w:t>
+      </w:r>
+      <w:proofErr w:type="gramStart"/>
+      <w:r>
+        <w:t>input(</w:t>
+      </w:r>
+      <w:proofErr w:type="gramEnd"/>
+      <w:r>
+        <w:t>'Enter another number:')</w:t>
+      </w:r>
+    </w:p>
+    <w:p>
+      <w:pPr>
+        <w:spacing w:after="0"/>
+      </w:pPr>
+      <w:r>
+        <w:t>sum = num1 + num2</w:t>
+      </w:r>
+    </w:p>
+    <w:p>
+      <w:proofErr w:type="gramStart"/>
+      <w:r>
+        <w:t>print(</w:t>
+      </w:r>
+      <w:proofErr w:type="gramEnd"/>
+      <w:r>
+        <w:t>'The sum of', num1, 'and', num2, 'is', sum)</w:t>
+      </w:r>
+    </w:p>
+    <w:p>
+      <w:r>
+        <w:t>This program runs and produces a result. However, the result is not what the programmer intended. It contains a semantic error. The error is that the program performs concatenation instead of addition, because the programmer failed to write the code necessary to convert the inputs to integers.</w:t>
+      </w:r>
+    </w:p>
+    <w:p>
+      <w:r>
+        <w:t>With semantic errors, the problem is that the program you wrote is not the program you wanted to write. The meaning of the program (its semantics) is wrong. The computer is faithfully carrying out the instructions you wrote, and its results are correct, given the instructions that you provided. However, because your instructions have a flaw in their design, the program does not behave as desired.</w:t>
+      </w:r>
+    </w:p>
+    <w:p>
+      <w:r>
+        <w:t>Identifying semantic errors can be tricky because no error message appears to make it obvious that the results are incorrect. The only way you can detect semantic errors is if you </w:t>
+      </w:r>
+      <w:r>
+        <w:rPr>
+          <w:i/>
+          <w:iCs/>
+        </w:rPr>
+        <w:t>know in advance</w:t>
+      </w:r>
+      <w:r>
+        <w:t> what the program should do for a given set of input. Then, you run the program with that input data and compare the output of the program with what you expect. If there is a discrepancy between the actual output and the expected output, you can conclude that there is either 1) a semantic error or 2) an error in your expected results.</w:t>
+      </w:r>
+    </w:p>
+    <w:p>
+      <w:r>
+        <w:t>Once you’ve determined that you have a semantic error, locating it can be tricky because you must work backward by looking at the output of the program and trying to figure out what it is doing.</w:t>
+      </w:r>
+    </w:p>
+    <w:p>
+      <w:r>
+        <w:t>3.7.1. Test Cases</w:t>
+      </w:r>
+    </w:p>
+    <w:p>
+      <w:r>
+        <w:t>To detect a semantic error in your program, you need the help of something called a test case.</w:t>
+      </w:r>
+    </w:p>
+    <w:p>
+      <w:pPr>
+        <w:rPr>
+          <w:b/>
+          <w:bCs/>
+        </w:rPr>
+      </w:pPr>
+      <w:r>
+        <w:rPr>
+          <w:b/>
+          <w:bCs/>
+        </w:rPr>
+        <w:t>Test Case</w:t>
+      </w:r>
+    </w:p>
+    <w:p>
+      <w:r>
+        <w:t>A </w:t>
+      </w:r>
+      <w:r>
+        <w:rPr>
+          <w:b/>
+          <w:bCs/>
+        </w:rPr>
+        <w:t>test case</w:t>
+      </w:r>
+      <w:r>
+        <w:t> is a set of input values for the program, together with the output that you expect the program should produce when it is run with those particular inputs.</w:t>
+      </w:r>
+    </w:p>
+    <w:p>
+      <w:r>
+        <w:t>Here is an example of a test case for the program above:</w:t>
+      </w:r>
+    </w:p>
+    <w:p>
+      <w:pPr>
+        <w:spacing w:after="0"/>
+      </w:pPr>
+      <w:r>
+        <w:t>Test Case</w:t>
+      </w:r>
+    </w:p>
+    <w:p>
+      <w:pPr>
+        <w:spacing w:after="0"/>
+      </w:pPr>
+      <w:r>
+        <w:t>---------</w:t>
+      </w:r>
+    </w:p>
+    <w:p>
+      <w:pPr>
+        <w:spacing w:after="0"/>
+      </w:pPr>
+      <w:r>
+        <w:t>Input: 2, 3</w:t>
+      </w:r>
+    </w:p>
+    <w:p>
+      <w:pPr>
+        <w:spacing w:after="0"/>
+      </w:pPr>
+      <w:r>
+        <w:t>Expected Output: 5</w:t>
+      </w:r>
+    </w:p>
+    <w:p>
+      <w:r>
+        <w:br w:type="page"/>
+      </w:r>
+    </w:p>
+    <w:p>
+      <w:r>
+        <w:lastRenderedPageBreak/>
+        <w:t>If you give this test case to someone and ask them to test the program, they can type in the inputs, observe the output, check it against the expected output, and determine whether a semantic error exists based on whether the actual output matches the expected output or not. The tester doesn’t even have to know what the program is supposed to do. For this reason, software companies often have separate quality assurance departments whose responsibility is to check that the programs written by the programmers perform as expected. The testers don’t have to be programmers; they just have to be able to operate the program and compare its results with the test cases they’re given.</w:t>
+      </w:r>
+    </w:p>
+    <w:p>
+      <w:r>
+        <w:t>In this case, the program is so simple that we don’t need to write down a test case at all; we can compute the expected output in our heads with very little effort. More complicated programs require effort to create the test case (since you shouldn’t use the program to compute the expected output; you have to do it with a calculator or by hand), but the effort pays off when the test case helps you to identify a semantic error that you didn’t know existed.</w:t>
+      </w:r>
+    </w:p>
+    <w:p>
+      <w:r>
+        <w:t>Semantic errors are the most dangerous of the three types of errors, because in some cases they are not noticed by either the programmers or the users who use the program. Syntax errors cannot go undetected (the program won’t run at all if they exist), and runtime errors are usually also obvious and typically detected by developers before a program is released for use (although it is possible for a runtime error to occur for some inputs and not for others, so these can sometimes remain undetected for a while). However, programs often go for years with undetected semantic errors; no one realizes that the program has been producing incorrect results. They just assume that because the results seem reasonable, they are correct. Sometimes, these errors are relatively harmless. But if they involve financial transactions or medical equipment, the results can be harmful or even deadly. For this reason, creating test cases is an important part of the work that programmers perform in order to help them produce programs that work correctly.</w:t>
+      </w:r>
+    </w:p>
+    <w:p>
+      <w:r>
+        <w:br w:type="page"/>
+      </w:r>
+    </w:p>
+    <w:p>
+      <w:r>
+        <w:lastRenderedPageBreak/>
+        <w:t>3.8. </w:t>
+      </w:r>
+      <w:r>
+        <w:rPr>
+          <w:rFonts w:ascii="Segoe UI Emoji" w:hAnsi="Segoe UI Emoji" w:cs="Segoe UI Emoji"/>
+        </w:rPr>
+        <w:t>👩</w:t>
+      </w:r>
+      <w:r>
+        <w:t>‍</w:t>
+      </w:r>
+      <w:r>
+        <w:rPr>
+          <w:rFonts w:ascii="Segoe UI Emoji" w:hAnsi="Segoe UI Emoji" w:cs="Segoe UI Emoji"/>
+        </w:rPr>
+        <w:t>💻</w:t>
+      </w:r>
+      <w:r>
+        <w:t xml:space="preserve"> Know Your Error Messages</w:t>
+      </w:r>
+    </w:p>
+    <w:p>
+      <w:r>
+        <w:t xml:space="preserve">Many problems in your program will lead to an error message. For </w:t>
+      </w:r>
+      <w:proofErr w:type="gramStart"/>
+      <w:r>
+        <w:t>example</w:t>
+      </w:r>
+      <w:proofErr w:type="gramEnd"/>
+      <w:r>
+        <w:t xml:space="preserve"> as I was writing and testing this chapter of the book I wrote the following version of the example program in the previous section.</w:t>
+      </w:r>
+    </w:p>
+    <w:p>
+      <w:pPr>
+        <w:spacing w:after="0"/>
+      </w:pPr>
+      <w:proofErr w:type="spellStart"/>
+      <w:r>
+        <w:t>current_time_str</w:t>
+      </w:r>
+      <w:proofErr w:type="spellEnd"/>
+      <w:r>
+        <w:t xml:space="preserve"> = </w:t>
+      </w:r>
+      <w:proofErr w:type="gramStart"/>
+      <w:r>
+        <w:t>input(</w:t>
+      </w:r>
+      <w:proofErr w:type="gramEnd"/>
+      <w:r>
+        <w:t>"What is the current time (in hours 0-23)?")</w:t>
+      </w:r>
+    </w:p>
+    <w:p>
+      <w:pPr>
+        <w:spacing w:after="0"/>
+      </w:pPr>
+      <w:proofErr w:type="spellStart"/>
+      <w:r>
+        <w:t>wait_time_str</w:t>
+      </w:r>
+      <w:proofErr w:type="spellEnd"/>
+      <w:r>
+        <w:t xml:space="preserve"> = </w:t>
+      </w:r>
+      <w:proofErr w:type="gramStart"/>
+      <w:r>
+        <w:t>input(</w:t>
+      </w:r>
+      <w:proofErr w:type="gramEnd"/>
+      <w:r>
+        <w:t>"How many hours do you want to wait")</w:t>
+      </w:r>
+    </w:p>
+    <w:p>
+      <w:pPr>
+        <w:spacing w:after="0"/>
+      </w:pPr>
+      <w:proofErr w:type="spellStart"/>
+      <w:r>
+        <w:t>current_time_int</w:t>
+      </w:r>
+      <w:proofErr w:type="spellEnd"/>
+      <w:r>
+        <w:t xml:space="preserve"> = int(</w:t>
+      </w:r>
+      <w:proofErr w:type="spellStart"/>
+      <w:r>
+        <w:t>current_time_str</w:t>
+      </w:r>
+      <w:proofErr w:type="spellEnd"/>
+      <w:r>
+        <w:t>)</w:t>
+      </w:r>
+    </w:p>
+    <w:p>
+      <w:pPr>
+        <w:spacing w:after="0"/>
+      </w:pPr>
+      <w:proofErr w:type="spellStart"/>
+      <w:r>
+        <w:t>wait_time_int</w:t>
+      </w:r>
+      <w:proofErr w:type="spellEnd"/>
+      <w:r>
+        <w:t xml:space="preserve"> = int(</w:t>
+      </w:r>
+      <w:proofErr w:type="spellStart"/>
+      <w:r>
+        <w:t>wait_time_int</w:t>
+      </w:r>
+      <w:proofErr w:type="spellEnd"/>
+      <w:r>
+        <w:t>)</w:t>
+      </w:r>
+    </w:p>
+    <w:p>
+      <w:pPr>
+        <w:spacing w:after="0"/>
+      </w:pPr>
+      <w:proofErr w:type="spellStart"/>
+      <w:r>
+        <w:t>final_time_int</w:t>
+      </w:r>
+      <w:proofErr w:type="spellEnd"/>
+      <w:r>
+        <w:t xml:space="preserve"> = </w:t>
+      </w:r>
+      <w:proofErr w:type="spellStart"/>
+      <w:r>
+        <w:t>current_time_int</w:t>
+      </w:r>
+      <w:proofErr w:type="spellEnd"/>
+      <w:r>
+        <w:t xml:space="preserve"> + </w:t>
+      </w:r>
+      <w:proofErr w:type="spellStart"/>
+      <w:r>
+        <w:t>wait_time_int</w:t>
+      </w:r>
+      <w:proofErr w:type="spellEnd"/>
+    </w:p>
+    <w:p>
+      <w:r>
+        <w:t>print(</w:t>
+      </w:r>
+      <w:proofErr w:type="spellStart"/>
+      <w:r>
+        <w:t>final_time_int</w:t>
+      </w:r>
+      <w:proofErr w:type="spellEnd"/>
+      <w:r>
+        <w:t>)</w:t>
+      </w:r>
+    </w:p>
+    <w:p>
+      <w:r>
+        <w:t>Can you see what is wrong, just by looking at the code? Maybe, maybe not. Our brain tends to see what we think is there, so sometimes it is very hard to find the problem just by looking at the code. Especially when it is our own code and we are sure that we have done everything right!</w:t>
+      </w:r>
+    </w:p>
+    <w:p>
+      <w:r>
+        <w:t>Aha! Now we have an error message that might be useful. The name error tells us that </w:t>
+      </w:r>
+      <w:proofErr w:type="spellStart"/>
+      <w:r>
+        <w:t>wait_time_int</w:t>
+      </w:r>
+      <w:proofErr w:type="spellEnd"/>
+      <w:r>
+        <w:t> is not defined. It also tells us that the error is on line 5. That’s </w:t>
+      </w:r>
+      <w:r>
+        <w:rPr>
+          <w:b/>
+          <w:bCs/>
+        </w:rPr>
+        <w:t>really</w:t>
+      </w:r>
+      <w:r>
+        <w:t> useful information. Now look at line five and you will see that </w:t>
+      </w:r>
+      <w:proofErr w:type="spellStart"/>
+      <w:r>
+        <w:t>wait_time_int</w:t>
+      </w:r>
+      <w:proofErr w:type="spellEnd"/>
+      <w:r>
+        <w:t xml:space="preserve"> is used on both the left and the </w:t>
+      </w:r>
+      <w:proofErr w:type="gramStart"/>
+      <w:r>
+        <w:t>right hand</w:t>
+      </w:r>
+      <w:proofErr w:type="gramEnd"/>
+      <w:r>
+        <w:t xml:space="preserve"> side of the assignment statement.</w:t>
+      </w:r>
+    </w:p>
+    <w:p>
+      <w:pPr>
+        <w:spacing w:after="0"/>
+        <w:rPr>
+          <w:b/>
+          <w:bCs/>
+        </w:rPr>
+      </w:pPr>
+      <w:r>
+        <w:rPr>
+          <w:b/>
+          <w:bCs/>
+        </w:rPr>
+        <w:t>Note</w:t>
+      </w:r>
+    </w:p>
+    <w:p>
+      <w:r>
+        <w:t xml:space="preserve">The error descriptions you see in </w:t>
+      </w:r>
+      <w:proofErr w:type="spellStart"/>
+      <w:r>
+        <w:t>activecode</w:t>
+      </w:r>
+      <w:proofErr w:type="spellEnd"/>
+      <w:r>
+        <w:t xml:space="preserve"> may be different (and more understandable!) than in a regular Python interpreter. The interpreter in </w:t>
+      </w:r>
+      <w:proofErr w:type="spellStart"/>
+      <w:r>
+        <w:t>activecode</w:t>
+      </w:r>
+      <w:proofErr w:type="spellEnd"/>
+      <w:r>
+        <w:t xml:space="preserve"> is limited in many ways, but it is intended for beginners, including the wording chosen to describe errors.</w:t>
+      </w:r>
+    </w:p>
+    <w:p>
+      <w:r>
+        <w:t>In writing and using this book over the last few years we have collected a lot of statistics about the programs in this book. Here are some statistics about error messages for the exercises in this book.</w:t>
+      </w:r>
+    </w:p>
+    <w:p>
+      <w:r>
+        <w:rPr>
+          <w:noProof/>
+        </w:rPr>
+        <w:drawing>
+          <wp:inline distT="0" distB="0" distL="0" distR="0" wp14:anchorId="49D56800" wp14:editId="576C5048">
+            <wp:extent cx="4981575" cy="3228975"/>
+            <wp:effectExtent l="0" t="0" r="9525" b="9525"/>
+            <wp:docPr id="1226282956" name="Picture 2">
+              <a:hlinkClick xmlns:a="http://schemas.openxmlformats.org/drawingml/2006/main" r:id="rId10"/>
+            </wp:docPr>
+            <wp:cNvGraphicFramePr>
+              <a:graphicFrameLocks xmlns:a="http://schemas.openxmlformats.org/drawingml/2006/main" noChangeAspect="1"/>
+            </wp:cNvGraphicFramePr>
+            <a:graphic xmlns:a="http://schemas.openxmlformats.org/drawingml/2006/main">
+              <a:graphicData uri="http://schemas.openxmlformats.org/drawingml/2006/picture">
+                <pic:pic xmlns:pic="http://schemas.openxmlformats.org/drawingml/2006/picture">
+                  <pic:nvPicPr>
+                    <pic:cNvPr id="0" name="Picture 6">
+                      <a:hlinkClick r:id="rId10"/>
+                    </pic:cNvPr>
+                    <pic:cNvPicPr>
+                      <a:picLocks noChangeAspect="1" noChangeArrowheads="1"/>
+                    </pic:cNvPicPr>
+                  </pic:nvPicPr>
+                  <pic:blipFill>
+                    <a:blip r:embed="rId11">
+                      <a:extLst>
+                        <a:ext uri="{28A0092B-C50C-407E-A947-70E740481C1C}">
+                          <a14:useLocalDpi xmlns:a14="http://schemas.microsoft.com/office/drawing/2010/main" val="0"/>
+                        </a:ext>
+                      </a:extLst>
+                    </a:blip>
+                    <a:srcRect/>
+                    <a:stretch>
+                      <a:fillRect/>
+                    </a:stretch>
+                  </pic:blipFill>
+                  <pic:spPr bwMode="auto">
+                    <a:xfrm>
+                      <a:off x="0" y="0"/>
+                      <a:ext cx="4981575" cy="3228975"/>
+                    </a:xfrm>
+                    <a:prstGeom prst="rect">
+                      <a:avLst/>
+                    </a:prstGeom>
+                    <a:noFill/>
+                    <a:ln>
+                      <a:noFill/>
+                    </a:ln>
+                  </pic:spPr>
+                </pic:pic>
+              </a:graphicData>
+            </a:graphic>
+          </wp:inline>
+        </w:drawing>
+      </w:r>
+    </w:p>
+    <w:p>
+      <w:r>
+        <w:br w:type="page"/>
+      </w:r>
+    </w:p>
+    <w:p>
+      <w:pPr>
+        <w:spacing w:after="0"/>
+      </w:pPr>
+      <w:r>
+        <w:lastRenderedPageBreak/>
+        <w:t xml:space="preserve">Most of the error messages encountered are </w:t>
+      </w:r>
+      <w:proofErr w:type="spellStart"/>
+      <w:r>
+        <w:t>SyntaxError</w:t>
+      </w:r>
+      <w:proofErr w:type="spellEnd"/>
+      <w:r>
+        <w:t xml:space="preserve">, </w:t>
+      </w:r>
+      <w:proofErr w:type="spellStart"/>
+      <w:r>
+        <w:t>TypeError</w:t>
+      </w:r>
+      <w:proofErr w:type="spellEnd"/>
+      <w:r>
+        <w:t xml:space="preserve">, </w:t>
+      </w:r>
+      <w:proofErr w:type="spellStart"/>
+      <w:r>
+        <w:t>NameError</w:t>
+      </w:r>
+      <w:proofErr w:type="spellEnd"/>
+      <w:r>
+        <w:t xml:space="preserve">, or </w:t>
+      </w:r>
+      <w:proofErr w:type="spellStart"/>
+      <w:r>
+        <w:t>ValueError</w:t>
+      </w:r>
+      <w:proofErr w:type="spellEnd"/>
+      <w:r>
+        <w:t>. We will look at these errors in three stages:</w:t>
+      </w:r>
+    </w:p>
+    <w:p>
+      <w:pPr>
+        <w:numPr>
+          <w:ilvl w:val="0"/>
+          <w:numId w:val="19"/>
+        </w:numPr>
+        <w:spacing w:after="0"/>
+      </w:pPr>
+      <w:proofErr w:type="gramStart"/>
+      <w:r>
+        <w:t>First</w:t>
+      </w:r>
+      <w:proofErr w:type="gramEnd"/>
+      <w:r>
+        <w:t xml:space="preserve"> we will define what these four error messages mean.</w:t>
+      </w:r>
+    </w:p>
+    <w:p>
+      <w:pPr>
+        <w:numPr>
+          <w:ilvl w:val="0"/>
+          <w:numId w:val="19"/>
+        </w:numPr>
+        <w:spacing w:after="0"/>
+      </w:pPr>
+      <w:r>
+        <w:t>Then, we will look at some examples that cause these errors to occur.</w:t>
+      </w:r>
+    </w:p>
+    <w:p>
+      <w:pPr>
+        <w:numPr>
+          <w:ilvl w:val="0"/>
+          <w:numId w:val="19"/>
+        </w:numPr>
+      </w:pPr>
+      <w:proofErr w:type="gramStart"/>
+      <w:r>
+        <w:t>Finally</w:t>
+      </w:r>
+      <w:proofErr w:type="gramEnd"/>
+      <w:r>
+        <w:t xml:space="preserve"> we will look at ways to help uncover the root cause of these messages.</w:t>
+      </w:r>
+    </w:p>
+    <w:p>
+      <w:pPr>
+        <w:spacing w:after="60"/>
+      </w:pPr>
+      <w:r>
+        <w:t>3.8.1. </w:t>
+      </w:r>
+      <w:proofErr w:type="spellStart"/>
+      <w:r>
+        <w:t>SyntaxError</w:t>
+      </w:r>
+      <w:proofErr w:type="spellEnd"/>
+    </w:p>
+    <w:p>
+      <w:pPr>
+        <w:spacing w:after="60"/>
+      </w:pPr>
+      <w:r>
+        <w:t xml:space="preserve">Syntax errors happen when you make an error in the syntax of your program. Syntax errors are like making grammatical errors in writing. If you don’t use periods and commas in your writing then you are making it hard for other readers to figure out what you are trying to say. </w:t>
+      </w:r>
+      <w:proofErr w:type="gramStart"/>
+      <w:r>
+        <w:t>Similarly</w:t>
+      </w:r>
+      <w:proofErr w:type="gramEnd"/>
+      <w:r>
+        <w:t xml:space="preserve"> Python has certain grammatical rules that must be followed or else Python can’t figure out what you are trying to say.</w:t>
+      </w:r>
+    </w:p>
+    <w:p>
+      <w:pPr>
+        <w:spacing w:after="60"/>
+      </w:pPr>
+      <w:proofErr w:type="gramStart"/>
+      <w:r>
+        <w:t>Usually</w:t>
+      </w:r>
+      <w:proofErr w:type="gramEnd"/>
+      <w:r>
+        <w:t xml:space="preserve"> </w:t>
+      </w:r>
+      <w:proofErr w:type="spellStart"/>
+      <w:r>
+        <w:t>SyntaxErrors</w:t>
+      </w:r>
+      <w:proofErr w:type="spellEnd"/>
+      <w:r>
+        <w:t xml:space="preserve"> can be traced back to missing punctuation characters, such as parentheses, quotation marks, or commas. Remember that in Python commas are used to separate parameters to functions. </w:t>
+      </w:r>
+      <w:proofErr w:type="spellStart"/>
+      <w:r>
+        <w:t>Paretheses</w:t>
+      </w:r>
+      <w:proofErr w:type="spellEnd"/>
+      <w:r>
+        <w:t xml:space="preserve"> must be balanced, or else Python thinks that you are trying to include everything that follows as a parameter to some function.</w:t>
+      </w:r>
+    </w:p>
+    <w:p>
+      <w:pPr>
+        <w:spacing w:after="60"/>
+      </w:pPr>
+      <w:r>
+        <w:rPr>
+          <w:b/>
+          <w:bCs/>
+        </w:rPr>
+        <w:t>Finding Clues</w:t>
+      </w:r>
+      <w:r>
+        <w:t> How can you help yourself find these problems? One trick that can be very valuable in this situation is to simply start by commenting out the line number that is flagged as having the error. If you comment out line four, the error message now changes to point to line 5. Now you ask yourself, am I really that bad that I have two lines in a row that have errors on them? Maybe, so taken to the extreme, you could comment out all of the remaining lines in the program. Now the error message changes to </w:t>
+      </w:r>
+      <w:proofErr w:type="spellStart"/>
+      <w:r>
+        <w:t>TokenError</w:t>
+      </w:r>
+      <w:proofErr w:type="spellEnd"/>
+      <w:r>
+        <w:t>: EOF in multi-line statement This is a very technical way of saying that Python got to the end of file (EOF) while it was still looking for something. In this case a right parenthesis.</w:t>
+      </w:r>
+    </w:p>
+    <w:p>
+      <w:pPr>
+        <w:spacing w:after="60"/>
+      </w:pPr>
+      <w:r>
+        <w:t xml:space="preserve">The error message points you to line 1 and in this case that is exactly where the error occurs. In this case your biggest clue is to notice the difference in highlighting on the line. Notice that the words “current time” are a different color than those around them. Why is this? Because “current time” is in double quotes inside another pair of double quotes Python thinks that you are finishing off one string, then you have some other names and finally another string. But you haven’t separated these names or strings by commas, and you haven’t added them together with the concatenation operator (+). So, there are several corrections you could make. </w:t>
+      </w:r>
+      <w:proofErr w:type="gramStart"/>
+      <w:r>
+        <w:t>First</w:t>
+      </w:r>
+      <w:proofErr w:type="gramEnd"/>
+      <w:r>
+        <w:t xml:space="preserve"> you could make the argument to input be as follows: "What is the 'current time' (in hours 0-23) " Notice that here we have correctly used single quotes inside double </w:t>
+      </w:r>
+      <w:proofErr w:type="gramStart"/>
+      <w:r>
+        <w:t>quotes .</w:t>
+      </w:r>
+      <w:proofErr w:type="gramEnd"/>
+      <w:r>
+        <w:t xml:space="preserve"> Another option is to simply remove the extra double quotes. Why were you quoting “current time” anyway? "What is the current time (in hours 0-23)"</w:t>
+      </w:r>
+    </w:p>
+    <w:p>
+      <w:pPr>
+        <w:spacing w:after="60"/>
+      </w:pPr>
+      <w:r>
+        <w:rPr>
+          <w:b/>
+          <w:bCs/>
+        </w:rPr>
+        <w:t>Finding Clues</w:t>
+      </w:r>
+      <w:r>
+        <w:t> If you follow the same advice as for the last problem, comment out line one, you will immediately get a different error message. Here’s where you need to be very careful and not panic. The error message you get now is: </w:t>
+      </w:r>
+      <w:proofErr w:type="spellStart"/>
+      <w:r>
+        <w:t>NameError</w:t>
+      </w:r>
+      <w:proofErr w:type="spellEnd"/>
+      <w:r>
+        <w:t>: name '</w:t>
+      </w:r>
+      <w:proofErr w:type="spellStart"/>
+      <w:r>
+        <w:t>current_time_str</w:t>
+      </w:r>
+      <w:proofErr w:type="spellEnd"/>
+      <w:r>
+        <w:t>' is not defined on line 4. You might be very tempted to think that this is somehow related to the earlier problem and immediately conclude that there is something wrong with the variable name </w:t>
+      </w:r>
+      <w:proofErr w:type="spellStart"/>
+      <w:r>
+        <w:t>current_time_str</w:t>
+      </w:r>
+      <w:proofErr w:type="spellEnd"/>
+      <w:r>
+        <w:t xml:space="preserve"> but if you reflect for a </w:t>
+      </w:r>
+      <w:proofErr w:type="gramStart"/>
+      <w:r>
+        <w:t>minute</w:t>
+      </w:r>
+      <w:proofErr w:type="gramEnd"/>
+      <w:r>
+        <w:t xml:space="preserve"> you will see that by commenting out line one you have caused a new and unrelated error. That </w:t>
+      </w:r>
+      <w:proofErr w:type="gramStart"/>
+      <w:r>
+        <w:t>is</w:t>
+      </w:r>
+      <w:proofErr w:type="gramEnd"/>
+      <w:r>
+        <w:t xml:space="preserve"> you have commented out the creation of the name </w:t>
+      </w:r>
+      <w:proofErr w:type="spellStart"/>
+      <w:r>
+        <w:t>current_time_str</w:t>
+      </w:r>
+      <w:proofErr w:type="spellEnd"/>
+      <w:r>
+        <w:t xml:space="preserve">. So </w:t>
+      </w:r>
+      <w:proofErr w:type="gramStart"/>
+      <w:r>
+        <w:t>of course</w:t>
+      </w:r>
+      <w:proofErr w:type="gramEnd"/>
+      <w:r>
+        <w:t xml:space="preserve"> when you want to convert it to an int you will get the </w:t>
+      </w:r>
+      <w:proofErr w:type="spellStart"/>
+      <w:r>
+        <w:t>NameError</w:t>
+      </w:r>
+      <w:proofErr w:type="spellEnd"/>
+      <w:r>
+        <w:t>. Yes, this can be confusing, but it will become much easier with experience. It’s also important to keep calm, and evaluate each new clue carefully so you don’t waste time chasing problems that are not really there.</w:t>
+      </w:r>
+    </w:p>
+    <w:p>
+      <w:r>
+        <w:lastRenderedPageBreak/>
+        <w:t xml:space="preserve">Uncomment line 1 and you are back to the </w:t>
+      </w:r>
+      <w:proofErr w:type="spellStart"/>
+      <w:r>
+        <w:t>SyntaxError</w:t>
+      </w:r>
+      <w:proofErr w:type="spellEnd"/>
+      <w:r>
+        <w:t>. Another track is to eliminate a possible source of error. Rather than commenting out the entire line you might just try to assign </w:t>
+      </w:r>
+      <w:proofErr w:type="spellStart"/>
+      <w:r>
+        <w:t>current_time_str</w:t>
+      </w:r>
+      <w:proofErr w:type="spellEnd"/>
+      <w:r>
+        <w:t xml:space="preserve"> to a constant value. For </w:t>
+      </w:r>
+      <w:proofErr w:type="gramStart"/>
+      <w:r>
+        <w:t>example</w:t>
+      </w:r>
+      <w:proofErr w:type="gramEnd"/>
+      <w:r>
+        <w:t xml:space="preserve"> you might make line one look like this: current_time_str = "10</w:t>
+      </w:r>
+      <w:proofErr w:type="gramStart"/>
+      <w:r>
+        <w:t>"  #input(</w:t>
+      </w:r>
+      <w:proofErr w:type="gramEnd"/>
+      <w:r>
+        <w:t>"What is the "current time" (in hours 0-23)?"). Now you have assigned </w:t>
+      </w:r>
+      <w:proofErr w:type="spellStart"/>
+      <w:r>
+        <w:t>current_time_str</w:t>
+      </w:r>
+      <w:proofErr w:type="spellEnd"/>
+      <w:r>
+        <w:t xml:space="preserve"> to the string 10, and commented out the input statement. And now the program works! </w:t>
+      </w:r>
+      <w:proofErr w:type="gramStart"/>
+      <w:r>
+        <w:t>So</w:t>
+      </w:r>
+      <w:proofErr w:type="gramEnd"/>
+      <w:r>
+        <w:t xml:space="preserve"> you conclude that the problem must have something to do with the input function.</w:t>
+      </w:r>
+    </w:p>
+    <w:p>
+      <w:r>
+        <w:t>3.8.2. </w:t>
+      </w:r>
+      <w:proofErr w:type="spellStart"/>
+      <w:r>
+        <w:t>TypeError</w:t>
+      </w:r>
+      <w:proofErr w:type="spellEnd"/>
+    </w:p>
+    <w:p>
+      <w:proofErr w:type="spellStart"/>
+      <w:r>
+        <w:t>TypeErrors</w:t>
+      </w:r>
+      <w:proofErr w:type="spellEnd"/>
+      <w:r>
+        <w:t xml:space="preserve"> occur when you try to combine two objects that are not compatible. For </w:t>
+      </w:r>
+      <w:proofErr w:type="gramStart"/>
+      <w:r>
+        <w:t>example</w:t>
+      </w:r>
+      <w:proofErr w:type="gramEnd"/>
+      <w:r>
+        <w:t xml:space="preserve"> you try to add together an integer and a string. Usually type errors can be isolated to lines that are using mathematical operators, and usually the line number given by the error message is an accurate indication of the line.</w:t>
+      </w:r>
+    </w:p>
+    <w:p>
+      <w:r>
+        <w:rPr>
+          <w:b/>
+          <w:bCs/>
+        </w:rPr>
+        <w:t>Finding Clues</w:t>
+      </w:r>
+      <w:r>
+        <w:t> One thing that can help you in this situation is to print out the values and the types of the variables involved in the statement that is causing the error. You might try adding a print statement after line 4 </w:t>
+      </w:r>
+      <w:proofErr w:type="gramStart"/>
+      <w:r>
+        <w:t>print(</w:t>
+      </w:r>
+      <w:proofErr w:type="gramEnd"/>
+      <w:r>
+        <w:t xml:space="preserve">x, type(x)) You will see that at least we have confirmed that x is of type string. Now you need to start to work backward through the program. You need to ask yourself, where is x used in the program? x is used on lines 2, 3, and of course 5 and 6 (where we are getting an error). So maybe you move the print statement to be after line 2 and again after 3. Line 3 is where you expect the value of x to be changed to an integer. Could line 4 be mysteriously changing x back to a string? Not very likely. </w:t>
+      </w:r>
+      <w:proofErr w:type="gramStart"/>
+      <w:r>
+        <w:t>So</w:t>
+      </w:r>
+      <w:proofErr w:type="gramEnd"/>
+      <w:r>
+        <w:t xml:space="preserve"> the value and type of x is just what you would expect it to be after line 2, but not after line 3. This helps you isolate the problem to line 3. In </w:t>
+      </w:r>
+      <w:proofErr w:type="gramStart"/>
+      <w:r>
+        <w:t>fact</w:t>
+      </w:r>
+      <w:proofErr w:type="gramEnd"/>
+      <w:r>
+        <w:t xml:space="preserve"> if you employ one of our earlier techniques of commenting out line 3 you will see that this has no impact on the error, and is a big clue that line 3 as it is currently written is useless.</w:t>
+      </w:r>
+    </w:p>
+    <w:p>
+      <w:r>
+        <w:t>3.8.3. </w:t>
+      </w:r>
+      <w:proofErr w:type="spellStart"/>
+      <w:r>
+        <w:t>NameError</w:t>
+      </w:r>
+      <w:proofErr w:type="spellEnd"/>
+    </w:p>
+    <w:p>
+      <w:r>
+        <w:t xml:space="preserve">Name errors almost always mean that you have used a variable before it has a value. Often </w:t>
+      </w:r>
+      <w:proofErr w:type="spellStart"/>
+      <w:r>
+        <w:t>NameErrors</w:t>
+      </w:r>
+      <w:proofErr w:type="spellEnd"/>
+      <w:r>
+        <w:t xml:space="preserve"> are simply caused by typos in your code. They can be hard to spot if you don’t have a good eye for catching spelling mistakes. Other times you may simply mis-remember the name of a variable or even a function you want to call. You have seen one example of a </w:t>
+      </w:r>
+      <w:proofErr w:type="spellStart"/>
+      <w:r>
+        <w:t>NameError</w:t>
+      </w:r>
+      <w:proofErr w:type="spellEnd"/>
+      <w:r>
+        <w:t xml:space="preserve"> at the beginning of this section.</w:t>
+      </w:r>
+    </w:p>
+    <w:p>
+      <w:r>
+        <w:rPr>
+          <w:b/>
+          <w:bCs/>
+        </w:rPr>
+        <w:t>Finding Clues</w:t>
+      </w:r>
+      <w:r>
+        <w:t> With name errors one of the best things you can do is use the editor, or browser search function. Quite often if you search for the exact word in the error message one of two things will happen:</w:t>
+      </w:r>
+    </w:p>
+    <w:p>
+      <w:r>
+        <w:t xml:space="preserve">1. The word you are searching for will appear only once in your code, it’s also likely that it will be on the </w:t>
+      </w:r>
+      <w:proofErr w:type="gramStart"/>
+      <w:r>
+        <w:t>right hand</w:t>
+      </w:r>
+      <w:proofErr w:type="gramEnd"/>
+      <w:r>
+        <w:t xml:space="preserve"> side of an assignment statement, or as a parameter to a function. That should confirm for you that you have a typo somewhere. If the name in question </w:t>
+      </w:r>
+      <w:r>
+        <w:rPr>
+          <w:b/>
+          <w:bCs/>
+        </w:rPr>
+        <w:t>is</w:t>
+      </w:r>
+      <w:r>
+        <w:t xml:space="preserve"> what you thought it should be then you probably have a typo on the </w:t>
+      </w:r>
+      <w:proofErr w:type="gramStart"/>
+      <w:r>
+        <w:t>left hand</w:t>
+      </w:r>
+      <w:proofErr w:type="gramEnd"/>
+      <w:r>
+        <w:t xml:space="preserve"> side of an assignment statement on a line before your error message occurs. Start looking backward at your assignment statements. In some </w:t>
+      </w:r>
+      <w:proofErr w:type="gramStart"/>
+      <w:r>
+        <w:t>cases</w:t>
+      </w:r>
+      <w:proofErr w:type="gramEnd"/>
+      <w:r>
+        <w:t xml:space="preserve"> it’s really nice to leave all the highlighted strings from the search function visible as they will help you very quickly find a line where you might have expected your variable to be highlighted.</w:t>
+      </w:r>
+    </w:p>
+    <w:p>
+      <w:r>
+        <w:t>2. The second thing that may happen is that you will be looking directly at a line where you expected the search to find the string in question, but it will not be highlighted. Most often that will be the typo right there.</w:t>
+      </w:r>
+    </w:p>
+    <w:p>
+      <w:r>
+        <w:br w:type="page"/>
+      </w:r>
+    </w:p>
+    <w:p>
+      <w:r>
+        <w:lastRenderedPageBreak/>
+        <w:t>3.8.4. </w:t>
+      </w:r>
+      <w:proofErr w:type="spellStart"/>
+      <w:r>
+        <w:t>ValueError</w:t>
+      </w:r>
+      <w:proofErr w:type="spellEnd"/>
+    </w:p>
+    <w:p>
+      <w:r>
+        <w:t xml:space="preserve">Value errors occur when you pass a parameter to a function and the function is expecting a </w:t>
+      </w:r>
+      <w:proofErr w:type="gramStart"/>
+      <w:r>
+        <w:t>certain limitations</w:t>
+      </w:r>
+      <w:proofErr w:type="gramEnd"/>
+      <w:r>
+        <w:t xml:space="preserve"> on the values, and the value passed is not compatible. We can illustrate that with this particular program in two different ways.</w:t>
+      </w:r>
+    </w:p>
+    <w:p>
+      <w:r>
+        <w:t>Run the program but instead of typing in anything to the dialog box just click OK. You should see the following error message: ValueError: invalid literal for </w:t>
+      </w:r>
+      <w:proofErr w:type="gramStart"/>
+      <w:r>
+        <w:t>int(</w:t>
+      </w:r>
+      <w:proofErr w:type="gramEnd"/>
+      <w:r>
+        <w:t>) with base 10: '' on line: 4 This error is not because you have made a mistake in your program. Although sometimes we do want to check the user input to make sure its valid, but we don’t have all the tools we need for that yet. The error happens because the user did not give us something we can convert to an integer, instead we gave it an empty string. Try running the program again. Now this time enter “ten” instead of the number 10. You will get a similar error message.</w:t>
+      </w:r>
+    </w:p>
+    <w:p>
+      <w:proofErr w:type="spellStart"/>
+      <w:r>
+        <w:t>ValueErrors</w:t>
+      </w:r>
+      <w:proofErr w:type="spellEnd"/>
+      <w:r>
+        <w:t xml:space="preserve"> are not always caused by user input error, but in this program that is the case. We’ll look again at </w:t>
+      </w:r>
+      <w:proofErr w:type="spellStart"/>
+      <w:r>
+        <w:t>ValueErrors</w:t>
+      </w:r>
+      <w:proofErr w:type="spellEnd"/>
+      <w:r>
+        <w:t xml:space="preserve"> again when we get to more complicated programs. For </w:t>
+      </w:r>
+      <w:proofErr w:type="gramStart"/>
+      <w:r>
+        <w:t>now</w:t>
+      </w:r>
+      <w:proofErr w:type="gramEnd"/>
+      <w:r>
+        <w:t xml:space="preserve"> it is worth repeating that you need to keep track of the restrictions needed for your variables, and understand what your function is expecting. You can do this by writing comments in your code, or by naming your variables in a way that reminds you of their proper form.</w:t>
+      </w:r>
+    </w:p>
+    <w:p/>
     <w:sectPr>
       <w:pgSz w:w="12240" w:h="15840"/>
       <w:pgMar w:top="1080" w:right="360" w:bottom="360" w:left="1080" w:header="706" w:footer="706" w:gutter="0"/>
@@ -2232,8 +3923,121 @@
 </file>
 
 <file path=word/numbering.xml><?xml version="1.0" encoding="utf-8"?>
-<w:numbering xmlns:wpc="http://schemas.microsoft.com/office/word/2010/wordprocessingCanvas" xmlns:cx="http://schemas.microsoft.com/office/drawing/2014/chartex" xmlns:cx1="http://schemas.microsoft.com/office/drawing/2015/9/8/chartex" xmlns:cx2="http://schemas.microsoft.com/office/drawing/2015/10/21/chartex" xmlns:cx3="http://schemas.microsoft.com/office/drawing/2016/5/9/chartex" xmlns:cx4="http://schemas.microsoft.com/office/drawing/2016/5/10/chartex" xmlns:cx5="http://schemas.microsoft.com/office/drawing/2016/5/11/chartex" xmlns:cx6="http://schemas.microsoft.com/office/drawing/2016/5/12/chartex" xmlns:cx7="http://schemas.microsoft.com/office/drawing/2016/5/13/chartex" xmlns:cx8="http://schemas.microsoft.com/office/drawing/2016/5/14/chartex" xmlns:mc="http://schemas.openxmlformats.org/markup-compatibility/2006" xmlns:aink="http://schemas.microsoft.com/office/drawing/2016/ink" xmlns:am3d="http://schemas.microsoft.com/office/drawing/2017/model3d" xmlns:o="urn:schemas-microsoft-com:office:office" xmlns:oel="http://schemas.microsoft.com/office/2019/extlst" xmlns:r="http://schemas.openxmlformats.org/officeDocument/2006/relationships" xmlns:m="http://schemas.openxmlformats.org/officeDocument/2006/math" xmlns:v="urn:schemas-microsoft-com:vml" xmlns:wp14="http://schemas.microsoft.com/office/word/2010/wordprocessingDrawing" xmlns:wp="http://schemas.openxmlformats.org/drawingml/2006/wordprocessingDrawing" xmlns:w10="urn:schemas-microsoft-com:office:word" xmlns:w="http://schemas.openxmlformats.org/wordprocessingml/2006/main" xmlns:w14="http://schemas.microsoft.com/office/word/2010/wordml" xmlns:w15="http://schemas.microsoft.com/office/word/2012/wordml" xmlns:w16cex="http://schemas.microsoft.com/office/word/2018/wordml/cex" xmlns:w16cid="http://schemas.microsoft.com/office/word/2016/wordml/cid" xmlns:w16="http://schemas.microsoft.com/office/word/2018/wordml" xmlns:w16du="http://schemas.microsoft.com/office/word/2023/wordml/word16du" xmlns:w16sdtdh="http://schemas.microsoft.com/office/word/2020/wordml/sdtdatahash" xmlns:w16sdtfl="http://schemas.microsoft.com/office/word/2024/wordml/sdtformatlock" xmlns:w16se="http://schemas.microsoft.com/office/word/2015/wordml/symex" xmlns:wpg="http://schemas.microsoft.com/office/word/2010/wordprocessingGroup" xmlns:wpi="http://schemas.microsoft.com/office/word/2010/wordprocessingInk" xmlns:wne="http://schemas.microsoft.com/office/word/2006/wordml" xmlns:wps="http://schemas.microsoft.com/office/word/2010/wordprocessingShape" mc:Ignorable="w14 w15 w16se w16cid w16 w16cex w16sdtdh w16sdtfl w16du wp14">
+<w:numbering xmlns:wpc="http://schemas.microsoft.com/office/word/2010/wordprocessingCanvas" xmlns:cx="http://schemas.microsoft.com/office/drawing/2014/chartex" xmlns:cx1="http://schemas.microsoft.com/office/drawing/2015/9/8/chartex" xmlns:cx2="http://schemas.microsoft.com/office/drawing/2015/10/21/chartex" xmlns:cx3="http://schemas.microsoft.com/office/drawing/2016/5/9/chartex" xmlns:cx4="http://schemas.microsoft.com/office/drawing/2016/5/10/chartex" xmlns:cx5="http://schemas.microsoft.com/office/drawing/2016/5/11/chartex" xmlns:cx6="http://schemas.microsoft.com/office/drawing/2016/5/12/chartex" xmlns:cx7="http://schemas.microsoft.com/office/drawing/2016/5/13/chartex" xmlns:cx8="http://schemas.microsoft.com/office/drawing/2016/5/14/chartex" xmlns:mc="http://schemas.openxmlformats.org/markup-compatibility/2006" xmlns:aink="http://schemas.microsoft.com/office/drawing/2016/ink" xmlns:am3d="http://schemas.microsoft.com/office/drawing/2017/model3d" xmlns:o="urn:schemas-microsoft-com:office:office" xmlns:oel="http://schemas.microsoft.com/office/2019/extlst" xmlns:r="http://schemas.openxmlformats.org/officeDocument/2006/relationships" xmlns:m="http://schemas.openxmlformats.org/officeDocument/2006/math" xmlns:v="urn:schemas-microsoft-com:vml" xmlns:wp14="http://schemas.microsoft.com/office/word/2010/wordprocessingDrawing" xmlns:wp="http://schemas.openxmlformats.org/drawingml/2006/wordprocessingDrawing" xmlns:w10="urn:schemas-microsoft-com:office:word" xmlns:w="http://schemas.openxmlformats.org/wordprocessingml/2006/main" xmlns:w14="http://schemas.microsoft.com/office/word/2010/wordml" xmlns:w15="http://schemas.microsoft.com/office/word/2012/wordml" xmlns:w16cei="http://schemas.microsoft.com/office/word/2026/wordml/cei" xmlns:w16cex="http://schemas.microsoft.com/office/word/2018/wordml/cex" xmlns:w16cid="http://schemas.microsoft.com/office/word/2016/wordml/cid" xmlns:w16="http://schemas.microsoft.com/office/word/2018/wordml" xmlns:w16du="http://schemas.microsoft.com/office/word/2023/wordml/word16du" xmlns:w16sdtdh="http://schemas.microsoft.com/office/word/2020/wordml/sdtdatahash" xmlns:w16sdtfl="http://schemas.microsoft.com/office/word/2024/wordml/sdtformatlock" xmlns:w16se="http://schemas.microsoft.com/office/word/2015/wordml/symex" xmlns:wpg="http://schemas.microsoft.com/office/word/2010/wordprocessingGroup" xmlns:wpi="http://schemas.microsoft.com/office/word/2010/wordprocessingInk" xmlns:wne="http://schemas.microsoft.com/office/word/2006/wordml" xmlns:wps="http://schemas.microsoft.com/office/word/2010/wordprocessingShape" mc:Ignorable="w14 w15 w16se w16cid w16 w16cex w16sdtdh w16sdtfl w16du wp14">
   <w:abstractNum w:abstractNumId="0" w15:restartNumberingAfterBreak="0">
+    <w:nsid w:val="14036D0D"/>
+    <w:multiLevelType w:val="multilevel"/>
+    <w:tmpl w:val="B18A695E"/>
+    <w:lvl w:ilvl="0">
+      <w:start w:val="1"/>
+      <w:numFmt w:val="decimal"/>
+      <w:lvlText w:val="%1."/>
+      <w:lvlJc w:val="left"/>
+      <w:pPr>
+        <w:tabs>
+          <w:tab w:val="num" w:pos="720"/>
+        </w:tabs>
+        <w:ind w:left="720" w:hanging="360"/>
+      </w:pPr>
+    </w:lvl>
+    <w:lvl w:ilvl="1" w:tentative="1">
+      <w:start w:val="1"/>
+      <w:numFmt w:val="decimal"/>
+      <w:lvlText w:val="%2."/>
+      <w:lvlJc w:val="left"/>
+      <w:pPr>
+        <w:tabs>
+          <w:tab w:val="num" w:pos="1440"/>
+        </w:tabs>
+        <w:ind w:left="1440" w:hanging="360"/>
+      </w:pPr>
+    </w:lvl>
+    <w:lvl w:ilvl="2" w:tentative="1">
+      <w:start w:val="1"/>
+      <w:numFmt w:val="decimal"/>
+      <w:lvlText w:val="%3."/>
+      <w:lvlJc w:val="left"/>
+      <w:pPr>
+        <w:tabs>
+          <w:tab w:val="num" w:pos="2160"/>
+        </w:tabs>
+        <w:ind w:left="2160" w:hanging="360"/>
+      </w:pPr>
+    </w:lvl>
+    <w:lvl w:ilvl="3" w:tentative="1">
+      <w:start w:val="1"/>
+      <w:numFmt w:val="decimal"/>
+      <w:lvlText w:val="%4."/>
+      <w:lvlJc w:val="left"/>
+      <w:pPr>
+        <w:tabs>
+          <w:tab w:val="num" w:pos="2880"/>
+        </w:tabs>
+        <w:ind w:left="2880" w:hanging="360"/>
+      </w:pPr>
+    </w:lvl>
+    <w:lvl w:ilvl="4" w:tentative="1">
+      <w:start w:val="1"/>
+      <w:numFmt w:val="decimal"/>
+      <w:lvlText w:val="%5."/>
+      <w:lvlJc w:val="left"/>
+      <w:pPr>
+        <w:tabs>
+          <w:tab w:val="num" w:pos="3600"/>
+        </w:tabs>
+        <w:ind w:left="3600" w:hanging="360"/>
+      </w:pPr>
+    </w:lvl>
+    <w:lvl w:ilvl="5" w:tentative="1">
+      <w:start w:val="1"/>
+      <w:numFmt w:val="decimal"/>
+      <w:lvlText w:val="%6."/>
+      <w:lvlJc w:val="left"/>
+      <w:pPr>
+        <w:tabs>
+          <w:tab w:val="num" w:pos="4320"/>
+        </w:tabs>
+        <w:ind w:left="4320" w:hanging="360"/>
+      </w:pPr>
+    </w:lvl>
+    <w:lvl w:ilvl="6" w:tentative="1">
+      <w:start w:val="1"/>
+      <w:numFmt w:val="decimal"/>
+      <w:lvlText w:val="%7."/>
+      <w:lvlJc w:val="left"/>
+      <w:pPr>
+        <w:tabs>
+          <w:tab w:val="num" w:pos="5040"/>
+        </w:tabs>
+        <w:ind w:left="5040" w:hanging="360"/>
+      </w:pPr>
+    </w:lvl>
+    <w:lvl w:ilvl="7" w:tentative="1">
+      <w:start w:val="1"/>
+      <w:numFmt w:val="decimal"/>
+      <w:lvlText w:val="%8."/>
+      <w:lvlJc w:val="left"/>
+      <w:pPr>
+        <w:tabs>
+          <w:tab w:val="num" w:pos="5760"/>
+        </w:tabs>
+        <w:ind w:left="5760" w:hanging="360"/>
+      </w:pPr>
+    </w:lvl>
+    <w:lvl w:ilvl="8" w:tentative="1">
+      <w:start w:val="1"/>
+      <w:numFmt w:val="decimal"/>
+      <w:lvlText w:val="%9."/>
+      <w:lvlJc w:val="left"/>
+      <w:pPr>
+        <w:tabs>
+          <w:tab w:val="num" w:pos="6480"/>
+        </w:tabs>
+        <w:ind w:left="6480" w:hanging="360"/>
+      </w:pPr>
+    </w:lvl>
+  </w:abstractNum>
+  <w:abstractNum w:abstractNumId="1" w15:restartNumberingAfterBreak="0">
     <w:nsid w:val="1A237754"/>
     <w:multiLevelType w:val="multilevel"/>
     <w:tmpl w:val="3132ADEA"/>
@@ -2382,7 +4186,7 @@
       </w:rPr>
     </w:lvl>
   </w:abstractNum>
-  <w:abstractNum w:abstractNumId="1" w15:restartNumberingAfterBreak="0">
+  <w:abstractNum w:abstractNumId="2" w15:restartNumberingAfterBreak="0">
     <w:nsid w:val="1E682CC8"/>
     <w:multiLevelType w:val="multilevel"/>
     <w:tmpl w:val="510C9618"/>
@@ -2531,7 +4335,7 @@
       </w:rPr>
     </w:lvl>
   </w:abstractNum>
-  <w:abstractNum w:abstractNumId="2" w15:restartNumberingAfterBreak="0">
+  <w:abstractNum w:abstractNumId="3" w15:restartNumberingAfterBreak="0">
     <w:nsid w:val="20811C20"/>
     <w:multiLevelType w:val="multilevel"/>
     <w:tmpl w:val="5D108D0C"/>
@@ -2680,7 +4484,7 @@
       </w:rPr>
     </w:lvl>
   </w:abstractNum>
-  <w:abstractNum w:abstractNumId="3" w15:restartNumberingAfterBreak="0">
+  <w:abstractNum w:abstractNumId="4" w15:restartNumberingAfterBreak="0">
     <w:nsid w:val="252070E5"/>
     <w:multiLevelType w:val="multilevel"/>
     <w:tmpl w:val="A4444A64"/>
@@ -2829,7 +4633,7 @@
       </w:rPr>
     </w:lvl>
   </w:abstractNum>
-  <w:abstractNum w:abstractNumId="4" w15:restartNumberingAfterBreak="0">
+  <w:abstractNum w:abstractNumId="5" w15:restartNumberingAfterBreak="0">
     <w:nsid w:val="29EF67DF"/>
     <w:multiLevelType w:val="multilevel"/>
     <w:tmpl w:val="39422C8A"/>
@@ -2978,7 +4782,454 @@
       </w:rPr>
     </w:lvl>
   </w:abstractNum>
-  <w:abstractNum w:abstractNumId="5" w15:restartNumberingAfterBreak="0">
+  <w:abstractNum w:abstractNumId="6" w15:restartNumberingAfterBreak="0">
+    <w:nsid w:val="2A01135D"/>
+    <w:multiLevelType w:val="multilevel"/>
+    <w:tmpl w:val="011E4896"/>
+    <w:lvl w:ilvl="0">
+      <w:start w:val="1"/>
+      <w:numFmt w:val="bullet"/>
+      <w:lvlText w:val=""/>
+      <w:lvlJc w:val="left"/>
+      <w:pPr>
+        <w:tabs>
+          <w:tab w:val="num" w:pos="720"/>
+        </w:tabs>
+        <w:ind w:left="720" w:hanging="360"/>
+      </w:pPr>
+      <w:rPr>
+        <w:rFonts w:ascii="Symbol" w:hAnsi="Symbol" w:hint="default"/>
+        <w:sz w:val="20"/>
+      </w:rPr>
+    </w:lvl>
+    <w:lvl w:ilvl="1" w:tentative="1">
+      <w:start w:val="1"/>
+      <w:numFmt w:val="bullet"/>
+      <w:lvlText w:val="o"/>
+      <w:lvlJc w:val="left"/>
+      <w:pPr>
+        <w:tabs>
+          <w:tab w:val="num" w:pos="1440"/>
+        </w:tabs>
+        <w:ind w:left="1440" w:hanging="360"/>
+      </w:pPr>
+      <w:rPr>
+        <w:rFonts w:ascii="Courier New" w:hAnsi="Courier New" w:hint="default"/>
+        <w:sz w:val="20"/>
+      </w:rPr>
+    </w:lvl>
+    <w:lvl w:ilvl="2" w:tentative="1">
+      <w:start w:val="1"/>
+      <w:numFmt w:val="bullet"/>
+      <w:lvlText w:val=""/>
+      <w:lvlJc w:val="left"/>
+      <w:pPr>
+        <w:tabs>
+          <w:tab w:val="num" w:pos="2160"/>
+        </w:tabs>
+        <w:ind w:left="2160" w:hanging="360"/>
+      </w:pPr>
+      <w:rPr>
+        <w:rFonts w:ascii="Wingdings" w:hAnsi="Wingdings" w:hint="default"/>
+        <w:sz w:val="20"/>
+      </w:rPr>
+    </w:lvl>
+    <w:lvl w:ilvl="3" w:tentative="1">
+      <w:start w:val="1"/>
+      <w:numFmt w:val="bullet"/>
+      <w:lvlText w:val=""/>
+      <w:lvlJc w:val="left"/>
+      <w:pPr>
+        <w:tabs>
+          <w:tab w:val="num" w:pos="2880"/>
+        </w:tabs>
+        <w:ind w:left="2880" w:hanging="360"/>
+      </w:pPr>
+      <w:rPr>
+        <w:rFonts w:ascii="Wingdings" w:hAnsi="Wingdings" w:hint="default"/>
+        <w:sz w:val="20"/>
+      </w:rPr>
+    </w:lvl>
+    <w:lvl w:ilvl="4" w:tentative="1">
+      <w:start w:val="1"/>
+      <w:numFmt w:val="bullet"/>
+      <w:lvlText w:val=""/>
+      <w:lvlJc w:val="left"/>
+      <w:pPr>
+        <w:tabs>
+          <w:tab w:val="num" w:pos="3600"/>
+        </w:tabs>
+        <w:ind w:left="3600" w:hanging="360"/>
+      </w:pPr>
+      <w:rPr>
+        <w:rFonts w:ascii="Wingdings" w:hAnsi="Wingdings" w:hint="default"/>
+        <w:sz w:val="20"/>
+      </w:rPr>
+    </w:lvl>
+    <w:lvl w:ilvl="5" w:tentative="1">
+      <w:start w:val="1"/>
+      <w:numFmt w:val="bullet"/>
+      <w:lvlText w:val=""/>
+      <w:lvlJc w:val="left"/>
+      <w:pPr>
+        <w:tabs>
+          <w:tab w:val="num" w:pos="4320"/>
+        </w:tabs>
+        <w:ind w:left="4320" w:hanging="360"/>
+      </w:pPr>
+      <w:rPr>
+        <w:rFonts w:ascii="Wingdings" w:hAnsi="Wingdings" w:hint="default"/>
+        <w:sz w:val="20"/>
+      </w:rPr>
+    </w:lvl>
+    <w:lvl w:ilvl="6" w:tentative="1">
+      <w:start w:val="1"/>
+      <w:numFmt w:val="bullet"/>
+      <w:lvlText w:val=""/>
+      <w:lvlJc w:val="left"/>
+      <w:pPr>
+        <w:tabs>
+          <w:tab w:val="num" w:pos="5040"/>
+        </w:tabs>
+        <w:ind w:left="5040" w:hanging="360"/>
+      </w:pPr>
+      <w:rPr>
+        <w:rFonts w:ascii="Wingdings" w:hAnsi="Wingdings" w:hint="default"/>
+        <w:sz w:val="20"/>
+      </w:rPr>
+    </w:lvl>
+    <w:lvl w:ilvl="7" w:tentative="1">
+      <w:start w:val="1"/>
+      <w:numFmt w:val="bullet"/>
+      <w:lvlText w:val=""/>
+      <w:lvlJc w:val="left"/>
+      <w:pPr>
+        <w:tabs>
+          <w:tab w:val="num" w:pos="5760"/>
+        </w:tabs>
+        <w:ind w:left="5760" w:hanging="360"/>
+      </w:pPr>
+      <w:rPr>
+        <w:rFonts w:ascii="Wingdings" w:hAnsi="Wingdings" w:hint="default"/>
+        <w:sz w:val="20"/>
+      </w:rPr>
+    </w:lvl>
+    <w:lvl w:ilvl="8" w:tentative="1">
+      <w:start w:val="1"/>
+      <w:numFmt w:val="bullet"/>
+      <w:lvlText w:val=""/>
+      <w:lvlJc w:val="left"/>
+      <w:pPr>
+        <w:tabs>
+          <w:tab w:val="num" w:pos="6480"/>
+        </w:tabs>
+        <w:ind w:left="6480" w:hanging="360"/>
+      </w:pPr>
+      <w:rPr>
+        <w:rFonts w:ascii="Wingdings" w:hAnsi="Wingdings" w:hint="default"/>
+        <w:sz w:val="20"/>
+      </w:rPr>
+    </w:lvl>
+  </w:abstractNum>
+  <w:abstractNum w:abstractNumId="7" w15:restartNumberingAfterBreak="0">
+    <w:nsid w:val="337D78FA"/>
+    <w:multiLevelType w:val="multilevel"/>
+    <w:tmpl w:val="B49C493C"/>
+    <w:lvl w:ilvl="0">
+      <w:start w:val="1"/>
+      <w:numFmt w:val="bullet"/>
+      <w:lvlText w:val=""/>
+      <w:lvlJc w:val="left"/>
+      <w:pPr>
+        <w:tabs>
+          <w:tab w:val="num" w:pos="720"/>
+        </w:tabs>
+        <w:ind w:left="720" w:hanging="360"/>
+      </w:pPr>
+      <w:rPr>
+        <w:rFonts w:ascii="Symbol" w:hAnsi="Symbol" w:hint="default"/>
+        <w:sz w:val="20"/>
+      </w:rPr>
+    </w:lvl>
+    <w:lvl w:ilvl="1" w:tentative="1">
+      <w:start w:val="1"/>
+      <w:numFmt w:val="bullet"/>
+      <w:lvlText w:val="o"/>
+      <w:lvlJc w:val="left"/>
+      <w:pPr>
+        <w:tabs>
+          <w:tab w:val="num" w:pos="1440"/>
+        </w:tabs>
+        <w:ind w:left="1440" w:hanging="360"/>
+      </w:pPr>
+      <w:rPr>
+        <w:rFonts w:ascii="Courier New" w:hAnsi="Courier New" w:hint="default"/>
+        <w:sz w:val="20"/>
+      </w:rPr>
+    </w:lvl>
+    <w:lvl w:ilvl="2" w:tentative="1">
+      <w:start w:val="1"/>
+      <w:numFmt w:val="bullet"/>
+      <w:lvlText w:val=""/>
+      <w:lvlJc w:val="left"/>
+      <w:pPr>
+        <w:tabs>
+          <w:tab w:val="num" w:pos="2160"/>
+        </w:tabs>
+        <w:ind w:left="2160" w:hanging="360"/>
+      </w:pPr>
+      <w:rPr>
+        <w:rFonts w:ascii="Wingdings" w:hAnsi="Wingdings" w:hint="default"/>
+        <w:sz w:val="20"/>
+      </w:rPr>
+    </w:lvl>
+    <w:lvl w:ilvl="3" w:tentative="1">
+      <w:start w:val="1"/>
+      <w:numFmt w:val="bullet"/>
+      <w:lvlText w:val=""/>
+      <w:lvlJc w:val="left"/>
+      <w:pPr>
+        <w:tabs>
+          <w:tab w:val="num" w:pos="2880"/>
+        </w:tabs>
+        <w:ind w:left="2880" w:hanging="360"/>
+      </w:pPr>
+      <w:rPr>
+        <w:rFonts w:ascii="Wingdings" w:hAnsi="Wingdings" w:hint="default"/>
+        <w:sz w:val="20"/>
+      </w:rPr>
+    </w:lvl>
+    <w:lvl w:ilvl="4" w:tentative="1">
+      <w:start w:val="1"/>
+      <w:numFmt w:val="bullet"/>
+      <w:lvlText w:val=""/>
+      <w:lvlJc w:val="left"/>
+      <w:pPr>
+        <w:tabs>
+          <w:tab w:val="num" w:pos="3600"/>
+        </w:tabs>
+        <w:ind w:left="3600" w:hanging="360"/>
+      </w:pPr>
+      <w:rPr>
+        <w:rFonts w:ascii="Wingdings" w:hAnsi="Wingdings" w:hint="default"/>
+        <w:sz w:val="20"/>
+      </w:rPr>
+    </w:lvl>
+    <w:lvl w:ilvl="5" w:tentative="1">
+      <w:start w:val="1"/>
+      <w:numFmt w:val="bullet"/>
+      <w:lvlText w:val=""/>
+      <w:lvlJc w:val="left"/>
+      <w:pPr>
+        <w:tabs>
+          <w:tab w:val="num" w:pos="4320"/>
+        </w:tabs>
+        <w:ind w:left="4320" w:hanging="360"/>
+      </w:pPr>
+      <w:rPr>
+        <w:rFonts w:ascii="Wingdings" w:hAnsi="Wingdings" w:hint="default"/>
+        <w:sz w:val="20"/>
+      </w:rPr>
+    </w:lvl>
+    <w:lvl w:ilvl="6" w:tentative="1">
+      <w:start w:val="1"/>
+      <w:numFmt w:val="bullet"/>
+      <w:lvlText w:val=""/>
+      <w:lvlJc w:val="left"/>
+      <w:pPr>
+        <w:tabs>
+          <w:tab w:val="num" w:pos="5040"/>
+        </w:tabs>
+        <w:ind w:left="5040" w:hanging="360"/>
+      </w:pPr>
+      <w:rPr>
+        <w:rFonts w:ascii="Wingdings" w:hAnsi="Wingdings" w:hint="default"/>
+        <w:sz w:val="20"/>
+      </w:rPr>
+    </w:lvl>
+    <w:lvl w:ilvl="7" w:tentative="1">
+      <w:start w:val="1"/>
+      <w:numFmt w:val="bullet"/>
+      <w:lvlText w:val=""/>
+      <w:lvlJc w:val="left"/>
+      <w:pPr>
+        <w:tabs>
+          <w:tab w:val="num" w:pos="5760"/>
+        </w:tabs>
+        <w:ind w:left="5760" w:hanging="360"/>
+      </w:pPr>
+      <w:rPr>
+        <w:rFonts w:ascii="Wingdings" w:hAnsi="Wingdings" w:hint="default"/>
+        <w:sz w:val="20"/>
+      </w:rPr>
+    </w:lvl>
+    <w:lvl w:ilvl="8" w:tentative="1">
+      <w:start w:val="1"/>
+      <w:numFmt w:val="bullet"/>
+      <w:lvlText w:val=""/>
+      <w:lvlJc w:val="left"/>
+      <w:pPr>
+        <w:tabs>
+          <w:tab w:val="num" w:pos="6480"/>
+        </w:tabs>
+        <w:ind w:left="6480" w:hanging="360"/>
+      </w:pPr>
+      <w:rPr>
+        <w:rFonts w:ascii="Wingdings" w:hAnsi="Wingdings" w:hint="default"/>
+        <w:sz w:val="20"/>
+      </w:rPr>
+    </w:lvl>
+  </w:abstractNum>
+  <w:abstractNum w:abstractNumId="8" w15:restartNumberingAfterBreak="0">
+    <w:nsid w:val="35AD6332"/>
+    <w:multiLevelType w:val="multilevel"/>
+    <w:tmpl w:val="8DF8EF5C"/>
+    <w:lvl w:ilvl="0">
+      <w:start w:val="1"/>
+      <w:numFmt w:val="bullet"/>
+      <w:lvlText w:val=""/>
+      <w:lvlJc w:val="left"/>
+      <w:pPr>
+        <w:tabs>
+          <w:tab w:val="num" w:pos="720"/>
+        </w:tabs>
+        <w:ind w:left="720" w:hanging="360"/>
+      </w:pPr>
+      <w:rPr>
+        <w:rFonts w:ascii="Symbol" w:hAnsi="Symbol" w:hint="default"/>
+        <w:sz w:val="20"/>
+      </w:rPr>
+    </w:lvl>
+    <w:lvl w:ilvl="1" w:tentative="1">
+      <w:start w:val="1"/>
+      <w:numFmt w:val="bullet"/>
+      <w:lvlText w:val="o"/>
+      <w:lvlJc w:val="left"/>
+      <w:pPr>
+        <w:tabs>
+          <w:tab w:val="num" w:pos="1440"/>
+        </w:tabs>
+        <w:ind w:left="1440" w:hanging="360"/>
+      </w:pPr>
+      <w:rPr>
+        <w:rFonts w:ascii="Courier New" w:hAnsi="Courier New" w:hint="default"/>
+        <w:sz w:val="20"/>
+      </w:rPr>
+    </w:lvl>
+    <w:lvl w:ilvl="2" w:tentative="1">
+      <w:start w:val="1"/>
+      <w:numFmt w:val="bullet"/>
+      <w:lvlText w:val=""/>
+      <w:lvlJc w:val="left"/>
+      <w:pPr>
+        <w:tabs>
+          <w:tab w:val="num" w:pos="2160"/>
+        </w:tabs>
+        <w:ind w:left="2160" w:hanging="360"/>
+      </w:pPr>
+      <w:rPr>
+        <w:rFonts w:ascii="Wingdings" w:hAnsi="Wingdings" w:hint="default"/>
+        <w:sz w:val="20"/>
+      </w:rPr>
+    </w:lvl>
+    <w:lvl w:ilvl="3" w:tentative="1">
+      <w:start w:val="1"/>
+      <w:numFmt w:val="bullet"/>
+      <w:lvlText w:val=""/>
+      <w:lvlJc w:val="left"/>
+      <w:pPr>
+        <w:tabs>
+          <w:tab w:val="num" w:pos="2880"/>
+        </w:tabs>
+        <w:ind w:left="2880" w:hanging="360"/>
+      </w:pPr>
+      <w:rPr>
+        <w:rFonts w:ascii="Wingdings" w:hAnsi="Wingdings" w:hint="default"/>
+        <w:sz w:val="20"/>
+      </w:rPr>
+    </w:lvl>
+    <w:lvl w:ilvl="4" w:tentative="1">
+      <w:start w:val="1"/>
+      <w:numFmt w:val="bullet"/>
+      <w:lvlText w:val=""/>
+      <w:lvlJc w:val="left"/>
+      <w:pPr>
+        <w:tabs>
+          <w:tab w:val="num" w:pos="3600"/>
+        </w:tabs>
+        <w:ind w:left="3600" w:hanging="360"/>
+      </w:pPr>
+      <w:rPr>
+        <w:rFonts w:ascii="Wingdings" w:hAnsi="Wingdings" w:hint="default"/>
+        <w:sz w:val="20"/>
+      </w:rPr>
+    </w:lvl>
+    <w:lvl w:ilvl="5" w:tentative="1">
+      <w:start w:val="1"/>
+      <w:numFmt w:val="bullet"/>
+      <w:lvlText w:val=""/>
+      <w:lvlJc w:val="left"/>
+      <w:pPr>
+        <w:tabs>
+          <w:tab w:val="num" w:pos="4320"/>
+        </w:tabs>
+        <w:ind w:left="4320" w:hanging="360"/>
+      </w:pPr>
+      <w:rPr>
+        <w:rFonts w:ascii="Wingdings" w:hAnsi="Wingdings" w:hint="default"/>
+        <w:sz w:val="20"/>
+      </w:rPr>
+    </w:lvl>
+    <w:lvl w:ilvl="6" w:tentative="1">
+      <w:start w:val="1"/>
+      <w:numFmt w:val="bullet"/>
+      <w:lvlText w:val=""/>
+      <w:lvlJc w:val="left"/>
+      <w:pPr>
+        <w:tabs>
+          <w:tab w:val="num" w:pos="5040"/>
+        </w:tabs>
+        <w:ind w:left="5040" w:hanging="360"/>
+      </w:pPr>
+      <w:rPr>
+        <w:rFonts w:ascii="Wingdings" w:hAnsi="Wingdings" w:hint="default"/>
+        <w:sz w:val="20"/>
+      </w:rPr>
+    </w:lvl>
+    <w:lvl w:ilvl="7" w:tentative="1">
+      <w:start w:val="1"/>
+      <w:numFmt w:val="bullet"/>
+      <w:lvlText w:val=""/>
+      <w:lvlJc w:val="left"/>
+      <w:pPr>
+        <w:tabs>
+          <w:tab w:val="num" w:pos="5760"/>
+        </w:tabs>
+        <w:ind w:left="5760" w:hanging="360"/>
+      </w:pPr>
+      <w:rPr>
+        <w:rFonts w:ascii="Wingdings" w:hAnsi="Wingdings" w:hint="default"/>
+        <w:sz w:val="20"/>
+      </w:rPr>
+    </w:lvl>
+    <w:lvl w:ilvl="8" w:tentative="1">
+      <w:start w:val="1"/>
+      <w:numFmt w:val="bullet"/>
+      <w:lvlText w:val=""/>
+      <w:lvlJc w:val="left"/>
+      <w:pPr>
+        <w:tabs>
+          <w:tab w:val="num" w:pos="6480"/>
+        </w:tabs>
+        <w:ind w:left="6480" w:hanging="360"/>
+      </w:pPr>
+      <w:rPr>
+        <w:rFonts w:ascii="Wingdings" w:hAnsi="Wingdings" w:hint="default"/>
+        <w:sz w:val="20"/>
+      </w:rPr>
+    </w:lvl>
+  </w:abstractNum>
+  <w:abstractNum w:abstractNumId="9" w15:restartNumberingAfterBreak="0">
     <w:nsid w:val="396B7220"/>
     <w:multiLevelType w:val="multilevel"/>
     <w:tmpl w:val="0CD49FDC"/>
@@ -3127,7 +5378,7 @@
       </w:rPr>
     </w:lvl>
   </w:abstractNum>
-  <w:abstractNum w:abstractNumId="6" w15:restartNumberingAfterBreak="0">
+  <w:abstractNum w:abstractNumId="10" w15:restartNumberingAfterBreak="0">
     <w:nsid w:val="3E063D26"/>
     <w:multiLevelType w:val="multilevel"/>
     <w:tmpl w:val="2DD81A96"/>
@@ -3276,7 +5527,7 @@
       </w:rPr>
     </w:lvl>
   </w:abstractNum>
-  <w:abstractNum w:abstractNumId="7" w15:restartNumberingAfterBreak="0">
+  <w:abstractNum w:abstractNumId="11" w15:restartNumberingAfterBreak="0">
     <w:nsid w:val="45DB237E"/>
     <w:multiLevelType w:val="multilevel"/>
     <w:tmpl w:val="A790D330"/>
@@ -3425,7 +5676,156 @@
       </w:rPr>
     </w:lvl>
   </w:abstractNum>
-  <w:abstractNum w:abstractNumId="8" w15:restartNumberingAfterBreak="0">
+  <w:abstractNum w:abstractNumId="12" w15:restartNumberingAfterBreak="0">
+    <w:nsid w:val="4E734B5D"/>
+    <w:multiLevelType w:val="multilevel"/>
+    <w:tmpl w:val="CCF8C67E"/>
+    <w:lvl w:ilvl="0">
+      <w:start w:val="1"/>
+      <w:numFmt w:val="bullet"/>
+      <w:lvlText w:val=""/>
+      <w:lvlJc w:val="left"/>
+      <w:pPr>
+        <w:tabs>
+          <w:tab w:val="num" w:pos="720"/>
+        </w:tabs>
+        <w:ind w:left="720" w:hanging="360"/>
+      </w:pPr>
+      <w:rPr>
+        <w:rFonts w:ascii="Symbol" w:hAnsi="Symbol" w:hint="default"/>
+        <w:sz w:val="20"/>
+      </w:rPr>
+    </w:lvl>
+    <w:lvl w:ilvl="1" w:tentative="1">
+      <w:start w:val="1"/>
+      <w:numFmt w:val="bullet"/>
+      <w:lvlText w:val="o"/>
+      <w:lvlJc w:val="left"/>
+      <w:pPr>
+        <w:tabs>
+          <w:tab w:val="num" w:pos="1440"/>
+        </w:tabs>
+        <w:ind w:left="1440" w:hanging="360"/>
+      </w:pPr>
+      <w:rPr>
+        <w:rFonts w:ascii="Courier New" w:hAnsi="Courier New" w:hint="default"/>
+        <w:sz w:val="20"/>
+      </w:rPr>
+    </w:lvl>
+    <w:lvl w:ilvl="2" w:tentative="1">
+      <w:start w:val="1"/>
+      <w:numFmt w:val="bullet"/>
+      <w:lvlText w:val=""/>
+      <w:lvlJc w:val="left"/>
+      <w:pPr>
+        <w:tabs>
+          <w:tab w:val="num" w:pos="2160"/>
+        </w:tabs>
+        <w:ind w:left="2160" w:hanging="360"/>
+      </w:pPr>
+      <w:rPr>
+        <w:rFonts w:ascii="Wingdings" w:hAnsi="Wingdings" w:hint="default"/>
+        <w:sz w:val="20"/>
+      </w:rPr>
+    </w:lvl>
+    <w:lvl w:ilvl="3" w:tentative="1">
+      <w:start w:val="1"/>
+      <w:numFmt w:val="bullet"/>
+      <w:lvlText w:val=""/>
+      <w:lvlJc w:val="left"/>
+      <w:pPr>
+        <w:tabs>
+          <w:tab w:val="num" w:pos="2880"/>
+        </w:tabs>
+        <w:ind w:left="2880" w:hanging="360"/>
+      </w:pPr>
+      <w:rPr>
+        <w:rFonts w:ascii="Wingdings" w:hAnsi="Wingdings" w:hint="default"/>
+        <w:sz w:val="20"/>
+      </w:rPr>
+    </w:lvl>
+    <w:lvl w:ilvl="4" w:tentative="1">
+      <w:start w:val="1"/>
+      <w:numFmt w:val="bullet"/>
+      <w:lvlText w:val=""/>
+      <w:lvlJc w:val="left"/>
+      <w:pPr>
+        <w:tabs>
+          <w:tab w:val="num" w:pos="3600"/>
+        </w:tabs>
+        <w:ind w:left="3600" w:hanging="360"/>
+      </w:pPr>
+      <w:rPr>
+        <w:rFonts w:ascii="Wingdings" w:hAnsi="Wingdings" w:hint="default"/>
+        <w:sz w:val="20"/>
+      </w:rPr>
+    </w:lvl>
+    <w:lvl w:ilvl="5" w:tentative="1">
+      <w:start w:val="1"/>
+      <w:numFmt w:val="bullet"/>
+      <w:lvlText w:val=""/>
+      <w:lvlJc w:val="left"/>
+      <w:pPr>
+        <w:tabs>
+          <w:tab w:val="num" w:pos="4320"/>
+        </w:tabs>
+        <w:ind w:left="4320" w:hanging="360"/>
+      </w:pPr>
+      <w:rPr>
+        <w:rFonts w:ascii="Wingdings" w:hAnsi="Wingdings" w:hint="default"/>
+        <w:sz w:val="20"/>
+      </w:rPr>
+    </w:lvl>
+    <w:lvl w:ilvl="6" w:tentative="1">
+      <w:start w:val="1"/>
+      <w:numFmt w:val="bullet"/>
+      <w:lvlText w:val=""/>
+      <w:lvlJc w:val="left"/>
+      <w:pPr>
+        <w:tabs>
+          <w:tab w:val="num" w:pos="5040"/>
+        </w:tabs>
+        <w:ind w:left="5040" w:hanging="360"/>
+      </w:pPr>
+      <w:rPr>
+        <w:rFonts w:ascii="Wingdings" w:hAnsi="Wingdings" w:hint="default"/>
+        <w:sz w:val="20"/>
+      </w:rPr>
+    </w:lvl>
+    <w:lvl w:ilvl="7" w:tentative="1">
+      <w:start w:val="1"/>
+      <w:numFmt w:val="bullet"/>
+      <w:lvlText w:val=""/>
+      <w:lvlJc w:val="left"/>
+      <w:pPr>
+        <w:tabs>
+          <w:tab w:val="num" w:pos="5760"/>
+        </w:tabs>
+        <w:ind w:left="5760" w:hanging="360"/>
+      </w:pPr>
+      <w:rPr>
+        <w:rFonts w:ascii="Wingdings" w:hAnsi="Wingdings" w:hint="default"/>
+        <w:sz w:val="20"/>
+      </w:rPr>
+    </w:lvl>
+    <w:lvl w:ilvl="8" w:tentative="1">
+      <w:start w:val="1"/>
+      <w:numFmt w:val="bullet"/>
+      <w:lvlText w:val=""/>
+      <w:lvlJc w:val="left"/>
+      <w:pPr>
+        <w:tabs>
+          <w:tab w:val="num" w:pos="6480"/>
+        </w:tabs>
+        <w:ind w:left="6480" w:hanging="360"/>
+      </w:pPr>
+      <w:rPr>
+        <w:rFonts w:ascii="Wingdings" w:hAnsi="Wingdings" w:hint="default"/>
+        <w:sz w:val="20"/>
+      </w:rPr>
+    </w:lvl>
+  </w:abstractNum>
+  <w:abstractNum w:abstractNumId="13" w15:restartNumberingAfterBreak="0">
     <w:nsid w:val="5677522F"/>
     <w:multiLevelType w:val="multilevel"/>
     <w:tmpl w:val="34865C5C"/>
@@ -3574,7 +5974,7 @@
       </w:rPr>
     </w:lvl>
   </w:abstractNum>
-  <w:abstractNum w:abstractNumId="9" w15:restartNumberingAfterBreak="0">
+  <w:abstractNum w:abstractNumId="14" w15:restartNumberingAfterBreak="0">
     <w:nsid w:val="5B367FB1"/>
     <w:multiLevelType w:val="multilevel"/>
     <w:tmpl w:val="20ACD37A"/>
@@ -3723,7 +6123,7 @@
       </w:rPr>
     </w:lvl>
   </w:abstractNum>
-  <w:abstractNum w:abstractNumId="10" w15:restartNumberingAfterBreak="0">
+  <w:abstractNum w:abstractNumId="15" w15:restartNumberingAfterBreak="0">
     <w:nsid w:val="5DC402FC"/>
     <w:multiLevelType w:val="multilevel"/>
     <w:tmpl w:val="43068DFE"/>
@@ -3836,7 +6236,7 @@
       </w:pPr>
     </w:lvl>
   </w:abstractNum>
-  <w:abstractNum w:abstractNumId="11" w15:restartNumberingAfterBreak="0">
+  <w:abstractNum w:abstractNumId="16" w15:restartNumberingAfterBreak="0">
     <w:nsid w:val="613A2F45"/>
     <w:multiLevelType w:val="multilevel"/>
     <w:tmpl w:val="545493CC"/>
@@ -3985,7 +6385,7 @@
       </w:rPr>
     </w:lvl>
   </w:abstractNum>
-  <w:abstractNum w:abstractNumId="12" w15:restartNumberingAfterBreak="0">
+  <w:abstractNum w:abstractNumId="17" w15:restartNumberingAfterBreak="0">
     <w:nsid w:val="65C21068"/>
     <w:multiLevelType w:val="multilevel"/>
     <w:tmpl w:val="40381B62"/>
@@ -4098,7 +6498,7 @@
       </w:pPr>
     </w:lvl>
   </w:abstractNum>
-  <w:abstractNum w:abstractNumId="13" w15:restartNumberingAfterBreak="0">
+  <w:abstractNum w:abstractNumId="18" w15:restartNumberingAfterBreak="0">
     <w:nsid w:val="6F491F5F"/>
     <w:multiLevelType w:val="multilevel"/>
     <w:tmpl w:val="901ABA94"/>
@@ -4247,7 +6647,305 @@
       </w:rPr>
     </w:lvl>
   </w:abstractNum>
-  <w:abstractNum w:abstractNumId="14" w15:restartNumberingAfterBreak="0">
+  <w:abstractNum w:abstractNumId="19" w15:restartNumberingAfterBreak="0">
+    <w:nsid w:val="706221B9"/>
+    <w:multiLevelType w:val="multilevel"/>
+    <w:tmpl w:val="DCDA1202"/>
+    <w:lvl w:ilvl="0">
+      <w:start w:val="1"/>
+      <w:numFmt w:val="bullet"/>
+      <w:lvlText w:val=""/>
+      <w:lvlJc w:val="left"/>
+      <w:pPr>
+        <w:tabs>
+          <w:tab w:val="num" w:pos="720"/>
+        </w:tabs>
+        <w:ind w:left="720" w:hanging="360"/>
+      </w:pPr>
+      <w:rPr>
+        <w:rFonts w:ascii="Symbol" w:hAnsi="Symbol" w:hint="default"/>
+        <w:sz w:val="20"/>
+      </w:rPr>
+    </w:lvl>
+    <w:lvl w:ilvl="1" w:tentative="1">
+      <w:start w:val="1"/>
+      <w:numFmt w:val="bullet"/>
+      <w:lvlText w:val="o"/>
+      <w:lvlJc w:val="left"/>
+      <w:pPr>
+        <w:tabs>
+          <w:tab w:val="num" w:pos="1440"/>
+        </w:tabs>
+        <w:ind w:left="1440" w:hanging="360"/>
+      </w:pPr>
+      <w:rPr>
+        <w:rFonts w:ascii="Courier New" w:hAnsi="Courier New" w:hint="default"/>
+        <w:sz w:val="20"/>
+      </w:rPr>
+    </w:lvl>
+    <w:lvl w:ilvl="2" w:tentative="1">
+      <w:start w:val="1"/>
+      <w:numFmt w:val="bullet"/>
+      <w:lvlText w:val=""/>
+      <w:lvlJc w:val="left"/>
+      <w:pPr>
+        <w:tabs>
+          <w:tab w:val="num" w:pos="2160"/>
+        </w:tabs>
+        <w:ind w:left="2160" w:hanging="360"/>
+      </w:pPr>
+      <w:rPr>
+        <w:rFonts w:ascii="Wingdings" w:hAnsi="Wingdings" w:hint="default"/>
+        <w:sz w:val="20"/>
+      </w:rPr>
+    </w:lvl>
+    <w:lvl w:ilvl="3" w:tentative="1">
+      <w:start w:val="1"/>
+      <w:numFmt w:val="bullet"/>
+      <w:lvlText w:val=""/>
+      <w:lvlJc w:val="left"/>
+      <w:pPr>
+        <w:tabs>
+          <w:tab w:val="num" w:pos="2880"/>
+        </w:tabs>
+        <w:ind w:left="2880" w:hanging="360"/>
+      </w:pPr>
+      <w:rPr>
+        <w:rFonts w:ascii="Wingdings" w:hAnsi="Wingdings" w:hint="default"/>
+        <w:sz w:val="20"/>
+      </w:rPr>
+    </w:lvl>
+    <w:lvl w:ilvl="4" w:tentative="1">
+      <w:start w:val="1"/>
+      <w:numFmt w:val="bullet"/>
+      <w:lvlText w:val=""/>
+      <w:lvlJc w:val="left"/>
+      <w:pPr>
+        <w:tabs>
+          <w:tab w:val="num" w:pos="3600"/>
+        </w:tabs>
+        <w:ind w:left="3600" w:hanging="360"/>
+      </w:pPr>
+      <w:rPr>
+        <w:rFonts w:ascii="Wingdings" w:hAnsi="Wingdings" w:hint="default"/>
+        <w:sz w:val="20"/>
+      </w:rPr>
+    </w:lvl>
+    <w:lvl w:ilvl="5" w:tentative="1">
+      <w:start w:val="1"/>
+      <w:numFmt w:val="bullet"/>
+      <w:lvlText w:val=""/>
+      <w:lvlJc w:val="left"/>
+      <w:pPr>
+        <w:tabs>
+          <w:tab w:val="num" w:pos="4320"/>
+        </w:tabs>
+        <w:ind w:left="4320" w:hanging="360"/>
+      </w:pPr>
+      <w:rPr>
+        <w:rFonts w:ascii="Wingdings" w:hAnsi="Wingdings" w:hint="default"/>
+        <w:sz w:val="20"/>
+      </w:rPr>
+    </w:lvl>
+    <w:lvl w:ilvl="6" w:tentative="1">
+      <w:start w:val="1"/>
+      <w:numFmt w:val="bullet"/>
+      <w:lvlText w:val=""/>
+      <w:lvlJc w:val="left"/>
+      <w:pPr>
+        <w:tabs>
+          <w:tab w:val="num" w:pos="5040"/>
+        </w:tabs>
+        <w:ind w:left="5040" w:hanging="360"/>
+      </w:pPr>
+      <w:rPr>
+        <w:rFonts w:ascii="Wingdings" w:hAnsi="Wingdings" w:hint="default"/>
+        <w:sz w:val="20"/>
+      </w:rPr>
+    </w:lvl>
+    <w:lvl w:ilvl="7" w:tentative="1">
+      <w:start w:val="1"/>
+      <w:numFmt w:val="bullet"/>
+      <w:lvlText w:val=""/>
+      <w:lvlJc w:val="left"/>
+      <w:pPr>
+        <w:tabs>
+          <w:tab w:val="num" w:pos="5760"/>
+        </w:tabs>
+        <w:ind w:left="5760" w:hanging="360"/>
+      </w:pPr>
+      <w:rPr>
+        <w:rFonts w:ascii="Wingdings" w:hAnsi="Wingdings" w:hint="default"/>
+        <w:sz w:val="20"/>
+      </w:rPr>
+    </w:lvl>
+    <w:lvl w:ilvl="8" w:tentative="1">
+      <w:start w:val="1"/>
+      <w:numFmt w:val="bullet"/>
+      <w:lvlText w:val=""/>
+      <w:lvlJc w:val="left"/>
+      <w:pPr>
+        <w:tabs>
+          <w:tab w:val="num" w:pos="6480"/>
+        </w:tabs>
+        <w:ind w:left="6480" w:hanging="360"/>
+      </w:pPr>
+      <w:rPr>
+        <w:rFonts w:ascii="Wingdings" w:hAnsi="Wingdings" w:hint="default"/>
+        <w:sz w:val="20"/>
+      </w:rPr>
+    </w:lvl>
+  </w:abstractNum>
+  <w:abstractNum w:abstractNumId="20" w15:restartNumberingAfterBreak="0">
+    <w:nsid w:val="7BE978AA"/>
+    <w:multiLevelType w:val="multilevel"/>
+    <w:tmpl w:val="A2AC4BA4"/>
+    <w:lvl w:ilvl="0">
+      <w:start w:val="1"/>
+      <w:numFmt w:val="bullet"/>
+      <w:lvlText w:val=""/>
+      <w:lvlJc w:val="left"/>
+      <w:pPr>
+        <w:tabs>
+          <w:tab w:val="num" w:pos="720"/>
+        </w:tabs>
+        <w:ind w:left="720" w:hanging="360"/>
+      </w:pPr>
+      <w:rPr>
+        <w:rFonts w:ascii="Symbol" w:hAnsi="Symbol" w:hint="default"/>
+        <w:sz w:val="20"/>
+      </w:rPr>
+    </w:lvl>
+    <w:lvl w:ilvl="1" w:tentative="1">
+      <w:start w:val="1"/>
+      <w:numFmt w:val="bullet"/>
+      <w:lvlText w:val="o"/>
+      <w:lvlJc w:val="left"/>
+      <w:pPr>
+        <w:tabs>
+          <w:tab w:val="num" w:pos="1440"/>
+        </w:tabs>
+        <w:ind w:left="1440" w:hanging="360"/>
+      </w:pPr>
+      <w:rPr>
+        <w:rFonts w:ascii="Courier New" w:hAnsi="Courier New" w:hint="default"/>
+        <w:sz w:val="20"/>
+      </w:rPr>
+    </w:lvl>
+    <w:lvl w:ilvl="2" w:tentative="1">
+      <w:start w:val="1"/>
+      <w:numFmt w:val="bullet"/>
+      <w:lvlText w:val=""/>
+      <w:lvlJc w:val="left"/>
+      <w:pPr>
+        <w:tabs>
+          <w:tab w:val="num" w:pos="2160"/>
+        </w:tabs>
+        <w:ind w:left="2160" w:hanging="360"/>
+      </w:pPr>
+      <w:rPr>
+        <w:rFonts w:ascii="Wingdings" w:hAnsi="Wingdings" w:hint="default"/>
+        <w:sz w:val="20"/>
+      </w:rPr>
+    </w:lvl>
+    <w:lvl w:ilvl="3" w:tentative="1">
+      <w:start w:val="1"/>
+      <w:numFmt w:val="bullet"/>
+      <w:lvlText w:val=""/>
+      <w:lvlJc w:val="left"/>
+      <w:pPr>
+        <w:tabs>
+          <w:tab w:val="num" w:pos="2880"/>
+        </w:tabs>
+        <w:ind w:left="2880" w:hanging="360"/>
+      </w:pPr>
+      <w:rPr>
+        <w:rFonts w:ascii="Wingdings" w:hAnsi="Wingdings" w:hint="default"/>
+        <w:sz w:val="20"/>
+      </w:rPr>
+    </w:lvl>
+    <w:lvl w:ilvl="4" w:tentative="1">
+      <w:start w:val="1"/>
+      <w:numFmt w:val="bullet"/>
+      <w:lvlText w:val=""/>
+      <w:lvlJc w:val="left"/>
+      <w:pPr>
+        <w:tabs>
+          <w:tab w:val="num" w:pos="3600"/>
+        </w:tabs>
+        <w:ind w:left="3600" w:hanging="360"/>
+      </w:pPr>
+      <w:rPr>
+        <w:rFonts w:ascii="Wingdings" w:hAnsi="Wingdings" w:hint="default"/>
+        <w:sz w:val="20"/>
+      </w:rPr>
+    </w:lvl>
+    <w:lvl w:ilvl="5" w:tentative="1">
+      <w:start w:val="1"/>
+      <w:numFmt w:val="bullet"/>
+      <w:lvlText w:val=""/>
+      <w:lvlJc w:val="left"/>
+      <w:pPr>
+        <w:tabs>
+          <w:tab w:val="num" w:pos="4320"/>
+        </w:tabs>
+        <w:ind w:left="4320" w:hanging="360"/>
+      </w:pPr>
+      <w:rPr>
+        <w:rFonts w:ascii="Wingdings" w:hAnsi="Wingdings" w:hint="default"/>
+        <w:sz w:val="20"/>
+      </w:rPr>
+    </w:lvl>
+    <w:lvl w:ilvl="6" w:tentative="1">
+      <w:start w:val="1"/>
+      <w:numFmt w:val="bullet"/>
+      <w:lvlText w:val=""/>
+      <w:lvlJc w:val="left"/>
+      <w:pPr>
+        <w:tabs>
+          <w:tab w:val="num" w:pos="5040"/>
+        </w:tabs>
+        <w:ind w:left="5040" w:hanging="360"/>
+      </w:pPr>
+      <w:rPr>
+        <w:rFonts w:ascii="Wingdings" w:hAnsi="Wingdings" w:hint="default"/>
+        <w:sz w:val="20"/>
+      </w:rPr>
+    </w:lvl>
+    <w:lvl w:ilvl="7" w:tentative="1">
+      <w:start w:val="1"/>
+      <w:numFmt w:val="bullet"/>
+      <w:lvlText w:val=""/>
+      <w:lvlJc w:val="left"/>
+      <w:pPr>
+        <w:tabs>
+          <w:tab w:val="num" w:pos="5760"/>
+        </w:tabs>
+        <w:ind w:left="5760" w:hanging="360"/>
+      </w:pPr>
+      <w:rPr>
+        <w:rFonts w:ascii="Wingdings" w:hAnsi="Wingdings" w:hint="default"/>
+        <w:sz w:val="20"/>
+      </w:rPr>
+    </w:lvl>
+    <w:lvl w:ilvl="8" w:tentative="1">
+      <w:start w:val="1"/>
+      <w:numFmt w:val="bullet"/>
+      <w:lvlText w:val=""/>
+      <w:lvlJc w:val="left"/>
+      <w:pPr>
+        <w:tabs>
+          <w:tab w:val="num" w:pos="6480"/>
+        </w:tabs>
+        <w:ind w:left="6480" w:hanging="360"/>
+      </w:pPr>
+      <w:rPr>
+        <w:rFonts w:ascii="Wingdings" w:hAnsi="Wingdings" w:hint="default"/>
+        <w:sz w:val="20"/>
+      </w:rPr>
+    </w:lvl>
+  </w:abstractNum>
+  <w:abstractNum w:abstractNumId="21" w15:restartNumberingAfterBreak="0">
     <w:nsid w:val="7E2D4EF2"/>
     <w:multiLevelType w:val="multilevel"/>
     <w:tmpl w:val="C47206AE"/>
@@ -4397,49 +7095,70 @@
     </w:lvl>
   </w:abstractNum>
   <w:num w:numId="1" w16cid:durableId="1496872446">
+    <w:abstractNumId w:val="15"/>
+  </w:num>
+  <w:num w:numId="2" w16cid:durableId="635450846">
+    <w:abstractNumId w:val="18"/>
+  </w:num>
+  <w:num w:numId="3" w16cid:durableId="125857921">
+    <w:abstractNumId w:val="5"/>
+  </w:num>
+  <w:num w:numId="4" w16cid:durableId="1160073953">
+    <w:abstractNumId w:val="13"/>
+  </w:num>
+  <w:num w:numId="5" w16cid:durableId="1391613259">
+    <w:abstractNumId w:val="3"/>
+  </w:num>
+  <w:num w:numId="6" w16cid:durableId="1161698506">
+    <w:abstractNumId w:val="14"/>
+  </w:num>
+  <w:num w:numId="7" w16cid:durableId="644044334">
     <w:abstractNumId w:val="10"/>
   </w:num>
-  <w:num w:numId="2" w16cid:durableId="635450846">
-    <w:abstractNumId w:val="13"/>
+  <w:num w:numId="8" w16cid:durableId="813374061">
+    <w:abstractNumId w:val="9"/>
   </w:num>
-  <w:num w:numId="3" w16cid:durableId="125857921">
+  <w:num w:numId="9" w16cid:durableId="1285039000">
+    <w:abstractNumId w:val="2"/>
+  </w:num>
+  <w:num w:numId="10" w16cid:durableId="1094059203">
+    <w:abstractNumId w:val="11"/>
+  </w:num>
+  <w:num w:numId="11" w16cid:durableId="1288585586">
+    <w:abstractNumId w:val="16"/>
+  </w:num>
+  <w:num w:numId="12" w16cid:durableId="809398259">
     <w:abstractNumId w:val="4"/>
   </w:num>
-  <w:num w:numId="4" w16cid:durableId="1160073953">
+  <w:num w:numId="13" w16cid:durableId="1445226590">
+    <w:abstractNumId w:val="21"/>
+  </w:num>
+  <w:num w:numId="14" w16cid:durableId="1584996246">
+    <w:abstractNumId w:val="17"/>
+  </w:num>
+  <w:num w:numId="15" w16cid:durableId="954212295">
+    <w:abstractNumId w:val="1"/>
+  </w:num>
+  <w:num w:numId="16" w16cid:durableId="1407537403">
+    <w:abstractNumId w:val="0"/>
+  </w:num>
+  <w:num w:numId="17" w16cid:durableId="843587783">
+    <w:abstractNumId w:val="20"/>
+  </w:num>
+  <w:num w:numId="18" w16cid:durableId="468089412">
+    <w:abstractNumId w:val="19"/>
+  </w:num>
+  <w:num w:numId="19" w16cid:durableId="141507366">
+    <w:abstractNumId w:val="6"/>
+  </w:num>
+  <w:num w:numId="20" w16cid:durableId="258299868">
     <w:abstractNumId w:val="8"/>
   </w:num>
-  <w:num w:numId="5" w16cid:durableId="1391613259">
-    <w:abstractNumId w:val="2"/>
-  </w:num>
-  <w:num w:numId="6" w16cid:durableId="1161698506">
-    <w:abstractNumId w:val="9"/>
-  </w:num>
-  <w:num w:numId="7" w16cid:durableId="644044334">
-    <w:abstractNumId w:val="6"/>
-  </w:num>
-  <w:num w:numId="8" w16cid:durableId="813374061">
-    <w:abstractNumId w:val="5"/>
-  </w:num>
-  <w:num w:numId="9" w16cid:durableId="1285039000">
-    <w:abstractNumId w:val="1"/>
-  </w:num>
-  <w:num w:numId="10" w16cid:durableId="1094059203">
+  <w:num w:numId="21" w16cid:durableId="1781031318">
     <w:abstractNumId w:val="7"/>
   </w:num>
-  <w:num w:numId="11" w16cid:durableId="1288585586">
-    <w:abstractNumId w:val="11"/>
-  </w:num>
-  <w:num w:numId="12" w16cid:durableId="809398259">
-    <w:abstractNumId w:val="3"/>
-  </w:num>
-  <w:num w:numId="13" w16cid:durableId="1445226590">
-    <w:abstractNumId w:val="14"/>
-  </w:num>
-  <w:num w:numId="14" w16cid:durableId="1584996246">
+  <w:num w:numId="22" w16cid:durableId="607154146">
     <w:abstractNumId w:val="12"/>
-  </w:num>
-  <w:num w:numId="15" w16cid:durableId="954212295">
-    <w:abstractNumId w:val="0"/>
   </w:num>
 </w:numbering>
 </file>

--- a/Course 1 - Python Basics/notes/notes from Coursera Python 3 Prgmg.docx
+++ b/Course 1 - Python Basics/notes/notes from Coursera Python 3 Prgmg.docx
@@ -543,15 +543,7 @@
           </w:tcPr>
           <w:p>
             <w:r>
-              <w:t xml:space="preserve">Picks up the </w:t>
-            </w:r>
-            <w:proofErr w:type="gramStart"/>
-            <w:r>
-              <w:t>turtles</w:t>
-            </w:r>
-            <w:proofErr w:type="gramEnd"/>
-            <w:r>
-              <w:t xml:space="preserve"> tail</w:t>
+              <w:t>Picks up the turtles tail</w:t>
             </w:r>
           </w:p>
         </w:tc>
@@ -619,15 +611,7 @@
           </w:tcPr>
           <w:p>
             <w:r>
-              <w:t xml:space="preserve">Puts down the </w:t>
-            </w:r>
-            <w:proofErr w:type="gramStart"/>
-            <w:r>
-              <w:t>turtles</w:t>
-            </w:r>
-            <w:proofErr w:type="gramEnd"/>
-            <w:r>
-              <w:t xml:space="preserve"> tail</w:t>
+              <w:t>Puts down the turtles tail</w:t>
             </w:r>
           </w:p>
         </w:tc>
@@ -950,12 +934,10 @@
           </w:tcPr>
           <w:p>
             <w:proofErr w:type="spellStart"/>
-            <w:proofErr w:type="gramStart"/>
             <w:r>
               <w:t>x,y</w:t>
             </w:r>
             <w:proofErr w:type="spellEnd"/>
-            <w:proofErr w:type="gramEnd"/>
           </w:p>
         </w:tc>
         <w:tc>
@@ -978,12 +960,10 @@
               <w:t xml:space="preserve">Move the turtle to position </w:t>
             </w:r>
             <w:proofErr w:type="spellStart"/>
-            <w:proofErr w:type="gramStart"/>
             <w:r>
               <w:t>x,y</w:t>
             </w:r>
             <w:proofErr w:type="spellEnd"/>
-            <w:proofErr w:type="gramEnd"/>
           </w:p>
         </w:tc>
       </w:tr>
@@ -1447,19 +1427,11 @@
       </w:r>
       <w:proofErr w:type="spellStart"/>
       <w:r>
-        <w:t>tess.</w:t>
-      </w:r>
-      <w:proofErr w:type="gramStart"/>
-      <w:r>
-        <w:t>forward</w:t>
+        <w:t>tess.forward</w:t>
       </w:r>
       <w:proofErr w:type="spellEnd"/>
       <w:r>
-        <w:t>(</w:t>
-      </w:r>
-      <w:proofErr w:type="gramEnd"/>
-      <w:r>
-        <w:t xml:space="preserve">-100) will move </w:t>
+        <w:t xml:space="preserve">(-100) will move </w:t>
       </w:r>
       <w:proofErr w:type="spellStart"/>
       <w:r>
@@ -1470,12 +1442,10 @@
         <w:t xml:space="preserve"> backwards, and </w:t>
       </w:r>
       <w:proofErr w:type="spellStart"/>
-      <w:proofErr w:type="gramStart"/>
       <w:r>
         <w:t>tess.left</w:t>
       </w:r>
       <w:proofErr w:type="spellEnd"/>
-      <w:proofErr w:type="gramEnd"/>
       <w:r>
         <w:t xml:space="preserve">(-30) turns her to the right. Additionally, because there are 360 degrees in a circle, turning 30 to the left will leave you facing in the same direction as turning 330 to the right! (The on-screen animation will differ, though — you will be able to tell if </w:t>
       </w:r>
@@ -1506,12 +1476,10 @@
         <w:br/>
       </w:r>
       <w:proofErr w:type="spellStart"/>
-      <w:proofErr w:type="gramStart"/>
       <w:r>
         <w:t>alex.backward</w:t>
       </w:r>
       <w:proofErr w:type="spellEnd"/>
-      <w:proofErr w:type="gramEnd"/>
       <w:r>
         <w:t xml:space="preserve">(-100) to move </w:t>
       </w:r>
@@ -1887,15 +1855,7 @@
       </w:r>
       <w:proofErr w:type="spellEnd"/>
       <w:r>
-        <w:t>. That imports everything in morecode.py. To invoke a function f1 that is defined in morecode.py, you would write </w:t>
-      </w:r>
-      <w:proofErr w:type="gramStart"/>
-      <w:r>
-        <w:t>morecode.f</w:t>
-      </w:r>
-      <w:proofErr w:type="gramEnd"/>
-      <w:r>
-        <w:t xml:space="preserve">1(). Note that you have to explicitly mention </w:t>
+        <w:t xml:space="preserve">. That imports everything in morecode.py. To invoke a function f1 that is defined in morecode.py, you would write morecode.f1(). Note that you have to explicitly mention </w:t>
       </w:r>
       <w:proofErr w:type="spellStart"/>
       <w:r>
@@ -1930,15 +1890,7 @@
       </w:r>
       <w:proofErr w:type="spellEnd"/>
       <w:r>
-        <w:t> as mc, you would invoke f1 as </w:t>
-      </w:r>
-      <w:proofErr w:type="gramStart"/>
-      <w:r>
-        <w:t>mc.f</w:t>
-      </w:r>
-      <w:proofErr w:type="gramEnd"/>
-      <w:r>
-        <w:t>1(). You have now given the </w:t>
+        <w:t> as mc, you would invoke f1 as mc.f1(). You have now given the </w:t>
       </w:r>
       <w:proofErr w:type="spellStart"/>
       <w:r>
@@ -2160,12 +2112,10 @@
         <w:t xml:space="preserve">prob = </w:t>
       </w:r>
       <w:proofErr w:type="spellStart"/>
-      <w:proofErr w:type="gramStart"/>
       <w:r>
         <w:t>random.random</w:t>
       </w:r>
       <w:proofErr w:type="spellEnd"/>
-      <w:proofErr w:type="gramEnd"/>
       <w:r>
         <w:t>()</w:t>
       </w:r>
@@ -2191,12 +2141,10 @@
         <w:t xml:space="preserve"> = </w:t>
       </w:r>
       <w:proofErr w:type="spellStart"/>
-      <w:proofErr w:type="gramStart"/>
       <w:r>
         <w:t>random.randrange</w:t>
       </w:r>
       <w:proofErr w:type="spellEnd"/>
-      <w:proofErr w:type="gramEnd"/>
       <w:r>
         <w:t>(1,7)       # return an int, one of 1,2,3,4,5,6</w:t>
       </w:r>
@@ -2241,30 +2189,20 @@
         <w:t> function generates an integer between its lower and upper argument where the lower bound is included, but the upper bound is excluded. So, </w:t>
       </w:r>
       <w:proofErr w:type="spellStart"/>
-      <w:proofErr w:type="gramStart"/>
       <w:r>
         <w:t>randrange</w:t>
       </w:r>
       <w:proofErr w:type="spellEnd"/>
       <w:r>
-        <w:t>(</w:t>
-      </w:r>
-      <w:proofErr w:type="gramEnd"/>
-      <w:r>
-        <w:t>1,7) will include numbers from 1-6. If you omit the first parameter it is assumed to be 0 so </w:t>
+        <w:t>(1,7) will include numbers from 1-6. If you omit the first parameter it is assumed to be 0 so </w:t>
       </w:r>
       <w:proofErr w:type="spellStart"/>
-      <w:proofErr w:type="gramStart"/>
       <w:r>
         <w:t>randrange</w:t>
       </w:r>
       <w:proofErr w:type="spellEnd"/>
       <w:r>
-        <w:t>(</w:t>
-      </w:r>
-      <w:proofErr w:type="gramEnd"/>
-      <w:r>
-        <w:t>10) will give you numbers from 0-9. All the values have an equal probability of occurring (i.e. the results are </w:t>
+        <w:t>(10) will give you numbers from 0-9. All the values have an equal probability of occurring (i.e. the results are </w:t>
       </w:r>
       <w:r>
         <w:rPr>
@@ -2282,23 +2220,7 @@
         <w:spacing w:afterLines="60" w:after="144"/>
       </w:pPr>
       <w:r>
-        <w:t>The </w:t>
-      </w:r>
-      <w:proofErr w:type="gramStart"/>
-      <w:r>
-        <w:t>random(</w:t>
-      </w:r>
-      <w:proofErr w:type="gramEnd"/>
-      <w:r>
-        <w:t xml:space="preserve">) function returns a </w:t>
-      </w:r>
-      <w:proofErr w:type="gramStart"/>
-      <w:r>
-        <w:t>floating point</w:t>
-      </w:r>
-      <w:proofErr w:type="gramEnd"/>
-      <w:r>
-        <w:t xml:space="preserve"> number in the range [0.0, 1.0) — the square bracket means “closed interval on the left” and the round parenthesis means “open interval on the right”. In other words, 0.0 is possible, but all returned numbers will be strictly less than 1.0. It is usual to </w:t>
+        <w:t>The random() function returns a floating point number in the range [0.0, 1.0) — the square bracket means “closed interval on the left” and the round parenthesis means “open interval on the right”. In other words, 0.0 is possible, but all returned numbers will be strictly less than 1.0. It is usual to </w:t>
       </w:r>
       <w:r>
         <w:rPr>
@@ -2335,12 +2257,10 @@
         <w:t xml:space="preserve">prob = </w:t>
       </w:r>
       <w:proofErr w:type="spellStart"/>
-      <w:proofErr w:type="gramStart"/>
       <w:r>
         <w:t>random.random</w:t>
       </w:r>
       <w:proofErr w:type="spellEnd"/>
-      <w:proofErr w:type="gramEnd"/>
       <w:r>
         <w:t>()</w:t>
       </w:r>
@@ -2373,15 +2293,7 @@
         <w:t>deterministic</w:t>
       </w:r>
       <w:r>
-        <w:t xml:space="preserve"> algorithm — repeatable and predictable. </w:t>
-      </w:r>
-      <w:proofErr w:type="gramStart"/>
-      <w:r>
-        <w:t>So</w:t>
-      </w:r>
-      <w:proofErr w:type="gramEnd"/>
-      <w:r>
-        <w:t xml:space="preserve"> they’re called </w:t>
+        <w:t> algorithm — repeatable and predictable. So they’re called </w:t>
       </w:r>
       <w:r>
         <w:rPr>
@@ -2453,13 +2365,8 @@
       <w:pPr>
         <w:spacing w:after="60"/>
       </w:pPr>
-      <w:proofErr w:type="gramStart"/>
-      <w:r>
-        <w:t>print(</w:t>
-      </w:r>
-      <w:proofErr w:type="gramEnd"/>
-      <w:r>
-        <w:t>Hello, world!)</w:t>
+      <w:r>
+        <w:t>print(Hello, world!)</w:t>
       </w:r>
     </w:p>
     <w:p>
@@ -2474,19 +2381,9 @@
       <w:pPr>
         <w:spacing w:after="60"/>
       </w:pPr>
-      <w:proofErr w:type="gramStart"/>
-      <w:r>
-        <w:t>print(</w:t>
-      </w:r>
-      <w:proofErr w:type="gramEnd"/>
-      <w:r>
-        <w:t xml:space="preserve">5 </w:t>
-      </w:r>
-      <w:proofErr w:type="gramStart"/>
-      <w:r>
-        <w:t>+ )</w:t>
-      </w:r>
-      <w:proofErr w:type="gramEnd"/>
+      <w:r>
+        <w:t>print(5 + )</w:t>
+      </w:r>
     </w:p>
     <w:p>
       <w:pPr>
@@ -2515,39 +2412,24 @@
       <w:pPr>
         <w:spacing w:after="0"/>
       </w:pPr>
-      <w:proofErr w:type="gramStart"/>
-      <w:r>
-        <w:t>print(</w:t>
-      </w:r>
-      <w:proofErr w:type="gramEnd"/>
-      <w:r>
-        <w:t>"Hello, World!")</w:t>
+      <w:r>
+        <w:t>print("Hello, World!")</w:t>
       </w:r>
     </w:p>
     <w:p>
       <w:pPr>
         <w:spacing w:after="0"/>
       </w:pPr>
-      <w:proofErr w:type="gramStart"/>
-      <w:r>
-        <w:t>print(</w:t>
-      </w:r>
-      <w:proofErr w:type="gramEnd"/>
-      <w:r>
-        <w:t>5 + 3</w:t>
+      <w:r>
+        <w:t>print(5 + 3</w:t>
       </w:r>
     </w:p>
     <w:p>
       <w:pPr>
         <w:spacing w:after="0"/>
       </w:pPr>
-      <w:proofErr w:type="gramStart"/>
-      <w:r>
-        <w:t>print(</w:t>
-      </w:r>
-      <w:proofErr w:type="gramEnd"/>
-      <w:r>
-        <w:t>"All finished!")</w:t>
+      <w:r>
+        <w:t>print("All finished!")</w:t>
       </w:r>
     </w:p>
     <w:p>
@@ -2624,15 +2506,7 @@
         <w:t>right</w:t>
       </w:r>
       <w:r>
-        <w:t> </w:t>
-      </w:r>
-      <w:proofErr w:type="gramStart"/>
-      <w:r>
-        <w:t>parenthesis )</w:t>
-      </w:r>
-      <w:proofErr w:type="gramEnd"/>
-      <w:r>
-        <w:t> from line 2 and running the program again. Notice how the error message gives no line number at all. With syntax errors, you need to be prepared to hunt around a bit in order to locate the trouble.</w:t>
+        <w:t> parenthesis ) from line 2 and running the program again. Notice how the error message gives no line number at all. With syntax errors, you need to be prepared to hunt around a bit in order to locate the trouble.</w:t>
       </w:r>
     </w:p>
     <w:p>
@@ -2745,15 +2619,7 @@
         <w:spacing w:after="0"/>
       </w:pPr>
       <w:r>
-        <w:t xml:space="preserve">subtotal = </w:t>
-      </w:r>
-      <w:proofErr w:type="gramStart"/>
-      <w:r>
-        <w:t>input(</w:t>
-      </w:r>
-      <w:proofErr w:type="gramEnd"/>
-      <w:r>
-        <w:t>"Enter total before tax:")</w:t>
+        <w:t>subtotal = input("Enter total before tax:")</w:t>
       </w:r>
     </w:p>
     <w:p>
@@ -2765,13 +2631,8 @@
       </w:r>
     </w:p>
     <w:p>
-      <w:proofErr w:type="gramStart"/>
-      <w:r>
-        <w:t>print(</w:t>
-      </w:r>
-      <w:proofErr w:type="gramEnd"/>
-      <w:r>
-        <w:t>"tax on", subtotal, "is:", tax)</w:t>
+      <w:r>
+        <w:t>print("tax on", subtotal, "is:", tax)</w:t>
       </w:r>
     </w:p>
     <w:p>
@@ -2880,15 +2741,7 @@
         <w:spacing w:after="0"/>
       </w:pPr>
       <w:r>
-        <w:t xml:space="preserve">num1 = </w:t>
-      </w:r>
-      <w:proofErr w:type="gramStart"/>
-      <w:r>
-        <w:t>input(</w:t>
-      </w:r>
-      <w:proofErr w:type="gramEnd"/>
-      <w:r>
-        <w:t>'Enter a number:')</w:t>
+        <w:t>num1 = input('Enter a number:')</w:t>
       </w:r>
     </w:p>
     <w:p>
@@ -2896,15 +2749,7 @@
         <w:spacing w:after="0"/>
       </w:pPr>
       <w:r>
-        <w:t xml:space="preserve">num2 = </w:t>
-      </w:r>
-      <w:proofErr w:type="gramStart"/>
-      <w:r>
-        <w:t>input(</w:t>
-      </w:r>
-      <w:proofErr w:type="gramEnd"/>
-      <w:r>
-        <w:t>'Enter another number:')</w:t>
+        <w:t>num2 = input('Enter another number:')</w:t>
       </w:r>
     </w:p>
     <w:p>
@@ -2916,13 +2761,8 @@
       </w:r>
     </w:p>
     <w:p>
-      <w:proofErr w:type="gramStart"/>
-      <w:r>
-        <w:t>print(</w:t>
-      </w:r>
-      <w:proofErr w:type="gramEnd"/>
-      <w:r>
-        <w:t>'The sum of', num1, 'and', num2, 'is', sum)</w:t>
+      <w:r>
+        <w:t>print('The sum of', num1, 'and', num2, 'is', sum)</w:t>
       </w:r>
     </w:p>
     <w:p>
@@ -3084,15 +2924,7 @@
     </w:p>
     <w:p>
       <w:r>
-        <w:t xml:space="preserve">Many problems in your program will lead to an error message. For </w:t>
-      </w:r>
-      <w:proofErr w:type="gramStart"/>
-      <w:r>
-        <w:t>example</w:t>
-      </w:r>
-      <w:proofErr w:type="gramEnd"/>
-      <w:r>
-        <w:t xml:space="preserve"> as I was writing and testing this chapter of the book I wrote the following version of the example program in the previous section.</w:t>
+        <w:t>Many problems in your program will lead to an error message. For example as I was writing and testing this chapter of the book I wrote the following version of the example program in the previous section.</w:t>
       </w:r>
     </w:p>
     <w:p>
@@ -3105,15 +2937,7 @@
       </w:r>
       <w:proofErr w:type="spellEnd"/>
       <w:r>
-        <w:t xml:space="preserve"> = </w:t>
-      </w:r>
-      <w:proofErr w:type="gramStart"/>
-      <w:r>
-        <w:t>input(</w:t>
-      </w:r>
-      <w:proofErr w:type="gramEnd"/>
-      <w:r>
-        <w:t>"What is the current time (in hours 0-23)?")</w:t>
+        <w:t xml:space="preserve"> = input("What is the current time (in hours 0-23)?")</w:t>
       </w:r>
     </w:p>
     <w:p>
@@ -3126,15 +2950,7 @@
       </w:r>
       <w:proofErr w:type="spellEnd"/>
       <w:r>
-        <w:t xml:space="preserve"> = </w:t>
-      </w:r>
-      <w:proofErr w:type="gramStart"/>
-      <w:r>
-        <w:t>input(</w:t>
-      </w:r>
-      <w:proofErr w:type="gramEnd"/>
-      <w:r>
-        <w:t>"How many hours do you want to wait")</w:t>
+        <w:t xml:space="preserve"> = input("How many hours do you want to wait")</w:t>
       </w:r>
     </w:p>
     <w:p>
@@ -3251,15 +3067,7 @@
       </w:r>
       <w:proofErr w:type="spellEnd"/>
       <w:r>
-        <w:t xml:space="preserve"> is used on both the left and the </w:t>
-      </w:r>
-      <w:proofErr w:type="gramStart"/>
-      <w:r>
-        <w:t>right hand</w:t>
-      </w:r>
-      <w:proofErr w:type="gramEnd"/>
-      <w:r>
-        <w:t xml:space="preserve"> side of the assignment statement.</w:t>
+        <w:t> is used on both the left and the right hand side of the assignment statement.</w:t>
       </w:r>
     </w:p>
     <w:p>
@@ -3417,13 +3225,8 @@
         </w:numPr>
         <w:spacing w:after="0"/>
       </w:pPr>
-      <w:proofErr w:type="gramStart"/>
-      <w:r>
-        <w:t>First</w:t>
-      </w:r>
-      <w:proofErr w:type="gramEnd"/>
-      <w:r>
-        <w:t xml:space="preserve"> we will define what these four error messages mean.</w:t>
+      <w:r>
+        <w:t>First we will define what these four error messages mean.</w:t>
       </w:r>
     </w:p>
     <w:p>
@@ -3445,13 +3248,8 @@
           <w:numId w:val="19"/>
         </w:numPr>
       </w:pPr>
-      <w:proofErr w:type="gramStart"/>
-      <w:r>
-        <w:t>Finally</w:t>
-      </w:r>
-      <w:proofErr w:type="gramEnd"/>
-      <w:r>
-        <w:t xml:space="preserve"> we will look at ways to help uncover the root cause of these messages.</w:t>
+      <w:r>
+        <w:t>Finally we will look at ways to help uncover the root cause of these messages.</w:t>
       </w:r>
     </w:p>
     <w:p>
@@ -3472,28 +3270,15 @@
         <w:spacing w:after="60"/>
       </w:pPr>
       <w:r>
-        <w:t xml:space="preserve">Syntax errors happen when you make an error in the syntax of your program. Syntax errors are like making grammatical errors in writing. If you don’t use periods and commas in your writing then you are making it hard for other readers to figure out what you are trying to say. </w:t>
-      </w:r>
-      <w:proofErr w:type="gramStart"/>
-      <w:r>
-        <w:t>Similarly</w:t>
-      </w:r>
-      <w:proofErr w:type="gramEnd"/>
-      <w:r>
-        <w:t xml:space="preserve"> Python has certain grammatical rules that must be followed or else Python can’t figure out what you are trying to say.</w:t>
+        <w:t>Syntax errors happen when you make an error in the syntax of your program. Syntax errors are like making grammatical errors in writing. If you don’t use periods and commas in your writing then you are making it hard for other readers to figure out what you are trying to say. Similarly Python has certain grammatical rules that must be followed or else Python can’t figure out what you are trying to say.</w:t>
       </w:r>
     </w:p>
     <w:p>
       <w:pPr>
         <w:spacing w:after="60"/>
       </w:pPr>
-      <w:proofErr w:type="gramStart"/>
-      <w:r>
-        <w:t>Usually</w:t>
-      </w:r>
-      <w:proofErr w:type="gramEnd"/>
-      <w:r>
-        <w:t xml:space="preserve"> </w:t>
+      <w:r>
+        <w:t xml:space="preserve">Usually </w:t>
       </w:r>
       <w:proofErr w:type="spellStart"/>
       <w:r>
@@ -3540,23 +3325,7 @@
         <w:spacing w:after="60"/>
       </w:pPr>
       <w:r>
-        <w:t xml:space="preserve">The error message points you to line 1 and in this case that is exactly where the error occurs. In this case your biggest clue is to notice the difference in highlighting on the line. Notice that the words “current time” are a different color than those around them. Why is this? Because “current time” is in double quotes inside another pair of double quotes Python thinks that you are finishing off one string, then you have some other names and finally another string. But you haven’t separated these names or strings by commas, and you haven’t added them together with the concatenation operator (+). So, there are several corrections you could make. </w:t>
-      </w:r>
-      <w:proofErr w:type="gramStart"/>
-      <w:r>
-        <w:t>First</w:t>
-      </w:r>
-      <w:proofErr w:type="gramEnd"/>
-      <w:r>
-        <w:t xml:space="preserve"> you could make the argument to input be as follows: "What is the 'current time' (in hours 0-23) " Notice that here we have correctly used single quotes inside double </w:t>
-      </w:r>
-      <w:proofErr w:type="gramStart"/>
-      <w:r>
-        <w:t>quotes .</w:t>
-      </w:r>
-      <w:proofErr w:type="gramEnd"/>
-      <w:r>
-        <w:t xml:space="preserve"> Another option is to simply remove the extra double quotes. Why were you quoting “current time” anyway? "What is the current time (in hours 0-23)"</w:t>
+        <w:t>The error message points you to line 1 and in this case that is exactly where the error occurs. In this case your biggest clue is to notice the difference in highlighting on the line. Notice that the words “current time” are a different color than those around them. Why is this? Because “current time” is in double quotes inside another pair of double quotes Python thinks that you are finishing off one string, then you have some other names and finally another string. But you haven’t separated these names or strings by commas, and you haven’t added them together with the concatenation operator (+). So, there are several corrections you could make. First you could make the argument to input be as follows: "What is the 'current time' (in hours 0-23) " Notice that here we have correctly used single quotes inside double quotes . Another option is to simply remove the extra double quotes. Why were you quoting “current time” anyway? "What is the current time (in hours 0-23)"</w:t>
       </w:r>
     </w:p>
     <w:p>
@@ -3595,23 +3364,7 @@
       </w:r>
       <w:proofErr w:type="spellEnd"/>
       <w:r>
-        <w:t xml:space="preserve"> but if you reflect for a </w:t>
-      </w:r>
-      <w:proofErr w:type="gramStart"/>
-      <w:r>
-        <w:t>minute</w:t>
-      </w:r>
-      <w:proofErr w:type="gramEnd"/>
-      <w:r>
-        <w:t xml:space="preserve"> you will see that by commenting out line one you have caused a new and unrelated error. That </w:t>
-      </w:r>
-      <w:proofErr w:type="gramStart"/>
-      <w:r>
-        <w:t>is</w:t>
-      </w:r>
-      <w:proofErr w:type="gramEnd"/>
-      <w:r>
-        <w:t xml:space="preserve"> you have commented out the creation of the name </w:t>
+        <w:t> but if you reflect for a minute you will see that by commenting out line one you have caused a new and unrelated error. That is you have commented out the creation of the name </w:t>
       </w:r>
       <w:proofErr w:type="spellStart"/>
       <w:r>
@@ -3619,15 +3372,7 @@
       </w:r>
       <w:proofErr w:type="spellEnd"/>
       <w:r>
-        <w:t xml:space="preserve">. So </w:t>
-      </w:r>
-      <w:proofErr w:type="gramStart"/>
-      <w:r>
-        <w:t>of course</w:t>
-      </w:r>
-      <w:proofErr w:type="gramEnd"/>
-      <w:r>
-        <w:t xml:space="preserve"> when you want to convert it to an int you will get the </w:t>
+        <w:t xml:space="preserve">. So of course when you want to convert it to an int you will get the </w:t>
       </w:r>
       <w:proofErr w:type="spellStart"/>
       <w:r>
@@ -3657,23 +3402,7 @@
       </w:r>
       <w:proofErr w:type="spellEnd"/>
       <w:r>
-        <w:t xml:space="preserve"> to a constant value. For </w:t>
-      </w:r>
-      <w:proofErr w:type="gramStart"/>
-      <w:r>
-        <w:t>example</w:t>
-      </w:r>
-      <w:proofErr w:type="gramEnd"/>
-      <w:r>
-        <w:t xml:space="preserve"> you might make line one look like this: current_time_str = "10</w:t>
-      </w:r>
-      <w:proofErr w:type="gramStart"/>
-      <w:r>
-        <w:t>"  #input(</w:t>
-      </w:r>
-      <w:proofErr w:type="gramEnd"/>
-      <w:r>
-        <w:t>"What is the "current time" (in hours 0-23)?"). Now you have assigned </w:t>
+        <w:t> to a constant value. For example you might make line one look like this: current_time_str = "10"  #input("What is the "current time" (in hours 0-23)?"). Now you have assigned </w:t>
       </w:r>
       <w:proofErr w:type="spellStart"/>
       <w:r>
@@ -3681,15 +3410,7 @@
       </w:r>
       <w:proofErr w:type="spellEnd"/>
       <w:r>
-        <w:t xml:space="preserve"> to the string 10, and commented out the input statement. And now the program works! </w:t>
-      </w:r>
-      <w:proofErr w:type="gramStart"/>
-      <w:r>
-        <w:t>So</w:t>
-      </w:r>
-      <w:proofErr w:type="gramEnd"/>
-      <w:r>
-        <w:t xml:space="preserve"> you conclude that the problem must have something to do with the input function.</w:t>
+        <w:t> to the string 10, and commented out the input statement. And now the program works! So you conclude that the problem must have something to do with the input function.</w:t>
       </w:r>
     </w:p>
     <w:p>
@@ -3709,15 +3430,7 @@
       </w:r>
       <w:proofErr w:type="spellEnd"/>
       <w:r>
-        <w:t xml:space="preserve"> occur when you try to combine two objects that are not compatible. For </w:t>
-      </w:r>
-      <w:proofErr w:type="gramStart"/>
-      <w:r>
-        <w:t>example</w:t>
-      </w:r>
-      <w:proofErr w:type="gramEnd"/>
-      <w:r>
-        <w:t xml:space="preserve"> you try to add together an integer and a string. Usually type errors can be isolated to lines that are using mathematical operators, and usually the line number given by the error message is an accurate indication of the line.</w:t>
+        <w:t xml:space="preserve"> occur when you try to combine two objects that are not compatible. For example you try to add together an integer and a string. Usually type errors can be isolated to lines that are using mathematical operators, and usually the line number given by the error message is an accurate indication of the line.</w:t>
       </w:r>
     </w:p>
     <w:p>
@@ -3729,31 +3442,7 @@
         <w:t>Finding Clues</w:t>
       </w:r>
       <w:r>
-        <w:t> One thing that can help you in this situation is to print out the values and the types of the variables involved in the statement that is causing the error. You might try adding a print statement after line 4 </w:t>
-      </w:r>
-      <w:proofErr w:type="gramStart"/>
-      <w:r>
-        <w:t>print(</w:t>
-      </w:r>
-      <w:proofErr w:type="gramEnd"/>
-      <w:r>
-        <w:t xml:space="preserve">x, type(x)) You will see that at least we have confirmed that x is of type string. Now you need to start to work backward through the program. You need to ask yourself, where is x used in the program? x is used on lines 2, 3, and of course 5 and 6 (where we are getting an error). So maybe you move the print statement to be after line 2 and again after 3. Line 3 is where you expect the value of x to be changed to an integer. Could line 4 be mysteriously changing x back to a string? Not very likely. </w:t>
-      </w:r>
-      <w:proofErr w:type="gramStart"/>
-      <w:r>
-        <w:t>So</w:t>
-      </w:r>
-      <w:proofErr w:type="gramEnd"/>
-      <w:r>
-        <w:t xml:space="preserve"> the value and type of x is just what you would expect it to be after line 2, but not after line 3. This helps you isolate the problem to line 3. In </w:t>
-      </w:r>
-      <w:proofErr w:type="gramStart"/>
-      <w:r>
-        <w:t>fact</w:t>
-      </w:r>
-      <w:proofErr w:type="gramEnd"/>
-      <w:r>
-        <w:t xml:space="preserve"> if you employ one of our earlier techniques of commenting out line 3 you will see that this has no impact on the error, and is a big clue that line 3 as it is currently written is useless.</w:t>
+        <w:t> One thing that can help you in this situation is to print out the values and the types of the variables involved in the statement that is causing the error. You might try adding a print statement after line 4 print(x, type(x)) You will see that at least we have confirmed that x is of type string. Now you need to start to work backward through the program. You need to ask yourself, where is x used in the program? x is used on lines 2, 3, and of course 5 and 6 (where we are getting an error). So maybe you move the print statement to be after line 2 and again after 3. Line 3 is where you expect the value of x to be changed to an integer. Could line 4 be mysteriously changing x back to a string? Not very likely. So the value and type of x is just what you would expect it to be after line 2, but not after line 3. This helps you isolate the problem to line 3. In fact if you employ one of our earlier techniques of commenting out line 3 you will see that this has no impact on the error, and is a big clue that line 3 as it is currently written is useless.</w:t>
       </w:r>
     </w:p>
     <w:p>
@@ -3801,15 +3490,7 @@
     </w:p>
     <w:p>
       <w:r>
-        <w:t xml:space="preserve">1. The word you are searching for will appear only once in your code, it’s also likely that it will be on the </w:t>
-      </w:r>
-      <w:proofErr w:type="gramStart"/>
-      <w:r>
-        <w:t>right hand</w:t>
-      </w:r>
-      <w:proofErr w:type="gramEnd"/>
-      <w:r>
-        <w:t xml:space="preserve"> side of an assignment statement, or as a parameter to a function. That should confirm for you that you have a typo somewhere. If the name in question </w:t>
+        <w:t>1. The word you are searching for will appear only once in your code, it’s also likely that it will be on the right hand side of an assignment statement, or as a parameter to a function. That should confirm for you that you have a typo somewhere. If the name in question </w:t>
       </w:r>
       <w:r>
         <w:rPr>
@@ -3819,23 +3500,7 @@
         <w:t>is</w:t>
       </w:r>
       <w:r>
-        <w:t xml:space="preserve"> what you thought it should be then you probably have a typo on the </w:t>
-      </w:r>
-      <w:proofErr w:type="gramStart"/>
-      <w:r>
-        <w:t>left hand</w:t>
-      </w:r>
-      <w:proofErr w:type="gramEnd"/>
-      <w:r>
-        <w:t xml:space="preserve"> side of an assignment statement on a line before your error message occurs. Start looking backward at your assignment statements. In some </w:t>
-      </w:r>
-      <w:proofErr w:type="gramStart"/>
-      <w:r>
-        <w:t>cases</w:t>
-      </w:r>
-      <w:proofErr w:type="gramEnd"/>
-      <w:r>
-        <w:t xml:space="preserve"> it’s really nice to leave all the highlighted strings from the search function visible as they will help you very quickly find a line where you might have expected your variable to be highlighted.</w:t>
+        <w:t> what you thought it should be then you probably have a typo on the left hand side of an assignment statement on a line before your error message occurs. Start looking backward at your assignment statements. In some cases it’s really nice to leave all the highlighted strings from the search function visible as they will help you very quickly find a line where you might have expected your variable to be highlighted.</w:t>
       </w:r>
     </w:p>
     <w:p>
@@ -3861,33 +3526,25 @@
     </w:p>
     <w:p>
       <w:r>
-        <w:t xml:space="preserve">Value errors occur when you pass a parameter to a function and the function is expecting a </w:t>
-      </w:r>
-      <w:proofErr w:type="gramStart"/>
-      <w:r>
-        <w:t>certain limitations</w:t>
-      </w:r>
-      <w:proofErr w:type="gramEnd"/>
-      <w:r>
-        <w:t xml:space="preserve"> on the values, and the value passed is not compatible. We can illustrate that with this particular program in two different ways.</w:t>
-      </w:r>
-    </w:p>
-    <w:p>
-      <w:r>
-        <w:t>Run the program but instead of typing in anything to the dialog box just click OK. You should see the following error message: ValueError: invalid literal for </w:t>
-      </w:r>
-      <w:proofErr w:type="gramStart"/>
-      <w:r>
-        <w:t>int(</w:t>
-      </w:r>
-      <w:proofErr w:type="gramEnd"/>
-      <w:r>
-        <w:t>) with base 10: '' on line: 4 This error is not because you have made a mistake in your program. Although sometimes we do want to check the user input to make sure its valid, but we don’t have all the tools we need for that yet. The error happens because the user did not give us something we can convert to an integer, instead we gave it an empty string. Try running the program again. Now this time enter “ten” instead of the number 10. You will get a similar error message.</w:t>
-      </w:r>
-    </w:p>
-    <w:p>
+        <w:t>Value errors occur when you pass a parameter to a function and the function is expecting a certain limitations on the values, and the value passed is not compatible. We can illustrate that with this particular program in two different ways.</w:t>
+      </w:r>
+    </w:p>
+    <w:p>
+      <w:r>
+        <w:t xml:space="preserve">Run the program but instead of typing in anything to the dialog box just click OK. You should see the following error message: ValueError: invalid literal for int() with base 10: '' on line: 4 This </w:t>
+      </w:r>
       <w:proofErr w:type="spellStart"/>
       <w:r>
+        <w:t>error</w:t>
+      </w:r>
+      <w:proofErr w:type="spellEnd"/>
+      <w:r>
+        <w:t xml:space="preserve"> is not because you have made a mistake in your program. Although sometimes we do want to check the user input to make sure its valid, but we don’t have all the tools we need for that yet. The error happens because the user did not give us something we can convert to an integer, instead we gave it an empty string. Try running the program again. Now this time enter “ten” instead of the number 10. You will get a similar error message.</w:t>
+      </w:r>
+    </w:p>
+    <w:p>
+      <w:proofErr w:type="spellStart"/>
+      <w:r>
         <w:t>ValueErrors</w:t>
       </w:r>
       <w:proofErr w:type="spellEnd"/>
@@ -3900,18 +3557,646 @@
       </w:r>
       <w:proofErr w:type="spellEnd"/>
       <w:r>
-        <w:t xml:space="preserve"> again when we get to more complicated programs. For </w:t>
-      </w:r>
-      <w:proofErr w:type="gramStart"/>
-      <w:r>
-        <w:t>now</w:t>
-      </w:r>
-      <w:proofErr w:type="gramEnd"/>
-      <w:r>
-        <w:t xml:space="preserve"> it is worth repeating that you need to keep track of the restrictions needed for your variables, and understand what your function is expecting. You can do this by writing comments in your code, or by naming your variables in a way that reminds you of their proper form.</w:t>
-      </w:r>
-    </w:p>
-    <w:p/>
+        <w:t xml:space="preserve"> again when we get to more complicated programs. For now it is worth repeating that you need to keep track of the restrictions needed for your variables, and understand what your function is expecting. You can do this by writing comments in your code, or by naming your variables in a way that reminds you of their proper form.</w:t>
+      </w:r>
+    </w:p>
+    <w:p>
+      <w:r>
+        <w:t xml:space="preserve">Module 2 – Sequences and Iteration </w:t>
+      </w:r>
+      <w:r>
+        <w:br/>
+        <w:t>Lists and Strings</w:t>
+      </w:r>
+    </w:p>
+    <w:p>
+      <w:r>
+        <w:t>6.1. Introduction: Sequences</w:t>
+      </w:r>
+    </w:p>
+    <w:p>
+      <w:pPr>
+        <w:spacing w:after="60"/>
+      </w:pPr>
+      <w:r>
+        <w:t xml:space="preserve">In the real world most of the data we care about doesn’t exist on its own. Usually data is in the form of some kind of collection or sequence. For example, a grocery list helps us keep track of the individual food items we need to buy, and our </w:t>
+      </w:r>
+      <w:proofErr w:type="spellStart"/>
+      <w:r>
+        <w:t>todo</w:t>
+      </w:r>
+      <w:proofErr w:type="spellEnd"/>
+      <w:r>
+        <w:t xml:space="preserve"> list organizes the things we need to do each day. Notice that both the grocery list and the </w:t>
+      </w:r>
+      <w:proofErr w:type="spellStart"/>
+      <w:r>
+        <w:t>todo</w:t>
+      </w:r>
+      <w:proofErr w:type="spellEnd"/>
+      <w:r>
+        <w:t xml:space="preserve"> list are not even concerned with numbers as much as they are concerned with words. This is true of much of our daily life, and so Python provides us with many features to work with lists of all kinds of objects (numbers, words, etc.) as well as special kind of sequence, the character string, which you can think of as a sequence of individual letters.</w:t>
+      </w:r>
+    </w:p>
+    <w:p>
+      <w:pPr>
+        <w:spacing w:after="60"/>
+      </w:pPr>
+      <w:r>
+        <w:t>So far we have seen built-in types like: int, float, and str. int and float are considered to be simple or primitive or atomic data types because their values are not composed of any smaller parts. They cannot be broken down.</w:t>
+      </w:r>
+    </w:p>
+    <w:p>
+      <w:pPr>
+        <w:spacing w:after="60"/>
+      </w:pPr>
+      <w:r>
+        <w:t>On the other hand, strings and lists are different from the others because they are made up of smaller pieces. In the case of strings, they are made up of smaller strings each containing one </w:t>
+      </w:r>
+      <w:r>
+        <w:rPr>
+          <w:b/>
+          <w:bCs/>
+        </w:rPr>
+        <w:t>character</w:t>
+      </w:r>
+      <w:r>
+        <w:t>.</w:t>
+      </w:r>
+    </w:p>
+    <w:p>
+      <w:pPr>
+        <w:spacing w:after="60"/>
+      </w:pPr>
+      <w:r>
+        <w:t>Types that are comprised of smaller pieces are called </w:t>
+      </w:r>
+      <w:r>
+        <w:rPr>
+          <w:b/>
+          <w:bCs/>
+        </w:rPr>
+        <w:t>collection data types</w:t>
+      </w:r>
+      <w:r>
+        <w:t>. Depending on what we are doing, we may want to treat a collection data type as a single entity (the whole), or we may want to access its parts. This ambiguity is useful.</w:t>
+      </w:r>
+    </w:p>
+    <w:p>
+      <w:pPr>
+        <w:spacing w:after="60"/>
+      </w:pPr>
+      <w:r>
+        <w:t>In this chapter we will examine operations that can be performed on sequences, such as picking out individual elements or subsequences (called slices) or computing their length. In addition, we’ll examine some special functions that are defined only for strings, and we’ll find out one importance difference between strings and lists, that lists can be changed (or mutated) while strings are immutable.</w:t>
+      </w:r>
+    </w:p>
+    <w:p>
+      <w:r>
+        <w:br w:type="page"/>
+      </w:r>
+    </w:p>
+    <w:p>
+      <w:pPr>
+        <w:spacing w:after="60"/>
+      </w:pPr>
+      <w:r>
+        <w:lastRenderedPageBreak/>
+        <w:t>6.2. Strings, Lists, and Tuples</w:t>
+      </w:r>
+    </w:p>
+    <w:p>
+      <w:pPr>
+        <w:spacing w:after="60"/>
+      </w:pPr>
+      <w:r>
+        <w:t>Throughout the first chapters of this book we have used strings to represent words or phrases that we wanted to print out. Our definition was simple: a string is simply some characters inside quotes. In this chapter we explore strings in much more detail.</w:t>
+      </w:r>
+    </w:p>
+    <w:p>
+      <w:pPr>
+        <w:spacing w:after="60"/>
+      </w:pPr>
+      <w:r>
+        <w:t>Additionally, we explore lists and tuples, which are very much like strings but can hold different types.</w:t>
+      </w:r>
+    </w:p>
+    <w:p>
+      <w:pPr>
+        <w:spacing w:after="60"/>
+      </w:pPr>
+      <w:r>
+        <w:t>6.2.1. Strings</w:t>
+      </w:r>
+    </w:p>
+    <w:p>
+      <w:pPr>
+        <w:spacing w:after="60"/>
+      </w:pPr>
+      <w:r>
+        <w:t>Strings can be defined as sequential collections of characters. This means that the individual characters that make up a string are in a particular order from left to right.</w:t>
+      </w:r>
+    </w:p>
+    <w:p>
+      <w:pPr>
+        <w:spacing w:after="60"/>
+      </w:pPr>
+      <w:r>
+        <w:t>A string that contains no characters, often referred to as the </w:t>
+      </w:r>
+      <w:r>
+        <w:rPr>
+          <w:b/>
+          <w:bCs/>
+        </w:rPr>
+        <w:t>empty string</w:t>
+      </w:r>
+      <w:r>
+        <w:t>, is still considered to be a string. It is simply a sequence of zero characters and is represented by ‘’ or “” (two single or two double quotes with nothing in between).</w:t>
+      </w:r>
+    </w:p>
+    <w:p>
+      <w:pPr>
+        <w:spacing w:after="60"/>
+      </w:pPr>
+      <w:r>
+        <w:t>6.2.2. Lists</w:t>
+      </w:r>
+    </w:p>
+    <w:p>
+      <w:pPr>
+        <w:spacing w:after="60"/>
+      </w:pPr>
+      <w:r>
+        <w:t>A </w:t>
+      </w:r>
+      <w:r>
+        <w:rPr>
+          <w:b/>
+          <w:bCs/>
+        </w:rPr>
+        <w:t>list</w:t>
+      </w:r>
+      <w:r>
+        <w:t> is a sequential collection of Python data values, where each value is identified by an index. The values that make up a list are called its </w:t>
+      </w:r>
+      <w:r>
+        <w:rPr>
+          <w:b/>
+          <w:bCs/>
+        </w:rPr>
+        <w:t>elements</w:t>
+      </w:r>
+      <w:r>
+        <w:t>. Lists are similar to strings, which are ordered collections of characters, except that the elements of a list can have any type and for any one list, the items can be of different types.</w:t>
+      </w:r>
+    </w:p>
+    <w:p>
+      <w:pPr>
+        <w:spacing w:after="60"/>
+      </w:pPr>
+      <w:r>
+        <w:t>There are several ways to create a new list. The simplest is to enclose the elements in square brackets ( [ and ]).</w:t>
+      </w:r>
+      <w:r>
+        <w:t xml:space="preserve">   </w:t>
+      </w:r>
+      <w:r>
+        <w:t>[10, 20, 30, 40]</w:t>
+      </w:r>
+      <w:r>
+        <w:t xml:space="preserve">     </w:t>
+      </w:r>
+      <w:r>
+        <w:t>["spam", "bungee", "swallow"]</w:t>
+      </w:r>
+    </w:p>
+    <w:p>
+      <w:pPr>
+        <w:spacing w:after="60"/>
+      </w:pPr>
+      <w:r>
+        <w:t>The first example is a list of four integers. The second is a list of three strings. As we said above, the elements of a list don’t have to be the same type. The following list contains a string, a float, an integer, and another list.</w:t>
+      </w:r>
+    </w:p>
+    <w:p>
+      <w:pPr>
+        <w:spacing w:after="60"/>
+      </w:pPr>
+      <w:r>
+        <w:t>["hello", 2.0, 5, [10, 20]]</w:t>
+      </w:r>
+    </w:p>
+    <w:p>
+      <w:pPr>
+        <w:spacing w:after="60"/>
+        <w:rPr>
+          <w:b/>
+          <w:bCs/>
+        </w:rPr>
+      </w:pPr>
+      <w:r>
+        <w:rPr>
+          <w:b/>
+          <w:bCs/>
+        </w:rPr>
+        <w:t>Note</w:t>
+      </w:r>
+    </w:p>
+    <w:p>
+      <w:pPr>
+        <w:spacing w:after="60"/>
+      </w:pPr>
+      <w:r>
+        <w:t>WP: Don’t Mix Types!</w:t>
+      </w:r>
+    </w:p>
+    <w:p>
+      <w:pPr>
+        <w:spacing w:after="60"/>
+      </w:pPr>
+      <w:r>
+        <w:t>You’ll likely see us do this in the textbook to give you odd combinations, but when you create lists you should generally not mix types together. A list of just strings or just integers or just floats is generally easier to deal with.</w:t>
+      </w:r>
+    </w:p>
+    <w:p>
+      <w:pPr>
+        <w:spacing w:after="60"/>
+      </w:pPr>
+      <w:r>
+        <w:t>6.2.3. Tuples</w:t>
+      </w:r>
+    </w:p>
+    <w:p>
+      <w:pPr>
+        <w:spacing w:after="60"/>
+      </w:pPr>
+      <w:r>
+        <w:t>A </w:t>
+      </w:r>
+      <w:r>
+        <w:rPr>
+          <w:b/>
+          <w:bCs/>
+        </w:rPr>
+        <w:t>tuple</w:t>
+      </w:r>
+      <w:r>
+        <w:t>, like a list, is a sequence of items of any type. The printed representation of a tuple is a comma-separated sequence of values, enclosed in parentheses. In other words, the representation is just like lists, except with parentheses () instead of square brackets [].</w:t>
+      </w:r>
+    </w:p>
+    <w:p>
+      <w:pPr>
+        <w:spacing w:after="60"/>
+      </w:pPr>
+      <w:r>
+        <w:t>One way to create a tuple is to write an expression, enclosed in parentheses, that consists of multiple other expressions, separated by commas.</w:t>
+      </w:r>
+    </w:p>
+    <w:p>
+      <w:pPr>
+        <w:spacing w:after="60"/>
+      </w:pPr>
+      <w:proofErr w:type="spellStart"/>
+      <w:r>
+        <w:t>julia</w:t>
+      </w:r>
+      <w:proofErr w:type="spellEnd"/>
+      <w:r>
+        <w:t xml:space="preserve"> = ("Julia", "Roberts", 1967, "Duplicity", 2009, "Actress", "Atlanta, Georgia")</w:t>
+      </w:r>
+    </w:p>
+    <w:p>
+      <w:pPr>
+        <w:spacing w:after="60"/>
+      </w:pPr>
+      <w:r>
+        <w:t>The key difference between lists and tuples is that a tuple is immutable, meaning that its contents can’t be changed after the tuple is created. We will examine the mutability of lists in detail in the chapter on </w:t>
+      </w:r>
+      <w:hyperlink r:id="rId12" w:anchor="mutability" w:history="1">
+        <w:r>
+          <w:rPr>
+            <w:rStyle w:val="Hyperlink"/>
+          </w:rPr>
+          <w:t>Mutability</w:t>
+        </w:r>
+      </w:hyperlink>
+      <w:r>
+        <w:t>.</w:t>
+      </w:r>
+    </w:p>
+    <w:p>
+      <w:pPr>
+        <w:spacing w:after="60"/>
+      </w:pPr>
+      <w:r>
+        <w:t>To create a tuple with a single element (but you’re probably not likely to do that too often), we have to include the final comma, because without the final comma, Python treats the (5) below as an integer in parentheses:</w:t>
+      </w:r>
+      <w:r>
+        <w:br/>
+      </w:r>
+      <w:r>
+        <w:t>t = (5)</w:t>
+      </w:r>
+      <w:r>
+        <w:t xml:space="preserve">     print(type(t)) </w:t>
+      </w:r>
+      <w:r>
+        <w:sym w:font="Wingdings" w:char="F0E0"/>
+      </w:r>
+      <w:r>
+        <w:t xml:space="preserve">  &lt;</w:t>
+      </w:r>
+      <w:r>
+        <w:t>class ‘</w:t>
+      </w:r>
+      <w:r>
+        <w:t>int</w:t>
+      </w:r>
+      <w:r>
+        <w:t>’</w:t>
+      </w:r>
+      <w:r>
+        <w:t xml:space="preserve">&gt;   ;    </w:t>
+      </w:r>
+      <w:r>
+        <w:t>t = (5,)</w:t>
+      </w:r>
+      <w:r>
+        <w:t xml:space="preserve"> </w:t>
+      </w:r>
+      <w:r>
+        <w:t xml:space="preserve">    </w:t>
+      </w:r>
+      <w:r>
+        <w:t xml:space="preserve">     print(type(t)) </w:t>
+      </w:r>
+      <w:r>
+        <w:sym w:font="Wingdings" w:char="F0E0"/>
+      </w:r>
+      <w:r>
+        <w:t xml:space="preserve"> </w:t>
+      </w:r>
+      <w:r>
+        <w:t>&lt;class ‘</w:t>
+      </w:r>
+      <w:r>
+        <w:t>tuple</w:t>
+      </w:r>
+      <w:r>
+        <w:t>’</w:t>
+      </w:r>
+      <w:r>
+        <w:t>&gt;</w:t>
+      </w:r>
+    </w:p>
+    <w:p>
+      <w:r>
+        <w:br w:type="page"/>
+      </w:r>
+    </w:p>
+    <w:p>
+      <w:pPr>
+        <w:spacing w:after="60"/>
+      </w:pPr>
+      <w:r>
+        <w:lastRenderedPageBreak/>
+        <w:t>6.3. Index Operator: Working with the Characters of a String</w:t>
+      </w:r>
+    </w:p>
+    <w:p>
+      <w:pPr>
+        <w:spacing w:after="60"/>
+      </w:pPr>
+      <w:r>
+        <w:t>The </w:t>
+      </w:r>
+      <w:r>
+        <w:rPr>
+          <w:b/>
+          <w:bCs/>
+        </w:rPr>
+        <w:t>indexing operator</w:t>
+      </w:r>
+      <w:r>
+        <w:t xml:space="preserve"> (Python uses square brackets to enclose the index) selects a single character from a string. The characters are accessed by their position or index value. For example, in the string shown below, the 14 characters are indexed left to right from </w:t>
+      </w:r>
+      <w:proofErr w:type="spellStart"/>
+      <w:r>
+        <w:t>postion</w:t>
+      </w:r>
+      <w:proofErr w:type="spellEnd"/>
+      <w:r>
+        <w:t xml:space="preserve"> 0 to position 13.</w:t>
+      </w:r>
+    </w:p>
+    <w:p>
+      <w:pPr>
+        <w:spacing w:after="60"/>
+      </w:pPr>
+      <w:r>
+        <w:rPr>
+          <w:noProof/>
+        </w:rPr>
+        <w:drawing>
+          <wp:inline distT="0" distB="0" distL="0" distR="0" wp14:anchorId="32E4E1DF" wp14:editId="53CC7559">
+            <wp:extent cx="5276850" cy="1085850"/>
+            <wp:effectExtent l="0" t="0" r="0" b="0"/>
+            <wp:docPr id="1522022973" name="Picture 2" descr="index values"/>
+            <wp:cNvGraphicFramePr>
+              <a:graphicFrameLocks xmlns:a="http://schemas.openxmlformats.org/drawingml/2006/main" noChangeAspect="1"/>
+            </wp:cNvGraphicFramePr>
+            <a:graphic xmlns:a="http://schemas.openxmlformats.org/drawingml/2006/main">
+              <a:graphicData uri="http://schemas.openxmlformats.org/drawingml/2006/picture">
+                <pic:pic xmlns:pic="http://schemas.openxmlformats.org/drawingml/2006/picture">
+                  <pic:nvPicPr>
+                    <pic:cNvPr id="0" name="Picture 6" descr="index values"/>
+                    <pic:cNvPicPr>
+                      <a:picLocks noChangeAspect="1" noChangeArrowheads="1"/>
+                    </pic:cNvPicPr>
+                  </pic:nvPicPr>
+                  <pic:blipFill>
+                    <a:blip r:embed="rId13">
+                      <a:extLst>
+                        <a:ext uri="{28A0092B-C50C-407E-A947-70E740481C1C}">
+                          <a14:useLocalDpi xmlns:a14="http://schemas.microsoft.com/office/drawing/2010/main" val="0"/>
+                        </a:ext>
+                      </a:extLst>
+                    </a:blip>
+                    <a:srcRect/>
+                    <a:stretch>
+                      <a:fillRect/>
+                    </a:stretch>
+                  </pic:blipFill>
+                  <pic:spPr bwMode="auto">
+                    <a:xfrm>
+                      <a:off x="0" y="0"/>
+                      <a:ext cx="5276850" cy="1085850"/>
+                    </a:xfrm>
+                    <a:prstGeom prst="rect">
+                      <a:avLst/>
+                    </a:prstGeom>
+                    <a:noFill/>
+                    <a:ln>
+                      <a:noFill/>
+                    </a:ln>
+                  </pic:spPr>
+                </pic:pic>
+              </a:graphicData>
+            </a:graphic>
+          </wp:inline>
+        </w:drawing>
+      </w:r>
+    </w:p>
+    <w:p>
+      <w:pPr>
+        <w:spacing w:after="60"/>
+      </w:pPr>
+      <w:r>
+        <w:t>It is also the case that the positions are named from right to left using negative numbers where -1 is the rightmost index and so on. Note that the character at index 6 (or -8) is the blank character.</w:t>
+      </w:r>
+    </w:p>
+    <w:p>
+      <w:pPr>
+        <w:spacing w:after="60"/>
+      </w:pPr>
+      <w:r>
+        <w:t>school = "Luther College"</w:t>
+      </w:r>
+    </w:p>
+    <w:p>
+      <w:pPr>
+        <w:spacing w:after="60"/>
+      </w:pPr>
+      <w:r>
+        <w:t>The expression school[2] selects the character at index 2 from school, and creates a new string containing just this one character. The variable m refers to the result.</w:t>
+      </w:r>
+    </w:p>
+    <w:p>
+      <w:pPr>
+        <w:spacing w:after="60"/>
+      </w:pPr>
+      <w:r>
+        <w:t>The letter at index zero of "Luther College" is L. So at position [2] we have the letter t.</w:t>
+      </w:r>
+    </w:p>
+    <w:p>
+      <w:pPr>
+        <w:spacing w:after="60"/>
+      </w:pPr>
+      <w:r>
+        <w:t>If you want the zero-eth letter of a string, you just put 0, or any expression with the value 0, in the brackets. Give it a try.</w:t>
+      </w:r>
+    </w:p>
+    <w:p>
+      <w:pPr>
+        <w:spacing w:after="60"/>
+      </w:pPr>
+      <w:r>
+        <w:t>The expression in brackets is called an </w:t>
+      </w:r>
+      <w:r>
+        <w:rPr>
+          <w:b/>
+          <w:bCs/>
+        </w:rPr>
+        <w:t>index</w:t>
+      </w:r>
+      <w:r>
+        <w:t>. An index specifies a member of an ordered collection. In this case the collection of characters in the string. The index </w:t>
+      </w:r>
+      <w:r>
+        <w:rPr>
+          <w:i/>
+          <w:iCs/>
+        </w:rPr>
+        <w:t>indicates</w:t>
+      </w:r>
+      <w:r>
+        <w:t> which character you want. It can be any integer expression so long as it evaluates to a valid index value.</w:t>
+      </w:r>
+    </w:p>
+    <w:p>
+      <w:pPr>
+        <w:spacing w:after="60"/>
+      </w:pPr>
+      <w:r>
+        <w:t>Note that indexing returns a </w:t>
+      </w:r>
+      <w:r>
+        <w:rPr>
+          <w:i/>
+          <w:iCs/>
+        </w:rPr>
+        <w:t>string</w:t>
+      </w:r>
+      <w:r>
+        <w:t> — Python has no special type for a single character. It is just a string of length 1.</w:t>
+      </w:r>
+    </w:p>
+    <w:p>
+      <w:pPr>
+        <w:spacing w:after="60"/>
+      </w:pPr>
+      <w:r>
+        <w:t>6.3.1. Index Operator: Accessing Elements of a List or Tuple</w:t>
+      </w:r>
+    </w:p>
+    <w:p>
+      <w:pPr>
+        <w:spacing w:after="60"/>
+      </w:pPr>
+      <w:r>
+        <w:t>The syntax for accessing the elements of a list or tuple is the same as the syntax for accessing the characters of a string. We use the index operator ( [] – not to be confused with an empty list). The expression inside the brackets specifies the index. Remember that the indices start at 0. Any integer expression can be used as an index and as with strings, negative index values will locate items from the right instead of from the left.</w:t>
+      </w:r>
+    </w:p>
+    <w:p>
+      <w:pPr>
+        <w:spacing w:after="60"/>
+      </w:pPr>
+      <w:r>
+        <w:t>When we say the first, third or nth character of a sequence, we generally mean counting the usual way, starting with 1. The nth character and the character AT INDEX n are different then: The nth character is at index n-1. Make sure you are clear on what you mean!</w:t>
+      </w:r>
+    </w:p>
+    <w:p>
+      <w:pPr>
+        <w:spacing w:after="60"/>
+      </w:pPr>
+      <w:r>
+        <w:t>Try to predict what will be printed out by the following code, and then run it to check your prediction. (Actually, it’s a good idea to always do that with the code examples. You will learn much more if you force yourself to make a prediction before you see the output.)</w:t>
+      </w:r>
+    </w:p>
+    <w:p>
+      <w:pPr>
+        <w:spacing w:after="60"/>
+      </w:pPr>
+      <w:r>
+        <w:t>6.4. Disambiguating []: creation vs indexing</w:t>
+      </w:r>
+      <w:hyperlink r:id="rId14" w:anchor="disambiguating-creation-vs-indexing" w:tooltip="Permalink to this heading" w:history="1">
+        <w:r>
+          <w:rPr>
+            <w:rStyle w:val="Hyperlink"/>
+          </w:rPr>
+          <w:t>¶</w:t>
+        </w:r>
+      </w:hyperlink>
+    </w:p>
+    <w:p>
+      <w:pPr>
+        <w:spacing w:after="60"/>
+      </w:pPr>
+      <w:r>
+        <w:t>Square brackets [] are used in quite a few ways in python. When you’re first learning how to use them it may be confusing, but with practice and repetition they’ll be easy to incorporate!</w:t>
+      </w:r>
+    </w:p>
+    <w:p>
+      <w:pPr>
+        <w:spacing w:after="60"/>
+      </w:pPr>
+      <w:r>
+        <w:t>You have currently encountered two instances where we have used square brackets. The first is creating lists and the second is indexing. At first glance, creating and indexing are difficult to distinguish. However, indexing requires referencing an already created list while simply creating a list does not.</w:t>
+      </w:r>
+    </w:p>
     <w:sectPr>
       <w:pgSz w:w="12240" w:h="15840"/>
       <w:pgMar w:top="1080" w:right="360" w:bottom="360" w:left="1080" w:header="706" w:footer="706" w:gutter="0"/>
@@ -7766,6 +8051,7 @@
   <w:style w:type="character" w:default="1" w:styleId="DefaultParagraphFont">
     <w:name w:val="Default Paragraph Font"/>
     <w:uiPriority w:val="1"/>
+    <w:semiHidden/>
     <w:unhideWhenUsed/>
   </w:style>
   <w:style w:type="table" w:default="1" w:styleId="TableNormal">

--- a/Course 1 - Python Basics/notes/notes from Coursera Python 3 Prgmg.docx
+++ b/Course 1 - Python Basics/notes/notes from Coursera Python 3 Prgmg.docx
@@ -543,7 +543,15 @@
           </w:tcPr>
           <w:p>
             <w:r>
-              <w:t>Picks up the turtles tail</w:t>
+              <w:t xml:space="preserve">Picks up the </w:t>
+            </w:r>
+            <w:proofErr w:type="gramStart"/>
+            <w:r>
+              <w:t>turtles</w:t>
+            </w:r>
+            <w:proofErr w:type="gramEnd"/>
+            <w:r>
+              <w:t xml:space="preserve"> tail</w:t>
             </w:r>
           </w:p>
         </w:tc>
@@ -611,7 +619,15 @@
           </w:tcPr>
           <w:p>
             <w:r>
-              <w:t>Puts down the turtles tail</w:t>
+              <w:t xml:space="preserve">Puts down the </w:t>
+            </w:r>
+            <w:proofErr w:type="gramStart"/>
+            <w:r>
+              <w:t>turtles</w:t>
+            </w:r>
+            <w:proofErr w:type="gramEnd"/>
+            <w:r>
+              <w:t xml:space="preserve"> tail</w:t>
             </w:r>
           </w:p>
         </w:tc>
@@ -934,10 +950,12 @@
           </w:tcPr>
           <w:p>
             <w:proofErr w:type="spellStart"/>
+            <w:proofErr w:type="gramStart"/>
             <w:r>
               <w:t>x,y</w:t>
             </w:r>
             <w:proofErr w:type="spellEnd"/>
+            <w:proofErr w:type="gramEnd"/>
           </w:p>
         </w:tc>
         <w:tc>
@@ -3531,15 +3549,7 @@
     </w:p>
     <w:p>
       <w:r>
-        <w:t xml:space="preserve">Run the program but instead of typing in anything to the dialog box just click OK. You should see the following error message: ValueError: invalid literal for int() with base 10: '' on line: 4 This </w:t>
-      </w:r>
-      <w:proofErr w:type="spellStart"/>
-      <w:r>
-        <w:t>error</w:t>
-      </w:r>
-      <w:proofErr w:type="spellEnd"/>
-      <w:r>
-        <w:t xml:space="preserve"> is not because you have made a mistake in your program. Although sometimes we do want to check the user input to make sure its valid, but we don’t have all the tools we need for that yet. The error happens because the user did not give us something we can convert to an integer, instead we gave it an empty string. Try running the program again. Now this time enter “ten” instead of the number 10. You will get a similar error message.</w:t>
+        <w:t>Run the program but instead of typing in anything to the dialog box just click OK. You should see the following error message: ValueError: invalid literal for int() with base 10: '' on line: 4 This error is not because you have made a mistake in your program. Although sometimes we do want to check the user input to make sure its valid, but we don’t have all the tools we need for that yet. The error happens because the user did not give us something we can convert to an integer, instead we gave it an empty string. Try running the program again. Now this time enter “ten” instead of the number 10. You will get a similar error message.</w:t>
       </w:r>
     </w:p>
     <w:p>
@@ -4196,6 +4206,1055 @@
       <w:r>
         <w:t>You have currently encountered two instances where we have used square brackets. The first is creating lists and the second is indexing. At first glance, creating and indexing are difficult to distinguish. However, indexing requires referencing an already created list while simply creating a list does not.</w:t>
       </w:r>
+    </w:p>
+    <w:p>
+      <w:pPr>
+        <w:spacing w:after="60"/>
+      </w:pPr>
+      <w:r>
+        <w:lastRenderedPageBreak/>
+        <w:t>6.7. Concatenation and Repetition</w:t>
+      </w:r>
+    </w:p>
+    <w:p>
+      <w:pPr>
+        <w:spacing w:after="60"/>
+      </w:pPr>
+      <w:r>
+        <w:t>Again, as with strings, the + operator concatenates lists. Similarly, the * operator repeats the items in a list a given number of times.</w:t>
+      </w:r>
+    </w:p>
+    <w:p>
+      <w:pPr>
+        <w:spacing w:after="60"/>
+      </w:pPr>
+      <w:r>
+        <w:t>fruit = ["</w:t>
+      </w:r>
+      <w:proofErr w:type="spellStart"/>
+      <w:r>
+        <w:t>apple","orange","banana","cherry</w:t>
+      </w:r>
+      <w:proofErr w:type="spellEnd"/>
+      <w:r>
+        <w:t>"]</w:t>
+      </w:r>
+    </w:p>
+    <w:p>
+      <w:pPr>
+        <w:spacing w:after="60"/>
+      </w:pPr>
+      <w:r>
+        <w:t>print([1,2] + [3,4])</w:t>
+      </w:r>
+    </w:p>
+    <w:p>
+      <w:pPr>
+        <w:spacing w:after="60"/>
+      </w:pPr>
+      <w:r>
+        <w:t>print(fruit+[6,7,8,9])</w:t>
+      </w:r>
+    </w:p>
+    <w:p>
+      <w:pPr>
+        <w:spacing w:after="60"/>
+      </w:pPr>
+      <w:r>
+        <w:t>print([0] * 4)</w:t>
+      </w:r>
+    </w:p>
+    <w:p>
+      <w:pPr>
+        <w:spacing w:after="60"/>
+      </w:pPr>
+      <w:r>
+        <w:t xml:space="preserve">It is important to see that these operators create new lists from the elements of the operand lists. If you concatenate a list with 2 items and a list with 4 items, you will get a new list with 6 items (not a list with two </w:t>
+      </w:r>
+      <w:proofErr w:type="spellStart"/>
+      <w:r>
+        <w:t>sublists</w:t>
+      </w:r>
+      <w:proofErr w:type="spellEnd"/>
+      <w:r>
+        <w:t>). Similarly, repetition of a list of 2 items 4 times will give a list with 8 items.</w:t>
+      </w:r>
+    </w:p>
+    <w:p>
+      <w:pPr>
+        <w:spacing w:after="60"/>
+      </w:pPr>
+      <w:r>
+        <w:t xml:space="preserve">One way for us to make this more clear is to run a part of this example in </w:t>
+      </w:r>
+      <w:proofErr w:type="spellStart"/>
+      <w:r>
+        <w:t>codelens</w:t>
+      </w:r>
+      <w:proofErr w:type="spellEnd"/>
+      <w:r>
+        <w:t>. As you step through the code, you will see the variables being created and the lists that they refer to. Pay particular attention to the fact that when </w:t>
+      </w:r>
+      <w:proofErr w:type="spellStart"/>
+      <w:r>
+        <w:t>newlist</w:t>
+      </w:r>
+      <w:proofErr w:type="spellEnd"/>
+      <w:r>
+        <w:t> is created by the statement </w:t>
+      </w:r>
+      <w:proofErr w:type="spellStart"/>
+      <w:r>
+        <w:t>newlist</w:t>
+      </w:r>
+      <w:proofErr w:type="spellEnd"/>
+      <w:r>
+        <w:t> = fruit + </w:t>
+      </w:r>
+      <w:proofErr w:type="spellStart"/>
+      <w:r>
+        <w:t>numlist</w:t>
+      </w:r>
+      <w:proofErr w:type="spellEnd"/>
+      <w:r>
+        <w:t>, it refers to a completely new list formed by making copies of the items from fruit and </w:t>
+      </w:r>
+      <w:proofErr w:type="spellStart"/>
+      <w:r>
+        <w:t>numlist</w:t>
+      </w:r>
+      <w:proofErr w:type="spellEnd"/>
+      <w:r>
+        <w:t xml:space="preserve">. You can see this very clearly in the </w:t>
+      </w:r>
+      <w:proofErr w:type="spellStart"/>
+      <w:r>
+        <w:t>codelens</w:t>
+      </w:r>
+      <w:proofErr w:type="spellEnd"/>
+      <w:r>
+        <w:t xml:space="preserve"> object diagram. The objects are different.</w:t>
+      </w:r>
+    </w:p>
+    <w:p>
+      <w:pPr>
+        <w:spacing w:after="60"/>
+        <w:rPr>
+          <w:b/>
+          <w:bCs/>
+        </w:rPr>
+      </w:pPr>
+      <w:r>
+        <w:rPr>
+          <w:b/>
+          <w:bCs/>
+        </w:rPr>
+        <w:t>Note</w:t>
+      </w:r>
+    </w:p>
+    <w:p>
+      <w:pPr>
+        <w:spacing w:after="60"/>
+      </w:pPr>
+      <w:r>
+        <w:t>WP: Adding types together</w:t>
+      </w:r>
+    </w:p>
+    <w:p>
+      <w:pPr>
+        <w:spacing w:after="60"/>
+      </w:pPr>
+      <w:r>
+        <w:t>Beware when adding different types together! Python doesn’t understand how to concatenate different types together. Thus, if we try to add a string to a list with ['first'] + "second" then the interpreter will return an error. To do this you’ll need to make the two objects the same type. In this case, it means putting the string into its own list and then adding the two together like so: ['first'] + ["second"]. This process will look different for other types though. Remember that there are functions to convert types!</w:t>
+      </w:r>
+    </w:p>
+    <w:p>
+      <w:pPr>
+        <w:spacing w:after="60"/>
+      </w:pPr>
+    </w:p>
+    <w:p>
+      <w:pPr>
+        <w:spacing w:after="60"/>
+      </w:pPr>
+    </w:p>
+    <w:p>
+      <w:r>
+        <w:br w:type="page"/>
+      </w:r>
+    </w:p>
+    <w:p>
+      <w:pPr>
+        <w:spacing w:after="60"/>
+      </w:pPr>
+      <w:r>
+        <w:lastRenderedPageBreak/>
+        <w:t>6.8. Count and Index</w:t>
+      </w:r>
+    </w:p>
+    <w:p>
+      <w:pPr>
+        <w:spacing w:after="60"/>
+      </w:pPr>
+      <w:r>
+        <w:t>As you create more complex programs, you will find that some tasks are commonly done. Python has some built-in functions and methods to help you with these tasks. This page will cover two helpful methods for both strings and lists: count and index.</w:t>
+      </w:r>
+    </w:p>
+    <w:p>
+      <w:pPr>
+        <w:spacing w:after="60"/>
+      </w:pPr>
+      <w:r>
+        <w:t>You’ve learned about methods before when drawing with the turtle module. There, you used .</w:t>
+      </w:r>
+      <w:proofErr w:type="gramStart"/>
+      <w:r>
+        <w:t>forward(</w:t>
+      </w:r>
+      <w:proofErr w:type="gramEnd"/>
+      <w:r>
+        <w:t>50) </w:t>
+      </w:r>
+      <w:proofErr w:type="gramStart"/>
+      <w:r>
+        <w:t>and .color</w:t>
+      </w:r>
+      <w:proofErr w:type="gramEnd"/>
+      <w:r>
+        <w:t>("purple") to complete actions. We refer to forward and color as methods of the turtle class. Objects like strings and lists also have methods that we can use.</w:t>
+      </w:r>
+    </w:p>
+    <w:p>
+      <w:pPr>
+        <w:spacing w:after="60"/>
+      </w:pPr>
+      <w:r>
+        <w:t>6.8.1. Count</w:t>
+      </w:r>
+    </w:p>
+    <w:p>
+      <w:pPr>
+        <w:spacing w:after="60"/>
+      </w:pPr>
+      <w:r>
+        <w:t xml:space="preserve">The first method we’ll talk about is called count. It requires that you provide one argument, which is what you would like to count. The method then returns the number of times that the argument </w:t>
+      </w:r>
+      <w:proofErr w:type="spellStart"/>
+      <w:r>
+        <w:t>occured</w:t>
+      </w:r>
+      <w:proofErr w:type="spellEnd"/>
+      <w:r>
+        <w:t xml:space="preserve"> in the string/list the method was used on. There are some differences between count for strings and count for lists. When you use count on a string, the argument can only be a string. You can’t count how many times the integer 2 appears in a string, though you can count how many times the string “2” appears in a string. For lists, the argument is not restricted to just strings.</w:t>
+      </w:r>
+    </w:p>
+    <w:p>
+      <w:pPr>
+        <w:spacing w:after="60"/>
+      </w:pPr>
+    </w:p>
+    <w:p>
+      <w:pPr>
+        <w:spacing w:after="60"/>
+      </w:pPr>
+      <w:r>
+        <w:t>a = "I have had an apple on my desk before, Harry!"</w:t>
+      </w:r>
+    </w:p>
+    <w:p>
+      <w:pPr>
+        <w:spacing w:after="60"/>
+      </w:pPr>
+      <w:r>
+        <w:t>print(</w:t>
+      </w:r>
+      <w:proofErr w:type="spellStart"/>
+      <w:proofErr w:type="gramStart"/>
+      <w:r>
+        <w:t>a.count</w:t>
+      </w:r>
+      <w:proofErr w:type="spellEnd"/>
+      <w:proofErr w:type="gramEnd"/>
+      <w:r>
+        <w:t>("e"))</w:t>
+      </w:r>
+    </w:p>
+    <w:p>
+      <w:pPr>
+        <w:spacing w:after="60"/>
+      </w:pPr>
+      <w:r>
+        <w:t>print(</w:t>
+      </w:r>
+      <w:proofErr w:type="spellStart"/>
+      <w:proofErr w:type="gramStart"/>
+      <w:r>
+        <w:t>a.count</w:t>
+      </w:r>
+      <w:proofErr w:type="spellEnd"/>
+      <w:proofErr w:type="gramEnd"/>
+      <w:r>
+        <w:t>("ha"))</w:t>
+      </w:r>
+    </w:p>
+    <w:p>
+      <w:pPr>
+        <w:spacing w:after="60"/>
+      </w:pPr>
+      <w:r>
+        <w:t>5</w:t>
+      </w:r>
+      <w:r>
+        <w:br/>
+        <w:t>2</w:t>
+      </w:r>
+    </w:p>
+    <w:p>
+      <w:pPr>
+        <w:spacing w:after="60"/>
+      </w:pPr>
+    </w:p>
+    <w:p>
+      <w:pPr>
+        <w:spacing w:after="60"/>
+      </w:pPr>
+      <w:r>
+        <w:t xml:space="preserve">The </w:t>
+      </w:r>
+      <w:proofErr w:type="spellStart"/>
+      <w:r>
+        <w:t>activecode</w:t>
+      </w:r>
+      <w:proofErr w:type="spellEnd"/>
+      <w:r>
+        <w:t xml:space="preserve"> window above demonstrates the use of count on a string. Just like with the turtle module when we had to specify which turtle was changing color or moving, we have to specify which string we are using count on.</w:t>
+      </w:r>
+    </w:p>
+    <w:p>
+      <w:pPr>
+        <w:spacing w:after="60"/>
+      </w:pPr>
+      <w:r>
+        <w:t>z = ['atoms', 4, 'neutron', 6, 'proton', 4, 'electron', 4, 'electron', 'atoms']</w:t>
+      </w:r>
+    </w:p>
+    <w:p>
+      <w:pPr>
+        <w:spacing w:after="60"/>
+      </w:pPr>
+      <w:r>
+        <w:t>print(</w:t>
+      </w:r>
+      <w:proofErr w:type="spellStart"/>
+      <w:proofErr w:type="gramStart"/>
+      <w:r>
+        <w:t>z.count</w:t>
+      </w:r>
+      <w:proofErr w:type="spellEnd"/>
+      <w:proofErr w:type="gramEnd"/>
+      <w:r>
+        <w:t>("4"))</w:t>
+      </w:r>
+    </w:p>
+    <w:p>
+      <w:pPr>
+        <w:spacing w:after="60"/>
+      </w:pPr>
+      <w:r>
+        <w:t>print(</w:t>
+      </w:r>
+      <w:proofErr w:type="spellStart"/>
+      <w:proofErr w:type="gramStart"/>
+      <w:r>
+        <w:t>z.count</w:t>
+      </w:r>
+      <w:proofErr w:type="spellEnd"/>
+      <w:proofErr w:type="gramEnd"/>
+      <w:r>
+        <w:t>(4))</w:t>
+      </w:r>
+    </w:p>
+    <w:p>
+      <w:pPr>
+        <w:spacing w:after="60"/>
+      </w:pPr>
+      <w:r>
+        <w:t>print(</w:t>
+      </w:r>
+      <w:proofErr w:type="spellStart"/>
+      <w:proofErr w:type="gramStart"/>
+      <w:r>
+        <w:t>z.count</w:t>
+      </w:r>
+      <w:proofErr w:type="spellEnd"/>
+      <w:proofErr w:type="gramEnd"/>
+      <w:r>
+        <w:t>("a"))</w:t>
+      </w:r>
+    </w:p>
+    <w:p>
+      <w:pPr>
+        <w:spacing w:after="60"/>
+      </w:pPr>
+      <w:r>
+        <w:t>print(</w:t>
+      </w:r>
+      <w:proofErr w:type="spellStart"/>
+      <w:proofErr w:type="gramStart"/>
+      <w:r>
+        <w:t>z.count</w:t>
+      </w:r>
+      <w:proofErr w:type="spellEnd"/>
+      <w:proofErr w:type="gramEnd"/>
+      <w:r>
+        <w:t>("electron"))</w:t>
+      </w:r>
+    </w:p>
+    <w:p>
+      <w:pPr>
+        <w:spacing w:after="60"/>
+      </w:pPr>
+      <w:r>
+        <w:t>0</w:t>
+      </w:r>
+      <w:r>
+        <w:br/>
+        <w:t>3</w:t>
+      </w:r>
+      <w:r>
+        <w:br/>
+        <w:t>0</w:t>
+      </w:r>
+      <w:r>
+        <w:br/>
+        <w:t>2</w:t>
+      </w:r>
+    </w:p>
+    <w:p>
+      <w:pPr>
+        <w:spacing w:after="60"/>
+      </w:pPr>
+      <w:r>
+        <w:t xml:space="preserve">When you run the </w:t>
+      </w:r>
+      <w:proofErr w:type="spellStart"/>
+      <w:r>
+        <w:t>activecode</w:t>
+      </w:r>
+      <w:proofErr w:type="spellEnd"/>
+      <w:r>
+        <w:t xml:space="preserve"> window above, you’ll see how count with a list works. Notice how “4” has a count of zero but 4 has a count of three? This is because the list z only contains the integer 4. There are never any strings that are 4. Additionally, when we check the count of “a”, we see that the program returns zero. Though some of the words in the list contain the letter “a”, the program is looking for items in the list that are </w:t>
+      </w:r>
+      <w:r>
+        <w:rPr>
+          <w:i/>
+          <w:iCs/>
+        </w:rPr>
+        <w:t>just</w:t>
+      </w:r>
+      <w:r>
+        <w:t> the letter “a”.</w:t>
+      </w:r>
+    </w:p>
+    <w:p>
+      <w:pPr>
+        <w:spacing w:after="60"/>
+      </w:pPr>
+    </w:p>
+    <w:p>
+      <w:pPr>
+        <w:spacing w:after="60"/>
+      </w:pPr>
+      <w:r>
+        <w:lastRenderedPageBreak/>
+        <w:t>6.8.2. Index</w:t>
+      </w:r>
+    </w:p>
+    <w:p>
+      <w:pPr>
+        <w:spacing w:after="60"/>
+      </w:pPr>
+      <w:r>
+        <w:t>The other method that can be helpful for both strings and lists is the index method. The index method requires one argument, and, like the count method, it takes only strings when index is used on strings, and any type when it is used on lists. For both strings and lists, index returns the leftmost index where the argument is found. If it is unable to find the argument in the string or list, then an error will occur.</w:t>
+      </w:r>
+    </w:p>
+    <w:p>
+      <w:pPr>
+        <w:spacing w:after="60"/>
+      </w:pPr>
+      <w:r>
+        <w:t>music = "Pull out your music and dancing can begin"</w:t>
+      </w:r>
+    </w:p>
+    <w:p>
+      <w:pPr>
+        <w:spacing w:after="60"/>
+      </w:pPr>
+      <w:r>
+        <w:t>bio = ["Metatarsal", "Metatarsal", "Fibula", [], "Tibia", "Tibia", 43, "Femur", "Occipital", "Metatarsal"]</w:t>
+      </w:r>
+    </w:p>
+    <w:p>
+      <w:pPr>
+        <w:spacing w:after="60"/>
+      </w:pPr>
+      <w:r>
+        <w:t>print(</w:t>
+      </w:r>
+      <w:proofErr w:type="spellStart"/>
+      <w:proofErr w:type="gramStart"/>
+      <w:r>
+        <w:t>music.index</w:t>
+      </w:r>
+      <w:proofErr w:type="spellEnd"/>
+      <w:proofErr w:type="gramEnd"/>
+      <w:r>
+        <w:t>("m"))</w:t>
+      </w:r>
+    </w:p>
+    <w:p>
+      <w:pPr>
+        <w:spacing w:after="60"/>
+      </w:pPr>
+      <w:r>
+        <w:t>print(</w:t>
+      </w:r>
+      <w:proofErr w:type="spellStart"/>
+      <w:proofErr w:type="gramStart"/>
+      <w:r>
+        <w:t>music.index</w:t>
+      </w:r>
+      <w:proofErr w:type="spellEnd"/>
+      <w:proofErr w:type="gramEnd"/>
+      <w:r>
+        <w:t>("your"))</w:t>
+      </w:r>
+    </w:p>
+    <w:p>
+      <w:pPr>
+        <w:spacing w:after="60"/>
+      </w:pPr>
+      <w:r>
+        <w:t>print(</w:t>
+      </w:r>
+      <w:proofErr w:type="spellStart"/>
+      <w:proofErr w:type="gramStart"/>
+      <w:r>
+        <w:t>bio.index</w:t>
+      </w:r>
+      <w:proofErr w:type="spellEnd"/>
+      <w:proofErr w:type="gramEnd"/>
+      <w:r>
+        <w:t>("Metatarsal"))</w:t>
+      </w:r>
+    </w:p>
+    <w:p>
+      <w:pPr>
+        <w:spacing w:after="60"/>
+      </w:pPr>
+      <w:r>
+        <w:t>print(</w:t>
+      </w:r>
+      <w:proofErr w:type="spellStart"/>
+      <w:proofErr w:type="gramStart"/>
+      <w:r>
+        <w:t>bio.index</w:t>
+      </w:r>
+      <w:proofErr w:type="spellEnd"/>
+      <w:proofErr w:type="gramEnd"/>
+      <w:r>
+        <w:t>([]))</w:t>
+      </w:r>
+    </w:p>
+    <w:p>
+      <w:pPr>
+        <w:spacing w:after="60"/>
+      </w:pPr>
+      <w:r>
+        <w:t>print(</w:t>
+      </w:r>
+      <w:proofErr w:type="spellStart"/>
+      <w:proofErr w:type="gramStart"/>
+      <w:r>
+        <w:t>bio.index</w:t>
+      </w:r>
+      <w:proofErr w:type="spellEnd"/>
+      <w:proofErr w:type="gramEnd"/>
+      <w:r>
+        <w:t>(43))</w:t>
+      </w:r>
+    </w:p>
+    <w:p>
+      <w:pPr>
+        <w:spacing w:after="60"/>
+      </w:pPr>
+      <w:r>
+        <w:t>14</w:t>
+      </w:r>
+      <w:r>
+        <w:br/>
+        <w:t>9</w:t>
+      </w:r>
+      <w:r>
+        <w:br/>
+        <w:t>0</w:t>
+      </w:r>
+      <w:r>
+        <w:br/>
+        <w:t>3</w:t>
+      </w:r>
+      <w:r>
+        <w:br/>
+        <w:t>6</w:t>
+      </w:r>
+    </w:p>
+    <w:p>
+      <w:pPr>
+        <w:spacing w:after="60"/>
+      </w:pPr>
+    </w:p>
+    <w:p>
+      <w:pPr>
+        <w:spacing w:after="60"/>
+      </w:pPr>
+      <w:r>
+        <w:t>All of the above examples work, but were you surprised by any of the return values? Remember that index will return the left most index of the argument. Even though “Metatarsal” occurs many times in bio, the method will only return the location of one of them.</w:t>
+      </w:r>
+    </w:p>
+    <w:p>
+      <w:pPr>
+        <w:spacing w:after="60"/>
+      </w:pPr>
+      <w:r>
+        <w:t>Here’s another example.</w:t>
+      </w:r>
+    </w:p>
+    <w:p>
+      <w:pPr>
+        <w:spacing w:after="60"/>
+      </w:pPr>
+      <w:r>
+        <w:t>seasons = ["winter", "spring", "summer", "fall"]</w:t>
+      </w:r>
+    </w:p>
+    <w:p>
+      <w:pPr>
+        <w:spacing w:after="60"/>
+      </w:pPr>
+      <w:r>
+        <w:t>print(</w:t>
+      </w:r>
+      <w:proofErr w:type="spellStart"/>
+      <w:proofErr w:type="gramStart"/>
+      <w:r>
+        <w:t>seasons.index</w:t>
+      </w:r>
+      <w:proofErr w:type="spellEnd"/>
+      <w:proofErr w:type="gramEnd"/>
+      <w:r>
+        <w:t>("autumn"</w:t>
+      </w:r>
+      <w:proofErr w:type="gramStart"/>
+      <w:r>
+        <w:t>))  #</w:t>
+      </w:r>
+      <w:proofErr w:type="gramEnd"/>
+      <w:r>
+        <w:t>Error!</w:t>
+      </w:r>
+    </w:p>
+    <w:p>
+      <w:pPr>
+        <w:spacing w:after="60"/>
+      </w:pPr>
+      <w:proofErr w:type="spellStart"/>
+      <w:r>
+        <w:t>ValueError</w:t>
+      </w:r>
+      <w:proofErr w:type="spellEnd"/>
+      <w:r>
+        <w:t>: 'autumn' is not in list on line 3</w:t>
+      </w:r>
+    </w:p>
+    <w:p>
+      <w:pPr>
+        <w:spacing w:after="60"/>
+      </w:pPr>
+      <w:r>
+        <w:t xml:space="preserve">In the </w:t>
+      </w:r>
+      <w:proofErr w:type="spellStart"/>
+      <w:r>
+        <w:t>activecode</w:t>
+      </w:r>
+      <w:proofErr w:type="spellEnd"/>
+      <w:r>
+        <w:t xml:space="preserve"> window above, we’re trying to see where “autumn” is in the list seasons. However, there is no string called autumn (though there is string called “fall” which is likely what the program is looking for). Remember that an error occurs if the argument is not in the string or list.</w:t>
+      </w:r>
+    </w:p>
+    <w:p>
+      <w:pPr>
+        <w:spacing w:after="60"/>
+      </w:pPr>
+    </w:p>
+    <w:p>
+      <w:r>
+        <w:br w:type="page"/>
+      </w:r>
+    </w:p>
+    <w:p>
+      <w:pPr>
+        <w:spacing w:after="60"/>
+      </w:pPr>
+      <w:r>
+        <w:lastRenderedPageBreak/>
+        <w:t>6.9. Splitting and Joining Strings</w:t>
+      </w:r>
+    </w:p>
+    <w:p>
+      <w:pPr>
+        <w:spacing w:after="60"/>
+      </w:pPr>
+      <w:r>
+        <w:t>Two of the most useful methods on strings involve lists of strings. The split method breaks a string into a list of words. By default, any number of whitespace characters is considered a word boundary.</w:t>
+      </w:r>
+    </w:p>
+    <w:p>
+      <w:pPr>
+        <w:spacing w:after="60"/>
+      </w:pPr>
+    </w:p>
+    <w:p>
+      <w:pPr>
+        <w:spacing w:after="60"/>
+      </w:pPr>
+      <w:r>
+        <w:t>song = "The rain in Spain..."</w:t>
+      </w:r>
+    </w:p>
+    <w:p>
+      <w:pPr>
+        <w:spacing w:after="60"/>
+      </w:pPr>
+      <w:proofErr w:type="spellStart"/>
+      <w:r>
+        <w:t>wds</w:t>
+      </w:r>
+      <w:proofErr w:type="spellEnd"/>
+      <w:r>
+        <w:t xml:space="preserve"> = </w:t>
+      </w:r>
+      <w:proofErr w:type="spellStart"/>
+      <w:proofErr w:type="gramStart"/>
+      <w:r>
+        <w:t>song.split</w:t>
+      </w:r>
+      <w:proofErr w:type="spellEnd"/>
+      <w:proofErr w:type="gramEnd"/>
+      <w:r>
+        <w:t>()</w:t>
+      </w:r>
+    </w:p>
+    <w:p>
+      <w:pPr>
+        <w:spacing w:after="60"/>
+      </w:pPr>
+      <w:r>
+        <w:t>print(</w:t>
+      </w:r>
+      <w:proofErr w:type="spellStart"/>
+      <w:r>
+        <w:t>wds</w:t>
+      </w:r>
+      <w:proofErr w:type="spellEnd"/>
+      <w:r>
+        <w:t>)</w:t>
+      </w:r>
+    </w:p>
+    <w:p>
+      <w:pPr>
+        <w:spacing w:after="60"/>
+      </w:pPr>
+      <w:r>
+        <w:t>['The', 'rain', 'in', 'Spain...']</w:t>
+      </w:r>
+    </w:p>
+    <w:p>
+      <w:pPr>
+        <w:spacing w:after="60"/>
+      </w:pPr>
+    </w:p>
+    <w:p>
+      <w:pPr>
+        <w:spacing w:after="60"/>
+      </w:pPr>
+      <w:r>
+        <w:t>song = "The rain in Spain..."</w:t>
+      </w:r>
+    </w:p>
+    <w:p>
+      <w:pPr>
+        <w:spacing w:after="60"/>
+      </w:pPr>
+      <w:proofErr w:type="spellStart"/>
+      <w:r>
+        <w:t>wds</w:t>
+      </w:r>
+      <w:proofErr w:type="spellEnd"/>
+      <w:r>
+        <w:t xml:space="preserve"> = </w:t>
+      </w:r>
+      <w:proofErr w:type="spellStart"/>
+      <w:proofErr w:type="gramStart"/>
+      <w:r>
+        <w:t>song.split</w:t>
+      </w:r>
+      <w:proofErr w:type="spellEnd"/>
+      <w:proofErr w:type="gramEnd"/>
+      <w:r>
+        <w:t>('ai')</w:t>
+      </w:r>
+    </w:p>
+    <w:p>
+      <w:pPr>
+        <w:spacing w:after="60"/>
+      </w:pPr>
+      <w:r>
+        <w:t>print(</w:t>
+      </w:r>
+      <w:proofErr w:type="spellStart"/>
+      <w:r>
+        <w:t>wds</w:t>
+      </w:r>
+      <w:proofErr w:type="spellEnd"/>
+      <w:r>
+        <w:t>)</w:t>
+      </w:r>
+    </w:p>
+    <w:p>
+      <w:pPr>
+        <w:spacing w:after="60"/>
+      </w:pPr>
+      <w:r>
+        <w:t xml:space="preserve">['The r', 'n in </w:t>
+      </w:r>
+      <w:proofErr w:type="spellStart"/>
+      <w:r>
+        <w:t>Sp</w:t>
+      </w:r>
+      <w:proofErr w:type="spellEnd"/>
+      <w:r>
+        <w:t>', 'n...']</w:t>
+      </w:r>
+    </w:p>
+    <w:p>
+      <w:pPr>
+        <w:spacing w:after="60"/>
+      </w:pPr>
+    </w:p>
+    <w:p>
+      <w:pPr>
+        <w:spacing w:after="60"/>
+      </w:pPr>
+      <w:r>
+        <w:t>Notice that the delimiter doesn’t appear in the result.</w:t>
+      </w:r>
+    </w:p>
+    <w:p>
+      <w:pPr>
+        <w:spacing w:after="60"/>
+      </w:pPr>
+      <w:r>
+        <w:t>The inverse of the split method is </w:t>
+      </w:r>
+      <w:proofErr w:type="gramStart"/>
+      <w:r>
+        <w:t>join</w:t>
+      </w:r>
+      <w:proofErr w:type="gramEnd"/>
+      <w:r>
+        <w:t>. You choose a desired </w:t>
+      </w:r>
+      <w:r>
+        <w:rPr>
+          <w:b/>
+          <w:bCs/>
+        </w:rPr>
+        <w:t>separator</w:t>
+      </w:r>
+      <w:r>
+        <w:t> string, (often called the </w:t>
+      </w:r>
+      <w:r>
+        <w:rPr>
+          <w:i/>
+          <w:iCs/>
+        </w:rPr>
+        <w:t>glue</w:t>
+      </w:r>
+      <w:r>
+        <w:t>) and join the list with the glue between each of the elements.</w:t>
+      </w:r>
+    </w:p>
+    <w:p>
+      <w:pPr>
+        <w:spacing w:after="60"/>
+      </w:pPr>
+      <w:proofErr w:type="spellStart"/>
+      <w:r>
+        <w:t>wds</w:t>
+      </w:r>
+      <w:proofErr w:type="spellEnd"/>
+      <w:r>
+        <w:t xml:space="preserve"> = ["red", "blue", "green"]</w:t>
+      </w:r>
+    </w:p>
+    <w:p>
+      <w:pPr>
+        <w:spacing w:after="60"/>
+      </w:pPr>
+      <w:r>
+        <w:t>glue = ';'</w:t>
+      </w:r>
+    </w:p>
+    <w:p>
+      <w:pPr>
+        <w:spacing w:after="60"/>
+      </w:pPr>
+      <w:r>
+        <w:t xml:space="preserve">s = </w:t>
+      </w:r>
+      <w:proofErr w:type="spellStart"/>
+      <w:proofErr w:type="gramStart"/>
+      <w:r>
+        <w:t>glue.join</w:t>
+      </w:r>
+      <w:proofErr w:type="spellEnd"/>
+      <w:proofErr w:type="gramEnd"/>
+      <w:r>
+        <w:t>(</w:t>
+      </w:r>
+      <w:proofErr w:type="spellStart"/>
+      <w:r>
+        <w:t>wds</w:t>
+      </w:r>
+      <w:proofErr w:type="spellEnd"/>
+      <w:r>
+        <w:t>)</w:t>
+      </w:r>
+    </w:p>
+    <w:p>
+      <w:pPr>
+        <w:spacing w:after="60"/>
+      </w:pPr>
+      <w:r>
+        <w:t>print(s)</w:t>
+      </w:r>
+    </w:p>
+    <w:p>
+      <w:pPr>
+        <w:spacing w:after="60"/>
+      </w:pPr>
+      <w:r>
+        <w:t>print(</w:t>
+      </w:r>
+      <w:proofErr w:type="spellStart"/>
+      <w:r>
+        <w:t>wds</w:t>
+      </w:r>
+      <w:proofErr w:type="spellEnd"/>
+      <w:r>
+        <w:t>)</w:t>
+      </w:r>
+    </w:p>
+    <w:p>
+      <w:pPr>
+        <w:spacing w:after="60"/>
+      </w:pPr>
+      <w:r>
+        <w:t>print("***</w:t>
+      </w:r>
+      <w:proofErr w:type="gramStart"/>
+      <w:r>
+        <w:t>".join</w:t>
+      </w:r>
+      <w:proofErr w:type="gramEnd"/>
+      <w:r>
+        <w:t>(</w:t>
+      </w:r>
+      <w:proofErr w:type="spellStart"/>
+      <w:r>
+        <w:t>wds</w:t>
+      </w:r>
+      <w:proofErr w:type="spellEnd"/>
+      <w:r>
+        <w:t>))</w:t>
+      </w:r>
+    </w:p>
+    <w:p>
+      <w:pPr>
+        <w:spacing w:after="60"/>
+      </w:pPr>
+      <w:r>
+        <w:t>print("</w:t>
+      </w:r>
+      <w:proofErr w:type="gramStart"/>
+      <w:r>
+        <w:t>".join</w:t>
+      </w:r>
+      <w:proofErr w:type="gramEnd"/>
+      <w:r>
+        <w:t>(</w:t>
+      </w:r>
+      <w:proofErr w:type="spellStart"/>
+      <w:r>
+        <w:t>wds</w:t>
+      </w:r>
+      <w:proofErr w:type="spellEnd"/>
+      <w:r>
+        <w:t>))</w:t>
+      </w:r>
+    </w:p>
+    <w:p>
+      <w:pPr>
+        <w:spacing w:after="60"/>
+      </w:pPr>
+      <w:proofErr w:type="spellStart"/>
+      <w:proofErr w:type="gramStart"/>
+      <w:r>
+        <w:t>red;blue</w:t>
+      </w:r>
+      <w:proofErr w:type="gramEnd"/>
+      <w:r>
+        <w:t>;green</w:t>
+      </w:r>
+      <w:proofErr w:type="spellEnd"/>
+      <w:r>
+        <w:br/>
+        <w:t>['red', 'blue', 'green']</w:t>
+      </w:r>
+      <w:r>
+        <w:br/>
+        <w:t>red***blue***green</w:t>
+      </w:r>
+      <w:r>
+        <w:br/>
+      </w:r>
+      <w:proofErr w:type="spellStart"/>
+      <w:r>
+        <w:t>redbluegreen</w:t>
+      </w:r>
+      <w:proofErr w:type="spellEnd"/>
+    </w:p>
+    <w:p>
+      <w:pPr>
+        <w:spacing w:after="60"/>
+      </w:pPr>
+    </w:p>
+    <w:p>
+      <w:pPr>
+        <w:spacing w:after="60"/>
+      </w:pPr>
     </w:p>
     <w:sectPr>
       <w:pgSz w:w="12240" w:h="15840"/>

--- a/Course 1 - Python Basics/notes/notes from Coursera Python 3 Prgmg.docx
+++ b/Course 1 - Python Basics/notes/notes from Coursera Python 3 Prgmg.docx
@@ -5252,8 +5252,6602 @@
       </w:pPr>
     </w:p>
     <w:p>
-      <w:pPr>
-        <w:spacing w:after="60"/>
+      <w:r>
+        <w:br w:type="page"/>
+      </w:r>
+    </w:p>
+    <w:p>
+      <w:pPr>
+        <w:spacing w:after="60"/>
+      </w:pPr>
+      <w:r>
+        <w:lastRenderedPageBreak/>
+        <w:t>7.1. Introduction: Iteration</w:t>
+      </w:r>
+    </w:p>
+    <w:p>
+      <w:pPr>
+        <w:spacing w:after="60"/>
+      </w:pPr>
+      <w:r>
+        <w:t>A basic building block of all programs is to be able to repeat some code over and over again. Whether it is updating the bank balances of millions of customers each night, or sending email messages to thousands of people programming involves instructing the computer to do many repetitive actions. In computing, we refer to this repetitive execution as </w:t>
+      </w:r>
+      <w:r>
+        <w:rPr>
+          <w:b/>
+          <w:bCs/>
+        </w:rPr>
+        <w:t>iteration</w:t>
+      </w:r>
+      <w:r>
+        <w:t>. In this section, we will explore some mechanisms for basic iteration.</w:t>
+      </w:r>
+    </w:p>
+    <w:p>
+      <w:pPr>
+        <w:spacing w:after="60"/>
+      </w:pPr>
+      <w:r>
+        <w:t xml:space="preserve">With collections (lists and strings), a lot of computations involve processing one item at a time. For strings, this means that we would like to process one character at a time. </w:t>
+      </w:r>
+      <w:r>
+        <w:t>Often,</w:t>
+      </w:r>
+      <w:r>
+        <w:t xml:space="preserve"> we start at the beginning, select each character in turn, do something to it, and continue until the end. For example, we could take each character and substitute for the character 13 characters away in the alphabet to create a coded message.</w:t>
+      </w:r>
+    </w:p>
+    <w:p>
+      <w:pPr>
+        <w:spacing w:after="60"/>
+      </w:pPr>
+      <w:r>
+        <w:t>This pattern of processing is called a traversal, or iteration over the characters. Similarly, we can process each of the items in a list, one at a time, iterating over the items in the list. This has applications in every piece of software you can imagine:</w:t>
+      </w:r>
+    </w:p>
+    <w:p>
+      <w:pPr>
+        <w:numPr>
+          <w:ilvl w:val="0"/>
+          <w:numId w:val="23"/>
+        </w:numPr>
+        <w:spacing w:after="60"/>
+      </w:pPr>
+      <w:r>
+        <w:t xml:space="preserve">Displaying a list of friends on </w:t>
+      </w:r>
+      <w:proofErr w:type="spellStart"/>
+      <w:r>
+        <w:t>SnapChat</w:t>
+      </w:r>
+      <w:proofErr w:type="spellEnd"/>
+    </w:p>
+    <w:p>
+      <w:pPr>
+        <w:numPr>
+          <w:ilvl w:val="0"/>
+          <w:numId w:val="23"/>
+        </w:numPr>
+        <w:spacing w:after="60"/>
+      </w:pPr>
+      <w:r>
+        <w:t>Updating the position of every character on the screen of a video game</w:t>
+      </w:r>
+    </w:p>
+    <w:p>
+      <w:pPr>
+        <w:numPr>
+          <w:ilvl w:val="0"/>
+          <w:numId w:val="23"/>
+        </w:numPr>
+        <w:spacing w:after="60"/>
+      </w:pPr>
+      <w:r>
+        <w:t>Displaying the locations that Doctors Without Borders operates in</w:t>
+      </w:r>
+    </w:p>
+    <w:p>
+      <w:pPr>
+        <w:spacing w:after="60"/>
+      </w:pPr>
+      <w:r>
+        <w:t>7.2. The for Loop</w:t>
+      </w:r>
+    </w:p>
+    <w:p>
+      <w:pPr>
+        <w:spacing w:after="60"/>
+      </w:pPr>
+      <w:r>
+        <w:t>Back when we drew the images with turtle it could be quite tedious. If we wanted to draw a square then we had to move then turn, move then turn, etc. etc. four times. If we were drawing a hexagon, or an octagon, or a polygon with 42 sides, it would have been a nightmare to duplicate all that code.</w:t>
+      </w:r>
+    </w:p>
+    <w:p>
+      <w:pPr>
+        <w:spacing w:after="60"/>
+      </w:pPr>
+      <w:r>
+        <w:t>A basic building block of all programs is to be able to repeat some code over and over again. We refer to this repetitive idea as </w:t>
+      </w:r>
+      <w:r>
+        <w:rPr>
+          <w:b/>
+          <w:bCs/>
+        </w:rPr>
+        <w:t>iteration</w:t>
+      </w:r>
+      <w:r>
+        <w:t>. In this section, we will explore some mechanisms for basic iteration.</w:t>
+      </w:r>
+    </w:p>
+    <w:p>
+      <w:pPr>
+        <w:spacing w:after="60"/>
+      </w:pPr>
+      <w:r>
+        <w:t>In Python, the </w:t>
+      </w:r>
+      <w:r>
+        <w:rPr>
+          <w:b/>
+          <w:bCs/>
+        </w:rPr>
+        <w:t>for</w:t>
+      </w:r>
+      <w:r>
+        <w:t> statement allows us to write programs that implement iteration. As a simple example, let’s say we have some friends, and we’d like to send them each an email inviting them to our party. We don’t quite know how to send email yet, so for the moment we’ll just print a message for each friend.</w:t>
+      </w:r>
+    </w:p>
+    <w:p>
+      <w:pPr>
+        <w:spacing w:after="0"/>
+      </w:pPr>
+      <w:r>
+        <w:t>for name in ["Joe", "Amy", "Brad", "Angelina", "Zuki", "Thandi", "Paris"]:</w:t>
+      </w:r>
+    </w:p>
+    <w:p>
+      <w:pPr>
+        <w:spacing w:after="60"/>
+      </w:pPr>
+      <w:r>
+        <w:t xml:space="preserve">    </w:t>
+      </w:r>
+      <w:proofErr w:type="gramStart"/>
+      <w:r>
+        <w:t>print(</w:t>
+      </w:r>
+      <w:proofErr w:type="gramEnd"/>
+      <w:r>
+        <w:t>"Hi", name, "Please come to my party on Saturday!")</w:t>
+      </w:r>
+    </w:p>
+    <w:p>
+      <w:pPr>
+        <w:spacing w:after="60"/>
+      </w:pPr>
+      <w:r>
+        <w:t>Take a look at the output produced when you press the run button. There is one line printed for each friend. Here’s how it works:</w:t>
+      </w:r>
+    </w:p>
+    <w:p>
+      <w:pPr>
+        <w:numPr>
+          <w:ilvl w:val="0"/>
+          <w:numId w:val="24"/>
+        </w:numPr>
+        <w:spacing w:after="60"/>
+      </w:pPr>
+      <w:r>
+        <w:rPr>
+          <w:b/>
+          <w:bCs/>
+        </w:rPr>
+        <w:t>name</w:t>
+      </w:r>
+      <w:r>
+        <w:t> in this for statement is called the </w:t>
+      </w:r>
+      <w:r>
+        <w:rPr>
+          <w:b/>
+          <w:bCs/>
+        </w:rPr>
+        <w:t>loop variable</w:t>
+      </w:r>
+      <w:r>
+        <w:t> or, alternatively, the </w:t>
+      </w:r>
+      <w:r>
+        <w:rPr>
+          <w:b/>
+          <w:bCs/>
+        </w:rPr>
+        <w:t>iterator variable</w:t>
+      </w:r>
+      <w:r>
+        <w:t>.</w:t>
+      </w:r>
+    </w:p>
+    <w:p>
+      <w:pPr>
+        <w:numPr>
+          <w:ilvl w:val="0"/>
+          <w:numId w:val="24"/>
+        </w:numPr>
+        <w:spacing w:after="60"/>
+      </w:pPr>
+      <w:r>
+        <w:t>The list of names in the square brackets is the sequence over which we will iterate.</w:t>
+      </w:r>
+    </w:p>
+    <w:p>
+      <w:pPr>
+        <w:numPr>
+          <w:ilvl w:val="0"/>
+          <w:numId w:val="24"/>
+        </w:numPr>
+        <w:spacing w:after="60"/>
+      </w:pPr>
+      <w:r>
+        <w:t>Line 2 is the </w:t>
+      </w:r>
+      <w:r>
+        <w:rPr>
+          <w:b/>
+          <w:bCs/>
+        </w:rPr>
+        <w:t>loop body</w:t>
+      </w:r>
+      <w:r>
+        <w:t>. The loop body is always indented. The indentation determines exactly what statements are “in the loop”. The loop body is performed one time for each name in the list.</w:t>
+      </w:r>
+    </w:p>
+    <w:p>
+      <w:pPr>
+        <w:numPr>
+          <w:ilvl w:val="0"/>
+          <w:numId w:val="24"/>
+        </w:numPr>
+        <w:spacing w:after="60"/>
+      </w:pPr>
+      <w:r>
+        <w:t>On each </w:t>
+      </w:r>
+      <w:r>
+        <w:rPr>
+          <w:i/>
+          <w:iCs/>
+        </w:rPr>
+        <w:t>iteration</w:t>
+      </w:r>
+      <w:r>
+        <w:t> or </w:t>
+      </w:r>
+      <w:r>
+        <w:rPr>
+          <w:i/>
+          <w:iCs/>
+        </w:rPr>
+        <w:t>pass</w:t>
+      </w:r>
+      <w:r>
+        <w:t> of the loop, first a check is done to see if there are still more items to be processed. If there are none left (this is called the </w:t>
+      </w:r>
+      <w:r>
+        <w:rPr>
+          <w:b/>
+          <w:bCs/>
+        </w:rPr>
+        <w:t>terminating condition</w:t>
+      </w:r>
+      <w:r>
+        <w:t> of the loop), the loop has finished. Program execution continues at the next statement after the loop body.</w:t>
+      </w:r>
+    </w:p>
+    <w:p>
+      <w:pPr>
+        <w:numPr>
+          <w:ilvl w:val="0"/>
+          <w:numId w:val="24"/>
+        </w:numPr>
+        <w:spacing w:after="60"/>
+      </w:pPr>
+      <w:r>
+        <w:t>If there are items still to be processed, the loop variable is updated to refer to the next item in the list. This means, in this case, that the loop body is executed here 7 times, and each time name will refer to a different friend.</w:t>
+      </w:r>
+    </w:p>
+    <w:p>
+      <w:pPr>
+        <w:numPr>
+          <w:ilvl w:val="0"/>
+          <w:numId w:val="24"/>
+        </w:numPr>
+        <w:spacing w:after="60"/>
+      </w:pPr>
+      <w:r>
+        <w:lastRenderedPageBreak/>
+        <w:t>At the end of each execution of the body of the loop, Python returns to the </w:t>
+      </w:r>
+      <w:proofErr w:type="spellStart"/>
+      <w:r>
+        <w:t>for</w:t>
+      </w:r>
+      <w:proofErr w:type="spellEnd"/>
+      <w:r>
+        <w:t> statement, to see if there are more items to be handled.</w:t>
+      </w:r>
+    </w:p>
+    <w:p>
+      <w:pPr>
+        <w:spacing w:after="60"/>
+      </w:pPr>
+      <w:r>
+        <w:t>The overall syntax is for &lt;</w:t>
+      </w:r>
+      <w:proofErr w:type="spellStart"/>
+      <w:r>
+        <w:t>loop_var_name</w:t>
+      </w:r>
+      <w:proofErr w:type="spellEnd"/>
+      <w:r>
+        <w:t>&gt; in &lt;sequence&gt;:</w:t>
+      </w:r>
+    </w:p>
+    <w:p>
+      <w:pPr>
+        <w:numPr>
+          <w:ilvl w:val="0"/>
+          <w:numId w:val="25"/>
+        </w:numPr>
+        <w:spacing w:after="60"/>
+      </w:pPr>
+      <w:r>
+        <w:t>Between the words for and in, there must be a variable name for the loop variable. You can’t put a whole expression there.</w:t>
+      </w:r>
+    </w:p>
+    <w:p>
+      <w:pPr>
+        <w:numPr>
+          <w:ilvl w:val="0"/>
+          <w:numId w:val="25"/>
+        </w:numPr>
+        <w:spacing w:after="60"/>
+      </w:pPr>
+      <w:r>
+        <w:t>A colon is required at the end of the line</w:t>
+      </w:r>
+    </w:p>
+    <w:p>
+      <w:pPr>
+        <w:numPr>
+          <w:ilvl w:val="0"/>
+          <w:numId w:val="25"/>
+        </w:numPr>
+        <w:spacing w:after="60"/>
+      </w:pPr>
+      <w:r>
+        <w:t>After the word in and before the colon is an expression that must evaluate to a sequence (</w:t>
+      </w:r>
+      <w:proofErr w:type="spellStart"/>
+      <w:r>
+        <w:t>e.g</w:t>
+      </w:r>
+      <w:proofErr w:type="spellEnd"/>
+      <w:r>
+        <w:t>, a string or a list or a tuple). It could be a literal, or a variable name, or a more complex expression.</w:t>
+      </w:r>
+    </w:p>
+    <w:p>
+      <w:pPr>
+        <w:spacing w:after="60"/>
+      </w:pPr>
+      <w:r>
+        <w:br/>
+      </w:r>
+      <w:r>
+        <w:t>7.3. Flow of Execution of the for Loop</w:t>
+      </w:r>
+    </w:p>
+    <w:p>
+      <w:pPr>
+        <w:spacing w:after="60"/>
+      </w:pPr>
+      <w:r>
+        <w:t>As a program executes, the interpreter always keeps track of which statement is about to be executed. We call this the </w:t>
+      </w:r>
+      <w:r>
+        <w:rPr>
+          <w:b/>
+          <w:bCs/>
+        </w:rPr>
+        <w:t>control flow</w:t>
+      </w:r>
+      <w:r>
+        <w:t>, or the </w:t>
+      </w:r>
+      <w:r>
+        <w:rPr>
+          <w:b/>
+          <w:bCs/>
+        </w:rPr>
+        <w:t>flow of execution</w:t>
+      </w:r>
+      <w:r>
+        <w:t xml:space="preserve"> of the program. When humans execute programs, they often use their finger to point to each statement in turn. </w:t>
+      </w:r>
+      <w:proofErr w:type="gramStart"/>
+      <w:r>
+        <w:t>So</w:t>
+      </w:r>
+      <w:proofErr w:type="gramEnd"/>
+      <w:r>
+        <w:t xml:space="preserve"> you could think of control flow as “Python’s moving finger”.</w:t>
+      </w:r>
+    </w:p>
+    <w:p>
+      <w:pPr>
+        <w:spacing w:after="60"/>
+      </w:pPr>
+      <w:r>
+        <w:t>Control flow until now has been strictly top to bottom, one statement at a time. We call this type of control </w:t>
+      </w:r>
+      <w:r>
+        <w:rPr>
+          <w:b/>
+          <w:bCs/>
+        </w:rPr>
+        <w:t>sequential</w:t>
+      </w:r>
+      <w:r>
+        <w:t>. Sequential flow of control is always assumed to be the default behavior for a computer program. The </w:t>
+      </w:r>
+      <w:proofErr w:type="gramStart"/>
+      <w:r>
+        <w:t>for statement</w:t>
+      </w:r>
+      <w:proofErr w:type="gramEnd"/>
+      <w:r>
+        <w:t xml:space="preserve"> changes this.</w:t>
+      </w:r>
+    </w:p>
+    <w:p>
+      <w:pPr>
+        <w:spacing w:after="60"/>
+      </w:pPr>
+      <w:r>
+        <w:t>Flow of control is often easy to visualize and understand if we draw a flowchart. This flowchart shows the exact steps and logic of how the for statement executes.</w:t>
+      </w:r>
+    </w:p>
+    <w:p>
+      <w:pPr>
+        <w:spacing w:after="60"/>
+      </w:pPr>
+      <w:r>
+        <w:drawing>
+          <wp:inline distT="0" distB="0" distL="0" distR="0" wp14:anchorId="040753DC" wp14:editId="21AB77BC">
+            <wp:extent cx="2819400" cy="4572360"/>
+            <wp:effectExtent l="0" t="0" r="0" b="0"/>
+            <wp:docPr id="567068663" name="Picture 2">
+              <a:hlinkClick xmlns:a="http://schemas.openxmlformats.org/drawingml/2006/main" r:id="rId15"/>
+            </wp:docPr>
+            <wp:cNvGraphicFramePr>
+              <a:graphicFrameLocks xmlns:a="http://schemas.openxmlformats.org/drawingml/2006/main" noChangeAspect="1"/>
+            </wp:cNvGraphicFramePr>
+            <a:graphic xmlns:a="http://schemas.openxmlformats.org/drawingml/2006/main">
+              <a:graphicData uri="http://schemas.openxmlformats.org/drawingml/2006/picture">
+                <pic:pic xmlns:pic="http://schemas.openxmlformats.org/drawingml/2006/picture">
+                  <pic:nvPicPr>
+                    <pic:cNvPr id="0" name="Picture 6">
+                      <a:hlinkClick r:id="rId15"/>
+                    </pic:cNvPr>
+                    <pic:cNvPicPr>
+                      <a:picLocks noChangeAspect="1" noChangeArrowheads="1"/>
+                    </pic:cNvPicPr>
+                  </pic:nvPicPr>
+                  <pic:blipFill>
+                    <a:blip r:embed="rId16">
+                      <a:extLst>
+                        <a:ext uri="{28A0092B-C50C-407E-A947-70E740481C1C}">
+                          <a14:useLocalDpi xmlns:a14="http://schemas.microsoft.com/office/drawing/2010/main" val="0"/>
+                        </a:ext>
+                      </a:extLst>
+                    </a:blip>
+                    <a:srcRect/>
+                    <a:stretch>
+                      <a:fillRect/>
+                    </a:stretch>
+                  </pic:blipFill>
+                  <pic:spPr bwMode="auto">
+                    <a:xfrm>
+                      <a:off x="0" y="0"/>
+                      <a:ext cx="2829936" cy="4589447"/>
+                    </a:xfrm>
+                    <a:prstGeom prst="rect">
+                      <a:avLst/>
+                    </a:prstGeom>
+                    <a:noFill/>
+                    <a:ln>
+                      <a:noFill/>
+                    </a:ln>
+                  </pic:spPr>
+                </pic:pic>
+              </a:graphicData>
+            </a:graphic>
+          </wp:inline>
+        </w:drawing>
+      </w:r>
+    </w:p>
+    <w:p>
+      <w:pPr>
+        <w:spacing w:after="60"/>
+        <w:rPr>
+          <w:b/>
+          <w:bCs/>
+        </w:rPr>
+      </w:pPr>
+      <w:r>
+        <w:rPr>
+          <w:b/>
+          <w:bCs/>
+        </w:rPr>
+        <w:lastRenderedPageBreak/>
+        <w:t>Note</w:t>
+      </w:r>
+    </w:p>
+    <w:p>
+      <w:pPr>
+        <w:spacing w:after="60"/>
+      </w:pPr>
+      <w:r>
+        <w:t>Not sure what a flowchart is? Check out this funny take on it, in </w:t>
+      </w:r>
+      <w:hyperlink r:id="rId17" w:history="1">
+        <w:r>
+          <w:rPr>
+            <w:rStyle w:val="Hyperlink"/>
+          </w:rPr>
+          <w:t>XKCD</w:t>
+        </w:r>
+      </w:hyperlink>
+      <w:r>
+        <w:t>. </w:t>
+      </w:r>
+      <w:hyperlink r:id="rId18" w:history="1">
+        <w:r>
+          <w:rPr>
+            <w:rStyle w:val="Hyperlink"/>
+          </w:rPr>
+          <w:t>And this one</w:t>
+        </w:r>
+      </w:hyperlink>
+      <w:r>
+        <w:t>.</w:t>
+      </w:r>
+    </w:p>
+    <w:p>
+      <w:pPr>
+        <w:spacing w:after="60"/>
+      </w:pPr>
+      <w:r>
+        <w:t xml:space="preserve">A </w:t>
+      </w:r>
+      <w:proofErr w:type="spellStart"/>
+      <w:r>
+        <w:t>codelens</w:t>
+      </w:r>
+      <w:proofErr w:type="spellEnd"/>
+      <w:r>
+        <w:t xml:space="preserve"> demonstration is a good way to help you visualize exactly how the flow of control works with the for loop. Try stepping forward and backward through the program by pressing the buttons. You can see the value of name change as the loop iterates through the list of friends.</w:t>
+      </w:r>
+    </w:p>
+    <w:p>
+      <w:pPr>
+        <w:spacing w:after="60"/>
+      </w:pPr>
+      <w:r>
+        <w:t>While loops may not seem to be necessary when you’re iterating over a few items, it is extremely helpful when iterating over lots of items. Imagine if you needed to change what happened in the code block. On the left, when you use iteration, this is easy. On the right, when you have hard coded the process, this is more difficult.</w:t>
+      </w:r>
+    </w:p>
+    <w:p>
+      <w:pPr>
+        <w:spacing w:after="60"/>
+      </w:pPr>
+      <w:r>
+        <w:drawing>
+          <wp:inline distT="0" distB="0" distL="0" distR="0" wp14:anchorId="3C3F8529" wp14:editId="5E93CE60">
+            <wp:extent cx="3106996" cy="2705100"/>
+            <wp:effectExtent l="0" t="0" r="0" b="0"/>
+            <wp:docPr id="285798744" name="Picture 6" descr="Demonstration of using iteration over hard coding the iteration.">
+              <a:hlinkClick xmlns:a="http://schemas.openxmlformats.org/drawingml/2006/main" r:id="rId19"/>
+            </wp:docPr>
+            <wp:cNvGraphicFramePr>
+              <a:graphicFrameLocks xmlns:a="http://schemas.openxmlformats.org/drawingml/2006/main" noChangeAspect="1"/>
+            </wp:cNvGraphicFramePr>
+            <a:graphic xmlns:a="http://schemas.openxmlformats.org/drawingml/2006/main">
+              <a:graphicData uri="http://schemas.openxmlformats.org/drawingml/2006/picture">
+                <pic:pic xmlns:pic="http://schemas.openxmlformats.org/drawingml/2006/picture">
+                  <pic:nvPicPr>
+                    <pic:cNvPr id="0" name="Picture 23" descr="Demonstration of using iteration over hard coding the iteration.">
+                      <a:hlinkClick r:id="rId19"/>
+                    </pic:cNvPr>
+                    <pic:cNvPicPr>
+                      <a:picLocks noChangeAspect="1" noChangeArrowheads="1"/>
+                    </pic:cNvPicPr>
+                  </pic:nvPicPr>
+                  <pic:blipFill>
+                    <a:blip r:embed="rId20" cstate="print">
+                      <a:extLst>
+                        <a:ext uri="{28A0092B-C50C-407E-A947-70E740481C1C}">
+                          <a14:useLocalDpi xmlns:a14="http://schemas.microsoft.com/office/drawing/2010/main" val="0"/>
+                        </a:ext>
+                      </a:extLst>
+                    </a:blip>
+                    <a:srcRect/>
+                    <a:stretch>
+                      <a:fillRect/>
+                    </a:stretch>
+                  </pic:blipFill>
+                  <pic:spPr bwMode="auto">
+                    <a:xfrm>
+                      <a:off x="0" y="0"/>
+                      <a:ext cx="3119549" cy="2716030"/>
+                    </a:xfrm>
+                    <a:prstGeom prst="rect">
+                      <a:avLst/>
+                    </a:prstGeom>
+                    <a:noFill/>
+                    <a:ln>
+                      <a:noFill/>
+                    </a:ln>
+                  </pic:spPr>
+                </pic:pic>
+              </a:graphicData>
+            </a:graphic>
+          </wp:inline>
+        </w:drawing>
+      </w:r>
+    </w:p>
+    <w:p>
+      <w:pPr>
+        <w:spacing w:after="60"/>
+      </w:pPr>
+    </w:p>
+    <w:p>
+      <w:pPr>
+        <w:spacing w:after="60"/>
+      </w:pPr>
+      <w:r>
+        <w:t>7.4. Strings and for loops</w:t>
+      </w:r>
+    </w:p>
+    <w:p>
+      <w:pPr>
+        <w:spacing w:after="60"/>
+      </w:pPr>
+      <w:r>
+        <w:t xml:space="preserve"> </w:t>
+      </w:r>
+      <w:r>
+        <w:t>Since a string is simply a sequence of characters, the for loop iterates over each character automatically. (As always, try to predict what the output will be from this code before your run it.)</w:t>
+      </w:r>
+    </w:p>
+    <w:p>
+      <w:pPr>
+        <w:spacing w:after="0"/>
+      </w:pPr>
+      <w:r>
+        <w:t>for achar in "Go Spot Go":</w:t>
+      </w:r>
+    </w:p>
+    <w:p>
+      <w:pPr>
+        <w:spacing w:after="0"/>
+      </w:pPr>
+      <w:r>
+        <w:t xml:space="preserve">    print(achar)</w:t>
+      </w:r>
+    </w:p>
+    <w:p>
+      <w:pPr>
+        <w:spacing w:after="0"/>
+      </w:pPr>
+      <w:r>
+        <w:t>G</w:t>
+      </w:r>
+      <w:r>
+        <w:br/>
+        <w:t>o</w:t>
+      </w:r>
+      <w:r>
+        <w:br/>
+        <w:t xml:space="preserve"> </w:t>
+      </w:r>
+      <w:r>
+        <w:br/>
+        <w:t>S</w:t>
+      </w:r>
+      <w:r>
+        <w:br/>
+        <w:t>p</w:t>
+      </w:r>
+      <w:r>
+        <w:br/>
+        <w:t>o</w:t>
+      </w:r>
+      <w:r>
+        <w:br/>
+        <w:t>t</w:t>
+      </w:r>
+      <w:r>
+        <w:br/>
+        <w:t xml:space="preserve"> </w:t>
+      </w:r>
+      <w:r>
+        <w:br/>
+        <w:t>G</w:t>
+      </w:r>
+      <w:r>
+        <w:br/>
+        <w:t>o</w:t>
+      </w:r>
+    </w:p>
+    <w:p>
+      <w:pPr>
+        <w:spacing w:after="0"/>
+      </w:pPr>
+      <w:r>
+        <w:t>The loop variable achar is automatically reassigned each character in the string “Go Spot Go”. We will refer to this type of sequence iteration as </w:t>
+      </w:r>
+      <w:r>
+        <w:rPr>
+          <w:b/>
+          <w:bCs/>
+        </w:rPr>
+        <w:t>iteration by item</w:t>
+      </w:r>
+      <w:r>
+        <w:t>. Note that the for loop processes the characters in a string or items in a sequence one at a time from left to right.</w:t>
+      </w:r>
+    </w:p>
+    <w:p>
+      <w:r>
+        <w:br w:type="page"/>
+      </w:r>
+    </w:p>
+    <w:p>
+      <w:pPr>
+        <w:spacing w:after="0"/>
+      </w:pPr>
+      <w:r>
+        <w:lastRenderedPageBreak/>
+        <w:t>7.5. Lists and for loops</w:t>
+      </w:r>
+    </w:p>
+    <w:p>
+      <w:pPr>
+        <w:spacing w:after="0"/>
+      </w:pPr>
+      <w:r>
+        <w:t>It is also possible to perform </w:t>
+      </w:r>
+      <w:r>
+        <w:rPr>
+          <w:b/>
+          <w:bCs/>
+        </w:rPr>
+        <w:t>list traversal</w:t>
+      </w:r>
+      <w:r>
+        <w:t> using iteration by item. A list is a sequence of items, so the for loop iterates over each item in the list automatically.</w:t>
+      </w:r>
+    </w:p>
+    <w:p>
+      <w:pPr>
+        <w:spacing w:after="0"/>
+      </w:pPr>
+      <w:r>
+        <w:t>The range function takes an integer n as input and returns a sequence of numbers, starting at 0 and going up to but not including n. Thus, instead of </w:t>
+      </w:r>
+      <w:proofErr w:type="gramStart"/>
+      <w:r>
+        <w:t>range(</w:t>
+      </w:r>
+      <w:proofErr w:type="gramEnd"/>
+      <w:r>
+        <w:t>3), we could have written [0, 1, 2].</w:t>
+      </w:r>
+    </w:p>
+    <w:p>
+      <w:pPr>
+        <w:spacing w:after="0"/>
+      </w:pPr>
+      <w:r>
+        <w:t xml:space="preserve">The loop variable _ is bound to 0 the </w:t>
+      </w:r>
+      <w:proofErr w:type="gramStart"/>
+      <w:r>
+        <w:t>first time</w:t>
+      </w:r>
+      <w:proofErr w:type="gramEnd"/>
+      <w:r>
+        <w:t xml:space="preserve"> lines 4 and 5 execute. The next time, _ is bound to 1. Third time, it is bound to 2. _ is a strange name for a variable but if you look carefully at the rules about variable names, it is a legal name. By convention, we use the _ as our loop variable when we don’t intend to ever refer to the loop variable. That is, we are just trying to repeat the code block some number of times (once for each item in a sequence), but we are not going to do anything with the particular items. _ will be bound to a different item each time, but we won’t ever refer to those particular items in the code.</w:t>
+      </w:r>
+    </w:p>
+    <w:p>
+      <w:pPr>
+        <w:spacing w:after="0"/>
+      </w:pPr>
+      <w:r>
+        <w:t xml:space="preserve">By contrast, notice that in the previous </w:t>
+      </w:r>
+      <w:proofErr w:type="spellStart"/>
+      <w:r>
+        <w:t>activecode</w:t>
+      </w:r>
+      <w:proofErr w:type="spellEnd"/>
+      <w:r>
+        <w:t xml:space="preserve"> window, the loop variable is </w:t>
+      </w:r>
+      <w:proofErr w:type="spellStart"/>
+      <w:r>
+        <w:t>afruit</w:t>
+      </w:r>
+      <w:proofErr w:type="spellEnd"/>
+      <w:r>
+        <w:t>. In that for loop, we </w:t>
+      </w:r>
+      <w:r>
+        <w:rPr>
+          <w:i/>
+          <w:iCs/>
+        </w:rPr>
+        <w:t>do</w:t>
+      </w:r>
+      <w:r>
+        <w:t> refer to each item, with print(</w:t>
+      </w:r>
+      <w:proofErr w:type="spellStart"/>
+      <w:r>
+        <w:t>afruit</w:t>
+      </w:r>
+      <w:proofErr w:type="spellEnd"/>
+      <w:r>
+        <w:t>).</w:t>
+      </w:r>
+    </w:p>
+    <w:p>
+      <w:pPr>
+        <w:spacing w:after="0"/>
+      </w:pPr>
+    </w:p>
+    <w:p>
+      <w:pPr>
+        <w:spacing w:after="0"/>
+      </w:pPr>
+      <w:r>
+        <w:t xml:space="preserve">import turtle            # set up </w:t>
+      </w:r>
+      <w:proofErr w:type="spellStart"/>
+      <w:r>
+        <w:t>alex</w:t>
+      </w:r>
+      <w:proofErr w:type="spellEnd"/>
+    </w:p>
+    <w:p>
+      <w:pPr>
+        <w:spacing w:after="0"/>
+      </w:pPr>
+      <w:proofErr w:type="spellStart"/>
+      <w:r>
+        <w:t>wn</w:t>
+      </w:r>
+      <w:proofErr w:type="spellEnd"/>
+      <w:r>
+        <w:t xml:space="preserve"> = </w:t>
+      </w:r>
+      <w:proofErr w:type="spellStart"/>
+      <w:proofErr w:type="gramStart"/>
+      <w:r>
+        <w:t>turtle.Screen</w:t>
+      </w:r>
+      <w:proofErr w:type="spellEnd"/>
+      <w:proofErr w:type="gramEnd"/>
+      <w:r>
+        <w:t>()</w:t>
+      </w:r>
+    </w:p>
+    <w:p>
+      <w:pPr>
+        <w:spacing w:after="0"/>
+      </w:pPr>
+      <w:proofErr w:type="spellStart"/>
+      <w:r>
+        <w:t>alex</w:t>
+      </w:r>
+      <w:proofErr w:type="spellEnd"/>
+      <w:r>
+        <w:t xml:space="preserve"> = </w:t>
+      </w:r>
+      <w:proofErr w:type="spellStart"/>
+      <w:proofErr w:type="gramStart"/>
+      <w:r>
+        <w:t>turtle.Turtle</w:t>
+      </w:r>
+      <w:proofErr w:type="spellEnd"/>
+      <w:proofErr w:type="gramEnd"/>
+      <w:r>
+        <w:t>()</w:t>
+      </w:r>
+    </w:p>
+    <w:p>
+      <w:pPr>
+        <w:spacing w:after="0"/>
+        <w:rPr>
+          <w:sz w:val="16"/>
+          <w:szCs w:val="16"/>
+        </w:rPr>
+      </w:pPr>
+    </w:p>
+    <w:p>
+      <w:pPr>
+        <w:spacing w:after="0"/>
+      </w:pPr>
+      <w:r>
+        <w:t xml:space="preserve">for </w:t>
+      </w:r>
+      <w:proofErr w:type="spellStart"/>
+      <w:r>
+        <w:t>aColor</w:t>
+      </w:r>
+      <w:proofErr w:type="spellEnd"/>
+      <w:r>
+        <w:t xml:space="preserve"> in ["yellow", "red", "purple", "blue"]:</w:t>
+      </w:r>
+    </w:p>
+    <w:p>
+      <w:pPr>
+        <w:spacing w:after="0"/>
+      </w:pPr>
+      <w:r>
+        <w:t xml:space="preserve">    </w:t>
+      </w:r>
+      <w:proofErr w:type="spellStart"/>
+      <w:proofErr w:type="gramStart"/>
+      <w:r>
+        <w:t>alex.color</w:t>
+      </w:r>
+      <w:proofErr w:type="spellEnd"/>
+      <w:proofErr w:type="gramEnd"/>
+      <w:r>
+        <w:t>(</w:t>
+      </w:r>
+      <w:proofErr w:type="spellStart"/>
+      <w:r>
+        <w:t>aColor</w:t>
+      </w:r>
+      <w:proofErr w:type="spellEnd"/>
+      <w:r>
+        <w:t>)</w:t>
+      </w:r>
+    </w:p>
+    <w:p>
+      <w:pPr>
+        <w:spacing w:after="0"/>
+      </w:pPr>
+      <w:r>
+        <w:t xml:space="preserve">    </w:t>
+      </w:r>
+      <w:proofErr w:type="spellStart"/>
+      <w:r>
+        <w:t>alex.</w:t>
+      </w:r>
+      <w:proofErr w:type="gramStart"/>
+      <w:r>
+        <w:t>forward</w:t>
+      </w:r>
+      <w:proofErr w:type="spellEnd"/>
+      <w:r>
+        <w:t>(</w:t>
+      </w:r>
+      <w:proofErr w:type="gramEnd"/>
+      <w:r>
+        <w:t>50)</w:t>
+      </w:r>
+    </w:p>
+    <w:p>
+      <w:pPr>
+        <w:spacing w:after="0"/>
+      </w:pPr>
+      <w:r>
+        <w:t xml:space="preserve">    </w:t>
+      </w:r>
+      <w:proofErr w:type="spellStart"/>
+      <w:proofErr w:type="gramStart"/>
+      <w:r>
+        <w:t>alex.left</w:t>
+      </w:r>
+      <w:proofErr w:type="spellEnd"/>
+      <w:proofErr w:type="gramEnd"/>
+      <w:r>
+        <w:t>(90)</w:t>
+      </w:r>
+    </w:p>
+    <w:p>
+      <w:pPr>
+        <w:spacing w:after="0"/>
+        <w:rPr>
+          <w:sz w:val="16"/>
+          <w:szCs w:val="16"/>
+        </w:rPr>
+      </w:pPr>
+    </w:p>
+    <w:p>
+      <w:pPr>
+        <w:spacing w:after="0"/>
+      </w:pPr>
+      <w:proofErr w:type="spellStart"/>
+      <w:proofErr w:type="gramStart"/>
+      <w:r>
+        <w:t>wn.exitonclick</w:t>
+      </w:r>
+      <w:proofErr w:type="spellEnd"/>
+      <w:proofErr w:type="gramEnd"/>
+      <w:r>
+        <w:t>()</w:t>
+      </w:r>
+    </w:p>
+    <w:p>
+      <w:pPr>
+        <w:spacing w:after="0"/>
+      </w:pPr>
+    </w:p>
+    <w:p>
+      <w:pPr>
+        <w:spacing w:after="0"/>
+      </w:pPr>
+      <w:r>
+        <w:t>In this case, the value of </w:t>
+      </w:r>
+      <w:proofErr w:type="spellStart"/>
+      <w:r>
+        <w:t>aColor</w:t>
+      </w:r>
+      <w:proofErr w:type="spellEnd"/>
+      <w:r>
+        <w:t> is used to change the color attribute of </w:t>
+      </w:r>
+      <w:proofErr w:type="spellStart"/>
+      <w:r>
+        <w:t>alex</w:t>
+      </w:r>
+      <w:proofErr w:type="spellEnd"/>
+      <w:r>
+        <w:t>. Each iteration causes </w:t>
+      </w:r>
+      <w:proofErr w:type="spellStart"/>
+      <w:r>
+        <w:t>aColor</w:t>
+      </w:r>
+      <w:proofErr w:type="spellEnd"/>
+      <w:r>
+        <w:t> to change to the next value in the list.</w:t>
+      </w:r>
+    </w:p>
+    <w:p>
+      <w:pPr>
+        <w:spacing w:after="0"/>
+      </w:pPr>
+      <w:r>
+        <w:t>The for-loop is our first example of a </w:t>
+      </w:r>
+      <w:r>
+        <w:rPr>
+          <w:b/>
+          <w:bCs/>
+        </w:rPr>
+        <w:t>compound statement</w:t>
+      </w:r>
+      <w:r>
+        <w:t>. Syntactically a compound statement is a statement. The level of indentation of a (whole) compound statement is the indentation of its heading. In the example above there are five statements with the same indentation, executed sequentially: the import, 2 assignments, the </w:t>
+      </w:r>
+      <w:r>
+        <w:rPr>
+          <w:i/>
+          <w:iCs/>
+        </w:rPr>
+        <w:t>whole</w:t>
+      </w:r>
+      <w:r>
+        <w:t> for-loop, and </w:t>
+      </w:r>
+      <w:proofErr w:type="spellStart"/>
+      <w:proofErr w:type="gramStart"/>
+      <w:r>
+        <w:t>wn.exitonclick</w:t>
+      </w:r>
+      <w:proofErr w:type="spellEnd"/>
+      <w:proofErr w:type="gramEnd"/>
+      <w:r>
+        <w:t>(). The for-loop compound statement is executed completely before going on to the next sequential statement, </w:t>
+      </w:r>
+      <w:proofErr w:type="spellStart"/>
+      <w:proofErr w:type="gramStart"/>
+      <w:r>
+        <w:t>wn.exitonclick</w:t>
+      </w:r>
+      <w:proofErr w:type="spellEnd"/>
+      <w:proofErr w:type="gramEnd"/>
+      <w:r>
+        <w:t>().</w:t>
+      </w:r>
+    </w:p>
+    <w:p>
+      <w:pPr>
+        <w:spacing w:after="0"/>
+      </w:pPr>
+    </w:p>
+    <w:p>
+      <w:pPr>
+        <w:spacing w:after="0"/>
+      </w:pPr>
+      <w:r>
+        <w:t>7.6. The Accumulator Pattern</w:t>
+      </w:r>
+    </w:p>
+    <w:p>
+      <w:pPr>
+        <w:spacing w:after="0"/>
+      </w:pPr>
+      <w:r>
+        <w:t>One common programming “pattern” is to traverse a sequence, </w:t>
+      </w:r>
+      <w:r>
+        <w:rPr>
+          <w:b/>
+          <w:bCs/>
+        </w:rPr>
+        <w:t>accumulating</w:t>
+      </w:r>
+      <w:r>
+        <w:t> a value as we go, such as the sum-so-far or the maximum-so-far. That way, at the end of the traversal we have accumulated a single value, such as the sum total of all the items or the largest item.</w:t>
+      </w:r>
+    </w:p>
+    <w:p>
+      <w:pPr>
+        <w:spacing w:after="0"/>
+        <w:rPr>
+          <w:b/>
+          <w:bCs/>
+        </w:rPr>
+      </w:pPr>
+      <w:r>
+        <w:rPr>
+          <w:b/>
+          <w:bCs/>
+        </w:rPr>
+        <w:t>The anatomy of the accumulation pattern includes:</w:t>
+      </w:r>
+    </w:p>
+    <w:p>
+      <w:pPr>
+        <w:numPr>
+          <w:ilvl w:val="0"/>
+          <w:numId w:val="26"/>
+        </w:numPr>
+        <w:spacing w:after="0"/>
+      </w:pPr>
+      <w:r>
+        <w:rPr>
+          <w:b/>
+          <w:bCs/>
+        </w:rPr>
+        <w:t>initializing</w:t>
+      </w:r>
+      <w:r>
+        <w:t> an “accumulator” variable to an initial value (such as 0 if accumulating a sum)</w:t>
+      </w:r>
+    </w:p>
+    <w:p>
+      <w:pPr>
+        <w:numPr>
+          <w:ilvl w:val="0"/>
+          <w:numId w:val="26"/>
+        </w:numPr>
+        <w:spacing w:after="0"/>
+      </w:pPr>
+      <w:r>
+        <w:rPr>
+          <w:b/>
+          <w:bCs/>
+        </w:rPr>
+        <w:t>iterating</w:t>
+      </w:r>
+      <w:r>
+        <w:t> (e.g., traversing the items in a sequence)</w:t>
+      </w:r>
+    </w:p>
+    <w:p>
+      <w:pPr>
+        <w:numPr>
+          <w:ilvl w:val="0"/>
+          <w:numId w:val="26"/>
+        </w:numPr>
+        <w:spacing w:after="0"/>
+      </w:pPr>
+      <w:r>
+        <w:rPr>
+          <w:b/>
+          <w:bCs/>
+        </w:rPr>
+        <w:t>updating</w:t>
+      </w:r>
+      <w:r>
+        <w:t> the accumulator variable on each iteration (i.e., when processing each item in the sequence)</w:t>
+      </w:r>
+    </w:p>
+    <w:p>
+      <w:pPr>
+        <w:spacing w:after="0"/>
+      </w:pPr>
+      <w:r>
+        <w:t>For example, consider the following code, which computes the sum of the numbers in a list.</w:t>
+      </w:r>
+    </w:p>
+    <w:p>
+      <w:r>
+        <w:br w:type="page"/>
+      </w:r>
+    </w:p>
+    <w:p>
+      <w:pPr>
+        <w:spacing w:after="0"/>
+      </w:pPr>
+      <w:r>
+        <w:lastRenderedPageBreak/>
+        <w:t>7.7. Traversal and the for Loop: By Index</w:t>
+      </w:r>
+    </w:p>
+    <w:p>
+      <w:pPr>
+        <w:spacing w:after="0"/>
+      </w:pPr>
+      <w:r>
+        <w:t>With a for loop, the loop variable is bound, on each iteration, to the next item in a sequence. Sometimes, it is natural to think about iterating through the </w:t>
+      </w:r>
+      <w:r>
+        <w:rPr>
+          <w:i/>
+          <w:iCs/>
+        </w:rPr>
+        <w:t>positions</w:t>
+      </w:r>
+      <w:r>
+        <w:t>, or </w:t>
+      </w:r>
+      <w:r>
+        <w:rPr>
+          <w:i/>
+          <w:iCs/>
+        </w:rPr>
+        <w:t>indexes</w:t>
+      </w:r>
+      <w:r>
+        <w:t> of a sequence, rather than through the items themselves.</w:t>
+      </w:r>
+    </w:p>
+    <w:p>
+      <w:pPr>
+        <w:spacing w:after="0"/>
+      </w:pPr>
+      <w:r>
+        <w:t>For example, consider the list ['apple', 'pear', 'apricot', 'cherry', 'peach']. ‘apple’ is at position 0, ‘pear’ at position 1, and ‘peach’ at position 4.</w:t>
+      </w:r>
+    </w:p>
+    <w:p>
+      <w:pPr>
+        <w:spacing w:after="0"/>
+      </w:pPr>
+      <w:r>
+        <w:t>Thus, we can iterate through the indexes by generating a sequence of them, using the range function.</w:t>
+      </w:r>
+    </w:p>
+    <w:p>
+      <w:pPr>
+        <w:spacing w:after="0"/>
+      </w:pPr>
+    </w:p>
+    <w:p>
+      <w:pPr>
+        <w:spacing w:after="0"/>
+      </w:pPr>
+      <w:r>
+        <w:t>fruits = ['apple', 'pear', 'apricot', 'cherry', 'peach']</w:t>
+      </w:r>
+    </w:p>
+    <w:p>
+      <w:pPr>
+        <w:spacing w:after="0"/>
+      </w:pPr>
+      <w:r>
+        <w:t xml:space="preserve">for n in </w:t>
+      </w:r>
+      <w:proofErr w:type="gramStart"/>
+      <w:r>
+        <w:t>range(</w:t>
+      </w:r>
+      <w:proofErr w:type="gramEnd"/>
+      <w:r>
+        <w:t>5):</w:t>
+      </w:r>
+    </w:p>
+    <w:p>
+      <w:pPr>
+        <w:spacing w:after="0"/>
+      </w:pPr>
+      <w:r>
+        <w:t xml:space="preserve">    </w:t>
+      </w:r>
+      <w:proofErr w:type="gramStart"/>
+      <w:r>
+        <w:t>print(</w:t>
+      </w:r>
+      <w:proofErr w:type="gramEnd"/>
+      <w:r>
+        <w:t>n, fruits[n])</w:t>
+      </w:r>
+    </w:p>
+    <w:p>
+      <w:pPr>
+        <w:spacing w:after="0"/>
+      </w:pPr>
+    </w:p>
+    <w:p>
+      <w:pPr>
+        <w:spacing w:after="0"/>
+      </w:pPr>
+      <w:r>
+        <w:t>In order to make the iteration more general, we can use the </w:t>
+      </w:r>
+      <w:proofErr w:type="spellStart"/>
+      <w:r>
+        <w:t>len</w:t>
+      </w:r>
+      <w:proofErr w:type="spellEnd"/>
+      <w:r>
+        <w:t> function to provide the bound for range. This is a very common pattern for traversing any sequence by position. Make sure you understand why the range function behaves correctly when using </w:t>
+      </w:r>
+      <w:proofErr w:type="spellStart"/>
+      <w:r>
+        <w:t>len</w:t>
+      </w:r>
+      <w:proofErr w:type="spellEnd"/>
+      <w:r>
+        <w:t> of the string as its parameter value.</w:t>
+      </w:r>
+    </w:p>
+    <w:p>
+      <w:pPr>
+        <w:spacing w:after="0"/>
+      </w:pPr>
+    </w:p>
+    <w:p>
+      <w:pPr>
+        <w:spacing w:after="0"/>
+      </w:pPr>
+      <w:r>
+        <w:t>fruits = ['apple', 'pear', 'apricot', 'cherry', 'peach']</w:t>
+      </w:r>
+    </w:p>
+    <w:p>
+      <w:pPr>
+        <w:spacing w:after="0"/>
+      </w:pPr>
+      <w:r>
+        <w:t>for n in range(</w:t>
+      </w:r>
+      <w:proofErr w:type="spellStart"/>
+      <w:r>
+        <w:t>len</w:t>
+      </w:r>
+      <w:proofErr w:type="spellEnd"/>
+      <w:r>
+        <w:t>(fruits)):</w:t>
+      </w:r>
+    </w:p>
+    <w:p>
+      <w:pPr>
+        <w:spacing w:after="0"/>
+      </w:pPr>
+      <w:r>
+        <w:t xml:space="preserve">    </w:t>
+      </w:r>
+      <w:proofErr w:type="gramStart"/>
+      <w:r>
+        <w:t>print(</w:t>
+      </w:r>
+      <w:proofErr w:type="gramEnd"/>
+      <w:r>
+        <w:t>n, fruits[n])</w:t>
+      </w:r>
+    </w:p>
+    <w:p>
+      <w:pPr>
+        <w:spacing w:after="0"/>
+      </w:pPr>
+      <w:r>
+        <w:t>0 apple</w:t>
+      </w:r>
+      <w:r>
+        <w:br/>
+        <w:t>1 pear</w:t>
+      </w:r>
+      <w:r>
+        <w:br/>
+        <w:t>2 apricot</w:t>
+      </w:r>
+      <w:r>
+        <w:br/>
+        <w:t>3 cherry</w:t>
+      </w:r>
+      <w:r>
+        <w:br/>
+        <w:t>4 peach</w:t>
+      </w:r>
+    </w:p>
+    <w:p>
+      <w:pPr>
+        <w:spacing w:after="0"/>
+      </w:pPr>
+    </w:p>
+    <w:p>
+      <w:pPr>
+        <w:spacing w:after="0"/>
+      </w:pPr>
+      <w:r>
+        <w:t>In some other programming languages, that’s the only way to iterate through a sequence, by iterating through the positions and extracting the items at each of the positions. Python code is often easier to read because we don’t have to do iteration that way. Compare the iteration above with the more “pythonic” approach below.</w:t>
+      </w:r>
+    </w:p>
+    <w:p>
+      <w:pPr>
+        <w:spacing w:after="0"/>
+      </w:pPr>
+    </w:p>
+    <w:p>
+      <w:pPr>
+        <w:spacing w:after="0"/>
+      </w:pPr>
+      <w:r>
+        <w:t>fruits = ['apple', 'pear', 'apricot', 'cherry', 'peach']</w:t>
+      </w:r>
+    </w:p>
+    <w:p>
+      <w:pPr>
+        <w:spacing w:after="0"/>
+      </w:pPr>
+      <w:r>
+        <w:t>for fruit in fruits:</w:t>
+      </w:r>
+    </w:p>
+    <w:p>
+      <w:pPr>
+        <w:spacing w:after="0"/>
+      </w:pPr>
+      <w:r>
+        <w:t xml:space="preserve">    print(fruit)</w:t>
+      </w:r>
+    </w:p>
+    <w:p>
+      <w:pPr>
+        <w:spacing w:after="0"/>
+      </w:pPr>
+      <w:r>
+        <w:t>apple</w:t>
+      </w:r>
+      <w:r>
+        <w:br/>
+        <w:t>pear</w:t>
+      </w:r>
+      <w:r>
+        <w:br/>
+        <w:t>apricot</w:t>
+      </w:r>
+      <w:r>
+        <w:br/>
+        <w:t>cherry</w:t>
+      </w:r>
+      <w:r>
+        <w:br/>
+        <w:t>peach</w:t>
+      </w:r>
+    </w:p>
+    <w:p>
+      <w:pPr>
+        <w:spacing w:after="0"/>
+      </w:pPr>
+    </w:p>
+    <w:p>
+      <w:pPr>
+        <w:spacing w:after="0"/>
+      </w:pPr>
+      <w:r>
+        <w:t>If we really want to print the indexes (positions) along with the fruit names, then iterating through the indexes as in the previous versions is available to us. Python also provides an enumerate function which provides a more “pythonic” way of enumerating the items in a list, but we will delay the explanation of how to use enumerate until we cover the notions of </w:t>
+      </w:r>
+      <w:hyperlink r:id="rId21" w:anchor="pythonic-enumeration" w:history="1">
+        <w:r>
+          <w:rPr>
+            <w:rStyle w:val="Hyperlink"/>
+          </w:rPr>
+          <w:t>tuple packing and unpacking</w:t>
+        </w:r>
+      </w:hyperlink>
+      <w:r>
+        <w:t>.</w:t>
+      </w:r>
+    </w:p>
+    <w:p>
+      <w:pPr>
+        <w:spacing w:after="0"/>
+      </w:pPr>
+      <w:r>
+        <w:lastRenderedPageBreak/>
+        <w:t>7.8. Nested Iteration: Image Processing</w:t>
+      </w:r>
+    </w:p>
+    <w:p>
+      <w:pPr>
+        <w:spacing w:after="0"/>
+      </w:pPr>
+      <w:proofErr w:type="gramStart"/>
+      <w:r>
+        <w:t>Two dimensional</w:t>
+      </w:r>
+      <w:proofErr w:type="gramEnd"/>
+      <w:r>
+        <w:t xml:space="preserve"> tables have both rows and columns. You have probably seen many tables like this if you have used a spreadsheet program. Another object that is organized in rows and columns is a digital image. In this section we will explore how iteration allows us to manipulate these images.</w:t>
+      </w:r>
+    </w:p>
+    <w:p>
+      <w:pPr>
+        <w:spacing w:after="0"/>
+      </w:pPr>
+      <w:r>
+        <w:t>A </w:t>
+      </w:r>
+      <w:r>
+        <w:rPr>
+          <w:b/>
+          <w:bCs/>
+        </w:rPr>
+        <w:t>digital image</w:t>
+      </w:r>
+      <w:r>
+        <w:t> is a finite collection of small, discrete picture elements called </w:t>
+      </w:r>
+      <w:r>
+        <w:rPr>
+          <w:b/>
+          <w:bCs/>
+        </w:rPr>
+        <w:t>pixels</w:t>
+      </w:r>
+      <w:r>
+        <w:t>. These pixels are organized in a two-dimensional grid. Each pixel represents the smallest amount of picture information that is available. Sometimes these pixels appear as small “dots”.</w:t>
+      </w:r>
+    </w:p>
+    <w:p>
+      <w:pPr>
+        <w:spacing w:after="0"/>
+      </w:pPr>
+      <w:r>
+        <w:t>Each image (grid of pixels) has its own width and its own height. The width is the number of columns and the height is the number of rows. We can name the pixels in the grid by using the column number and row number. However, it is very important to remember that computer scientists like to start counting with 0! This means that if there are 20 rows, they will be named 0,1,2, and so on through 19. This will be very useful later when we iterate using range.</w:t>
+      </w:r>
+    </w:p>
+    <w:p>
+      <w:pPr>
+        <w:spacing w:after="0"/>
+      </w:pPr>
+      <w:r>
+        <w:t>In the figure below, the pixel of interest is found at column </w:t>
+      </w:r>
+      <w:r>
+        <w:rPr>
+          <w:b/>
+          <w:bCs/>
+        </w:rPr>
+        <w:t>c</w:t>
+      </w:r>
+      <w:r>
+        <w:t> and row </w:t>
+      </w:r>
+      <w:r>
+        <w:rPr>
+          <w:b/>
+          <w:bCs/>
+        </w:rPr>
+        <w:t>r</w:t>
+      </w:r>
+      <w:r>
+        <w:t>.</w:t>
+      </w:r>
+    </w:p>
+    <w:p>
+      <w:pPr>
+        <w:spacing w:after="0"/>
+      </w:pPr>
+      <w:r>
+        <w:drawing>
+          <wp:inline distT="0" distB="0" distL="0" distR="0" wp14:anchorId="70D4CA1E" wp14:editId="484F524E">
+            <wp:extent cx="3190875" cy="3360152"/>
+            <wp:effectExtent l="0" t="0" r="0" b="0"/>
+            <wp:docPr id="159477415" name="Picture 8"/>
+            <wp:cNvGraphicFramePr>
+              <a:graphicFrameLocks xmlns:a="http://schemas.openxmlformats.org/drawingml/2006/main" noChangeAspect="1"/>
+            </wp:cNvGraphicFramePr>
+            <a:graphic xmlns:a="http://schemas.openxmlformats.org/drawingml/2006/main">
+              <a:graphicData uri="http://schemas.openxmlformats.org/drawingml/2006/picture">
+                <pic:pic xmlns:pic="http://schemas.openxmlformats.org/drawingml/2006/picture">
+                  <pic:nvPicPr>
+                    <pic:cNvPr id="0" name="Picture 30"/>
+                    <pic:cNvPicPr>
+                      <a:picLocks noChangeAspect="1" noChangeArrowheads="1"/>
+                    </pic:cNvPicPr>
+                  </pic:nvPicPr>
+                  <pic:blipFill>
+                    <a:blip r:embed="rId22">
+                      <a:extLst>
+                        <a:ext uri="{28A0092B-C50C-407E-A947-70E740481C1C}">
+                          <a14:useLocalDpi xmlns:a14="http://schemas.microsoft.com/office/drawing/2010/main" val="0"/>
+                        </a:ext>
+                      </a:extLst>
+                    </a:blip>
+                    <a:srcRect/>
+                    <a:stretch>
+                      <a:fillRect/>
+                    </a:stretch>
+                  </pic:blipFill>
+                  <pic:spPr bwMode="auto">
+                    <a:xfrm>
+                      <a:off x="0" y="0"/>
+                      <a:ext cx="3202967" cy="3372885"/>
+                    </a:xfrm>
+                    <a:prstGeom prst="rect">
+                      <a:avLst/>
+                    </a:prstGeom>
+                    <a:noFill/>
+                    <a:ln>
+                      <a:noFill/>
+                    </a:ln>
+                  </pic:spPr>
+                </pic:pic>
+              </a:graphicData>
+            </a:graphic>
+          </wp:inline>
+        </w:drawing>
+      </w:r>
+    </w:p>
+    <w:p>
+      <w:pPr>
+        <w:spacing w:after="0"/>
+      </w:pPr>
+      <w:r>
+        <w:t>7.8.1. The RGB Color Model</w:t>
+      </w:r>
+    </w:p>
+    <w:p>
+      <w:pPr>
+        <w:spacing w:after="0"/>
+      </w:pPr>
+      <w:r>
+        <w:t>Each pixel of the image will represent a single color. The specific color depends on a formula that mixes various amounts of three basic colors: red, green, and blue. This technique for creating color is known as the </w:t>
+      </w:r>
+      <w:r>
+        <w:rPr>
+          <w:b/>
+          <w:bCs/>
+        </w:rPr>
+        <w:t>RGB Color Model</w:t>
+      </w:r>
+      <w:r>
+        <w:t>. The amount of each color, sometimes called the </w:t>
+      </w:r>
+      <w:r>
+        <w:rPr>
+          <w:b/>
+          <w:bCs/>
+        </w:rPr>
+        <w:t>intensity</w:t>
+      </w:r>
+      <w:r>
+        <w:t> of the color, allows us to have very fine control over the resulting color.</w:t>
+      </w:r>
+    </w:p>
+    <w:p>
+      <w:pPr>
+        <w:spacing w:after="0"/>
+      </w:pPr>
+      <w:r>
+        <w:t xml:space="preserve">The minimum intensity value for a basic color is 0. For </w:t>
+      </w:r>
+      <w:proofErr w:type="gramStart"/>
+      <w:r>
+        <w:t>example</w:t>
+      </w:r>
+      <w:proofErr w:type="gramEnd"/>
+      <w:r>
+        <w:t xml:space="preserve"> if the red intensity is 0, then there is no red in the pixel. The maximum intensity is 255. This means that there are actually 256 different amounts of intensity for each basic color. Since there are three basic colors, that means that you can create 256</w:t>
+      </w:r>
+      <w:r>
+        <w:rPr>
+          <w:vertAlign w:val="superscript"/>
+        </w:rPr>
+        <w:t>3</w:t>
+      </w:r>
+      <w:r>
+        <w:t> distinct colors using the RGB Color Model.</w:t>
+      </w:r>
+    </w:p>
+    <w:p>
+      <w:pPr>
+        <w:spacing w:after="0"/>
+      </w:pPr>
+      <w:r>
+        <w:t>Here are the red, green and blue intensities for some common colors. Note that “Black” is represented by a pixel having no basic color. On the other hand, “White” has maximum values for all three basic color components.</w:t>
+      </w:r>
+    </w:p>
+    <w:p>
+      <w:r>
+        <w:br w:type="page"/>
+      </w:r>
+    </w:p>
+    <w:tbl>
+      <w:tblPr>
+        <w:tblW w:w="9232" w:type="dxa"/>
+        <w:tblCellMar>
+          <w:top w:w="15" w:type="dxa"/>
+          <w:left w:w="15" w:type="dxa"/>
+          <w:bottom w:w="15" w:type="dxa"/>
+          <w:right w:w="15" w:type="dxa"/>
+        </w:tblCellMar>
+        <w:tblLook w:val="04A0" w:firstRow="1" w:lastRow="0" w:firstColumn="1" w:lastColumn="0" w:noHBand="0" w:noVBand="1"/>
+      </w:tblPr>
+      <w:tblGrid>
+        <w:gridCol w:w="3135"/>
+        <w:gridCol w:w="1762"/>
+        <w:gridCol w:w="2397"/>
+        <w:gridCol w:w="1938"/>
+      </w:tblGrid>
+      <w:tr>
+        <w:trPr>
+          <w:tblHeader/>
+        </w:trPr>
+        <w:tc>
+          <w:tcPr>
+            <w:tcW w:w="0" w:type="auto"/>
+            <w:tcBorders>
+              <w:top w:val="nil"/>
+              <w:bottom w:val="single" w:sz="12" w:space="0" w:color="DDDDDD"/>
+            </w:tcBorders>
+            <w:tcMar>
+              <w:top w:w="120" w:type="dxa"/>
+              <w:left w:w="120" w:type="dxa"/>
+              <w:bottom w:w="120" w:type="dxa"/>
+              <w:right w:w="120" w:type="dxa"/>
+            </w:tcMar>
+            <w:vAlign w:val="bottom"/>
+            <w:hideMark/>
+          </w:tcPr>
+          <w:p>
+            <w:pPr>
+              <w:spacing w:after="0"/>
+              <w:rPr>
+                <w:b/>
+                <w:bCs/>
+              </w:rPr>
+            </w:pPr>
+            <w:r>
+              <w:rPr>
+                <w:b/>
+                <w:bCs/>
+              </w:rPr>
+              <w:lastRenderedPageBreak/>
+              <w:t>Color</w:t>
+            </w:r>
+          </w:p>
+        </w:tc>
+        <w:tc>
+          <w:tcPr>
+            <w:tcW w:w="0" w:type="auto"/>
+            <w:tcBorders>
+              <w:top w:val="nil"/>
+              <w:bottom w:val="single" w:sz="12" w:space="0" w:color="DDDDDD"/>
+            </w:tcBorders>
+            <w:tcMar>
+              <w:top w:w="120" w:type="dxa"/>
+              <w:left w:w="120" w:type="dxa"/>
+              <w:bottom w:w="120" w:type="dxa"/>
+              <w:right w:w="120" w:type="dxa"/>
+            </w:tcMar>
+            <w:vAlign w:val="bottom"/>
+            <w:hideMark/>
+          </w:tcPr>
+          <w:p>
+            <w:pPr>
+              <w:spacing w:after="0"/>
+              <w:rPr>
+                <w:b/>
+                <w:bCs/>
+              </w:rPr>
+            </w:pPr>
+            <w:r>
+              <w:rPr>
+                <w:b/>
+                <w:bCs/>
+              </w:rPr>
+              <w:t>Red</w:t>
+            </w:r>
+          </w:p>
+        </w:tc>
+        <w:tc>
+          <w:tcPr>
+            <w:tcW w:w="0" w:type="auto"/>
+            <w:tcBorders>
+              <w:top w:val="nil"/>
+              <w:bottom w:val="single" w:sz="12" w:space="0" w:color="DDDDDD"/>
+            </w:tcBorders>
+            <w:tcMar>
+              <w:top w:w="120" w:type="dxa"/>
+              <w:left w:w="120" w:type="dxa"/>
+              <w:bottom w:w="120" w:type="dxa"/>
+              <w:right w:w="120" w:type="dxa"/>
+            </w:tcMar>
+            <w:vAlign w:val="bottom"/>
+            <w:hideMark/>
+          </w:tcPr>
+          <w:p>
+            <w:pPr>
+              <w:spacing w:after="0"/>
+              <w:rPr>
+                <w:b/>
+                <w:bCs/>
+              </w:rPr>
+            </w:pPr>
+            <w:r>
+              <w:rPr>
+                <w:b/>
+                <w:bCs/>
+              </w:rPr>
+              <w:t>Green</w:t>
+            </w:r>
+          </w:p>
+        </w:tc>
+        <w:tc>
+          <w:tcPr>
+            <w:tcW w:w="0" w:type="auto"/>
+            <w:tcBorders>
+              <w:top w:val="nil"/>
+              <w:bottom w:val="single" w:sz="12" w:space="0" w:color="DDDDDD"/>
+            </w:tcBorders>
+            <w:tcMar>
+              <w:top w:w="120" w:type="dxa"/>
+              <w:left w:w="120" w:type="dxa"/>
+              <w:bottom w:w="120" w:type="dxa"/>
+              <w:right w:w="120" w:type="dxa"/>
+            </w:tcMar>
+            <w:vAlign w:val="bottom"/>
+            <w:hideMark/>
+          </w:tcPr>
+          <w:p>
+            <w:pPr>
+              <w:spacing w:after="0"/>
+              <w:rPr>
+                <w:b/>
+                <w:bCs/>
+              </w:rPr>
+            </w:pPr>
+            <w:r>
+              <w:rPr>
+                <w:b/>
+                <w:bCs/>
+              </w:rPr>
+              <w:t>Blue</w:t>
+            </w:r>
+          </w:p>
+        </w:tc>
+      </w:tr>
+      <w:tr>
+        <w:tc>
+          <w:tcPr>
+            <w:tcW w:w="0" w:type="auto"/>
+            <w:tcBorders>
+              <w:top w:val="single" w:sz="6" w:space="0" w:color="DDDDDD"/>
+            </w:tcBorders>
+            <w:tcMar>
+              <w:top w:w="120" w:type="dxa"/>
+              <w:left w:w="120" w:type="dxa"/>
+              <w:bottom w:w="120" w:type="dxa"/>
+              <w:right w:w="120" w:type="dxa"/>
+            </w:tcMar>
+            <w:hideMark/>
+          </w:tcPr>
+          <w:p>
+            <w:pPr>
+              <w:spacing w:after="0"/>
+            </w:pPr>
+            <w:r>
+              <w:t>Red</w:t>
+            </w:r>
+          </w:p>
+        </w:tc>
+        <w:tc>
+          <w:tcPr>
+            <w:tcW w:w="0" w:type="auto"/>
+            <w:tcBorders>
+              <w:top w:val="single" w:sz="6" w:space="0" w:color="DDDDDD"/>
+            </w:tcBorders>
+            <w:tcMar>
+              <w:top w:w="120" w:type="dxa"/>
+              <w:left w:w="120" w:type="dxa"/>
+              <w:bottom w:w="120" w:type="dxa"/>
+              <w:right w:w="120" w:type="dxa"/>
+            </w:tcMar>
+            <w:hideMark/>
+          </w:tcPr>
+          <w:p>
+            <w:pPr>
+              <w:spacing w:after="0"/>
+            </w:pPr>
+            <w:r>
+              <w:t>255</w:t>
+            </w:r>
+          </w:p>
+        </w:tc>
+        <w:tc>
+          <w:tcPr>
+            <w:tcW w:w="0" w:type="auto"/>
+            <w:tcBorders>
+              <w:top w:val="single" w:sz="6" w:space="0" w:color="DDDDDD"/>
+            </w:tcBorders>
+            <w:tcMar>
+              <w:top w:w="120" w:type="dxa"/>
+              <w:left w:w="120" w:type="dxa"/>
+              <w:bottom w:w="120" w:type="dxa"/>
+              <w:right w:w="120" w:type="dxa"/>
+            </w:tcMar>
+            <w:hideMark/>
+          </w:tcPr>
+          <w:p>
+            <w:pPr>
+              <w:spacing w:after="0"/>
+            </w:pPr>
+            <w:r>
+              <w:t>0</w:t>
+            </w:r>
+          </w:p>
+        </w:tc>
+        <w:tc>
+          <w:tcPr>
+            <w:tcW w:w="0" w:type="auto"/>
+            <w:tcBorders>
+              <w:top w:val="single" w:sz="6" w:space="0" w:color="DDDDDD"/>
+            </w:tcBorders>
+            <w:tcMar>
+              <w:top w:w="120" w:type="dxa"/>
+              <w:left w:w="120" w:type="dxa"/>
+              <w:bottom w:w="120" w:type="dxa"/>
+              <w:right w:w="120" w:type="dxa"/>
+            </w:tcMar>
+            <w:hideMark/>
+          </w:tcPr>
+          <w:p>
+            <w:pPr>
+              <w:spacing w:after="0"/>
+            </w:pPr>
+            <w:r>
+              <w:t>0</w:t>
+            </w:r>
+          </w:p>
+        </w:tc>
+      </w:tr>
+      <w:tr>
+        <w:tc>
+          <w:tcPr>
+            <w:tcW w:w="0" w:type="auto"/>
+            <w:tcBorders>
+              <w:top w:val="single" w:sz="6" w:space="0" w:color="DDDDDD"/>
+            </w:tcBorders>
+            <w:tcMar>
+              <w:top w:w="120" w:type="dxa"/>
+              <w:left w:w="120" w:type="dxa"/>
+              <w:bottom w:w="120" w:type="dxa"/>
+              <w:right w:w="120" w:type="dxa"/>
+            </w:tcMar>
+            <w:hideMark/>
+          </w:tcPr>
+          <w:p>
+            <w:pPr>
+              <w:spacing w:after="0"/>
+            </w:pPr>
+            <w:r>
+              <w:t>Green</w:t>
+            </w:r>
+          </w:p>
+        </w:tc>
+        <w:tc>
+          <w:tcPr>
+            <w:tcW w:w="0" w:type="auto"/>
+            <w:tcBorders>
+              <w:top w:val="single" w:sz="6" w:space="0" w:color="DDDDDD"/>
+            </w:tcBorders>
+            <w:tcMar>
+              <w:top w:w="120" w:type="dxa"/>
+              <w:left w:w="120" w:type="dxa"/>
+              <w:bottom w:w="120" w:type="dxa"/>
+              <w:right w:w="120" w:type="dxa"/>
+            </w:tcMar>
+            <w:hideMark/>
+          </w:tcPr>
+          <w:p>
+            <w:pPr>
+              <w:spacing w:after="0"/>
+            </w:pPr>
+            <w:r>
+              <w:t>0</w:t>
+            </w:r>
+          </w:p>
+        </w:tc>
+        <w:tc>
+          <w:tcPr>
+            <w:tcW w:w="0" w:type="auto"/>
+            <w:tcBorders>
+              <w:top w:val="single" w:sz="6" w:space="0" w:color="DDDDDD"/>
+            </w:tcBorders>
+            <w:tcMar>
+              <w:top w:w="120" w:type="dxa"/>
+              <w:left w:w="120" w:type="dxa"/>
+              <w:bottom w:w="120" w:type="dxa"/>
+              <w:right w:w="120" w:type="dxa"/>
+            </w:tcMar>
+            <w:hideMark/>
+          </w:tcPr>
+          <w:p>
+            <w:pPr>
+              <w:spacing w:after="0"/>
+            </w:pPr>
+            <w:r>
+              <w:t>255</w:t>
+            </w:r>
+          </w:p>
+        </w:tc>
+        <w:tc>
+          <w:tcPr>
+            <w:tcW w:w="0" w:type="auto"/>
+            <w:tcBorders>
+              <w:top w:val="single" w:sz="6" w:space="0" w:color="DDDDDD"/>
+            </w:tcBorders>
+            <w:tcMar>
+              <w:top w:w="120" w:type="dxa"/>
+              <w:left w:w="120" w:type="dxa"/>
+              <w:bottom w:w="120" w:type="dxa"/>
+              <w:right w:w="120" w:type="dxa"/>
+            </w:tcMar>
+            <w:hideMark/>
+          </w:tcPr>
+          <w:p>
+            <w:pPr>
+              <w:spacing w:after="0"/>
+            </w:pPr>
+            <w:r>
+              <w:t>0</w:t>
+            </w:r>
+          </w:p>
+        </w:tc>
+      </w:tr>
+      <w:tr>
+        <w:tc>
+          <w:tcPr>
+            <w:tcW w:w="0" w:type="auto"/>
+            <w:tcBorders>
+              <w:top w:val="single" w:sz="6" w:space="0" w:color="DDDDDD"/>
+            </w:tcBorders>
+            <w:tcMar>
+              <w:top w:w="120" w:type="dxa"/>
+              <w:left w:w="120" w:type="dxa"/>
+              <w:bottom w:w="120" w:type="dxa"/>
+              <w:right w:w="120" w:type="dxa"/>
+            </w:tcMar>
+            <w:hideMark/>
+          </w:tcPr>
+          <w:p>
+            <w:pPr>
+              <w:spacing w:after="0"/>
+            </w:pPr>
+            <w:r>
+              <w:t>Blue</w:t>
+            </w:r>
+          </w:p>
+        </w:tc>
+        <w:tc>
+          <w:tcPr>
+            <w:tcW w:w="0" w:type="auto"/>
+            <w:tcBorders>
+              <w:top w:val="single" w:sz="6" w:space="0" w:color="DDDDDD"/>
+            </w:tcBorders>
+            <w:tcMar>
+              <w:top w:w="120" w:type="dxa"/>
+              <w:left w:w="120" w:type="dxa"/>
+              <w:bottom w:w="120" w:type="dxa"/>
+              <w:right w:w="120" w:type="dxa"/>
+            </w:tcMar>
+            <w:hideMark/>
+          </w:tcPr>
+          <w:p>
+            <w:pPr>
+              <w:spacing w:after="0"/>
+            </w:pPr>
+            <w:r>
+              <w:t>0</w:t>
+            </w:r>
+          </w:p>
+        </w:tc>
+        <w:tc>
+          <w:tcPr>
+            <w:tcW w:w="0" w:type="auto"/>
+            <w:tcBorders>
+              <w:top w:val="single" w:sz="6" w:space="0" w:color="DDDDDD"/>
+            </w:tcBorders>
+            <w:tcMar>
+              <w:top w:w="120" w:type="dxa"/>
+              <w:left w:w="120" w:type="dxa"/>
+              <w:bottom w:w="120" w:type="dxa"/>
+              <w:right w:w="120" w:type="dxa"/>
+            </w:tcMar>
+            <w:hideMark/>
+          </w:tcPr>
+          <w:p>
+            <w:pPr>
+              <w:spacing w:after="0"/>
+            </w:pPr>
+            <w:r>
+              <w:t>0</w:t>
+            </w:r>
+          </w:p>
+        </w:tc>
+        <w:tc>
+          <w:tcPr>
+            <w:tcW w:w="0" w:type="auto"/>
+            <w:tcBorders>
+              <w:top w:val="single" w:sz="6" w:space="0" w:color="DDDDDD"/>
+            </w:tcBorders>
+            <w:tcMar>
+              <w:top w:w="120" w:type="dxa"/>
+              <w:left w:w="120" w:type="dxa"/>
+              <w:bottom w:w="120" w:type="dxa"/>
+              <w:right w:w="120" w:type="dxa"/>
+            </w:tcMar>
+            <w:hideMark/>
+          </w:tcPr>
+          <w:p>
+            <w:pPr>
+              <w:spacing w:after="0"/>
+            </w:pPr>
+            <w:r>
+              <w:t>255</w:t>
+            </w:r>
+          </w:p>
+        </w:tc>
+      </w:tr>
+      <w:tr>
+        <w:tc>
+          <w:tcPr>
+            <w:tcW w:w="0" w:type="auto"/>
+            <w:tcBorders>
+              <w:top w:val="single" w:sz="6" w:space="0" w:color="DDDDDD"/>
+            </w:tcBorders>
+            <w:tcMar>
+              <w:top w:w="120" w:type="dxa"/>
+              <w:left w:w="120" w:type="dxa"/>
+              <w:bottom w:w="120" w:type="dxa"/>
+              <w:right w:w="120" w:type="dxa"/>
+            </w:tcMar>
+            <w:hideMark/>
+          </w:tcPr>
+          <w:p>
+            <w:pPr>
+              <w:spacing w:after="0"/>
+            </w:pPr>
+            <w:r>
+              <w:t>White</w:t>
+            </w:r>
+          </w:p>
+        </w:tc>
+        <w:tc>
+          <w:tcPr>
+            <w:tcW w:w="0" w:type="auto"/>
+            <w:tcBorders>
+              <w:top w:val="single" w:sz="6" w:space="0" w:color="DDDDDD"/>
+            </w:tcBorders>
+            <w:tcMar>
+              <w:top w:w="120" w:type="dxa"/>
+              <w:left w:w="120" w:type="dxa"/>
+              <w:bottom w:w="120" w:type="dxa"/>
+              <w:right w:w="120" w:type="dxa"/>
+            </w:tcMar>
+            <w:hideMark/>
+          </w:tcPr>
+          <w:p>
+            <w:pPr>
+              <w:spacing w:after="0"/>
+            </w:pPr>
+            <w:r>
+              <w:t>255</w:t>
+            </w:r>
+          </w:p>
+        </w:tc>
+        <w:tc>
+          <w:tcPr>
+            <w:tcW w:w="0" w:type="auto"/>
+            <w:tcBorders>
+              <w:top w:val="single" w:sz="6" w:space="0" w:color="DDDDDD"/>
+            </w:tcBorders>
+            <w:tcMar>
+              <w:top w:w="120" w:type="dxa"/>
+              <w:left w:w="120" w:type="dxa"/>
+              <w:bottom w:w="120" w:type="dxa"/>
+              <w:right w:w="120" w:type="dxa"/>
+            </w:tcMar>
+            <w:hideMark/>
+          </w:tcPr>
+          <w:p>
+            <w:pPr>
+              <w:spacing w:after="0"/>
+            </w:pPr>
+            <w:r>
+              <w:t>255</w:t>
+            </w:r>
+          </w:p>
+        </w:tc>
+        <w:tc>
+          <w:tcPr>
+            <w:tcW w:w="0" w:type="auto"/>
+            <w:tcBorders>
+              <w:top w:val="single" w:sz="6" w:space="0" w:color="DDDDDD"/>
+            </w:tcBorders>
+            <w:tcMar>
+              <w:top w:w="120" w:type="dxa"/>
+              <w:left w:w="120" w:type="dxa"/>
+              <w:bottom w:w="120" w:type="dxa"/>
+              <w:right w:w="120" w:type="dxa"/>
+            </w:tcMar>
+            <w:hideMark/>
+          </w:tcPr>
+          <w:p>
+            <w:pPr>
+              <w:spacing w:after="0"/>
+            </w:pPr>
+            <w:r>
+              <w:t>255</w:t>
+            </w:r>
+          </w:p>
+        </w:tc>
+      </w:tr>
+      <w:tr>
+        <w:tc>
+          <w:tcPr>
+            <w:tcW w:w="0" w:type="auto"/>
+            <w:tcBorders>
+              <w:top w:val="single" w:sz="6" w:space="0" w:color="DDDDDD"/>
+            </w:tcBorders>
+            <w:tcMar>
+              <w:top w:w="120" w:type="dxa"/>
+              <w:left w:w="120" w:type="dxa"/>
+              <w:bottom w:w="120" w:type="dxa"/>
+              <w:right w:w="120" w:type="dxa"/>
+            </w:tcMar>
+            <w:hideMark/>
+          </w:tcPr>
+          <w:p>
+            <w:pPr>
+              <w:spacing w:after="0"/>
+            </w:pPr>
+            <w:r>
+              <w:t>Black</w:t>
+            </w:r>
+          </w:p>
+        </w:tc>
+        <w:tc>
+          <w:tcPr>
+            <w:tcW w:w="0" w:type="auto"/>
+            <w:tcBorders>
+              <w:top w:val="single" w:sz="6" w:space="0" w:color="DDDDDD"/>
+            </w:tcBorders>
+            <w:tcMar>
+              <w:top w:w="120" w:type="dxa"/>
+              <w:left w:w="120" w:type="dxa"/>
+              <w:bottom w:w="120" w:type="dxa"/>
+              <w:right w:w="120" w:type="dxa"/>
+            </w:tcMar>
+            <w:hideMark/>
+          </w:tcPr>
+          <w:p>
+            <w:pPr>
+              <w:spacing w:after="0"/>
+            </w:pPr>
+            <w:r>
+              <w:t>0</w:t>
+            </w:r>
+          </w:p>
+        </w:tc>
+        <w:tc>
+          <w:tcPr>
+            <w:tcW w:w="0" w:type="auto"/>
+            <w:tcBorders>
+              <w:top w:val="single" w:sz="6" w:space="0" w:color="DDDDDD"/>
+            </w:tcBorders>
+            <w:tcMar>
+              <w:top w:w="120" w:type="dxa"/>
+              <w:left w:w="120" w:type="dxa"/>
+              <w:bottom w:w="120" w:type="dxa"/>
+              <w:right w:w="120" w:type="dxa"/>
+            </w:tcMar>
+            <w:hideMark/>
+          </w:tcPr>
+          <w:p>
+            <w:pPr>
+              <w:spacing w:after="0"/>
+            </w:pPr>
+            <w:r>
+              <w:t>0</w:t>
+            </w:r>
+          </w:p>
+        </w:tc>
+        <w:tc>
+          <w:tcPr>
+            <w:tcW w:w="0" w:type="auto"/>
+            <w:tcBorders>
+              <w:top w:val="single" w:sz="6" w:space="0" w:color="DDDDDD"/>
+            </w:tcBorders>
+            <w:tcMar>
+              <w:top w:w="120" w:type="dxa"/>
+              <w:left w:w="120" w:type="dxa"/>
+              <w:bottom w:w="120" w:type="dxa"/>
+              <w:right w:w="120" w:type="dxa"/>
+            </w:tcMar>
+            <w:hideMark/>
+          </w:tcPr>
+          <w:p>
+            <w:pPr>
+              <w:spacing w:after="0"/>
+            </w:pPr>
+            <w:r>
+              <w:t>0</w:t>
+            </w:r>
+          </w:p>
+        </w:tc>
+      </w:tr>
+      <w:tr>
+        <w:tc>
+          <w:tcPr>
+            <w:tcW w:w="0" w:type="auto"/>
+            <w:tcBorders>
+              <w:top w:val="single" w:sz="6" w:space="0" w:color="DDDDDD"/>
+            </w:tcBorders>
+            <w:tcMar>
+              <w:top w:w="120" w:type="dxa"/>
+              <w:left w:w="120" w:type="dxa"/>
+              <w:bottom w:w="120" w:type="dxa"/>
+              <w:right w:w="120" w:type="dxa"/>
+            </w:tcMar>
+            <w:hideMark/>
+          </w:tcPr>
+          <w:p>
+            <w:pPr>
+              <w:spacing w:after="0"/>
+            </w:pPr>
+            <w:r>
+              <w:t>Yellow</w:t>
+            </w:r>
+          </w:p>
+        </w:tc>
+        <w:tc>
+          <w:tcPr>
+            <w:tcW w:w="0" w:type="auto"/>
+            <w:tcBorders>
+              <w:top w:val="single" w:sz="6" w:space="0" w:color="DDDDDD"/>
+            </w:tcBorders>
+            <w:tcMar>
+              <w:top w:w="120" w:type="dxa"/>
+              <w:left w:w="120" w:type="dxa"/>
+              <w:bottom w:w="120" w:type="dxa"/>
+              <w:right w:w="120" w:type="dxa"/>
+            </w:tcMar>
+            <w:hideMark/>
+          </w:tcPr>
+          <w:p>
+            <w:pPr>
+              <w:spacing w:after="0"/>
+            </w:pPr>
+            <w:r>
+              <w:t>255</w:t>
+            </w:r>
+          </w:p>
+        </w:tc>
+        <w:tc>
+          <w:tcPr>
+            <w:tcW w:w="0" w:type="auto"/>
+            <w:tcBorders>
+              <w:top w:val="single" w:sz="6" w:space="0" w:color="DDDDDD"/>
+            </w:tcBorders>
+            <w:tcMar>
+              <w:top w:w="120" w:type="dxa"/>
+              <w:left w:w="120" w:type="dxa"/>
+              <w:bottom w:w="120" w:type="dxa"/>
+              <w:right w:w="120" w:type="dxa"/>
+            </w:tcMar>
+            <w:hideMark/>
+          </w:tcPr>
+          <w:p>
+            <w:pPr>
+              <w:spacing w:after="0"/>
+            </w:pPr>
+            <w:r>
+              <w:t>255</w:t>
+            </w:r>
+          </w:p>
+        </w:tc>
+        <w:tc>
+          <w:tcPr>
+            <w:tcW w:w="0" w:type="auto"/>
+            <w:tcBorders>
+              <w:top w:val="single" w:sz="6" w:space="0" w:color="DDDDDD"/>
+            </w:tcBorders>
+            <w:tcMar>
+              <w:top w:w="120" w:type="dxa"/>
+              <w:left w:w="120" w:type="dxa"/>
+              <w:bottom w:w="120" w:type="dxa"/>
+              <w:right w:w="120" w:type="dxa"/>
+            </w:tcMar>
+            <w:hideMark/>
+          </w:tcPr>
+          <w:p>
+            <w:pPr>
+              <w:spacing w:after="0"/>
+            </w:pPr>
+            <w:r>
+              <w:t>0</w:t>
+            </w:r>
+          </w:p>
+        </w:tc>
+      </w:tr>
+      <w:tr>
+        <w:tc>
+          <w:tcPr>
+            <w:tcW w:w="0" w:type="auto"/>
+            <w:tcBorders>
+              <w:top w:val="single" w:sz="6" w:space="0" w:color="DDDDDD"/>
+            </w:tcBorders>
+            <w:tcMar>
+              <w:top w:w="120" w:type="dxa"/>
+              <w:left w:w="120" w:type="dxa"/>
+              <w:bottom w:w="120" w:type="dxa"/>
+              <w:right w:w="120" w:type="dxa"/>
+            </w:tcMar>
+            <w:hideMark/>
+          </w:tcPr>
+          <w:p>
+            <w:pPr>
+              <w:spacing w:after="0"/>
+            </w:pPr>
+            <w:r>
+              <w:t>Magenta</w:t>
+            </w:r>
+          </w:p>
+        </w:tc>
+        <w:tc>
+          <w:tcPr>
+            <w:tcW w:w="0" w:type="auto"/>
+            <w:tcBorders>
+              <w:top w:val="single" w:sz="6" w:space="0" w:color="DDDDDD"/>
+            </w:tcBorders>
+            <w:tcMar>
+              <w:top w:w="120" w:type="dxa"/>
+              <w:left w:w="120" w:type="dxa"/>
+              <w:bottom w:w="120" w:type="dxa"/>
+              <w:right w:w="120" w:type="dxa"/>
+            </w:tcMar>
+            <w:hideMark/>
+          </w:tcPr>
+          <w:p>
+            <w:pPr>
+              <w:spacing w:after="0"/>
+            </w:pPr>
+            <w:r>
+              <w:t>255</w:t>
+            </w:r>
+          </w:p>
+        </w:tc>
+        <w:tc>
+          <w:tcPr>
+            <w:tcW w:w="0" w:type="auto"/>
+            <w:tcBorders>
+              <w:top w:val="single" w:sz="6" w:space="0" w:color="DDDDDD"/>
+            </w:tcBorders>
+            <w:tcMar>
+              <w:top w:w="120" w:type="dxa"/>
+              <w:left w:w="120" w:type="dxa"/>
+              <w:bottom w:w="120" w:type="dxa"/>
+              <w:right w:w="120" w:type="dxa"/>
+            </w:tcMar>
+            <w:hideMark/>
+          </w:tcPr>
+          <w:p>
+            <w:pPr>
+              <w:spacing w:after="0"/>
+            </w:pPr>
+            <w:r>
+              <w:t>0</w:t>
+            </w:r>
+          </w:p>
+        </w:tc>
+        <w:tc>
+          <w:tcPr>
+            <w:tcW w:w="0" w:type="auto"/>
+            <w:tcBorders>
+              <w:top w:val="single" w:sz="6" w:space="0" w:color="DDDDDD"/>
+            </w:tcBorders>
+            <w:tcMar>
+              <w:top w:w="120" w:type="dxa"/>
+              <w:left w:w="120" w:type="dxa"/>
+              <w:bottom w:w="120" w:type="dxa"/>
+              <w:right w:w="120" w:type="dxa"/>
+            </w:tcMar>
+            <w:hideMark/>
+          </w:tcPr>
+          <w:p>
+            <w:pPr>
+              <w:spacing w:after="0"/>
+            </w:pPr>
+            <w:r>
+              <w:t>255</w:t>
+            </w:r>
+          </w:p>
+        </w:tc>
+      </w:tr>
+    </w:tbl>
+    <w:p>
+      <w:pPr>
+        <w:spacing w:after="0"/>
+      </w:pPr>
+      <w:r>
+        <w:t>In order to manipulate an image, we need to be able to access individual pixels. This capability is provided by a module called </w:t>
+      </w:r>
+      <w:r>
+        <w:rPr>
+          <w:b/>
+          <w:bCs/>
+        </w:rPr>
+        <w:t>image</w:t>
+      </w:r>
+      <w:r>
+        <w:t xml:space="preserve">, provided in </w:t>
+      </w:r>
+      <w:proofErr w:type="spellStart"/>
+      <w:r>
+        <w:t>ActiveCode</w:t>
+      </w:r>
+      <w:proofErr w:type="spellEnd"/>
+      <w:r>
+        <w:t> </w:t>
+      </w:r>
+      <w:hyperlink r:id="rId23" w:anchor="id2" w:history="1">
+        <w:r>
+          <w:rPr>
+            <w:rStyle w:val="Hyperlink"/>
+          </w:rPr>
+          <w:t>[1]</w:t>
+        </w:r>
+      </w:hyperlink>
+      <w:r>
+        <w:t>. The image module defines two classes: Image and Pixel.</w:t>
+      </w:r>
+    </w:p>
+    <w:p>
+      <w:pPr>
+        <w:spacing w:after="0"/>
+      </w:pPr>
+      <w:r>
+        <w:t xml:space="preserve">If you want to explore image processing on your own outside of the browser you can install the </w:t>
+      </w:r>
+      <w:proofErr w:type="spellStart"/>
+      <w:r>
+        <w:t>cImage</w:t>
+      </w:r>
+      <w:proofErr w:type="spellEnd"/>
+      <w:r>
+        <w:t xml:space="preserve"> module from </w:t>
+      </w:r>
+      <w:hyperlink r:id="rId24" w:history="1">
+        <w:r>
+          <w:rPr>
+            <w:rStyle w:val="Hyperlink"/>
+          </w:rPr>
+          <w:t>http://pypi.org</w:t>
+        </w:r>
+      </w:hyperlink>
+      <w:r>
+        <w:t>.</w:t>
+      </w:r>
+    </w:p>
+    <w:p>
+      <w:pPr>
+        <w:spacing w:after="0"/>
+      </w:pPr>
+      <w:r>
+        <w:t>Each Pixel object has three attributes: the red intensity, the green intensity, and the blue intensity. A pixel provides three methods that allow us to ask for the intensity values. They are called </w:t>
+      </w:r>
+      <w:proofErr w:type="spellStart"/>
+      <w:r>
+        <w:t>getRed</w:t>
+      </w:r>
+      <w:proofErr w:type="spellEnd"/>
+      <w:r>
+        <w:t>, </w:t>
+      </w:r>
+      <w:proofErr w:type="spellStart"/>
+      <w:r>
+        <w:t>getGreen</w:t>
+      </w:r>
+      <w:proofErr w:type="spellEnd"/>
+      <w:r>
+        <w:t>, and </w:t>
+      </w:r>
+      <w:proofErr w:type="spellStart"/>
+      <w:r>
+        <w:t>getBlue</w:t>
+      </w:r>
+      <w:proofErr w:type="spellEnd"/>
+      <w:r>
+        <w:t>. In addition, we can ask a pixel to change an intensity value using its </w:t>
+      </w:r>
+      <w:proofErr w:type="spellStart"/>
+      <w:r>
+        <w:t>setRed</w:t>
+      </w:r>
+      <w:proofErr w:type="spellEnd"/>
+      <w:r>
+        <w:t>, </w:t>
+      </w:r>
+      <w:proofErr w:type="spellStart"/>
+      <w:r>
+        <w:t>setGreen</w:t>
+      </w:r>
+      <w:proofErr w:type="spellEnd"/>
+      <w:r>
+        <w:t>, and </w:t>
+      </w:r>
+      <w:proofErr w:type="spellStart"/>
+      <w:r>
+        <w:t>setBlue</w:t>
+      </w:r>
+      <w:proofErr w:type="spellEnd"/>
+      <w:r>
+        <w:t> methods.</w:t>
+      </w:r>
+    </w:p>
+    <w:tbl>
+      <w:tblPr>
+        <w:tblW w:w="9232" w:type="dxa"/>
+        <w:tblCellMar>
+          <w:top w:w="15" w:type="dxa"/>
+          <w:left w:w="15" w:type="dxa"/>
+          <w:bottom w:w="15" w:type="dxa"/>
+          <w:right w:w="15" w:type="dxa"/>
+        </w:tblCellMar>
+        <w:tblLook w:val="04A0" w:firstRow="1" w:lastRow="0" w:firstColumn="1" w:lastColumn="0" w:noHBand="0" w:noVBand="1"/>
+      </w:tblPr>
+      <w:tblGrid>
+        <w:gridCol w:w="1711"/>
+        <w:gridCol w:w="1835"/>
+        <w:gridCol w:w="5686"/>
+      </w:tblGrid>
+      <w:tr>
+        <w:trPr>
+          <w:tblHeader/>
+        </w:trPr>
+        <w:tc>
+          <w:tcPr>
+            <w:tcW w:w="0" w:type="auto"/>
+            <w:tcBorders>
+              <w:top w:val="nil"/>
+              <w:bottom w:val="single" w:sz="12" w:space="0" w:color="DDDDDD"/>
+            </w:tcBorders>
+            <w:tcMar>
+              <w:top w:w="120" w:type="dxa"/>
+              <w:left w:w="120" w:type="dxa"/>
+              <w:bottom w:w="120" w:type="dxa"/>
+              <w:right w:w="120" w:type="dxa"/>
+            </w:tcMar>
+            <w:vAlign w:val="bottom"/>
+            <w:hideMark/>
+          </w:tcPr>
+          <w:p>
+            <w:pPr>
+              <w:spacing w:after="0"/>
+              <w:rPr>
+                <w:b/>
+                <w:bCs/>
+              </w:rPr>
+            </w:pPr>
+            <w:r>
+              <w:rPr>
+                <w:b/>
+                <w:bCs/>
+              </w:rPr>
+              <w:t>Method Name</w:t>
+            </w:r>
+          </w:p>
+        </w:tc>
+        <w:tc>
+          <w:tcPr>
+            <w:tcW w:w="0" w:type="auto"/>
+            <w:tcBorders>
+              <w:top w:val="nil"/>
+              <w:bottom w:val="single" w:sz="12" w:space="0" w:color="DDDDDD"/>
+            </w:tcBorders>
+            <w:tcMar>
+              <w:top w:w="120" w:type="dxa"/>
+              <w:left w:w="120" w:type="dxa"/>
+              <w:bottom w:w="120" w:type="dxa"/>
+              <w:right w:w="120" w:type="dxa"/>
+            </w:tcMar>
+            <w:vAlign w:val="bottom"/>
+            <w:hideMark/>
+          </w:tcPr>
+          <w:p>
+            <w:pPr>
+              <w:spacing w:after="0"/>
+              <w:rPr>
+                <w:b/>
+                <w:bCs/>
+              </w:rPr>
+            </w:pPr>
+            <w:r>
+              <w:rPr>
+                <w:b/>
+                <w:bCs/>
+              </w:rPr>
+              <w:t>Example</w:t>
+            </w:r>
+          </w:p>
+        </w:tc>
+        <w:tc>
+          <w:tcPr>
+            <w:tcW w:w="0" w:type="auto"/>
+            <w:tcBorders>
+              <w:top w:val="nil"/>
+              <w:bottom w:val="single" w:sz="12" w:space="0" w:color="DDDDDD"/>
+            </w:tcBorders>
+            <w:tcMar>
+              <w:top w:w="120" w:type="dxa"/>
+              <w:left w:w="120" w:type="dxa"/>
+              <w:bottom w:w="120" w:type="dxa"/>
+              <w:right w:w="120" w:type="dxa"/>
+            </w:tcMar>
+            <w:vAlign w:val="bottom"/>
+            <w:hideMark/>
+          </w:tcPr>
+          <w:p>
+            <w:pPr>
+              <w:spacing w:after="0"/>
+              <w:rPr>
+                <w:b/>
+                <w:bCs/>
+              </w:rPr>
+            </w:pPr>
+            <w:r>
+              <w:rPr>
+                <w:b/>
+                <w:bCs/>
+              </w:rPr>
+              <w:t>Explanation</w:t>
+            </w:r>
+          </w:p>
+        </w:tc>
+      </w:tr>
+      <w:tr>
+        <w:tc>
+          <w:tcPr>
+            <w:tcW w:w="0" w:type="auto"/>
+            <w:tcBorders>
+              <w:top w:val="single" w:sz="6" w:space="0" w:color="DDDDDD"/>
+            </w:tcBorders>
+            <w:tcMar>
+              <w:top w:w="120" w:type="dxa"/>
+              <w:left w:w="120" w:type="dxa"/>
+              <w:bottom w:w="120" w:type="dxa"/>
+              <w:right w:w="120" w:type="dxa"/>
+            </w:tcMar>
+            <w:hideMark/>
+          </w:tcPr>
+          <w:p>
+            <w:pPr>
+              <w:spacing w:after="0"/>
+            </w:pPr>
+            <w:r>
+              <w:t>Pixel(</w:t>
+            </w:r>
+            <w:proofErr w:type="spellStart"/>
+            <w:proofErr w:type="gramStart"/>
+            <w:r>
+              <w:t>r,g</w:t>
+            </w:r>
+            <w:proofErr w:type="gramEnd"/>
+            <w:r>
+              <w:t>,b</w:t>
+            </w:r>
+            <w:proofErr w:type="spellEnd"/>
+            <w:r>
+              <w:t>)</w:t>
+            </w:r>
+          </w:p>
+        </w:tc>
+        <w:tc>
+          <w:tcPr>
+            <w:tcW w:w="0" w:type="auto"/>
+            <w:tcBorders>
+              <w:top w:val="single" w:sz="6" w:space="0" w:color="DDDDDD"/>
+            </w:tcBorders>
+            <w:tcMar>
+              <w:top w:w="120" w:type="dxa"/>
+              <w:left w:w="120" w:type="dxa"/>
+              <w:bottom w:w="120" w:type="dxa"/>
+              <w:right w:w="120" w:type="dxa"/>
+            </w:tcMar>
+            <w:hideMark/>
+          </w:tcPr>
+          <w:p>
+            <w:pPr>
+              <w:spacing w:after="0"/>
+            </w:pPr>
+            <w:proofErr w:type="gramStart"/>
+            <w:r>
+              <w:t>Pixel(</w:t>
+            </w:r>
+            <w:proofErr w:type="gramEnd"/>
+            <w:r>
+              <w:t>20,100,50)</w:t>
+            </w:r>
+          </w:p>
+        </w:tc>
+        <w:tc>
+          <w:tcPr>
+            <w:tcW w:w="0" w:type="auto"/>
+            <w:tcBorders>
+              <w:top w:val="single" w:sz="6" w:space="0" w:color="DDDDDD"/>
+            </w:tcBorders>
+            <w:tcMar>
+              <w:top w:w="120" w:type="dxa"/>
+              <w:left w:w="120" w:type="dxa"/>
+              <w:bottom w:w="120" w:type="dxa"/>
+              <w:right w:w="120" w:type="dxa"/>
+            </w:tcMar>
+            <w:hideMark/>
+          </w:tcPr>
+          <w:p>
+            <w:pPr>
+              <w:spacing w:after="0"/>
+            </w:pPr>
+            <w:r>
+              <w:t xml:space="preserve">Create a new pixel with 20 red, 100 green, and 50 </w:t>
+            </w:r>
+            <w:proofErr w:type="gramStart"/>
+            <w:r>
+              <w:t>blue</w:t>
+            </w:r>
+            <w:proofErr w:type="gramEnd"/>
+            <w:r>
+              <w:t>.</w:t>
+            </w:r>
+          </w:p>
+        </w:tc>
+      </w:tr>
+      <w:tr>
+        <w:tc>
+          <w:tcPr>
+            <w:tcW w:w="0" w:type="auto"/>
+            <w:tcBorders>
+              <w:top w:val="single" w:sz="6" w:space="0" w:color="DDDDDD"/>
+            </w:tcBorders>
+            <w:tcMar>
+              <w:top w:w="120" w:type="dxa"/>
+              <w:left w:w="120" w:type="dxa"/>
+              <w:bottom w:w="120" w:type="dxa"/>
+              <w:right w:w="120" w:type="dxa"/>
+            </w:tcMar>
+            <w:hideMark/>
+          </w:tcPr>
+          <w:p>
+            <w:pPr>
+              <w:spacing w:after="0"/>
+            </w:pPr>
+            <w:proofErr w:type="spellStart"/>
+            <w:proofErr w:type="gramStart"/>
+            <w:r>
+              <w:t>getRed</w:t>
+            </w:r>
+            <w:proofErr w:type="spellEnd"/>
+            <w:r>
+              <w:t>(</w:t>
+            </w:r>
+            <w:proofErr w:type="gramEnd"/>
+            <w:r>
+              <w:t>)</w:t>
+            </w:r>
+          </w:p>
+        </w:tc>
+        <w:tc>
+          <w:tcPr>
+            <w:tcW w:w="0" w:type="auto"/>
+            <w:tcBorders>
+              <w:top w:val="single" w:sz="6" w:space="0" w:color="DDDDDD"/>
+            </w:tcBorders>
+            <w:tcMar>
+              <w:top w:w="120" w:type="dxa"/>
+              <w:left w:w="120" w:type="dxa"/>
+              <w:bottom w:w="120" w:type="dxa"/>
+              <w:right w:w="120" w:type="dxa"/>
+            </w:tcMar>
+            <w:hideMark/>
+          </w:tcPr>
+          <w:p>
+            <w:pPr>
+              <w:spacing w:after="0"/>
+            </w:pPr>
+            <w:r>
+              <w:t xml:space="preserve">r = </w:t>
+            </w:r>
+            <w:proofErr w:type="spellStart"/>
+            <w:proofErr w:type="gramStart"/>
+            <w:r>
+              <w:t>p.getRed</w:t>
+            </w:r>
+            <w:proofErr w:type="spellEnd"/>
+            <w:proofErr w:type="gramEnd"/>
+            <w:r>
+              <w:t>()</w:t>
+            </w:r>
+          </w:p>
+        </w:tc>
+        <w:tc>
+          <w:tcPr>
+            <w:tcW w:w="0" w:type="auto"/>
+            <w:tcBorders>
+              <w:top w:val="single" w:sz="6" w:space="0" w:color="DDDDDD"/>
+            </w:tcBorders>
+            <w:tcMar>
+              <w:top w:w="120" w:type="dxa"/>
+              <w:left w:w="120" w:type="dxa"/>
+              <w:bottom w:w="120" w:type="dxa"/>
+              <w:right w:w="120" w:type="dxa"/>
+            </w:tcMar>
+            <w:hideMark/>
+          </w:tcPr>
+          <w:p>
+            <w:pPr>
+              <w:spacing w:after="0"/>
+            </w:pPr>
+            <w:r>
+              <w:t>Return the red component intensity.</w:t>
+            </w:r>
+          </w:p>
+        </w:tc>
+      </w:tr>
+      <w:tr>
+        <w:tc>
+          <w:tcPr>
+            <w:tcW w:w="0" w:type="auto"/>
+            <w:tcBorders>
+              <w:top w:val="single" w:sz="6" w:space="0" w:color="DDDDDD"/>
+            </w:tcBorders>
+            <w:tcMar>
+              <w:top w:w="120" w:type="dxa"/>
+              <w:left w:w="120" w:type="dxa"/>
+              <w:bottom w:w="120" w:type="dxa"/>
+              <w:right w:w="120" w:type="dxa"/>
+            </w:tcMar>
+            <w:hideMark/>
+          </w:tcPr>
+          <w:p>
+            <w:pPr>
+              <w:spacing w:after="0"/>
+            </w:pPr>
+            <w:proofErr w:type="spellStart"/>
+            <w:proofErr w:type="gramStart"/>
+            <w:r>
+              <w:t>getGreen</w:t>
+            </w:r>
+            <w:proofErr w:type="spellEnd"/>
+            <w:r>
+              <w:t>(</w:t>
+            </w:r>
+            <w:proofErr w:type="gramEnd"/>
+            <w:r>
+              <w:t>)</w:t>
+            </w:r>
+          </w:p>
+        </w:tc>
+        <w:tc>
+          <w:tcPr>
+            <w:tcW w:w="0" w:type="auto"/>
+            <w:tcBorders>
+              <w:top w:val="single" w:sz="6" w:space="0" w:color="DDDDDD"/>
+            </w:tcBorders>
+            <w:tcMar>
+              <w:top w:w="120" w:type="dxa"/>
+              <w:left w:w="120" w:type="dxa"/>
+              <w:bottom w:w="120" w:type="dxa"/>
+              <w:right w:w="120" w:type="dxa"/>
+            </w:tcMar>
+            <w:hideMark/>
+          </w:tcPr>
+          <w:p>
+            <w:pPr>
+              <w:spacing w:after="0"/>
+            </w:pPr>
+            <w:r>
+              <w:t xml:space="preserve">r = </w:t>
+            </w:r>
+            <w:proofErr w:type="spellStart"/>
+            <w:proofErr w:type="gramStart"/>
+            <w:r>
+              <w:t>p.getGreen</w:t>
+            </w:r>
+            <w:proofErr w:type="spellEnd"/>
+            <w:proofErr w:type="gramEnd"/>
+            <w:r>
+              <w:t>()</w:t>
+            </w:r>
+          </w:p>
+        </w:tc>
+        <w:tc>
+          <w:tcPr>
+            <w:tcW w:w="0" w:type="auto"/>
+            <w:tcBorders>
+              <w:top w:val="single" w:sz="6" w:space="0" w:color="DDDDDD"/>
+            </w:tcBorders>
+            <w:tcMar>
+              <w:top w:w="120" w:type="dxa"/>
+              <w:left w:w="120" w:type="dxa"/>
+              <w:bottom w:w="120" w:type="dxa"/>
+              <w:right w:w="120" w:type="dxa"/>
+            </w:tcMar>
+            <w:hideMark/>
+          </w:tcPr>
+          <w:p>
+            <w:pPr>
+              <w:spacing w:after="0"/>
+            </w:pPr>
+            <w:r>
+              <w:t>Return the green component intensity.</w:t>
+            </w:r>
+          </w:p>
+        </w:tc>
+      </w:tr>
+      <w:tr>
+        <w:tc>
+          <w:tcPr>
+            <w:tcW w:w="0" w:type="auto"/>
+            <w:tcBorders>
+              <w:top w:val="single" w:sz="6" w:space="0" w:color="DDDDDD"/>
+            </w:tcBorders>
+            <w:tcMar>
+              <w:top w:w="120" w:type="dxa"/>
+              <w:left w:w="120" w:type="dxa"/>
+              <w:bottom w:w="120" w:type="dxa"/>
+              <w:right w:w="120" w:type="dxa"/>
+            </w:tcMar>
+            <w:hideMark/>
+          </w:tcPr>
+          <w:p>
+            <w:pPr>
+              <w:spacing w:after="0"/>
+            </w:pPr>
+            <w:proofErr w:type="spellStart"/>
+            <w:proofErr w:type="gramStart"/>
+            <w:r>
+              <w:t>getBlue</w:t>
+            </w:r>
+            <w:proofErr w:type="spellEnd"/>
+            <w:r>
+              <w:t>(</w:t>
+            </w:r>
+            <w:proofErr w:type="gramEnd"/>
+            <w:r>
+              <w:t>)</w:t>
+            </w:r>
+          </w:p>
+        </w:tc>
+        <w:tc>
+          <w:tcPr>
+            <w:tcW w:w="0" w:type="auto"/>
+            <w:tcBorders>
+              <w:top w:val="single" w:sz="6" w:space="0" w:color="DDDDDD"/>
+            </w:tcBorders>
+            <w:tcMar>
+              <w:top w:w="120" w:type="dxa"/>
+              <w:left w:w="120" w:type="dxa"/>
+              <w:bottom w:w="120" w:type="dxa"/>
+              <w:right w:w="120" w:type="dxa"/>
+            </w:tcMar>
+            <w:hideMark/>
+          </w:tcPr>
+          <w:p>
+            <w:pPr>
+              <w:spacing w:after="0"/>
+            </w:pPr>
+            <w:r>
+              <w:t xml:space="preserve">r = </w:t>
+            </w:r>
+            <w:proofErr w:type="spellStart"/>
+            <w:proofErr w:type="gramStart"/>
+            <w:r>
+              <w:t>p.getBlue</w:t>
+            </w:r>
+            <w:proofErr w:type="spellEnd"/>
+            <w:proofErr w:type="gramEnd"/>
+            <w:r>
+              <w:t>()</w:t>
+            </w:r>
+          </w:p>
+        </w:tc>
+        <w:tc>
+          <w:tcPr>
+            <w:tcW w:w="0" w:type="auto"/>
+            <w:tcBorders>
+              <w:top w:val="single" w:sz="6" w:space="0" w:color="DDDDDD"/>
+            </w:tcBorders>
+            <w:tcMar>
+              <w:top w:w="120" w:type="dxa"/>
+              <w:left w:w="120" w:type="dxa"/>
+              <w:bottom w:w="120" w:type="dxa"/>
+              <w:right w:w="120" w:type="dxa"/>
+            </w:tcMar>
+            <w:hideMark/>
+          </w:tcPr>
+          <w:p>
+            <w:pPr>
+              <w:spacing w:after="0"/>
+            </w:pPr>
+            <w:r>
+              <w:t>Return the blue component intensity.</w:t>
+            </w:r>
+          </w:p>
+        </w:tc>
+      </w:tr>
+      <w:tr>
+        <w:tc>
+          <w:tcPr>
+            <w:tcW w:w="0" w:type="auto"/>
+            <w:tcBorders>
+              <w:top w:val="single" w:sz="6" w:space="0" w:color="DDDDDD"/>
+            </w:tcBorders>
+            <w:tcMar>
+              <w:top w:w="120" w:type="dxa"/>
+              <w:left w:w="120" w:type="dxa"/>
+              <w:bottom w:w="120" w:type="dxa"/>
+              <w:right w:w="120" w:type="dxa"/>
+            </w:tcMar>
+            <w:hideMark/>
+          </w:tcPr>
+          <w:p>
+            <w:pPr>
+              <w:spacing w:after="0"/>
+            </w:pPr>
+            <w:proofErr w:type="spellStart"/>
+            <w:proofErr w:type="gramStart"/>
+            <w:r>
+              <w:t>setRed</w:t>
+            </w:r>
+            <w:proofErr w:type="spellEnd"/>
+            <w:r>
+              <w:t>(</w:t>
+            </w:r>
+            <w:proofErr w:type="gramEnd"/>
+            <w:r>
+              <w:t>)</w:t>
+            </w:r>
+          </w:p>
+        </w:tc>
+        <w:tc>
+          <w:tcPr>
+            <w:tcW w:w="0" w:type="auto"/>
+            <w:tcBorders>
+              <w:top w:val="single" w:sz="6" w:space="0" w:color="DDDDDD"/>
+            </w:tcBorders>
+            <w:tcMar>
+              <w:top w:w="120" w:type="dxa"/>
+              <w:left w:w="120" w:type="dxa"/>
+              <w:bottom w:w="120" w:type="dxa"/>
+              <w:right w:w="120" w:type="dxa"/>
+            </w:tcMar>
+            <w:hideMark/>
+          </w:tcPr>
+          <w:p>
+            <w:pPr>
+              <w:spacing w:after="0"/>
+            </w:pPr>
+            <w:proofErr w:type="spellStart"/>
+            <w:proofErr w:type="gramStart"/>
+            <w:r>
+              <w:t>p.setRed</w:t>
+            </w:r>
+            <w:proofErr w:type="spellEnd"/>
+            <w:proofErr w:type="gramEnd"/>
+            <w:r>
+              <w:t>(100)</w:t>
+            </w:r>
+          </w:p>
+        </w:tc>
+        <w:tc>
+          <w:tcPr>
+            <w:tcW w:w="0" w:type="auto"/>
+            <w:tcBorders>
+              <w:top w:val="single" w:sz="6" w:space="0" w:color="DDDDDD"/>
+            </w:tcBorders>
+            <w:tcMar>
+              <w:top w:w="120" w:type="dxa"/>
+              <w:left w:w="120" w:type="dxa"/>
+              <w:bottom w:w="120" w:type="dxa"/>
+              <w:right w:w="120" w:type="dxa"/>
+            </w:tcMar>
+            <w:hideMark/>
+          </w:tcPr>
+          <w:p>
+            <w:pPr>
+              <w:spacing w:after="0"/>
+            </w:pPr>
+            <w:r>
+              <w:t>Set the red component intensity to 100.</w:t>
+            </w:r>
+          </w:p>
+        </w:tc>
+      </w:tr>
+      <w:tr>
+        <w:tc>
+          <w:tcPr>
+            <w:tcW w:w="0" w:type="auto"/>
+            <w:tcBorders>
+              <w:top w:val="single" w:sz="6" w:space="0" w:color="DDDDDD"/>
+            </w:tcBorders>
+            <w:tcMar>
+              <w:top w:w="120" w:type="dxa"/>
+              <w:left w:w="120" w:type="dxa"/>
+              <w:bottom w:w="120" w:type="dxa"/>
+              <w:right w:w="120" w:type="dxa"/>
+            </w:tcMar>
+            <w:hideMark/>
+          </w:tcPr>
+          <w:p>
+            <w:pPr>
+              <w:spacing w:after="0"/>
+            </w:pPr>
+            <w:proofErr w:type="spellStart"/>
+            <w:proofErr w:type="gramStart"/>
+            <w:r>
+              <w:t>setGreen</w:t>
+            </w:r>
+            <w:proofErr w:type="spellEnd"/>
+            <w:r>
+              <w:t>(</w:t>
+            </w:r>
+            <w:proofErr w:type="gramEnd"/>
+            <w:r>
+              <w:t>)</w:t>
+            </w:r>
+          </w:p>
+        </w:tc>
+        <w:tc>
+          <w:tcPr>
+            <w:tcW w:w="0" w:type="auto"/>
+            <w:tcBorders>
+              <w:top w:val="single" w:sz="6" w:space="0" w:color="DDDDDD"/>
+            </w:tcBorders>
+            <w:tcMar>
+              <w:top w:w="120" w:type="dxa"/>
+              <w:left w:w="120" w:type="dxa"/>
+              <w:bottom w:w="120" w:type="dxa"/>
+              <w:right w:w="120" w:type="dxa"/>
+            </w:tcMar>
+            <w:hideMark/>
+          </w:tcPr>
+          <w:p>
+            <w:pPr>
+              <w:spacing w:after="0"/>
+            </w:pPr>
+            <w:proofErr w:type="spellStart"/>
+            <w:proofErr w:type="gramStart"/>
+            <w:r>
+              <w:t>p.setGreen</w:t>
+            </w:r>
+            <w:proofErr w:type="spellEnd"/>
+            <w:proofErr w:type="gramEnd"/>
+            <w:r>
+              <w:t>(45)</w:t>
+            </w:r>
+          </w:p>
+        </w:tc>
+        <w:tc>
+          <w:tcPr>
+            <w:tcW w:w="0" w:type="auto"/>
+            <w:tcBorders>
+              <w:top w:val="single" w:sz="6" w:space="0" w:color="DDDDDD"/>
+            </w:tcBorders>
+            <w:tcMar>
+              <w:top w:w="120" w:type="dxa"/>
+              <w:left w:w="120" w:type="dxa"/>
+              <w:bottom w:w="120" w:type="dxa"/>
+              <w:right w:w="120" w:type="dxa"/>
+            </w:tcMar>
+            <w:hideMark/>
+          </w:tcPr>
+          <w:p>
+            <w:pPr>
+              <w:spacing w:after="0"/>
+            </w:pPr>
+            <w:r>
+              <w:t>Set the green component intensity to 45.</w:t>
+            </w:r>
+          </w:p>
+        </w:tc>
+      </w:tr>
+      <w:tr>
+        <w:tc>
+          <w:tcPr>
+            <w:tcW w:w="0" w:type="auto"/>
+            <w:tcBorders>
+              <w:top w:val="single" w:sz="6" w:space="0" w:color="DDDDDD"/>
+            </w:tcBorders>
+            <w:tcMar>
+              <w:top w:w="120" w:type="dxa"/>
+              <w:left w:w="120" w:type="dxa"/>
+              <w:bottom w:w="120" w:type="dxa"/>
+              <w:right w:w="120" w:type="dxa"/>
+            </w:tcMar>
+            <w:hideMark/>
+          </w:tcPr>
+          <w:p>
+            <w:pPr>
+              <w:spacing w:after="0"/>
+            </w:pPr>
+            <w:proofErr w:type="spellStart"/>
+            <w:proofErr w:type="gramStart"/>
+            <w:r>
+              <w:t>setBlue</w:t>
+            </w:r>
+            <w:proofErr w:type="spellEnd"/>
+            <w:r>
+              <w:t>(</w:t>
+            </w:r>
+            <w:proofErr w:type="gramEnd"/>
+            <w:r>
+              <w:t>)</w:t>
+            </w:r>
+          </w:p>
+        </w:tc>
+        <w:tc>
+          <w:tcPr>
+            <w:tcW w:w="0" w:type="auto"/>
+            <w:tcBorders>
+              <w:top w:val="single" w:sz="6" w:space="0" w:color="DDDDDD"/>
+            </w:tcBorders>
+            <w:tcMar>
+              <w:top w:w="120" w:type="dxa"/>
+              <w:left w:w="120" w:type="dxa"/>
+              <w:bottom w:w="120" w:type="dxa"/>
+              <w:right w:w="120" w:type="dxa"/>
+            </w:tcMar>
+            <w:hideMark/>
+          </w:tcPr>
+          <w:p>
+            <w:pPr>
+              <w:spacing w:after="0"/>
+            </w:pPr>
+            <w:proofErr w:type="spellStart"/>
+            <w:proofErr w:type="gramStart"/>
+            <w:r>
+              <w:t>p.setBlue</w:t>
+            </w:r>
+            <w:proofErr w:type="spellEnd"/>
+            <w:proofErr w:type="gramEnd"/>
+            <w:r>
+              <w:t>(156)</w:t>
+            </w:r>
+          </w:p>
+        </w:tc>
+        <w:tc>
+          <w:tcPr>
+            <w:tcW w:w="0" w:type="auto"/>
+            <w:tcBorders>
+              <w:top w:val="single" w:sz="6" w:space="0" w:color="DDDDDD"/>
+            </w:tcBorders>
+            <w:tcMar>
+              <w:top w:w="120" w:type="dxa"/>
+              <w:left w:w="120" w:type="dxa"/>
+              <w:bottom w:w="120" w:type="dxa"/>
+              <w:right w:w="120" w:type="dxa"/>
+            </w:tcMar>
+            <w:hideMark/>
+          </w:tcPr>
+          <w:p>
+            <w:pPr>
+              <w:spacing w:after="0"/>
+            </w:pPr>
+            <w:r>
+              <w:t>Set the blue component intensity to 156.</w:t>
+            </w:r>
+          </w:p>
+        </w:tc>
+      </w:tr>
+    </w:tbl>
+    <w:p>
+      <w:pPr>
+        <w:spacing w:after="0"/>
+      </w:pPr>
+      <w:r>
+        <w:t>In the example below, we first create a pixel with 45 units of red, 76 units of green, and 200 units of blue. We then print the current amount of red, change the amount of red, and finally, set the amount of blue to be the same as the current amount of green.</w:t>
+      </w:r>
+    </w:p>
+    <w:p>
+      <w:pPr>
+        <w:spacing w:after="0"/>
+      </w:pPr>
+      <w:r>
+        <w:t>import image</w:t>
+      </w:r>
+    </w:p>
+    <w:p>
+      <w:pPr>
+        <w:spacing w:after="0"/>
+      </w:pPr>
+    </w:p>
+    <w:p>
+      <w:r>
+        <w:br w:type="page"/>
+      </w:r>
+    </w:p>
+    <w:p>
+      <w:pPr>
+        <w:spacing w:after="0"/>
+      </w:pPr>
+      <w:r>
+        <w:lastRenderedPageBreak/>
+        <w:t xml:space="preserve">p = </w:t>
+      </w:r>
+      <w:proofErr w:type="spellStart"/>
+      <w:proofErr w:type="gramStart"/>
+      <w:r>
+        <w:t>image.Pixel</w:t>
+      </w:r>
+      <w:proofErr w:type="spellEnd"/>
+      <w:proofErr w:type="gramEnd"/>
+      <w:r>
+        <w:t>(45, 76, 200)</w:t>
+      </w:r>
+    </w:p>
+    <w:p>
+      <w:pPr>
+        <w:spacing w:after="0"/>
+      </w:pPr>
+      <w:r>
+        <w:t>print(</w:t>
+      </w:r>
+      <w:proofErr w:type="spellStart"/>
+      <w:proofErr w:type="gramStart"/>
+      <w:r>
+        <w:t>p.getRed</w:t>
+      </w:r>
+      <w:proofErr w:type="spellEnd"/>
+      <w:proofErr w:type="gramEnd"/>
+      <w:r>
+        <w:t>())</w:t>
+      </w:r>
+    </w:p>
+    <w:p>
+      <w:pPr>
+        <w:spacing w:after="0"/>
+      </w:pPr>
+      <w:proofErr w:type="spellStart"/>
+      <w:proofErr w:type="gramStart"/>
+      <w:r>
+        <w:t>p.setRed</w:t>
+      </w:r>
+      <w:proofErr w:type="spellEnd"/>
+      <w:proofErr w:type="gramEnd"/>
+      <w:r>
+        <w:t>(66)</w:t>
+      </w:r>
+    </w:p>
+    <w:p>
+      <w:pPr>
+        <w:spacing w:after="0"/>
+      </w:pPr>
+      <w:r>
+        <w:t>print(</w:t>
+      </w:r>
+      <w:proofErr w:type="spellStart"/>
+      <w:proofErr w:type="gramStart"/>
+      <w:r>
+        <w:t>p.getRed</w:t>
+      </w:r>
+      <w:proofErr w:type="spellEnd"/>
+      <w:proofErr w:type="gramEnd"/>
+      <w:r>
+        <w:t>())</w:t>
+      </w:r>
+    </w:p>
+    <w:p>
+      <w:pPr>
+        <w:spacing w:after="0"/>
+      </w:pPr>
+      <w:proofErr w:type="spellStart"/>
+      <w:proofErr w:type="gramStart"/>
+      <w:r>
+        <w:t>p.setBlue</w:t>
+      </w:r>
+      <w:proofErr w:type="spellEnd"/>
+      <w:proofErr w:type="gramEnd"/>
+      <w:r>
+        <w:t>(</w:t>
+      </w:r>
+      <w:proofErr w:type="spellStart"/>
+      <w:proofErr w:type="gramStart"/>
+      <w:r>
+        <w:t>p.getGreen</w:t>
+      </w:r>
+      <w:proofErr w:type="spellEnd"/>
+      <w:proofErr w:type="gramEnd"/>
+      <w:r>
+        <w:t>())</w:t>
+      </w:r>
+    </w:p>
+    <w:p>
+      <w:pPr>
+        <w:spacing w:after="0"/>
+      </w:pPr>
+      <w:r>
+        <w:t>print(</w:t>
+      </w:r>
+      <w:proofErr w:type="spellStart"/>
+      <w:proofErr w:type="gramStart"/>
+      <w:r>
+        <w:t>p.getGreen</w:t>
+      </w:r>
+      <w:proofErr w:type="spellEnd"/>
+      <w:proofErr w:type="gramEnd"/>
+      <w:r>
+        <w:t xml:space="preserve">(), </w:t>
+      </w:r>
+      <w:proofErr w:type="spellStart"/>
+      <w:proofErr w:type="gramStart"/>
+      <w:r>
+        <w:t>p.getBlue</w:t>
+      </w:r>
+      <w:proofErr w:type="spellEnd"/>
+      <w:proofErr w:type="gramEnd"/>
+      <w:r>
+        <w:t>())</w:t>
+      </w:r>
+    </w:p>
+    <w:p>
+      <w:pPr>
+        <w:spacing w:after="0"/>
+        <w:rPr>
+          <w:sz w:val="16"/>
+          <w:szCs w:val="16"/>
+        </w:rPr>
+      </w:pPr>
+    </w:p>
+    <w:p>
+      <w:pPr>
+        <w:spacing w:after="0"/>
+      </w:pPr>
+      <w:r>
+        <w:t>45</w:t>
+      </w:r>
+      <w:r>
+        <w:br/>
+        <w:t>66</w:t>
+      </w:r>
+      <w:r>
+        <w:br/>
+        <w:t>76 76</w:t>
+      </w:r>
+    </w:p>
+    <w:p>
+      <w:pPr>
+        <w:spacing w:after="0"/>
+        <w:rPr>
+          <w:sz w:val="16"/>
+          <w:szCs w:val="16"/>
+        </w:rPr>
+      </w:pPr>
+    </w:p>
+    <w:p>
+      <w:pPr>
+        <w:spacing w:after="0"/>
+      </w:pPr>
+      <w:r>
+        <w:t xml:space="preserve">If you have a pixel whose RGB value is (50, 0, 0), what color will this pixel appear to </w:t>
+      </w:r>
+      <w:proofErr w:type="spellStart"/>
+      <w:proofErr w:type="gramStart"/>
+      <w:r>
+        <w:t>be?</w:t>
+      </w:r>
+      <w:r>
+        <w:t>Dark</w:t>
+      </w:r>
+      <w:proofErr w:type="spellEnd"/>
+      <w:proofErr w:type="gramEnd"/>
+      <w:r>
+        <w:t xml:space="preserve"> Red</w:t>
+      </w:r>
+    </w:p>
+    <w:p>
+      <w:pPr>
+        <w:spacing w:after="0"/>
+      </w:pPr>
+      <w:r>
+        <w:t>Because all three values are close to 0, the color will be dark. But because the red value is higher than the other two, the color will appear red.</w:t>
+      </w:r>
+    </w:p>
+    <w:p>
+      <w:pPr>
+        <w:spacing w:after="0"/>
+      </w:pPr>
+      <w:r>
+        <w:t>7.8.2. Image Objects</w:t>
+      </w:r>
+    </w:p>
+    <w:p>
+      <w:pPr>
+        <w:spacing w:after="0"/>
+      </w:pPr>
+      <w:r>
+        <w:t>To access the pixels in a real image, we need to first create an Image object. Image objects can be created in two ways. First, an Image object can be made from the files that store digital images. The image object has an attribute corresponding to the width, the height, and the collection of pixels in the image.</w:t>
+      </w:r>
+    </w:p>
+    <w:p>
+      <w:pPr>
+        <w:spacing w:after="0"/>
+      </w:pPr>
+      <w:r>
+        <w:t>It is also possible to create an Image object that is “empty”. An </w:t>
+      </w:r>
+      <w:proofErr w:type="spellStart"/>
+      <w:r>
+        <w:t>EmptyImage</w:t>
+      </w:r>
+      <w:proofErr w:type="spellEnd"/>
+      <w:r>
+        <w:t> has a width and a height. However, the pixel collection consists of only “White” pixels.</w:t>
+      </w:r>
+    </w:p>
+    <w:p>
+      <w:pPr>
+        <w:spacing w:after="0"/>
+      </w:pPr>
+      <w:r>
+        <w:t>We can ask an image object to return its size using the </w:t>
+      </w:r>
+      <w:proofErr w:type="spellStart"/>
+      <w:r>
+        <w:t>getWidth</w:t>
+      </w:r>
+      <w:proofErr w:type="spellEnd"/>
+      <w:r>
+        <w:t> and </w:t>
+      </w:r>
+      <w:proofErr w:type="spellStart"/>
+      <w:r>
+        <w:t>getHeight</w:t>
+      </w:r>
+      <w:proofErr w:type="spellEnd"/>
+      <w:r>
+        <w:t> methods. We can also get a pixel from a particular location in the image using </w:t>
+      </w:r>
+      <w:proofErr w:type="spellStart"/>
+      <w:r>
+        <w:t>getPixel</w:t>
+      </w:r>
+      <w:proofErr w:type="spellEnd"/>
+      <w:r>
+        <w:t> and change the pixel at a particular location using </w:t>
+      </w:r>
+      <w:proofErr w:type="spellStart"/>
+      <w:r>
+        <w:t>setPixel</w:t>
+      </w:r>
+      <w:proofErr w:type="spellEnd"/>
+      <w:r>
+        <w:t>.</w:t>
+      </w:r>
+    </w:p>
+    <w:p>
+      <w:pPr>
+        <w:spacing w:after="0"/>
+      </w:pPr>
+      <w:r>
+        <w:t>The Image class is shown below. Note that the first two entries show how to create image objects. The parameters are different depending on whether you are using an image file or creating an empty image.</w:t>
+      </w:r>
+    </w:p>
+    <w:tbl>
+      <w:tblPr>
+        <w:tblW w:w="10620" w:type="dxa"/>
+        <w:tblCellMar>
+          <w:top w:w="15" w:type="dxa"/>
+          <w:left w:w="15" w:type="dxa"/>
+          <w:bottom w:w="15" w:type="dxa"/>
+          <w:right w:w="15" w:type="dxa"/>
+        </w:tblCellMar>
+        <w:tblLook w:val="04A0" w:firstRow="1" w:lastRow="0" w:firstColumn="1" w:lastColumn="0" w:noHBand="0" w:noVBand="1"/>
+      </w:tblPr>
+      <w:tblGrid>
+        <w:gridCol w:w="2013"/>
+        <w:gridCol w:w="3207"/>
+        <w:gridCol w:w="2464"/>
+        <w:gridCol w:w="2936"/>
+      </w:tblGrid>
+      <w:tr>
+        <w:trPr>
+          <w:gridAfter w:val="1"/>
+          <w:wAfter w:w="2936" w:type="dxa"/>
+          <w:tblHeader/>
+        </w:trPr>
+        <w:tc>
+          <w:tcPr>
+            <w:tcW w:w="0" w:type="auto"/>
+            <w:tcBorders>
+              <w:top w:val="nil"/>
+              <w:bottom w:val="single" w:sz="12" w:space="0" w:color="DDDDDD"/>
+            </w:tcBorders>
+            <w:tcMar>
+              <w:top w:w="120" w:type="dxa"/>
+              <w:left w:w="120" w:type="dxa"/>
+              <w:bottom w:w="120" w:type="dxa"/>
+              <w:right w:w="120" w:type="dxa"/>
+            </w:tcMar>
+            <w:vAlign w:val="bottom"/>
+            <w:hideMark/>
+          </w:tcPr>
+          <w:p>
+            <w:pPr>
+              <w:spacing w:after="0"/>
+              <w:rPr>
+                <w:b/>
+                <w:bCs/>
+              </w:rPr>
+            </w:pPr>
+            <w:r>
+              <w:rPr>
+                <w:b/>
+                <w:bCs/>
+              </w:rPr>
+              <w:t>Method Name</w:t>
+            </w:r>
+          </w:p>
+        </w:tc>
+        <w:tc>
+          <w:tcPr>
+            <w:tcW w:w="3207" w:type="dxa"/>
+            <w:tcBorders>
+              <w:top w:val="nil"/>
+              <w:bottom w:val="single" w:sz="12" w:space="0" w:color="DDDDDD"/>
+            </w:tcBorders>
+            <w:tcMar>
+              <w:top w:w="120" w:type="dxa"/>
+              <w:left w:w="120" w:type="dxa"/>
+              <w:bottom w:w="120" w:type="dxa"/>
+              <w:right w:w="120" w:type="dxa"/>
+            </w:tcMar>
+            <w:vAlign w:val="bottom"/>
+            <w:hideMark/>
+          </w:tcPr>
+          <w:p>
+            <w:pPr>
+              <w:spacing w:after="0"/>
+              <w:rPr>
+                <w:b/>
+                <w:bCs/>
+              </w:rPr>
+            </w:pPr>
+            <w:r>
+              <w:rPr>
+                <w:b/>
+                <w:bCs/>
+              </w:rPr>
+              <w:t>Example</w:t>
+            </w:r>
+          </w:p>
+        </w:tc>
+        <w:tc>
+          <w:tcPr>
+            <w:tcW w:w="2464" w:type="dxa"/>
+            <w:tcBorders>
+              <w:top w:val="nil"/>
+              <w:bottom w:val="single" w:sz="12" w:space="0" w:color="DDDDDD"/>
+            </w:tcBorders>
+            <w:tcMar>
+              <w:top w:w="120" w:type="dxa"/>
+              <w:left w:w="120" w:type="dxa"/>
+              <w:bottom w:w="120" w:type="dxa"/>
+              <w:right w:w="120" w:type="dxa"/>
+            </w:tcMar>
+            <w:vAlign w:val="bottom"/>
+            <w:hideMark/>
+          </w:tcPr>
+          <w:p>
+            <w:pPr>
+              <w:spacing w:after="0"/>
+              <w:rPr>
+                <w:b/>
+                <w:bCs/>
+              </w:rPr>
+            </w:pPr>
+            <w:r>
+              <w:rPr>
+                <w:b/>
+                <w:bCs/>
+              </w:rPr>
+              <w:t>Explanation</w:t>
+            </w:r>
+          </w:p>
+        </w:tc>
+      </w:tr>
+      <w:tr>
+        <w:tc>
+          <w:tcPr>
+            <w:tcW w:w="0" w:type="auto"/>
+            <w:tcBorders>
+              <w:top w:val="single" w:sz="6" w:space="0" w:color="DDDDDD"/>
+            </w:tcBorders>
+            <w:tcMar>
+              <w:top w:w="120" w:type="dxa"/>
+              <w:left w:w="120" w:type="dxa"/>
+              <w:bottom w:w="120" w:type="dxa"/>
+              <w:right w:w="120" w:type="dxa"/>
+            </w:tcMar>
+            <w:hideMark/>
+          </w:tcPr>
+          <w:p>
+            <w:pPr>
+              <w:spacing w:after="0"/>
+            </w:pPr>
+            <w:r>
+              <w:t>Image(filename)</w:t>
+            </w:r>
+          </w:p>
+        </w:tc>
+        <w:tc>
+          <w:tcPr>
+            <w:tcW w:w="3207" w:type="dxa"/>
+            <w:tcBorders>
+              <w:top w:val="single" w:sz="6" w:space="0" w:color="DDDDDD"/>
+            </w:tcBorders>
+            <w:tcMar>
+              <w:top w:w="120" w:type="dxa"/>
+              <w:left w:w="120" w:type="dxa"/>
+              <w:bottom w:w="120" w:type="dxa"/>
+              <w:right w:w="120" w:type="dxa"/>
+            </w:tcMar>
+            <w:hideMark/>
+          </w:tcPr>
+          <w:p>
+            <w:pPr>
+              <w:spacing w:after="0"/>
+            </w:pPr>
+            <w:proofErr w:type="spellStart"/>
+            <w:r>
+              <w:t>img</w:t>
+            </w:r>
+            <w:proofErr w:type="spellEnd"/>
+            <w:r>
+              <w:t xml:space="preserve"> = </w:t>
+            </w:r>
+            <w:proofErr w:type="spellStart"/>
+            <w:proofErr w:type="gramStart"/>
+            <w:r>
+              <w:t>image.Image</w:t>
+            </w:r>
+            <w:proofErr w:type="spellEnd"/>
+            <w:proofErr w:type="gramEnd"/>
+            <w:r>
+              <w:t>(“cy.png”)</w:t>
+            </w:r>
+          </w:p>
+        </w:tc>
+        <w:tc>
+          <w:tcPr>
+            <w:tcW w:w="5400" w:type="dxa"/>
+            <w:gridSpan w:val="2"/>
+            <w:tcBorders>
+              <w:top w:val="single" w:sz="6" w:space="0" w:color="DDDDDD"/>
+            </w:tcBorders>
+            <w:tcMar>
+              <w:top w:w="120" w:type="dxa"/>
+              <w:left w:w="120" w:type="dxa"/>
+              <w:bottom w:w="120" w:type="dxa"/>
+              <w:right w:w="120" w:type="dxa"/>
+            </w:tcMar>
+            <w:hideMark/>
+          </w:tcPr>
+          <w:p>
+            <w:pPr>
+              <w:spacing w:after="0"/>
+            </w:pPr>
+            <w:r>
+              <w:t>Create an Image object from the file cy.png.</w:t>
+            </w:r>
+          </w:p>
+        </w:tc>
+      </w:tr>
+      <w:tr>
+        <w:tc>
+          <w:tcPr>
+            <w:tcW w:w="0" w:type="auto"/>
+            <w:tcBorders>
+              <w:top w:val="single" w:sz="6" w:space="0" w:color="DDDDDD"/>
+            </w:tcBorders>
+            <w:tcMar>
+              <w:top w:w="120" w:type="dxa"/>
+              <w:left w:w="120" w:type="dxa"/>
+              <w:bottom w:w="120" w:type="dxa"/>
+              <w:right w:w="120" w:type="dxa"/>
+            </w:tcMar>
+            <w:hideMark/>
+          </w:tcPr>
+          <w:p>
+            <w:pPr>
+              <w:spacing w:after="0"/>
+            </w:pPr>
+            <w:proofErr w:type="spellStart"/>
+            <w:proofErr w:type="gramStart"/>
+            <w:r>
+              <w:t>EmptyImage</w:t>
+            </w:r>
+            <w:proofErr w:type="spellEnd"/>
+            <w:r>
+              <w:t>(</w:t>
+            </w:r>
+            <w:proofErr w:type="gramEnd"/>
+            <w:r>
+              <w:t>)</w:t>
+            </w:r>
+          </w:p>
+        </w:tc>
+        <w:tc>
+          <w:tcPr>
+            <w:tcW w:w="3207" w:type="dxa"/>
+            <w:tcBorders>
+              <w:top w:val="single" w:sz="6" w:space="0" w:color="DDDDDD"/>
+            </w:tcBorders>
+            <w:tcMar>
+              <w:top w:w="120" w:type="dxa"/>
+              <w:left w:w="120" w:type="dxa"/>
+              <w:bottom w:w="120" w:type="dxa"/>
+              <w:right w:w="120" w:type="dxa"/>
+            </w:tcMar>
+            <w:hideMark/>
+          </w:tcPr>
+          <w:p>
+            <w:pPr>
+              <w:spacing w:after="0"/>
+            </w:pPr>
+            <w:proofErr w:type="spellStart"/>
+            <w:r>
+              <w:t>img</w:t>
+            </w:r>
+            <w:proofErr w:type="spellEnd"/>
+            <w:r>
+              <w:t xml:space="preserve"> = </w:t>
+            </w:r>
+            <w:proofErr w:type="spellStart"/>
+            <w:proofErr w:type="gramStart"/>
+            <w:r>
+              <w:t>image.EmptyImage</w:t>
+            </w:r>
+            <w:proofErr w:type="spellEnd"/>
+            <w:proofErr w:type="gramEnd"/>
+            <w:r>
+              <w:t>(100,200)</w:t>
+            </w:r>
+          </w:p>
+        </w:tc>
+        <w:tc>
+          <w:tcPr>
+            <w:tcW w:w="5400" w:type="dxa"/>
+            <w:gridSpan w:val="2"/>
+            <w:tcBorders>
+              <w:top w:val="single" w:sz="6" w:space="0" w:color="DDDDDD"/>
+            </w:tcBorders>
+            <w:tcMar>
+              <w:top w:w="120" w:type="dxa"/>
+              <w:left w:w="120" w:type="dxa"/>
+              <w:bottom w:w="120" w:type="dxa"/>
+              <w:right w:w="120" w:type="dxa"/>
+            </w:tcMar>
+            <w:hideMark/>
+          </w:tcPr>
+          <w:p>
+            <w:pPr>
+              <w:spacing w:after="0"/>
+            </w:pPr>
+            <w:r>
+              <w:t>Create an Image object that has all “White” pixels</w:t>
+            </w:r>
+          </w:p>
+        </w:tc>
+      </w:tr>
+      <w:tr>
+        <w:tc>
+          <w:tcPr>
+            <w:tcW w:w="0" w:type="auto"/>
+            <w:tcBorders>
+              <w:top w:val="single" w:sz="6" w:space="0" w:color="DDDDDD"/>
+            </w:tcBorders>
+            <w:tcMar>
+              <w:top w:w="120" w:type="dxa"/>
+              <w:left w:w="120" w:type="dxa"/>
+              <w:bottom w:w="120" w:type="dxa"/>
+              <w:right w:w="120" w:type="dxa"/>
+            </w:tcMar>
+            <w:hideMark/>
+          </w:tcPr>
+          <w:p>
+            <w:pPr>
+              <w:spacing w:after="0"/>
+            </w:pPr>
+            <w:proofErr w:type="spellStart"/>
+            <w:proofErr w:type="gramStart"/>
+            <w:r>
+              <w:t>getWidth</w:t>
+            </w:r>
+            <w:proofErr w:type="spellEnd"/>
+            <w:r>
+              <w:t>(</w:t>
+            </w:r>
+            <w:proofErr w:type="gramEnd"/>
+            <w:r>
+              <w:t>)</w:t>
+            </w:r>
+          </w:p>
+        </w:tc>
+        <w:tc>
+          <w:tcPr>
+            <w:tcW w:w="3207" w:type="dxa"/>
+            <w:tcBorders>
+              <w:top w:val="single" w:sz="6" w:space="0" w:color="DDDDDD"/>
+            </w:tcBorders>
+            <w:tcMar>
+              <w:top w:w="120" w:type="dxa"/>
+              <w:left w:w="120" w:type="dxa"/>
+              <w:bottom w:w="120" w:type="dxa"/>
+              <w:right w:w="120" w:type="dxa"/>
+            </w:tcMar>
+            <w:hideMark/>
+          </w:tcPr>
+          <w:p>
+            <w:pPr>
+              <w:spacing w:after="0"/>
+            </w:pPr>
+            <w:r>
+              <w:t xml:space="preserve">w = </w:t>
+            </w:r>
+            <w:proofErr w:type="spellStart"/>
+            <w:proofErr w:type="gramStart"/>
+            <w:r>
+              <w:t>img.getWidth</w:t>
+            </w:r>
+            <w:proofErr w:type="spellEnd"/>
+            <w:proofErr w:type="gramEnd"/>
+            <w:r>
+              <w:t>()</w:t>
+            </w:r>
+          </w:p>
+        </w:tc>
+        <w:tc>
+          <w:tcPr>
+            <w:tcW w:w="5400" w:type="dxa"/>
+            <w:gridSpan w:val="2"/>
+            <w:tcBorders>
+              <w:top w:val="single" w:sz="6" w:space="0" w:color="DDDDDD"/>
+            </w:tcBorders>
+            <w:tcMar>
+              <w:top w:w="120" w:type="dxa"/>
+              <w:left w:w="120" w:type="dxa"/>
+              <w:bottom w:w="120" w:type="dxa"/>
+              <w:right w:w="120" w:type="dxa"/>
+            </w:tcMar>
+            <w:hideMark/>
+          </w:tcPr>
+          <w:p>
+            <w:pPr>
+              <w:spacing w:after="0"/>
+            </w:pPr>
+            <w:r>
+              <w:t>Return the width of the image in pixels.</w:t>
+            </w:r>
+          </w:p>
+        </w:tc>
+      </w:tr>
+      <w:tr>
+        <w:tc>
+          <w:tcPr>
+            <w:tcW w:w="0" w:type="auto"/>
+            <w:tcBorders>
+              <w:top w:val="single" w:sz="6" w:space="0" w:color="DDDDDD"/>
+            </w:tcBorders>
+            <w:tcMar>
+              <w:top w:w="120" w:type="dxa"/>
+              <w:left w:w="120" w:type="dxa"/>
+              <w:bottom w:w="120" w:type="dxa"/>
+              <w:right w:w="120" w:type="dxa"/>
+            </w:tcMar>
+            <w:hideMark/>
+          </w:tcPr>
+          <w:p>
+            <w:pPr>
+              <w:spacing w:after="0"/>
+            </w:pPr>
+            <w:proofErr w:type="spellStart"/>
+            <w:proofErr w:type="gramStart"/>
+            <w:r>
+              <w:t>getHeight</w:t>
+            </w:r>
+            <w:proofErr w:type="spellEnd"/>
+            <w:r>
+              <w:t>(</w:t>
+            </w:r>
+            <w:proofErr w:type="gramEnd"/>
+            <w:r>
+              <w:t>)</w:t>
+            </w:r>
+          </w:p>
+        </w:tc>
+        <w:tc>
+          <w:tcPr>
+            <w:tcW w:w="3207" w:type="dxa"/>
+            <w:tcBorders>
+              <w:top w:val="single" w:sz="6" w:space="0" w:color="DDDDDD"/>
+            </w:tcBorders>
+            <w:tcMar>
+              <w:top w:w="120" w:type="dxa"/>
+              <w:left w:w="120" w:type="dxa"/>
+              <w:bottom w:w="120" w:type="dxa"/>
+              <w:right w:w="120" w:type="dxa"/>
+            </w:tcMar>
+            <w:hideMark/>
+          </w:tcPr>
+          <w:p>
+            <w:pPr>
+              <w:spacing w:after="0"/>
+            </w:pPr>
+            <w:r>
+              <w:t xml:space="preserve">h = </w:t>
+            </w:r>
+            <w:proofErr w:type="spellStart"/>
+            <w:proofErr w:type="gramStart"/>
+            <w:r>
+              <w:t>img.getHeight</w:t>
+            </w:r>
+            <w:proofErr w:type="spellEnd"/>
+            <w:proofErr w:type="gramEnd"/>
+            <w:r>
+              <w:t>()</w:t>
+            </w:r>
+          </w:p>
+        </w:tc>
+        <w:tc>
+          <w:tcPr>
+            <w:tcW w:w="5400" w:type="dxa"/>
+            <w:gridSpan w:val="2"/>
+            <w:tcBorders>
+              <w:top w:val="single" w:sz="6" w:space="0" w:color="DDDDDD"/>
+            </w:tcBorders>
+            <w:tcMar>
+              <w:top w:w="120" w:type="dxa"/>
+              <w:left w:w="120" w:type="dxa"/>
+              <w:bottom w:w="120" w:type="dxa"/>
+              <w:right w:w="120" w:type="dxa"/>
+            </w:tcMar>
+            <w:hideMark/>
+          </w:tcPr>
+          <w:p>
+            <w:pPr>
+              <w:spacing w:after="0"/>
+            </w:pPr>
+            <w:r>
+              <w:t>Return the height of the image in pixels.</w:t>
+            </w:r>
+          </w:p>
+        </w:tc>
+      </w:tr>
+      <w:tr>
+        <w:tc>
+          <w:tcPr>
+            <w:tcW w:w="0" w:type="auto"/>
+            <w:tcBorders>
+              <w:top w:val="single" w:sz="6" w:space="0" w:color="DDDDDD"/>
+            </w:tcBorders>
+            <w:tcMar>
+              <w:top w:w="120" w:type="dxa"/>
+              <w:left w:w="120" w:type="dxa"/>
+              <w:bottom w:w="120" w:type="dxa"/>
+              <w:right w:w="120" w:type="dxa"/>
+            </w:tcMar>
+            <w:hideMark/>
+          </w:tcPr>
+          <w:p>
+            <w:pPr>
+              <w:spacing w:after="0"/>
+            </w:pPr>
+            <w:proofErr w:type="spellStart"/>
+            <w:r>
+              <w:t>getPixel</w:t>
+            </w:r>
+            <w:proofErr w:type="spellEnd"/>
+            <w:r>
+              <w:t>(</w:t>
+            </w:r>
+            <w:proofErr w:type="spellStart"/>
+            <w:proofErr w:type="gramStart"/>
+            <w:r>
+              <w:t>col,row</w:t>
+            </w:r>
+            <w:proofErr w:type="spellEnd"/>
+            <w:proofErr w:type="gramEnd"/>
+            <w:r>
+              <w:t>)</w:t>
+            </w:r>
+          </w:p>
+        </w:tc>
+        <w:tc>
+          <w:tcPr>
+            <w:tcW w:w="3207" w:type="dxa"/>
+            <w:tcBorders>
+              <w:top w:val="single" w:sz="6" w:space="0" w:color="DDDDDD"/>
+            </w:tcBorders>
+            <w:tcMar>
+              <w:top w:w="120" w:type="dxa"/>
+              <w:left w:w="120" w:type="dxa"/>
+              <w:bottom w:w="120" w:type="dxa"/>
+              <w:right w:w="120" w:type="dxa"/>
+            </w:tcMar>
+            <w:hideMark/>
+          </w:tcPr>
+          <w:p>
+            <w:pPr>
+              <w:spacing w:after="0"/>
+            </w:pPr>
+            <w:r>
+              <w:t xml:space="preserve">p = </w:t>
+            </w:r>
+            <w:proofErr w:type="spellStart"/>
+            <w:proofErr w:type="gramStart"/>
+            <w:r>
+              <w:t>img.getPixel</w:t>
+            </w:r>
+            <w:proofErr w:type="spellEnd"/>
+            <w:proofErr w:type="gramEnd"/>
+            <w:r>
+              <w:t>(35,86)</w:t>
+            </w:r>
+          </w:p>
+        </w:tc>
+        <w:tc>
+          <w:tcPr>
+            <w:tcW w:w="5400" w:type="dxa"/>
+            <w:gridSpan w:val="2"/>
+            <w:tcBorders>
+              <w:top w:val="single" w:sz="6" w:space="0" w:color="DDDDDD"/>
+            </w:tcBorders>
+            <w:tcMar>
+              <w:top w:w="120" w:type="dxa"/>
+              <w:left w:w="120" w:type="dxa"/>
+              <w:bottom w:w="120" w:type="dxa"/>
+              <w:right w:w="120" w:type="dxa"/>
+            </w:tcMar>
+            <w:hideMark/>
+          </w:tcPr>
+          <w:p>
+            <w:pPr>
+              <w:spacing w:after="0"/>
+            </w:pPr>
+            <w:r>
+              <w:t>Return the pixel at column 35, row 86.</w:t>
+            </w:r>
+          </w:p>
+        </w:tc>
+      </w:tr>
+      <w:tr>
+        <w:tc>
+          <w:tcPr>
+            <w:tcW w:w="0" w:type="auto"/>
+            <w:tcBorders>
+              <w:top w:val="single" w:sz="6" w:space="0" w:color="DDDDDD"/>
+            </w:tcBorders>
+            <w:tcMar>
+              <w:top w:w="120" w:type="dxa"/>
+              <w:left w:w="120" w:type="dxa"/>
+              <w:bottom w:w="120" w:type="dxa"/>
+              <w:right w:w="120" w:type="dxa"/>
+            </w:tcMar>
+            <w:hideMark/>
+          </w:tcPr>
+          <w:p>
+            <w:pPr>
+              <w:spacing w:after="0"/>
+            </w:pPr>
+            <w:proofErr w:type="spellStart"/>
+            <w:r>
+              <w:t>setPixel</w:t>
+            </w:r>
+            <w:proofErr w:type="spellEnd"/>
+            <w:r>
+              <w:t>(</w:t>
+            </w:r>
+            <w:proofErr w:type="spellStart"/>
+            <w:proofErr w:type="gramStart"/>
+            <w:r>
+              <w:t>col,row</w:t>
+            </w:r>
+            <w:proofErr w:type="gramEnd"/>
+            <w:r>
+              <w:t>,p</w:t>
+            </w:r>
+            <w:proofErr w:type="spellEnd"/>
+            <w:r>
+              <w:t>)</w:t>
+            </w:r>
+          </w:p>
+        </w:tc>
+        <w:tc>
+          <w:tcPr>
+            <w:tcW w:w="3207" w:type="dxa"/>
+            <w:tcBorders>
+              <w:top w:val="single" w:sz="6" w:space="0" w:color="DDDDDD"/>
+            </w:tcBorders>
+            <w:tcMar>
+              <w:top w:w="120" w:type="dxa"/>
+              <w:left w:w="120" w:type="dxa"/>
+              <w:bottom w:w="120" w:type="dxa"/>
+              <w:right w:w="120" w:type="dxa"/>
+            </w:tcMar>
+            <w:hideMark/>
+          </w:tcPr>
+          <w:p>
+            <w:pPr>
+              <w:spacing w:after="0"/>
+            </w:pPr>
+            <w:proofErr w:type="spellStart"/>
+            <w:proofErr w:type="gramStart"/>
+            <w:r>
+              <w:t>img.setPixel</w:t>
+            </w:r>
+            <w:proofErr w:type="spellEnd"/>
+            <w:proofErr w:type="gramEnd"/>
+            <w:r>
+              <w:t>(100,</w:t>
+            </w:r>
+            <w:proofErr w:type="gramStart"/>
+            <w:r>
+              <w:t>50,mp</w:t>
+            </w:r>
+            <w:proofErr w:type="gramEnd"/>
+            <w:r>
+              <w:t>)</w:t>
+            </w:r>
+          </w:p>
+        </w:tc>
+        <w:tc>
+          <w:tcPr>
+            <w:tcW w:w="5400" w:type="dxa"/>
+            <w:gridSpan w:val="2"/>
+            <w:tcBorders>
+              <w:top w:val="single" w:sz="6" w:space="0" w:color="DDDDDD"/>
+            </w:tcBorders>
+            <w:tcMar>
+              <w:top w:w="120" w:type="dxa"/>
+              <w:left w:w="120" w:type="dxa"/>
+              <w:bottom w:w="120" w:type="dxa"/>
+              <w:right w:w="120" w:type="dxa"/>
+            </w:tcMar>
+            <w:hideMark/>
+          </w:tcPr>
+          <w:p>
+            <w:pPr>
+              <w:spacing w:after="0"/>
+            </w:pPr>
+            <w:r>
+              <w:t xml:space="preserve">Set the pixel at column 100, row 50 to be </w:t>
+            </w:r>
+            <w:proofErr w:type="spellStart"/>
+            <w:r>
+              <w:t>mp</w:t>
+            </w:r>
+            <w:proofErr w:type="spellEnd"/>
+            <w:r>
+              <w:t>.</w:t>
+            </w:r>
+          </w:p>
+        </w:tc>
+      </w:tr>
+    </w:tbl>
+    <w:p>
+      <w:pPr>
+        <w:spacing w:after="0"/>
+      </w:pPr>
+      <w:r>
+        <w:t>Consider the image shown below. Assume that the image is stored in a file called “luther.jpg”. Line 2 opens the file and uses the contents to create an image object that is referred to by </w:t>
+      </w:r>
+      <w:proofErr w:type="spellStart"/>
+      <w:r>
+        <w:t>img</w:t>
+      </w:r>
+      <w:proofErr w:type="spellEnd"/>
+      <w:r>
+        <w:t>. Once we have an image object, we can use the methods described above to access information about the image or to get a specific pixel and check on its basic color intensities.</w:t>
+      </w:r>
+    </w:p>
+    <w:p>
+      <w:pPr>
+        <w:spacing w:after="0"/>
+      </w:pPr>
+      <w:r>
+        <w:rPr>
+          <w:noProof/>
+        </w:rPr>
+        <w:lastRenderedPageBreak/>
+        <w:drawing>
+          <wp:inline distT="0" distB="0" distL="0" distR="0" wp14:anchorId="1156886F" wp14:editId="6D693A30">
+            <wp:extent cx="3810000" cy="2324100"/>
+            <wp:effectExtent l="0" t="0" r="0" b="0"/>
+            <wp:docPr id="1919363230" name="Picture 9" descr="image of Luther College bell picture"/>
+            <wp:cNvGraphicFramePr>
+              <a:graphicFrameLocks xmlns:a="http://schemas.openxmlformats.org/drawingml/2006/main" noChangeAspect="1"/>
+            </wp:cNvGraphicFramePr>
+            <a:graphic xmlns:a="http://schemas.openxmlformats.org/drawingml/2006/main">
+              <a:graphicData uri="http://schemas.openxmlformats.org/drawingml/2006/picture">
+                <pic:pic xmlns:pic="http://schemas.openxmlformats.org/drawingml/2006/picture">
+                  <pic:nvPicPr>
+                    <pic:cNvPr id="0" name="luther.jpg" descr="image of Luther College bell picture"/>
+                    <pic:cNvPicPr>
+                      <a:picLocks noChangeAspect="1" noChangeArrowheads="1"/>
+                    </pic:cNvPicPr>
+                  </pic:nvPicPr>
+                  <pic:blipFill>
+                    <a:blip r:embed="rId25">
+                      <a:extLst>
+                        <a:ext uri="{28A0092B-C50C-407E-A947-70E740481C1C}">
+                          <a14:useLocalDpi xmlns:a14="http://schemas.microsoft.com/office/drawing/2010/main" val="0"/>
+                        </a:ext>
+                      </a:extLst>
+                    </a:blip>
+                    <a:srcRect/>
+                    <a:stretch>
+                      <a:fillRect/>
+                    </a:stretch>
+                  </pic:blipFill>
+                  <pic:spPr bwMode="auto">
+                    <a:xfrm>
+                      <a:off x="0" y="0"/>
+                      <a:ext cx="3810000" cy="2324100"/>
+                    </a:xfrm>
+                    <a:prstGeom prst="rect">
+                      <a:avLst/>
+                    </a:prstGeom>
+                    <a:noFill/>
+                    <a:ln>
+                      <a:noFill/>
+                    </a:ln>
+                  </pic:spPr>
+                </pic:pic>
+              </a:graphicData>
+            </a:graphic>
+          </wp:inline>
+        </w:drawing>
+      </w:r>
+    </w:p>
+    <w:p>
+      <w:pPr>
+        <w:spacing w:after="0"/>
+      </w:pPr>
+      <w:r>
+        <w:t>import image</w:t>
+      </w:r>
+    </w:p>
+    <w:p>
+      <w:pPr>
+        <w:spacing w:after="0"/>
+      </w:pPr>
+      <w:proofErr w:type="spellStart"/>
+      <w:r>
+        <w:t>img</w:t>
+      </w:r>
+      <w:proofErr w:type="spellEnd"/>
+      <w:r>
+        <w:t xml:space="preserve"> = </w:t>
+      </w:r>
+      <w:proofErr w:type="spellStart"/>
+      <w:proofErr w:type="gramStart"/>
+      <w:r>
+        <w:t>image.Image</w:t>
+      </w:r>
+      <w:proofErr w:type="spellEnd"/>
+      <w:proofErr w:type="gramEnd"/>
+      <w:r>
+        <w:t>("luther.jpg")</w:t>
+      </w:r>
+    </w:p>
+    <w:p>
+      <w:pPr>
+        <w:spacing w:after="0"/>
+      </w:pPr>
+      <w:r>
+        <w:t>print(</w:t>
+      </w:r>
+      <w:proofErr w:type="spellStart"/>
+      <w:proofErr w:type="gramStart"/>
+      <w:r>
+        <w:t>img.getWidth</w:t>
+      </w:r>
+      <w:proofErr w:type="spellEnd"/>
+      <w:proofErr w:type="gramEnd"/>
+      <w:r>
+        <w:t>())</w:t>
+      </w:r>
+    </w:p>
+    <w:p>
+      <w:pPr>
+        <w:spacing w:after="0"/>
+      </w:pPr>
+      <w:r>
+        <w:t>print(</w:t>
+      </w:r>
+      <w:proofErr w:type="spellStart"/>
+      <w:proofErr w:type="gramStart"/>
+      <w:r>
+        <w:t>img.getHeight</w:t>
+      </w:r>
+      <w:proofErr w:type="spellEnd"/>
+      <w:proofErr w:type="gramEnd"/>
+      <w:r>
+        <w:t>())</w:t>
+      </w:r>
+    </w:p>
+    <w:p>
+      <w:pPr>
+        <w:spacing w:after="0"/>
+      </w:pPr>
+      <w:r>
+        <w:t xml:space="preserve">p = </w:t>
+      </w:r>
+      <w:proofErr w:type="spellStart"/>
+      <w:proofErr w:type="gramStart"/>
+      <w:r>
+        <w:t>img.getPixel</w:t>
+      </w:r>
+      <w:proofErr w:type="spellEnd"/>
+      <w:proofErr w:type="gramEnd"/>
+      <w:r>
+        <w:t>(45, 55)</w:t>
+      </w:r>
+    </w:p>
+    <w:p>
+      <w:pPr>
+        <w:spacing w:after="0"/>
+      </w:pPr>
+      <w:r>
+        <w:t>print(</w:t>
+      </w:r>
+      <w:proofErr w:type="spellStart"/>
+      <w:proofErr w:type="gramStart"/>
+      <w:r>
+        <w:t>p.getRed</w:t>
+      </w:r>
+      <w:proofErr w:type="spellEnd"/>
+      <w:proofErr w:type="gramEnd"/>
+      <w:r>
+        <w:t xml:space="preserve">(), </w:t>
+      </w:r>
+      <w:proofErr w:type="spellStart"/>
+      <w:proofErr w:type="gramStart"/>
+      <w:r>
+        <w:t>p.getGreen</w:t>
+      </w:r>
+      <w:proofErr w:type="spellEnd"/>
+      <w:proofErr w:type="gramEnd"/>
+      <w:r>
+        <w:t xml:space="preserve">(), </w:t>
+      </w:r>
+      <w:proofErr w:type="spellStart"/>
+      <w:proofErr w:type="gramStart"/>
+      <w:r>
+        <w:t>p.getBlue</w:t>
+      </w:r>
+      <w:proofErr w:type="spellEnd"/>
+      <w:proofErr w:type="gramEnd"/>
+      <w:r>
+        <w:t>())</w:t>
+      </w:r>
+    </w:p>
+    <w:p>
+      <w:pPr>
+        <w:spacing w:after="0"/>
+      </w:pPr>
+    </w:p>
+    <w:p>
+      <w:pPr>
+        <w:spacing w:after="0"/>
+      </w:pPr>
+      <w:r>
+        <w:t>400</w:t>
+      </w:r>
+      <w:r>
+        <w:br/>
+        <w:t>244</w:t>
+      </w:r>
+      <w:r>
+        <w:br/>
+        <w:t>165 161 158</w:t>
+      </w:r>
+    </w:p>
+    <w:p>
+      <w:pPr>
+        <w:spacing w:after="0"/>
+      </w:pPr>
+    </w:p>
+    <w:p>
+      <w:pPr>
+        <w:spacing w:after="0"/>
+      </w:pPr>
+      <w:r>
+        <w:t xml:space="preserve">When you run the </w:t>
+      </w:r>
+      <w:proofErr w:type="gramStart"/>
+      <w:r>
+        <w:t>program</w:t>
+      </w:r>
+      <w:proofErr w:type="gramEnd"/>
+      <w:r>
+        <w:t xml:space="preserve"> you can see that the image has a width of 400 pixels and a height of 244 pixels. Also, the pixel at column 45, row 55, has RGB values of 165, 161, and 158. Try a few other pixel locations by changing the </w:t>
+      </w:r>
+      <w:proofErr w:type="spellStart"/>
+      <w:r>
+        <w:t>getPixel</w:t>
+      </w:r>
+      <w:proofErr w:type="spellEnd"/>
+      <w:r>
+        <w:t> arguments and rerunning the program.</w:t>
+      </w:r>
+    </w:p>
+    <w:p>
+      <w:pPr>
+        <w:spacing w:after="0"/>
+      </w:pPr>
+      <w:r>
+        <w:t>7.8.3. Image Processing and Nested Iteration</w:t>
+      </w:r>
+    </w:p>
+    <w:p>
+      <w:pPr>
+        <w:spacing w:after="0"/>
+      </w:pPr>
+      <w:r>
+        <w:rPr>
+          <w:b/>
+          <w:bCs/>
+        </w:rPr>
+        <w:t>Image processing</w:t>
+      </w:r>
+      <w:r>
+        <w:t> refers to the ability to manipulate the individual pixels in a digital image. In order to process all of the pixels, we need to be able to systematically visit all of the rows and columns in the image. The best way to do this is to use </w:t>
+      </w:r>
+      <w:r>
+        <w:rPr>
+          <w:b/>
+          <w:bCs/>
+        </w:rPr>
+        <w:t>nested iteration</w:t>
+      </w:r>
+      <w:r>
+        <w:t>.</w:t>
+      </w:r>
+    </w:p>
+    <w:p>
+      <w:pPr>
+        <w:spacing w:after="0"/>
+      </w:pPr>
+      <w:r>
+        <w:t>Nested iteration simply means that we will place one iteration construct inside of another. We will call these two iterations the </w:t>
+      </w:r>
+      <w:r>
+        <w:rPr>
+          <w:b/>
+          <w:bCs/>
+        </w:rPr>
+        <w:t>outer iteration</w:t>
+      </w:r>
+      <w:r>
+        <w:t> and the </w:t>
+      </w:r>
+      <w:r>
+        <w:rPr>
+          <w:b/>
+          <w:bCs/>
+        </w:rPr>
+        <w:t>inner iteration</w:t>
+      </w:r>
+      <w:r>
+        <w:t>. To see how this works, consider the iteration below.</w:t>
+      </w:r>
+    </w:p>
+    <w:p>
+      <w:pPr>
+        <w:spacing w:after="0"/>
+      </w:pPr>
+      <w:r>
+        <w:rPr>
+          <w:b/>
+          <w:bCs/>
+        </w:rPr>
+        <w:t>for</w:t>
+      </w:r>
+      <w:r>
+        <w:t xml:space="preserve"> </w:t>
+      </w:r>
+      <w:proofErr w:type="spellStart"/>
+      <w:r>
+        <w:t>i</w:t>
+      </w:r>
+      <w:proofErr w:type="spellEnd"/>
+      <w:r>
+        <w:t xml:space="preserve"> </w:t>
+      </w:r>
+      <w:r>
+        <w:rPr>
+          <w:b/>
+          <w:bCs/>
+        </w:rPr>
+        <w:t>in</w:t>
+      </w:r>
+      <w:r>
+        <w:t xml:space="preserve"> </w:t>
+      </w:r>
+      <w:proofErr w:type="gramStart"/>
+      <w:r>
+        <w:t>range(</w:t>
+      </w:r>
+      <w:proofErr w:type="gramEnd"/>
+      <w:r>
+        <w:t>5):</w:t>
+      </w:r>
+    </w:p>
+    <w:p>
+      <w:pPr>
+        <w:spacing w:after="0"/>
+      </w:pPr>
+      <w:r>
+        <w:t xml:space="preserve">    print(</w:t>
+      </w:r>
+      <w:proofErr w:type="spellStart"/>
+      <w:r>
+        <w:t>i</w:t>
+      </w:r>
+      <w:proofErr w:type="spellEnd"/>
+      <w:r>
+        <w:t>)</w:t>
+      </w:r>
+    </w:p>
+    <w:p>
+      <w:pPr>
+        <w:spacing w:after="0"/>
+      </w:pPr>
+      <w:r>
+        <w:t xml:space="preserve">We have seen </w:t>
+      </w:r>
+      <w:proofErr w:type="gramStart"/>
+      <w:r>
+        <w:t>this enough times</w:t>
+      </w:r>
+      <w:proofErr w:type="gramEnd"/>
+      <w:r>
+        <w:t xml:space="preserve"> to know that the value of </w:t>
+      </w:r>
+      <w:proofErr w:type="spellStart"/>
+      <w:r>
+        <w:t>i</w:t>
+      </w:r>
+      <w:proofErr w:type="spellEnd"/>
+      <w:r>
+        <w:t> will be 0, then 1, then 2, and so on up to 4. The print will be performed once for each pass. However, the body of the loop can contain any statements including another iteration (another for statement). For example,</w:t>
+      </w:r>
+    </w:p>
+    <w:p>
+      <w:pPr>
+        <w:spacing w:after="0"/>
+      </w:pPr>
+      <w:r>
+        <w:rPr>
+          <w:b/>
+          <w:bCs/>
+        </w:rPr>
+        <w:t>for</w:t>
+      </w:r>
+      <w:r>
+        <w:t xml:space="preserve"> </w:t>
+      </w:r>
+      <w:proofErr w:type="spellStart"/>
+      <w:r>
+        <w:t>i</w:t>
+      </w:r>
+      <w:proofErr w:type="spellEnd"/>
+      <w:r>
+        <w:t xml:space="preserve"> </w:t>
+      </w:r>
+      <w:r>
+        <w:rPr>
+          <w:b/>
+          <w:bCs/>
+        </w:rPr>
+        <w:t>in</w:t>
+      </w:r>
+      <w:r>
+        <w:t xml:space="preserve"> </w:t>
+      </w:r>
+      <w:proofErr w:type="gramStart"/>
+      <w:r>
+        <w:t>range(</w:t>
+      </w:r>
+      <w:proofErr w:type="gramEnd"/>
+      <w:r>
+        <w:t>5):</w:t>
+      </w:r>
+    </w:p>
+    <w:p>
+      <w:pPr>
+        <w:spacing w:after="0"/>
+      </w:pPr>
+      <w:r>
+        <w:t xml:space="preserve">    </w:t>
+      </w:r>
+      <w:r>
+        <w:rPr>
+          <w:b/>
+          <w:bCs/>
+        </w:rPr>
+        <w:t>for</w:t>
+      </w:r>
+      <w:r>
+        <w:t xml:space="preserve"> j </w:t>
+      </w:r>
+      <w:r>
+        <w:rPr>
+          <w:b/>
+          <w:bCs/>
+        </w:rPr>
+        <w:t>in</w:t>
+      </w:r>
+      <w:r>
+        <w:t xml:space="preserve"> </w:t>
+      </w:r>
+      <w:proofErr w:type="gramStart"/>
+      <w:r>
+        <w:t>range(</w:t>
+      </w:r>
+      <w:proofErr w:type="gramEnd"/>
+      <w:r>
+        <w:t>3):</w:t>
+      </w:r>
+    </w:p>
+    <w:p>
+      <w:pPr>
+        <w:spacing w:after="0"/>
+      </w:pPr>
+      <w:r>
+        <w:t xml:space="preserve">        </w:t>
+      </w:r>
+      <w:proofErr w:type="gramStart"/>
+      <w:r>
+        <w:t>print(</w:t>
+      </w:r>
+      <w:proofErr w:type="spellStart"/>
+      <w:proofErr w:type="gramEnd"/>
+      <w:r>
+        <w:t>i</w:t>
+      </w:r>
+      <w:proofErr w:type="spellEnd"/>
+      <w:r>
+        <w:t>, j)</w:t>
+      </w:r>
+    </w:p>
+    <w:p>
+      <w:pPr>
+        <w:spacing w:after="0"/>
+      </w:pPr>
+      <w:r>
+        <w:t>The for </w:t>
+      </w:r>
+      <w:proofErr w:type="spellStart"/>
+      <w:r>
+        <w:t>i</w:t>
+      </w:r>
+      <w:proofErr w:type="spellEnd"/>
+      <w:r>
+        <w:t> iteration is the </w:t>
+      </w:r>
+      <w:r>
+        <w:rPr>
+          <w:i/>
+          <w:iCs/>
+        </w:rPr>
+        <w:t>outer iteration</w:t>
+      </w:r>
+      <w:r>
+        <w:t> and the </w:t>
+      </w:r>
+      <w:proofErr w:type="gramStart"/>
+      <w:r>
+        <w:t>for j</w:t>
+      </w:r>
+      <w:proofErr w:type="gramEnd"/>
+      <w:r>
+        <w:t> iteration is the </w:t>
+      </w:r>
+      <w:r>
+        <w:rPr>
+          <w:i/>
+          <w:iCs/>
+        </w:rPr>
+        <w:t>inner iteration</w:t>
+      </w:r>
+      <w:r>
+        <w:t>. Each pass through the outer iteration will result in the complete processing of the inner iteration from beginning to end. This means that the output from this nested iteration will show that for each value of </w:t>
+      </w:r>
+      <w:proofErr w:type="spellStart"/>
+      <w:r>
+        <w:t>i</w:t>
+      </w:r>
+      <w:proofErr w:type="spellEnd"/>
+      <w:r>
+        <w:t>, all values of j will occur.</w:t>
+      </w:r>
+    </w:p>
+    <w:p>
+      <w:pPr>
+        <w:spacing w:after="0"/>
+      </w:pPr>
+      <w:r>
+        <w:lastRenderedPageBreak/>
+        <w:t xml:space="preserve">Here is the same example in </w:t>
+      </w:r>
+      <w:proofErr w:type="spellStart"/>
+      <w:r>
+        <w:t>activecode</w:t>
+      </w:r>
+      <w:proofErr w:type="spellEnd"/>
+      <w:r>
+        <w:t>. Try it. Note that the value of </w:t>
+      </w:r>
+      <w:proofErr w:type="spellStart"/>
+      <w:r>
+        <w:t>i</w:t>
+      </w:r>
+      <w:proofErr w:type="spellEnd"/>
+      <w:r>
+        <w:t> stays the same while the value of j changes. The inner iteration, in effect, is moving faster than the outer iteration.</w:t>
+      </w:r>
+    </w:p>
+    <w:p>
+      <w:pPr>
+        <w:spacing w:after="0"/>
+      </w:pPr>
+      <w:r>
+        <w:t xml:space="preserve">for </w:t>
+      </w:r>
+      <w:proofErr w:type="spellStart"/>
+      <w:r>
+        <w:t>i</w:t>
+      </w:r>
+      <w:proofErr w:type="spellEnd"/>
+      <w:r>
+        <w:t xml:space="preserve"> in </w:t>
+      </w:r>
+      <w:proofErr w:type="gramStart"/>
+      <w:r>
+        <w:t>range(</w:t>
+      </w:r>
+      <w:proofErr w:type="gramEnd"/>
+      <w:r>
+        <w:t>5):</w:t>
+      </w:r>
+    </w:p>
+    <w:p>
+      <w:pPr>
+        <w:spacing w:after="0"/>
+      </w:pPr>
+      <w:r>
+        <w:t xml:space="preserve">    for j in </w:t>
+      </w:r>
+      <w:proofErr w:type="gramStart"/>
+      <w:r>
+        <w:t>range(</w:t>
+      </w:r>
+      <w:proofErr w:type="gramEnd"/>
+      <w:r>
+        <w:t>3):</w:t>
+      </w:r>
+    </w:p>
+    <w:p>
+      <w:pPr>
+        <w:spacing w:after="0"/>
+      </w:pPr>
+      <w:r>
+        <w:t xml:space="preserve">        </w:t>
+      </w:r>
+      <w:proofErr w:type="gramStart"/>
+      <w:r>
+        <w:t>print(</w:t>
+      </w:r>
+      <w:proofErr w:type="spellStart"/>
+      <w:proofErr w:type="gramEnd"/>
+      <w:r>
+        <w:t>i</w:t>
+      </w:r>
+      <w:proofErr w:type="spellEnd"/>
+      <w:r>
+        <w:t>, j)</w:t>
+      </w:r>
+    </w:p>
+    <w:p>
+      <w:pPr>
+        <w:spacing w:after="0"/>
+      </w:pPr>
+    </w:p>
+    <w:p>
+      <w:pPr>
+        <w:spacing w:after="0"/>
+      </w:pPr>
+      <w:r>
+        <w:t>0 0</w:t>
+      </w:r>
+      <w:r>
+        <w:br/>
+        <w:t>0 1</w:t>
+      </w:r>
+      <w:r>
+        <w:br/>
+        <w:t>0 2</w:t>
+      </w:r>
+      <w:r>
+        <w:br/>
+        <w:t>1 0</w:t>
+      </w:r>
+      <w:r>
+        <w:br/>
+        <w:t>1 1</w:t>
+      </w:r>
+      <w:r>
+        <w:br/>
+        <w:t>1 2</w:t>
+      </w:r>
+      <w:r>
+        <w:br/>
+        <w:t>2 0</w:t>
+      </w:r>
+      <w:r>
+        <w:br/>
+        <w:t>2 1</w:t>
+      </w:r>
+    </w:p>
+    <w:p>
+      <w:pPr>
+        <w:spacing w:after="0"/>
+      </w:pPr>
+      <w:r>
+        <w:t>2 2</w:t>
+      </w:r>
+      <w:r>
+        <w:br/>
+        <w:t>3 0</w:t>
+      </w:r>
+      <w:r>
+        <w:br/>
+        <w:t>3 1</w:t>
+      </w:r>
+      <w:r>
+        <w:br/>
+        <w:t>3 2</w:t>
+      </w:r>
+      <w:r>
+        <w:br/>
+        <w:t>4 0</w:t>
+      </w:r>
+      <w:r>
+        <w:br/>
+        <w:t>4 1</w:t>
+      </w:r>
+      <w:r>
+        <w:br/>
+        <w:t>4 2</w:t>
+      </w:r>
+    </w:p>
+    <w:p>
+      <w:pPr>
+        <w:spacing w:after="0"/>
+      </w:pPr>
+      <w:r>
+        <w:t>Our goal with image processing is to visit each pixel. We will use an iteration to process each </w:t>
+      </w:r>
+      <w:r>
+        <w:rPr>
+          <w:i/>
+          <w:iCs/>
+        </w:rPr>
+        <w:t>row</w:t>
+      </w:r>
+      <w:r>
+        <w:t>. Within that iteration, we will use a nested iteration to process each </w:t>
+      </w:r>
+      <w:r>
+        <w:rPr>
+          <w:i/>
+          <w:iCs/>
+        </w:rPr>
+        <w:t>column</w:t>
+      </w:r>
+      <w:r>
+        <w:t>. The result is a nested iteration, similar to the one seen above, where the outer for loop processes the rows, from 0 up to but not including the height of the image. The inner for loop will process each column of a row, again from 0 up to but not including the width of the image.</w:t>
+      </w:r>
+    </w:p>
+    <w:p>
+      <w:pPr>
+        <w:spacing w:after="0"/>
+      </w:pPr>
+      <w:r>
+        <w:t>The resulting code will look like the following. We are now free to do anything we wish to each pixel in the image.</w:t>
+      </w:r>
+    </w:p>
+    <w:p>
+      <w:pPr>
+        <w:spacing w:after="0"/>
+      </w:pPr>
+      <w:r>
+        <w:rPr>
+          <w:b/>
+          <w:bCs/>
+        </w:rPr>
+        <w:t>for</w:t>
+      </w:r>
+      <w:r>
+        <w:t xml:space="preserve"> row </w:t>
+      </w:r>
+      <w:r>
+        <w:rPr>
+          <w:b/>
+          <w:bCs/>
+        </w:rPr>
+        <w:t>in</w:t>
+      </w:r>
+      <w:r>
+        <w:t xml:space="preserve"> range(</w:t>
+      </w:r>
+      <w:proofErr w:type="spellStart"/>
+      <w:proofErr w:type="gramStart"/>
+      <w:r>
+        <w:t>img.getHeight</w:t>
+      </w:r>
+      <w:proofErr w:type="spellEnd"/>
+      <w:proofErr w:type="gramEnd"/>
+      <w:r>
+        <w:t>()):</w:t>
+      </w:r>
+    </w:p>
+    <w:p>
+      <w:pPr>
+        <w:spacing w:after="0"/>
+      </w:pPr>
+      <w:r>
+        <w:t xml:space="preserve">    </w:t>
+      </w:r>
+      <w:r>
+        <w:rPr>
+          <w:b/>
+          <w:bCs/>
+        </w:rPr>
+        <w:t>for</w:t>
+      </w:r>
+      <w:r>
+        <w:t xml:space="preserve"> col </w:t>
+      </w:r>
+      <w:r>
+        <w:rPr>
+          <w:b/>
+          <w:bCs/>
+        </w:rPr>
+        <w:t>in</w:t>
+      </w:r>
+      <w:r>
+        <w:t xml:space="preserve"> range(</w:t>
+      </w:r>
+      <w:proofErr w:type="spellStart"/>
+      <w:proofErr w:type="gramStart"/>
+      <w:r>
+        <w:t>img.getWidth</w:t>
+      </w:r>
+      <w:proofErr w:type="spellEnd"/>
+      <w:proofErr w:type="gramEnd"/>
+      <w:r>
+        <w:t>()):</w:t>
+      </w:r>
+    </w:p>
+    <w:p>
+      <w:pPr>
+        <w:spacing w:after="0"/>
+      </w:pPr>
+      <w:r>
+        <w:t xml:space="preserve">        </w:t>
+      </w:r>
+      <w:r>
+        <w:rPr>
+          <w:i/>
+          <w:iCs/>
+        </w:rPr>
+        <w:t xml:space="preserve"># </w:t>
+      </w:r>
+      <w:proofErr w:type="gramStart"/>
+      <w:r>
+        <w:rPr>
+          <w:i/>
+          <w:iCs/>
+        </w:rPr>
+        <w:t>do</w:t>
+      </w:r>
+      <w:proofErr w:type="gramEnd"/>
+      <w:r>
+        <w:rPr>
+          <w:i/>
+          <w:iCs/>
+        </w:rPr>
+        <w:t xml:space="preserve"> something with the pixel at position (</w:t>
+      </w:r>
+      <w:proofErr w:type="spellStart"/>
+      <w:proofErr w:type="gramStart"/>
+      <w:r>
+        <w:rPr>
+          <w:i/>
+          <w:iCs/>
+        </w:rPr>
+        <w:t>col,row</w:t>
+      </w:r>
+      <w:proofErr w:type="spellEnd"/>
+      <w:proofErr w:type="gramEnd"/>
+      <w:r>
+        <w:rPr>
+          <w:i/>
+          <w:iCs/>
+        </w:rPr>
+        <w:t>)</w:t>
+      </w:r>
+    </w:p>
+    <w:p>
+      <w:pPr>
+        <w:spacing w:after="0"/>
+      </w:pPr>
+      <w:r>
+        <w:t>One of the easiest image processing algorithms will create what is known as a </w:t>
+      </w:r>
+      <w:r>
+        <w:rPr>
+          <w:b/>
+          <w:bCs/>
+        </w:rPr>
+        <w:t>negative</w:t>
+      </w:r>
+      <w:r>
+        <w:t> image. A negative image simply means that each pixel will be the </w:t>
+      </w:r>
+      <w:r>
+        <w:rPr>
+          <w:i/>
+          <w:iCs/>
+        </w:rPr>
+        <w:t>opposite</w:t>
+      </w:r>
+      <w:r>
+        <w:t> of what it was originally. But what does opposite mean?</w:t>
+      </w:r>
+    </w:p>
+    <w:p>
+      <w:pPr>
+        <w:spacing w:after="0"/>
+      </w:pPr>
+      <w:r>
+        <w:t>In the RGB color model, we can consider the opposite of the red component as the difference between the original red and 255. For example, if the original red component was 50, then the opposite, or negative red value would be 255-50 or 205. In other words, pixels with a lot of red will have negatives with little red and pixels with little red will have negatives with a lot. We do the same for the blue and green as well.</w:t>
+      </w:r>
+    </w:p>
+    <w:p>
+      <w:pPr>
+        <w:spacing w:after="0"/>
+      </w:pPr>
+      <w:r>
+        <w:t>The program below implements this algorithm using the previous image (luther.jpg). Run it to see the resulting negative image. Note that there is a lot of processing taking place and this may take a few seconds to complete. In addition, here are two other images that you can use (cy.png and goldygopher.png).</w:t>
+      </w:r>
+    </w:p>
+    <w:p>
+      <w:pPr>
+        <w:spacing w:after="0"/>
+      </w:pPr>
+      <w:r>
+        <w:lastRenderedPageBreak/>
+        <w:drawing>
+          <wp:inline distT="0" distB="0" distL="0" distR="0" wp14:anchorId="36FB07BF" wp14:editId="32F50D8D">
+            <wp:extent cx="2171700" cy="2705100"/>
+            <wp:effectExtent l="0" t="0" r="0" b="0"/>
+            <wp:docPr id="1070878156" name="Picture 13" descr="image of Cy the Cardinal, mascot of the Iowa State University"/>
+            <wp:cNvGraphicFramePr>
+              <a:graphicFrameLocks xmlns:a="http://schemas.openxmlformats.org/drawingml/2006/main" noChangeAspect="1"/>
+            </wp:cNvGraphicFramePr>
+            <a:graphic xmlns:a="http://schemas.openxmlformats.org/drawingml/2006/main">
+              <a:graphicData uri="http://schemas.openxmlformats.org/drawingml/2006/picture">
+                <pic:pic xmlns:pic="http://schemas.openxmlformats.org/drawingml/2006/picture">
+                  <pic:nvPicPr>
+                    <pic:cNvPr id="0" name="cy.png" descr="image of Cy the Cardinal, mascot of the Iowa State University"/>
+                    <pic:cNvPicPr>
+                      <a:picLocks noChangeAspect="1" noChangeArrowheads="1"/>
+                    </pic:cNvPicPr>
+                  </pic:nvPicPr>
+                  <pic:blipFill>
+                    <a:blip r:embed="rId26">
+                      <a:extLst>
+                        <a:ext uri="{28A0092B-C50C-407E-A947-70E740481C1C}">
+                          <a14:useLocalDpi xmlns:a14="http://schemas.microsoft.com/office/drawing/2010/main" val="0"/>
+                        </a:ext>
+                      </a:extLst>
+                    </a:blip>
+                    <a:srcRect/>
+                    <a:stretch>
+                      <a:fillRect/>
+                    </a:stretch>
+                  </pic:blipFill>
+                  <pic:spPr bwMode="auto">
+                    <a:xfrm>
+                      <a:off x="0" y="0"/>
+                      <a:ext cx="2171700" cy="2705100"/>
+                    </a:xfrm>
+                    <a:prstGeom prst="rect">
+                      <a:avLst/>
+                    </a:prstGeom>
+                    <a:noFill/>
+                    <a:ln>
+                      <a:noFill/>
+                    </a:ln>
+                  </pic:spPr>
+                </pic:pic>
+              </a:graphicData>
+            </a:graphic>
+          </wp:inline>
+        </w:drawing>
+      </w:r>
+    </w:p>
+    <w:p>
+      <w:pPr>
+        <w:spacing w:after="0"/>
+      </w:pPr>
+      <w:r>
+        <w:t>cy.png</w:t>
+      </w:r>
+    </w:p>
+    <w:p>
+      <w:pPr>
+        <w:spacing w:after="0"/>
+      </w:pPr>
+      <w:r>
+        <w:drawing>
+          <wp:inline distT="0" distB="0" distL="0" distR="0" wp14:anchorId="576502BA" wp14:editId="0C65435D">
+            <wp:extent cx="2143125" cy="1495425"/>
+            <wp:effectExtent l="0" t="0" r="9525" b="9525"/>
+            <wp:docPr id="1382986907" name="Picture 12" descr="image of Goldy Gopher, mascot of the University of Minnesota-Twin Cities"/>
+            <wp:cNvGraphicFramePr>
+              <a:graphicFrameLocks xmlns:a="http://schemas.openxmlformats.org/drawingml/2006/main" noChangeAspect="1"/>
+            </wp:cNvGraphicFramePr>
+            <a:graphic xmlns:a="http://schemas.openxmlformats.org/drawingml/2006/main">
+              <a:graphicData uri="http://schemas.openxmlformats.org/drawingml/2006/picture">
+                <pic:pic xmlns:pic="http://schemas.openxmlformats.org/drawingml/2006/picture">
+                  <pic:nvPicPr>
+                    <pic:cNvPr id="0" name="goldygopher.png" descr="image of Goldy Gopher, mascot of the University of Minnesota-Twin Cities"/>
+                    <pic:cNvPicPr>
+                      <a:picLocks noChangeAspect="1" noChangeArrowheads="1"/>
+                    </pic:cNvPicPr>
+                  </pic:nvPicPr>
+                  <pic:blipFill>
+                    <a:blip r:embed="rId27">
+                      <a:extLst>
+                        <a:ext uri="{28A0092B-C50C-407E-A947-70E740481C1C}">
+                          <a14:useLocalDpi xmlns:a14="http://schemas.microsoft.com/office/drawing/2010/main" val="0"/>
+                        </a:ext>
+                      </a:extLst>
+                    </a:blip>
+                    <a:srcRect/>
+                    <a:stretch>
+                      <a:fillRect/>
+                    </a:stretch>
+                  </pic:blipFill>
+                  <pic:spPr bwMode="auto">
+                    <a:xfrm>
+                      <a:off x="0" y="0"/>
+                      <a:ext cx="2143125" cy="1495425"/>
+                    </a:xfrm>
+                    <a:prstGeom prst="rect">
+                      <a:avLst/>
+                    </a:prstGeom>
+                    <a:noFill/>
+                    <a:ln>
+                      <a:noFill/>
+                    </a:ln>
+                  </pic:spPr>
+                </pic:pic>
+              </a:graphicData>
+            </a:graphic>
+          </wp:inline>
+        </w:drawing>
+      </w:r>
+    </w:p>
+    <w:p>
+      <w:pPr>
+        <w:spacing w:after="0"/>
+      </w:pPr>
+      <w:r>
+        <w:t>goldygopher.png</w:t>
+      </w:r>
+    </w:p>
+    <w:p>
+      <w:pPr>
+        <w:spacing w:after="0"/>
+      </w:pPr>
+      <w:r>
+        <w:t>Change the name of the file in the </w:t>
+      </w:r>
+      <w:proofErr w:type="spellStart"/>
+      <w:proofErr w:type="gramStart"/>
+      <w:r>
+        <w:t>image.Image</w:t>
+      </w:r>
+      <w:proofErr w:type="spellEnd"/>
+      <w:proofErr w:type="gramEnd"/>
+      <w:r>
+        <w:t>() call to see how these images look as negatives. Also, note that there is an </w:t>
+      </w:r>
+      <w:proofErr w:type="spellStart"/>
+      <w:r>
+        <w:t>exitonclick</w:t>
+      </w:r>
+      <w:proofErr w:type="spellEnd"/>
+      <w:r>
+        <w:t> method call at the very end which will close the window when you click on it. This will allow you to “clear the screen” before drawing the next negative.</w:t>
+      </w:r>
+    </w:p>
+    <w:p>
+      <w:pPr>
+        <w:spacing w:after="0"/>
+      </w:pPr>
+    </w:p>
+    <w:p>
+      <w:pPr>
+        <w:spacing w:after="0"/>
+      </w:pPr>
+      <w:r>
+        <w:t>import image</w:t>
+      </w:r>
+    </w:p>
+    <w:p>
+      <w:pPr>
+        <w:spacing w:after="0"/>
+      </w:pPr>
+      <w:proofErr w:type="spellStart"/>
+      <w:r>
+        <w:t>img</w:t>
+      </w:r>
+      <w:proofErr w:type="spellEnd"/>
+      <w:r>
+        <w:t xml:space="preserve"> = </w:t>
+      </w:r>
+      <w:proofErr w:type="spellStart"/>
+      <w:proofErr w:type="gramStart"/>
+      <w:r>
+        <w:t>image.Image</w:t>
+      </w:r>
+      <w:proofErr w:type="spellEnd"/>
+      <w:proofErr w:type="gramEnd"/>
+      <w:r>
+        <w:t>("luther.jpg")</w:t>
+      </w:r>
+    </w:p>
+    <w:p>
+      <w:pPr>
+        <w:spacing w:after="0"/>
+      </w:pPr>
+      <w:r>
+        <w:t xml:space="preserve">win = </w:t>
+      </w:r>
+      <w:proofErr w:type="spellStart"/>
+      <w:proofErr w:type="gramStart"/>
+      <w:r>
+        <w:t>image.ImageWin</w:t>
+      </w:r>
+      <w:proofErr w:type="spellEnd"/>
+      <w:proofErr w:type="gramEnd"/>
+      <w:r>
+        <w:t>(</w:t>
+      </w:r>
+      <w:proofErr w:type="spellStart"/>
+      <w:proofErr w:type="gramStart"/>
+      <w:r>
+        <w:t>img.getWidth</w:t>
+      </w:r>
+      <w:proofErr w:type="spellEnd"/>
+      <w:proofErr w:type="gramEnd"/>
+      <w:r>
+        <w:t xml:space="preserve">(), </w:t>
+      </w:r>
+      <w:proofErr w:type="spellStart"/>
+      <w:proofErr w:type="gramStart"/>
+      <w:r>
+        <w:t>img.getHeight</w:t>
+      </w:r>
+      <w:proofErr w:type="spellEnd"/>
+      <w:proofErr w:type="gramEnd"/>
+      <w:r>
+        <w:t>())</w:t>
+      </w:r>
+    </w:p>
+    <w:p>
+      <w:pPr>
+        <w:spacing w:after="0"/>
+      </w:pPr>
+      <w:proofErr w:type="spellStart"/>
+      <w:proofErr w:type="gramStart"/>
+      <w:r>
+        <w:t>img.draw</w:t>
+      </w:r>
+      <w:proofErr w:type="spellEnd"/>
+      <w:proofErr w:type="gramEnd"/>
+      <w:r>
+        <w:t>(win)</w:t>
+      </w:r>
+    </w:p>
+    <w:p>
+      <w:pPr>
+        <w:spacing w:after="0"/>
+      </w:pPr>
+      <w:proofErr w:type="spellStart"/>
+      <w:proofErr w:type="gramStart"/>
+      <w:r>
+        <w:t>img.setDelay</w:t>
+      </w:r>
+      <w:proofErr w:type="spellEnd"/>
+      <w:proofErr w:type="gramEnd"/>
+      <w:r>
+        <w:t xml:space="preserve">(1,15)   # </w:t>
+      </w:r>
+      <w:proofErr w:type="spellStart"/>
+      <w:proofErr w:type="gramStart"/>
+      <w:r>
+        <w:t>setDelay</w:t>
+      </w:r>
+      <w:proofErr w:type="spellEnd"/>
+      <w:r>
+        <w:t>(</w:t>
+      </w:r>
+      <w:proofErr w:type="gramEnd"/>
+      <w:r>
+        <w:t>0) turns off animation</w:t>
+      </w:r>
+    </w:p>
+    <w:p>
+      <w:pPr>
+        <w:spacing w:after="0"/>
+      </w:pPr>
+      <w:r>
+        <w:t>for col in range(</w:t>
+      </w:r>
+      <w:proofErr w:type="spellStart"/>
+      <w:proofErr w:type="gramStart"/>
+      <w:r>
+        <w:t>img.getWidth</w:t>
+      </w:r>
+      <w:proofErr w:type="spellEnd"/>
+      <w:proofErr w:type="gramEnd"/>
+      <w:r>
+        <w:t>()):</w:t>
+      </w:r>
+    </w:p>
+    <w:p>
+      <w:pPr>
+        <w:spacing w:after="0"/>
+      </w:pPr>
+      <w:r>
+        <w:t xml:space="preserve">    for row in range(</w:t>
+      </w:r>
+      <w:proofErr w:type="spellStart"/>
+      <w:proofErr w:type="gramStart"/>
+      <w:r>
+        <w:t>img.getHeight</w:t>
+      </w:r>
+      <w:proofErr w:type="spellEnd"/>
+      <w:proofErr w:type="gramEnd"/>
+      <w:r>
+        <w:t>()):</w:t>
+      </w:r>
+    </w:p>
+    <w:p>
+      <w:pPr>
+        <w:spacing w:after="0"/>
+      </w:pPr>
+      <w:r>
+        <w:t xml:space="preserve">        p = </w:t>
+      </w:r>
+      <w:proofErr w:type="spellStart"/>
+      <w:proofErr w:type="gramStart"/>
+      <w:r>
+        <w:t>img.getPixel</w:t>
+      </w:r>
+      <w:proofErr w:type="spellEnd"/>
+      <w:proofErr w:type="gramEnd"/>
+      <w:r>
+        <w:t>(col, row)</w:t>
+      </w:r>
+    </w:p>
+    <w:p>
+      <w:pPr>
+        <w:spacing w:after="0"/>
+      </w:pPr>
+      <w:r>
+        <w:t xml:space="preserve">        </w:t>
+      </w:r>
+      <w:proofErr w:type="spellStart"/>
+      <w:r>
+        <w:t>newred</w:t>
+      </w:r>
+      <w:proofErr w:type="spellEnd"/>
+      <w:r>
+        <w:t xml:space="preserve"> = 255 - </w:t>
+      </w:r>
+      <w:proofErr w:type="spellStart"/>
+      <w:proofErr w:type="gramStart"/>
+      <w:r>
+        <w:t>p.getRed</w:t>
+      </w:r>
+      <w:proofErr w:type="spellEnd"/>
+      <w:proofErr w:type="gramEnd"/>
+      <w:r>
+        <w:t>()</w:t>
+      </w:r>
+    </w:p>
+    <w:p>
+      <w:pPr>
+        <w:spacing w:after="0"/>
+      </w:pPr>
+      <w:r>
+        <w:t xml:space="preserve">        </w:t>
+      </w:r>
+      <w:proofErr w:type="spellStart"/>
+      <w:r>
+        <w:t>newgreen</w:t>
+      </w:r>
+      <w:proofErr w:type="spellEnd"/>
+      <w:r>
+        <w:t xml:space="preserve"> = 255 - </w:t>
+      </w:r>
+      <w:proofErr w:type="spellStart"/>
+      <w:proofErr w:type="gramStart"/>
+      <w:r>
+        <w:t>p.getGreen</w:t>
+      </w:r>
+      <w:proofErr w:type="spellEnd"/>
+      <w:proofErr w:type="gramEnd"/>
+      <w:r>
+        <w:t>()</w:t>
+      </w:r>
+    </w:p>
+    <w:p>
+      <w:pPr>
+        <w:spacing w:after="0"/>
+      </w:pPr>
+      <w:r>
+        <w:t xml:space="preserve">        </w:t>
+      </w:r>
+      <w:proofErr w:type="spellStart"/>
+      <w:r>
+        <w:t>newblue</w:t>
+      </w:r>
+      <w:proofErr w:type="spellEnd"/>
+      <w:r>
+        <w:t xml:space="preserve"> = 255 - </w:t>
+      </w:r>
+      <w:proofErr w:type="spellStart"/>
+      <w:proofErr w:type="gramStart"/>
+      <w:r>
+        <w:t>p.getBlue</w:t>
+      </w:r>
+      <w:proofErr w:type="spellEnd"/>
+      <w:proofErr w:type="gramEnd"/>
+      <w:r>
+        <w:t>()</w:t>
+      </w:r>
+    </w:p>
+    <w:p>
+      <w:pPr>
+        <w:spacing w:after="0"/>
+      </w:pPr>
+      <w:r>
+        <w:t xml:space="preserve">        </w:t>
+      </w:r>
+      <w:proofErr w:type="spellStart"/>
+      <w:r>
+        <w:t>newpixel</w:t>
+      </w:r>
+      <w:proofErr w:type="spellEnd"/>
+      <w:r>
+        <w:t xml:space="preserve"> = </w:t>
+      </w:r>
+      <w:proofErr w:type="spellStart"/>
+      <w:proofErr w:type="gramStart"/>
+      <w:r>
+        <w:t>image.Pixel</w:t>
+      </w:r>
+      <w:proofErr w:type="spellEnd"/>
+      <w:proofErr w:type="gramEnd"/>
+      <w:r>
+        <w:t>(</w:t>
+      </w:r>
+      <w:proofErr w:type="spellStart"/>
+      <w:r>
+        <w:t>newred</w:t>
+      </w:r>
+      <w:proofErr w:type="spellEnd"/>
+      <w:r>
+        <w:t xml:space="preserve">, </w:t>
+      </w:r>
+      <w:proofErr w:type="spellStart"/>
+      <w:r>
+        <w:t>newgreen</w:t>
+      </w:r>
+      <w:proofErr w:type="spellEnd"/>
+      <w:r>
+        <w:t xml:space="preserve">, </w:t>
+      </w:r>
+      <w:proofErr w:type="spellStart"/>
+      <w:r>
+        <w:t>newblue</w:t>
+      </w:r>
+      <w:proofErr w:type="spellEnd"/>
+      <w:r>
+        <w:t>)</w:t>
+      </w:r>
+    </w:p>
+    <w:p>
+      <w:pPr>
+        <w:spacing w:after="0"/>
+      </w:pPr>
+      <w:r>
+        <w:t xml:space="preserve">        </w:t>
+      </w:r>
+      <w:proofErr w:type="spellStart"/>
+      <w:proofErr w:type="gramStart"/>
+      <w:r>
+        <w:t>img.setPixel</w:t>
+      </w:r>
+      <w:proofErr w:type="spellEnd"/>
+      <w:proofErr w:type="gramEnd"/>
+      <w:r>
+        <w:t xml:space="preserve">(col, row, </w:t>
+      </w:r>
+      <w:proofErr w:type="spellStart"/>
+      <w:r>
+        <w:t>newpixel</w:t>
+      </w:r>
+      <w:proofErr w:type="spellEnd"/>
+      <w:r>
+        <w:t>)</w:t>
+      </w:r>
+    </w:p>
+    <w:p>
+      <w:pPr>
+        <w:spacing w:after="0"/>
+      </w:pPr>
+      <w:proofErr w:type="spellStart"/>
+      <w:proofErr w:type="gramStart"/>
+      <w:r>
+        <w:t>img.draw</w:t>
+      </w:r>
+      <w:proofErr w:type="spellEnd"/>
+      <w:proofErr w:type="gramEnd"/>
+      <w:r>
+        <w:t>(win)</w:t>
+      </w:r>
+    </w:p>
+    <w:p>
+      <w:pPr>
+        <w:spacing w:after="0"/>
+      </w:pPr>
+      <w:proofErr w:type="spellStart"/>
+      <w:proofErr w:type="gramStart"/>
+      <w:r>
+        <w:t>win.exitonclick</w:t>
+      </w:r>
+      <w:proofErr w:type="spellEnd"/>
+      <w:proofErr w:type="gramEnd"/>
+      <w:r>
+        <w:t>()</w:t>
+      </w:r>
+    </w:p>
+    <w:p>
+      <w:r>
+        <w:br w:type="page"/>
+      </w:r>
+    </w:p>
+    <w:p>
+      <w:pPr>
+        <w:spacing w:after="0"/>
+      </w:pPr>
+      <w:r>
+        <w:lastRenderedPageBreak/>
+        <w:t>Let’s take a closer look at the code. After importing the image module, we create an image object called </w:t>
+      </w:r>
+      <w:proofErr w:type="spellStart"/>
+      <w:r>
+        <w:t>img</w:t>
+      </w:r>
+      <w:proofErr w:type="spellEnd"/>
+      <w:r>
+        <w:t> that represents a typical digital photo. We will update each pixel in this image from top to bottom, left to right, which you should be able to observe. You can change the values in </w:t>
+      </w:r>
+      <w:proofErr w:type="spellStart"/>
+      <w:r>
+        <w:t>setDelay</w:t>
+      </w:r>
+      <w:proofErr w:type="spellEnd"/>
+      <w:r>
+        <w:t> to make the program progress faster or slower.</w:t>
+      </w:r>
+    </w:p>
+    <w:p>
+      <w:pPr>
+        <w:spacing w:after="0"/>
+      </w:pPr>
+      <w:r>
+        <w:t>Lines 8 and 9 create the nested iteration that we discussed earlier. This allows us to process each pixel in the image. Line 10 gets an individual pixel.</w:t>
+      </w:r>
+    </w:p>
+    <w:p>
+      <w:pPr>
+        <w:spacing w:after="0"/>
+      </w:pPr>
+      <w:r>
+        <w:t>Lines 12-14 create the negative intensity values by extracting the original intensity from the pixel and subtracting it from 255. Once we have the </w:t>
+      </w:r>
+      <w:proofErr w:type="spellStart"/>
+      <w:r>
+        <w:t>newred</w:t>
+      </w:r>
+      <w:proofErr w:type="spellEnd"/>
+      <w:r>
+        <w:t>, </w:t>
+      </w:r>
+      <w:proofErr w:type="spellStart"/>
+      <w:r>
+        <w:t>newgreen</w:t>
+      </w:r>
+      <w:proofErr w:type="spellEnd"/>
+      <w:r>
+        <w:t>, and </w:t>
+      </w:r>
+      <w:proofErr w:type="spellStart"/>
+      <w:r>
+        <w:t>newblue</w:t>
+      </w:r>
+      <w:proofErr w:type="spellEnd"/>
+      <w:r>
+        <w:t> values, we can create a new pixel (Line 15).</w:t>
+      </w:r>
+    </w:p>
+    <w:p>
+      <w:pPr>
+        <w:spacing w:after="0"/>
+      </w:pPr>
+      <w:r>
+        <w:t>Finally, we need to replace the old pixel with the new pixel in our image. It is important to put the new pixel into the same location as the original pixel that it came from in the digital photo.</w:t>
+      </w:r>
+    </w:p>
+    <w:p>
+      <w:pPr>
+        <w:spacing w:after="0"/>
+      </w:pPr>
+      <w:r>
+        <w:t>Try to change the program above so that the outer loop iterates over the columns and the inner loop iterates over the rows. We still create a negative image, but you can see that the pixels update in a very different order.</w:t>
+      </w:r>
+    </w:p>
+    <w:p>
+      <w:pPr>
+        <w:spacing w:after="0"/>
+        <w:rPr>
+          <w:b/>
+          <w:bCs/>
+        </w:rPr>
+      </w:pPr>
+      <w:r>
+        <w:rPr>
+          <w:b/>
+          <w:bCs/>
+        </w:rPr>
+        <w:t>Other pixel manipulation</w:t>
+      </w:r>
+    </w:p>
+    <w:p>
+      <w:pPr>
+        <w:spacing w:after="0"/>
+      </w:pPr>
+      <w:r>
+        <w:t>There are a number of different image processing algorithms that follow the same pattern as shown above. Namely, take the original pixel, extract the red, green, and blue intensities, and then create a new pixel from them. The new pixel is inserted into an empty image at the same location as the original.</w:t>
+      </w:r>
+    </w:p>
+    <w:p>
+      <w:pPr>
+        <w:spacing w:after="0"/>
+      </w:pPr>
+      <w:r>
+        <w:t>For example, you can create a </w:t>
+      </w:r>
+      <w:r>
+        <w:rPr>
+          <w:b/>
+          <w:bCs/>
+        </w:rPr>
+        <w:t>gray scale</w:t>
+      </w:r>
+      <w:r>
+        <w:t> pixel by averaging the red, green and blue intensities and then using that value for all intensities.</w:t>
+      </w:r>
+    </w:p>
+    <w:p>
+      <w:pPr>
+        <w:spacing w:after="0"/>
+      </w:pPr>
+      <w:r>
+        <w:t>From the gray scale you can create </w:t>
+      </w:r>
+      <w:r>
+        <w:rPr>
+          <w:b/>
+          <w:bCs/>
+        </w:rPr>
+        <w:t>black white</w:t>
+      </w:r>
+      <w:r>
+        <w:t> by setting a threshold and selecting to either insert a white pixel for a black pixel into the empty image.</w:t>
+      </w:r>
+    </w:p>
+    <w:p>
+      <w:pPr>
+        <w:spacing w:after="0"/>
+      </w:pPr>
+      <w:r>
+        <w:t>You can also do some complex arithmetic and create interesting effects, such as </w:t>
+      </w:r>
+      <w:hyperlink r:id="rId28" w:anchor="Sepia_toning" w:history="1">
+        <w:r>
+          <w:rPr>
+            <w:rStyle w:val="Hyperlink"/>
+          </w:rPr>
+          <w:t>Sepia Tone</w:t>
+        </w:r>
+      </w:hyperlink>
+    </w:p>
+    <w:p>
+      <w:pPr>
+        <w:spacing w:after="0"/>
+      </w:pPr>
+    </w:p>
+    <w:p>
+      <w:pPr>
+        <w:spacing w:after="0"/>
+      </w:pPr>
+      <w:r>
+        <w:t xml:space="preserve">What would the image </w:t>
+      </w:r>
+      <w:proofErr w:type="gramStart"/>
+      <w:r>
+        <w:t>produced</w:t>
+      </w:r>
+      <w:proofErr w:type="gramEnd"/>
+      <w:r>
+        <w:t xml:space="preserve"> from </w:t>
+      </w:r>
+      <w:proofErr w:type="spellStart"/>
+      <w:r>
+        <w:t>ActiveCode</w:t>
+      </w:r>
+      <w:proofErr w:type="spellEnd"/>
+      <w:r>
+        <w:t xml:space="preserve"> box 16 look like if you replaced the lines:</w:t>
+      </w:r>
+    </w:p>
+    <w:p>
+      <w:pPr>
+        <w:spacing w:after="0"/>
+      </w:pPr>
+      <w:proofErr w:type="spellStart"/>
+      <w:r>
+        <w:t>newred</w:t>
+      </w:r>
+      <w:proofErr w:type="spellEnd"/>
+      <w:r>
+        <w:t xml:space="preserve"> = 255 - </w:t>
+      </w:r>
+      <w:proofErr w:type="spellStart"/>
+      <w:proofErr w:type="gramStart"/>
+      <w:r>
+        <w:t>p.getRed</w:t>
+      </w:r>
+      <w:proofErr w:type="spellEnd"/>
+      <w:proofErr w:type="gramEnd"/>
+      <w:r>
+        <w:t>()</w:t>
+      </w:r>
+    </w:p>
+    <w:p>
+      <w:pPr>
+        <w:spacing w:after="0"/>
+      </w:pPr>
+      <w:proofErr w:type="spellStart"/>
+      <w:r>
+        <w:t>newgreen</w:t>
+      </w:r>
+      <w:proofErr w:type="spellEnd"/>
+      <w:r>
+        <w:t xml:space="preserve"> = 255 - </w:t>
+      </w:r>
+      <w:proofErr w:type="spellStart"/>
+      <w:proofErr w:type="gramStart"/>
+      <w:r>
+        <w:t>p.getGreen</w:t>
+      </w:r>
+      <w:proofErr w:type="spellEnd"/>
+      <w:proofErr w:type="gramEnd"/>
+      <w:r>
+        <w:t>()</w:t>
+      </w:r>
+    </w:p>
+    <w:p>
+      <w:pPr>
+        <w:spacing w:after="0"/>
+      </w:pPr>
+      <w:proofErr w:type="spellStart"/>
+      <w:r>
+        <w:t>newblue</w:t>
+      </w:r>
+      <w:proofErr w:type="spellEnd"/>
+      <w:r>
+        <w:t xml:space="preserve"> = 255 - </w:t>
+      </w:r>
+      <w:proofErr w:type="spellStart"/>
+      <w:proofErr w:type="gramStart"/>
+      <w:r>
+        <w:t>p.getBlue</w:t>
+      </w:r>
+      <w:proofErr w:type="spellEnd"/>
+      <w:proofErr w:type="gramEnd"/>
+      <w:r>
+        <w:t>()</w:t>
+      </w:r>
+    </w:p>
+    <w:p>
+      <w:pPr>
+        <w:spacing w:after="0"/>
+      </w:pPr>
+      <w:r>
+        <w:t>with the lines:</w:t>
+      </w:r>
+    </w:p>
+    <w:p>
+      <w:pPr>
+        <w:spacing w:after="0"/>
+      </w:pPr>
+      <w:proofErr w:type="spellStart"/>
+      <w:r>
+        <w:t>newred</w:t>
+      </w:r>
+      <w:proofErr w:type="spellEnd"/>
+      <w:r>
+        <w:t xml:space="preserve"> = </w:t>
+      </w:r>
+      <w:proofErr w:type="spellStart"/>
+      <w:proofErr w:type="gramStart"/>
+      <w:r>
+        <w:t>p.getRed</w:t>
+      </w:r>
+      <w:proofErr w:type="spellEnd"/>
+      <w:proofErr w:type="gramEnd"/>
+      <w:r>
+        <w:t>()</w:t>
+      </w:r>
+    </w:p>
+    <w:p>
+      <w:pPr>
+        <w:spacing w:after="0"/>
+      </w:pPr>
+      <w:proofErr w:type="spellStart"/>
+      <w:r>
+        <w:t>newgreen</w:t>
+      </w:r>
+      <w:proofErr w:type="spellEnd"/>
+      <w:r>
+        <w:t xml:space="preserve"> = 0</w:t>
+      </w:r>
+    </w:p>
+    <w:p>
+      <w:pPr>
+        <w:spacing w:after="0"/>
+      </w:pPr>
+      <w:proofErr w:type="spellStart"/>
+      <w:r>
+        <w:t>newblue</w:t>
+      </w:r>
+      <w:proofErr w:type="spellEnd"/>
+      <w:r>
+        <w:t xml:space="preserve"> = 0</w:t>
+      </w:r>
+    </w:p>
+    <w:p>
+      <w:pPr>
+        <w:spacing w:after="0"/>
+      </w:pPr>
+    </w:p>
+    <w:p>
+      <w:pPr>
+        <w:spacing w:after="0"/>
+      </w:pPr>
+      <w:r>
+        <w:t> It would look like a red-washed version of the bell image</w:t>
+      </w:r>
+      <w:r>
+        <w:t>.</w:t>
+      </w:r>
+    </w:p>
+    <w:p>
+      <w:pPr>
+        <w:spacing w:after="0"/>
+      </w:pPr>
+      <w:r>
+        <w:t> Because we are removing the green and the blue values, but keeping the variation of the red the same, you will get the same image, but it will look like it has been bathed in red.</w:t>
+      </w:r>
+    </w:p>
+    <w:p>
+      <w:pPr>
+        <w:spacing w:after="0"/>
+      </w:pPr>
+    </w:p>
+    <w:p>
+      <w:r>
+        <w:br w:type="page"/>
+      </w:r>
+    </w:p>
+    <w:p>
+      <w:pPr>
+        <w:spacing w:after="0"/>
+      </w:pPr>
+      <w:r>
+        <w:lastRenderedPageBreak/>
+        <w:t xml:space="preserve">7.11. The Gory Details: </w:t>
+      </w:r>
+      <w:proofErr w:type="spellStart"/>
+      <w:r>
+        <w:t>Iterables</w:t>
+      </w:r>
+      <w:proofErr w:type="spellEnd"/>
+    </w:p>
+    <w:p>
+      <w:pPr>
+        <w:spacing w:after="0"/>
+      </w:pPr>
+      <w:r>
+        <w:t>The general syntax of a for loop is:</w:t>
+      </w:r>
+    </w:p>
+    <w:p>
+      <w:pPr>
+        <w:spacing w:after="0"/>
+      </w:pPr>
+      <w:r>
+        <w:rPr>
+          <w:b/>
+          <w:bCs/>
+        </w:rPr>
+        <w:t>for</w:t>
+      </w:r>
+      <w:r>
+        <w:t xml:space="preserve"> </w:t>
+      </w:r>
+      <w:proofErr w:type="spellStart"/>
+      <w:r>
+        <w:t>iter_var_name</w:t>
+      </w:r>
+      <w:proofErr w:type="spellEnd"/>
+      <w:r>
+        <w:t xml:space="preserve"> </w:t>
+      </w:r>
+      <w:r>
+        <w:rPr>
+          <w:b/>
+          <w:bCs/>
+        </w:rPr>
+        <w:t>in</w:t>
+      </w:r>
+      <w:r>
+        <w:t xml:space="preserve"> </w:t>
+      </w:r>
+      <w:proofErr w:type="spellStart"/>
+      <w:r>
+        <w:t>some_seq</w:t>
+      </w:r>
+      <w:proofErr w:type="spellEnd"/>
+      <w:r>
+        <w:t>:</w:t>
+      </w:r>
+    </w:p>
+    <w:p>
+      <w:pPr>
+        <w:spacing w:after="0"/>
+      </w:pPr>
+      <w:r>
+        <w:t xml:space="preserve">    </w:t>
+      </w:r>
+      <w:r>
+        <w:rPr>
+          <w:i/>
+          <w:iCs/>
+        </w:rPr>
+        <w:t># code block line 1</w:t>
+      </w:r>
+    </w:p>
+    <w:p>
+      <w:pPr>
+        <w:spacing w:after="0"/>
+      </w:pPr>
+      <w:r>
+        <w:t xml:space="preserve">    </w:t>
+      </w:r>
+      <w:r>
+        <w:rPr>
+          <w:i/>
+          <w:iCs/>
+        </w:rPr>
+        <w:t># code block line 2</w:t>
+      </w:r>
+    </w:p>
+    <w:p>
+      <w:pPr>
+        <w:spacing w:after="0"/>
+      </w:pPr>
+      <w:r>
+        <w:t xml:space="preserve">    </w:t>
+      </w:r>
+      <w:r>
+        <w:rPr>
+          <w:i/>
+          <w:iCs/>
+        </w:rPr>
+        <w:t># ...</w:t>
+      </w:r>
+    </w:p>
+    <w:p>
+      <w:pPr>
+        <w:spacing w:after="0"/>
+      </w:pPr>
+      <w:r>
+        <w:t>After the word in, there can be any Python expression that evaluates to a sequence. You have already seen iteration over strings and lists. A string is a sequence whose items are single characters. A list is a sequence whose items can be any kind of Python object.</w:t>
+      </w:r>
+    </w:p>
+    <w:p>
+      <w:pPr>
+        <w:spacing w:after="0"/>
+      </w:pPr>
+      <w:r>
+        <w:t>Actually, the for loop is a little more general. It can iterate not just over strings and lists, but any kind of Python object that acts like a sequence. So far, strings, lists, and tuples are all we have seen.</w:t>
+      </w:r>
+    </w:p>
+    <w:p>
+      <w:pPr>
+        <w:spacing w:after="0"/>
+      </w:pPr>
+      <w:r>
+        <w:t>We will also see later some Python objects that act like sequences for the purposes of iteration with a for loop. These include file objects and iterators.</w:t>
+      </w:r>
+    </w:p>
+    <w:p>
+      <w:pPr>
+        <w:spacing w:after="0"/>
+      </w:pPr>
+      <w:r>
+        <w:t>In fact, we have actually already seen one of these without noticing, because it hardly matters. Technically, the range function doesn’t actually return a list. That is, </w:t>
+      </w:r>
+      <w:proofErr w:type="gramStart"/>
+      <w:r>
+        <w:t>range(</w:t>
+      </w:r>
+      <w:proofErr w:type="gramEnd"/>
+      <w:r>
+        <w:t>3) doesn’t actually create the list [0, 1, 2]. It returns an object that acts just like the list [0, 1, 2], when used in a for loop. The difference is that the numbers 0, 1, and 2 are produced as they are needed rather than all created in advance. This hardly matters when there are only three items. For </w:t>
+      </w:r>
+      <w:proofErr w:type="gramStart"/>
+      <w:r>
+        <w:t>range(</w:t>
+      </w:r>
+      <w:proofErr w:type="gramEnd"/>
+      <w:r>
+        <w:t>10000000) it makes a little difference for how fast the program runs and how much memory is used. That’s why the items are produced as needed rather than all produced in advance.</w:t>
+      </w:r>
+    </w:p>
+    <w:p>
+      <w:pPr>
+        <w:spacing w:after="0"/>
+      </w:pPr>
+      <w:r>
+        <w:t>For the purposes of this book, however, the difference will rarely matter. You will be safe to think of the range function as if it returns a list object. Indeed, the Python interpreter that’s built into the textbook cheats a little bit and makes the range function actually produce a list. When you run a native Python interpreter on your computer it won’t cheat in that way. Still, when you run code of the form, for x in range(y) you will usually do just fine to think of range(y) returning a list.</w:t>
+      </w:r>
+    </w:p>
+    <w:p>
+      <w:pPr>
+        <w:spacing w:after="0"/>
+      </w:pPr>
+      <w:r>
+        <w:t xml:space="preserve">Don’t worry about understanding these details right now. The important point is that in the </w:t>
+      </w:r>
+      <w:proofErr w:type="spellStart"/>
+      <w:r>
+        <w:t>activecode</w:t>
+      </w:r>
+      <w:proofErr w:type="spellEnd"/>
+      <w:r>
+        <w:t xml:space="preserve"> window above, instead of </w:t>
+      </w:r>
+      <w:proofErr w:type="spellStart"/>
+      <w:r>
+        <w:t>some_seq</w:t>
+      </w:r>
+      <w:proofErr w:type="spellEnd"/>
+      <w:r>
+        <w:t xml:space="preserve"> you can have any Python expression that evaluates to a string, a list, or certain other Python objects that act like sequences for the purposes of use in for loops. It’s just something to keep in mind for later, when we see some of those other Python objects that act like sequences but aren’t </w:t>
+      </w:r>
+      <w:proofErr w:type="gramStart"/>
+      <w:r>
+        <w:t>quite</w:t>
+      </w:r>
+      <w:proofErr w:type="gramEnd"/>
+      <w:r>
+        <w:t>.</w:t>
+      </w:r>
+    </w:p>
+    <w:p>
+      <w:pPr>
+        <w:spacing w:after="0"/>
+      </w:pPr>
+    </w:p>
+    <w:p>
+      <w:r>
+        <w:br w:type="page"/>
+      </w:r>
+    </w:p>
+    <w:p>
+      <w:pPr>
+        <w:spacing w:after="0"/>
+      </w:pPr>
+      <w:r>
+        <w:lastRenderedPageBreak/>
+        <w:t xml:space="preserve">7.11. The Gory Details: </w:t>
+      </w:r>
+      <w:proofErr w:type="spellStart"/>
+      <w:r>
+        <w:t>Iterables</w:t>
+      </w:r>
+      <w:proofErr w:type="spellEnd"/>
+    </w:p>
+    <w:p>
+      <w:pPr>
+        <w:spacing w:after="0"/>
+      </w:pPr>
+      <w:r>
+        <w:t>The general syntax of a for loop is:</w:t>
+      </w:r>
+    </w:p>
+    <w:p>
+      <w:pPr>
+        <w:spacing w:after="0"/>
+      </w:pPr>
+      <w:r>
+        <w:rPr>
+          <w:b/>
+          <w:bCs/>
+        </w:rPr>
+        <w:t>for</w:t>
+      </w:r>
+      <w:r>
+        <w:t xml:space="preserve"> </w:t>
+      </w:r>
+      <w:proofErr w:type="spellStart"/>
+      <w:r>
+        <w:t>iter_var_name</w:t>
+      </w:r>
+      <w:proofErr w:type="spellEnd"/>
+      <w:r>
+        <w:t xml:space="preserve"> </w:t>
+      </w:r>
+      <w:r>
+        <w:rPr>
+          <w:b/>
+          <w:bCs/>
+        </w:rPr>
+        <w:t>in</w:t>
+      </w:r>
+      <w:r>
+        <w:t xml:space="preserve"> </w:t>
+      </w:r>
+      <w:proofErr w:type="spellStart"/>
+      <w:r>
+        <w:t>some_seq</w:t>
+      </w:r>
+      <w:proofErr w:type="spellEnd"/>
+      <w:r>
+        <w:t>:</w:t>
+      </w:r>
+    </w:p>
+    <w:p>
+      <w:pPr>
+        <w:spacing w:after="0"/>
+      </w:pPr>
+      <w:r>
+        <w:t xml:space="preserve">    </w:t>
+      </w:r>
+      <w:r>
+        <w:rPr>
+          <w:i/>
+          <w:iCs/>
+        </w:rPr>
+        <w:t># code block line 1</w:t>
+      </w:r>
+    </w:p>
+    <w:p>
+      <w:pPr>
+        <w:spacing w:after="0"/>
+      </w:pPr>
+      <w:r>
+        <w:t xml:space="preserve">    </w:t>
+      </w:r>
+      <w:r>
+        <w:rPr>
+          <w:i/>
+          <w:iCs/>
+        </w:rPr>
+        <w:t># code block line 2</w:t>
+      </w:r>
+    </w:p>
+    <w:p>
+      <w:pPr>
+        <w:spacing w:after="0"/>
+      </w:pPr>
+      <w:r>
+        <w:t xml:space="preserve">    </w:t>
+      </w:r>
+      <w:r>
+        <w:rPr>
+          <w:i/>
+          <w:iCs/>
+        </w:rPr>
+        <w:t># ...</w:t>
+      </w:r>
+    </w:p>
+    <w:p>
+      <w:pPr>
+        <w:spacing w:after="0"/>
+      </w:pPr>
+      <w:r>
+        <w:t>After the word in, there can be any Python expression that evaluates to a sequence. You have already seen iteration over strings and lists. A string is a sequence whose items are single characters. A list is a sequence whose items can be any kind of Python object.</w:t>
+      </w:r>
+    </w:p>
+    <w:p>
+      <w:pPr>
+        <w:spacing w:after="0"/>
+      </w:pPr>
+      <w:r>
+        <w:t>Actually, the for loop is a little more general. It can iterate not just over strings and lists, but any kind of Python object that acts like a sequence. So far, strings, lists, and tuples are all we have seen.</w:t>
+      </w:r>
+    </w:p>
+    <w:p>
+      <w:pPr>
+        <w:spacing w:after="0"/>
+      </w:pPr>
+      <w:r>
+        <w:t>We will also see later some Python objects that act like sequences for the purposes of iteration with a for loop. These include file objects and iterators.</w:t>
+      </w:r>
+    </w:p>
+    <w:p>
+      <w:pPr>
+        <w:spacing w:after="0"/>
+      </w:pPr>
+      <w:r>
+        <w:t>In fact, we have actually already seen one of these without noticing, because it hardly matters. Technically, the range function doesn’t actually return a list. That is, </w:t>
+      </w:r>
+      <w:proofErr w:type="gramStart"/>
+      <w:r>
+        <w:t>range(</w:t>
+      </w:r>
+      <w:proofErr w:type="gramEnd"/>
+      <w:r>
+        <w:t>3) doesn’t actually create the list [0, 1, 2]. It returns an object that acts just like the list [0, 1, 2], when used in a for loop. The difference is that the numbers 0, 1, and 2 are produced as they are needed rather than all created in advance. This hardly matters when there are only three items. For </w:t>
+      </w:r>
+      <w:proofErr w:type="gramStart"/>
+      <w:r>
+        <w:t>range(</w:t>
+      </w:r>
+      <w:proofErr w:type="gramEnd"/>
+      <w:r>
+        <w:t>10000000) it makes a little difference for how fast the program runs and how much memory is used. That’s why the items are produced as needed rather than all produced in advance.</w:t>
+      </w:r>
+    </w:p>
+    <w:p>
+      <w:pPr>
+        <w:spacing w:after="0"/>
+      </w:pPr>
+      <w:r>
+        <w:t>For the purposes of this book, however, the difference will rarely matter. You will be safe to think of the range function as if it returns a list object. Indeed, the Python interpreter that’s built into the textbook cheats a little bit and makes the range function actually produce a list. When you run a native Python interpreter on your computer it won’t cheat in that way. Still, when you run code of the form, for x in range(y) you will usually do just fine to think of range(y) returning a list.</w:t>
+      </w:r>
+    </w:p>
+    <w:p>
+      <w:pPr>
+        <w:spacing w:after="0"/>
+      </w:pPr>
+      <w:r>
+        <w:t xml:space="preserve">Don’t worry about understanding these details right now. The important point is that in the </w:t>
+      </w:r>
+      <w:proofErr w:type="spellStart"/>
+      <w:r>
+        <w:t>activecode</w:t>
+      </w:r>
+      <w:proofErr w:type="spellEnd"/>
+      <w:r>
+        <w:t xml:space="preserve"> window above, instead of </w:t>
+      </w:r>
+      <w:proofErr w:type="spellStart"/>
+      <w:r>
+        <w:t>some_seq</w:t>
+      </w:r>
+      <w:proofErr w:type="spellEnd"/>
+      <w:r>
+        <w:t xml:space="preserve"> you can have any Python expression that evaluates to a string, a list, or certain other Python objects that act like sequences for the purposes of use in for loops. It’s just something to keep in mind for later, when we see some of those other Python objects that act like sequences but aren’t </w:t>
+      </w:r>
+      <w:proofErr w:type="gramStart"/>
+      <w:r>
+        <w:t>quite</w:t>
+      </w:r>
+      <w:proofErr w:type="gramEnd"/>
+      <w:r>
+        <w:t>.</w:t>
+      </w:r>
+    </w:p>
+    <w:p>
+      <w:pPr>
+        <w:spacing w:after="0"/>
       </w:pPr>
     </w:p>
     <w:sectPr>
@@ -5382,6 +11976,155 @@
     </w:lvl>
   </w:abstractNum>
   <w:abstractNum w:abstractNumId="1" w15:restartNumberingAfterBreak="0">
+    <w:nsid w:val="14BE6D3B"/>
+    <w:multiLevelType w:val="multilevel"/>
+    <w:tmpl w:val="9E2EC086"/>
+    <w:lvl w:ilvl="0">
+      <w:start w:val="1"/>
+      <w:numFmt w:val="bullet"/>
+      <w:lvlText w:val=""/>
+      <w:lvlJc w:val="left"/>
+      <w:pPr>
+        <w:tabs>
+          <w:tab w:val="num" w:pos="720"/>
+        </w:tabs>
+        <w:ind w:left="720" w:hanging="360"/>
+      </w:pPr>
+      <w:rPr>
+        <w:rFonts w:ascii="Symbol" w:hAnsi="Symbol" w:hint="default"/>
+        <w:sz w:val="20"/>
+      </w:rPr>
+    </w:lvl>
+    <w:lvl w:ilvl="1" w:tentative="1">
+      <w:start w:val="1"/>
+      <w:numFmt w:val="bullet"/>
+      <w:lvlText w:val="o"/>
+      <w:lvlJc w:val="left"/>
+      <w:pPr>
+        <w:tabs>
+          <w:tab w:val="num" w:pos="1440"/>
+        </w:tabs>
+        <w:ind w:left="1440" w:hanging="360"/>
+      </w:pPr>
+      <w:rPr>
+        <w:rFonts w:ascii="Courier New" w:hAnsi="Courier New" w:hint="default"/>
+        <w:sz w:val="20"/>
+      </w:rPr>
+    </w:lvl>
+    <w:lvl w:ilvl="2" w:tentative="1">
+      <w:start w:val="1"/>
+      <w:numFmt w:val="bullet"/>
+      <w:lvlText w:val=""/>
+      <w:lvlJc w:val="left"/>
+      <w:pPr>
+        <w:tabs>
+          <w:tab w:val="num" w:pos="2160"/>
+        </w:tabs>
+        <w:ind w:left="2160" w:hanging="360"/>
+      </w:pPr>
+      <w:rPr>
+        <w:rFonts w:ascii="Wingdings" w:hAnsi="Wingdings" w:hint="default"/>
+        <w:sz w:val="20"/>
+      </w:rPr>
+    </w:lvl>
+    <w:lvl w:ilvl="3" w:tentative="1">
+      <w:start w:val="1"/>
+      <w:numFmt w:val="bullet"/>
+      <w:lvlText w:val=""/>
+      <w:lvlJc w:val="left"/>
+      <w:pPr>
+        <w:tabs>
+          <w:tab w:val="num" w:pos="2880"/>
+        </w:tabs>
+        <w:ind w:left="2880" w:hanging="360"/>
+      </w:pPr>
+      <w:rPr>
+        <w:rFonts w:ascii="Wingdings" w:hAnsi="Wingdings" w:hint="default"/>
+        <w:sz w:val="20"/>
+      </w:rPr>
+    </w:lvl>
+    <w:lvl w:ilvl="4" w:tentative="1">
+      <w:start w:val="1"/>
+      <w:numFmt w:val="bullet"/>
+      <w:lvlText w:val=""/>
+      <w:lvlJc w:val="left"/>
+      <w:pPr>
+        <w:tabs>
+          <w:tab w:val="num" w:pos="3600"/>
+        </w:tabs>
+        <w:ind w:left="3600" w:hanging="360"/>
+      </w:pPr>
+      <w:rPr>
+        <w:rFonts w:ascii="Wingdings" w:hAnsi="Wingdings" w:hint="default"/>
+        <w:sz w:val="20"/>
+      </w:rPr>
+    </w:lvl>
+    <w:lvl w:ilvl="5" w:tentative="1">
+      <w:start w:val="1"/>
+      <w:numFmt w:val="bullet"/>
+      <w:lvlText w:val=""/>
+      <w:lvlJc w:val="left"/>
+      <w:pPr>
+        <w:tabs>
+          <w:tab w:val="num" w:pos="4320"/>
+        </w:tabs>
+        <w:ind w:left="4320" w:hanging="360"/>
+      </w:pPr>
+      <w:rPr>
+        <w:rFonts w:ascii="Wingdings" w:hAnsi="Wingdings" w:hint="default"/>
+        <w:sz w:val="20"/>
+      </w:rPr>
+    </w:lvl>
+    <w:lvl w:ilvl="6" w:tentative="1">
+      <w:start w:val="1"/>
+      <w:numFmt w:val="bullet"/>
+      <w:lvlText w:val=""/>
+      <w:lvlJc w:val="left"/>
+      <w:pPr>
+        <w:tabs>
+          <w:tab w:val="num" w:pos="5040"/>
+        </w:tabs>
+        <w:ind w:left="5040" w:hanging="360"/>
+      </w:pPr>
+      <w:rPr>
+        <w:rFonts w:ascii="Wingdings" w:hAnsi="Wingdings" w:hint="default"/>
+        <w:sz w:val="20"/>
+      </w:rPr>
+    </w:lvl>
+    <w:lvl w:ilvl="7" w:tentative="1">
+      <w:start w:val="1"/>
+      <w:numFmt w:val="bullet"/>
+      <w:lvlText w:val=""/>
+      <w:lvlJc w:val="left"/>
+      <w:pPr>
+        <w:tabs>
+          <w:tab w:val="num" w:pos="5760"/>
+        </w:tabs>
+        <w:ind w:left="5760" w:hanging="360"/>
+      </w:pPr>
+      <w:rPr>
+        <w:rFonts w:ascii="Wingdings" w:hAnsi="Wingdings" w:hint="default"/>
+        <w:sz w:val="20"/>
+      </w:rPr>
+    </w:lvl>
+    <w:lvl w:ilvl="8" w:tentative="1">
+      <w:start w:val="1"/>
+      <w:numFmt w:val="bullet"/>
+      <w:lvlText w:val=""/>
+      <w:lvlJc w:val="left"/>
+      <w:pPr>
+        <w:tabs>
+          <w:tab w:val="num" w:pos="6480"/>
+        </w:tabs>
+        <w:ind w:left="6480" w:hanging="360"/>
+      </w:pPr>
+      <w:rPr>
+        <w:rFonts w:ascii="Wingdings" w:hAnsi="Wingdings" w:hint="default"/>
+        <w:sz w:val="20"/>
+      </w:rPr>
+    </w:lvl>
+  </w:abstractNum>
+  <w:abstractNum w:abstractNumId="2" w15:restartNumberingAfterBreak="0">
     <w:nsid w:val="1A237754"/>
     <w:multiLevelType w:val="multilevel"/>
     <w:tmpl w:val="3132ADEA"/>
@@ -5530,7 +12273,7 @@
       </w:rPr>
     </w:lvl>
   </w:abstractNum>
-  <w:abstractNum w:abstractNumId="2" w15:restartNumberingAfterBreak="0">
+  <w:abstractNum w:abstractNumId="3" w15:restartNumberingAfterBreak="0">
     <w:nsid w:val="1E682CC8"/>
     <w:multiLevelType w:val="multilevel"/>
     <w:tmpl w:val="510C9618"/>
@@ -5679,7 +12422,156 @@
       </w:rPr>
     </w:lvl>
   </w:abstractNum>
-  <w:abstractNum w:abstractNumId="3" w15:restartNumberingAfterBreak="0">
+  <w:abstractNum w:abstractNumId="4" w15:restartNumberingAfterBreak="0">
+    <w:nsid w:val="1FB65350"/>
+    <w:multiLevelType w:val="multilevel"/>
+    <w:tmpl w:val="C89EF70A"/>
+    <w:lvl w:ilvl="0">
+      <w:start w:val="1"/>
+      <w:numFmt w:val="bullet"/>
+      <w:lvlText w:val=""/>
+      <w:lvlJc w:val="left"/>
+      <w:pPr>
+        <w:tabs>
+          <w:tab w:val="num" w:pos="720"/>
+        </w:tabs>
+        <w:ind w:left="720" w:hanging="360"/>
+      </w:pPr>
+      <w:rPr>
+        <w:rFonts w:ascii="Symbol" w:hAnsi="Symbol" w:hint="default"/>
+        <w:sz w:val="20"/>
+      </w:rPr>
+    </w:lvl>
+    <w:lvl w:ilvl="1" w:tentative="1">
+      <w:start w:val="1"/>
+      <w:numFmt w:val="bullet"/>
+      <w:lvlText w:val="o"/>
+      <w:lvlJc w:val="left"/>
+      <w:pPr>
+        <w:tabs>
+          <w:tab w:val="num" w:pos="1440"/>
+        </w:tabs>
+        <w:ind w:left="1440" w:hanging="360"/>
+      </w:pPr>
+      <w:rPr>
+        <w:rFonts w:ascii="Courier New" w:hAnsi="Courier New" w:hint="default"/>
+        <w:sz w:val="20"/>
+      </w:rPr>
+    </w:lvl>
+    <w:lvl w:ilvl="2" w:tentative="1">
+      <w:start w:val="1"/>
+      <w:numFmt w:val="bullet"/>
+      <w:lvlText w:val=""/>
+      <w:lvlJc w:val="left"/>
+      <w:pPr>
+        <w:tabs>
+          <w:tab w:val="num" w:pos="2160"/>
+        </w:tabs>
+        <w:ind w:left="2160" w:hanging="360"/>
+      </w:pPr>
+      <w:rPr>
+        <w:rFonts w:ascii="Wingdings" w:hAnsi="Wingdings" w:hint="default"/>
+        <w:sz w:val="20"/>
+      </w:rPr>
+    </w:lvl>
+    <w:lvl w:ilvl="3" w:tentative="1">
+      <w:start w:val="1"/>
+      <w:numFmt w:val="bullet"/>
+      <w:lvlText w:val=""/>
+      <w:lvlJc w:val="left"/>
+      <w:pPr>
+        <w:tabs>
+          <w:tab w:val="num" w:pos="2880"/>
+        </w:tabs>
+        <w:ind w:left="2880" w:hanging="360"/>
+      </w:pPr>
+      <w:rPr>
+        <w:rFonts w:ascii="Wingdings" w:hAnsi="Wingdings" w:hint="default"/>
+        <w:sz w:val="20"/>
+      </w:rPr>
+    </w:lvl>
+    <w:lvl w:ilvl="4" w:tentative="1">
+      <w:start w:val="1"/>
+      <w:numFmt w:val="bullet"/>
+      <w:lvlText w:val=""/>
+      <w:lvlJc w:val="left"/>
+      <w:pPr>
+        <w:tabs>
+          <w:tab w:val="num" w:pos="3600"/>
+        </w:tabs>
+        <w:ind w:left="3600" w:hanging="360"/>
+      </w:pPr>
+      <w:rPr>
+        <w:rFonts w:ascii="Wingdings" w:hAnsi="Wingdings" w:hint="default"/>
+        <w:sz w:val="20"/>
+      </w:rPr>
+    </w:lvl>
+    <w:lvl w:ilvl="5" w:tentative="1">
+      <w:start w:val="1"/>
+      <w:numFmt w:val="bullet"/>
+      <w:lvlText w:val=""/>
+      <w:lvlJc w:val="left"/>
+      <w:pPr>
+        <w:tabs>
+          <w:tab w:val="num" w:pos="4320"/>
+        </w:tabs>
+        <w:ind w:left="4320" w:hanging="360"/>
+      </w:pPr>
+      <w:rPr>
+        <w:rFonts w:ascii="Wingdings" w:hAnsi="Wingdings" w:hint="default"/>
+        <w:sz w:val="20"/>
+      </w:rPr>
+    </w:lvl>
+    <w:lvl w:ilvl="6" w:tentative="1">
+      <w:start w:val="1"/>
+      <w:numFmt w:val="bullet"/>
+      <w:lvlText w:val=""/>
+      <w:lvlJc w:val="left"/>
+      <w:pPr>
+        <w:tabs>
+          <w:tab w:val="num" w:pos="5040"/>
+        </w:tabs>
+        <w:ind w:left="5040" w:hanging="360"/>
+      </w:pPr>
+      <w:rPr>
+        <w:rFonts w:ascii="Wingdings" w:hAnsi="Wingdings" w:hint="default"/>
+        <w:sz w:val="20"/>
+      </w:rPr>
+    </w:lvl>
+    <w:lvl w:ilvl="7" w:tentative="1">
+      <w:start w:val="1"/>
+      <w:numFmt w:val="bullet"/>
+      <w:lvlText w:val=""/>
+      <w:lvlJc w:val="left"/>
+      <w:pPr>
+        <w:tabs>
+          <w:tab w:val="num" w:pos="5760"/>
+        </w:tabs>
+        <w:ind w:left="5760" w:hanging="360"/>
+      </w:pPr>
+      <w:rPr>
+        <w:rFonts w:ascii="Wingdings" w:hAnsi="Wingdings" w:hint="default"/>
+        <w:sz w:val="20"/>
+      </w:rPr>
+    </w:lvl>
+    <w:lvl w:ilvl="8" w:tentative="1">
+      <w:start w:val="1"/>
+      <w:numFmt w:val="bullet"/>
+      <w:lvlText w:val=""/>
+      <w:lvlJc w:val="left"/>
+      <w:pPr>
+        <w:tabs>
+          <w:tab w:val="num" w:pos="6480"/>
+        </w:tabs>
+        <w:ind w:left="6480" w:hanging="360"/>
+      </w:pPr>
+      <w:rPr>
+        <w:rFonts w:ascii="Wingdings" w:hAnsi="Wingdings" w:hint="default"/>
+        <w:sz w:val="20"/>
+      </w:rPr>
+    </w:lvl>
+  </w:abstractNum>
+  <w:abstractNum w:abstractNumId="5" w15:restartNumberingAfterBreak="0">
     <w:nsid w:val="20811C20"/>
     <w:multiLevelType w:val="multilevel"/>
     <w:tmpl w:val="5D108D0C"/>
@@ -5828,7 +12720,7 @@
       </w:rPr>
     </w:lvl>
   </w:abstractNum>
-  <w:abstractNum w:abstractNumId="4" w15:restartNumberingAfterBreak="0">
+  <w:abstractNum w:abstractNumId="6" w15:restartNumberingAfterBreak="0">
     <w:nsid w:val="252070E5"/>
     <w:multiLevelType w:val="multilevel"/>
     <w:tmpl w:val="A4444A64"/>
@@ -5977,7 +12869,7 @@
       </w:rPr>
     </w:lvl>
   </w:abstractNum>
-  <w:abstractNum w:abstractNumId="5" w15:restartNumberingAfterBreak="0">
+  <w:abstractNum w:abstractNumId="7" w15:restartNumberingAfterBreak="0">
     <w:nsid w:val="29EF67DF"/>
     <w:multiLevelType w:val="multilevel"/>
     <w:tmpl w:val="39422C8A"/>
@@ -6126,7 +13018,7 @@
       </w:rPr>
     </w:lvl>
   </w:abstractNum>
-  <w:abstractNum w:abstractNumId="6" w15:restartNumberingAfterBreak="0">
+  <w:abstractNum w:abstractNumId="8" w15:restartNumberingAfterBreak="0">
     <w:nsid w:val="2A01135D"/>
     <w:multiLevelType w:val="multilevel"/>
     <w:tmpl w:val="011E4896"/>
@@ -6275,7 +13167,7 @@
       </w:rPr>
     </w:lvl>
   </w:abstractNum>
-  <w:abstractNum w:abstractNumId="7" w15:restartNumberingAfterBreak="0">
+  <w:abstractNum w:abstractNumId="9" w15:restartNumberingAfterBreak="0">
     <w:nsid w:val="337D78FA"/>
     <w:multiLevelType w:val="multilevel"/>
     <w:tmpl w:val="B49C493C"/>
@@ -6424,7 +13316,7 @@
       </w:rPr>
     </w:lvl>
   </w:abstractNum>
-  <w:abstractNum w:abstractNumId="8" w15:restartNumberingAfterBreak="0">
+  <w:abstractNum w:abstractNumId="10" w15:restartNumberingAfterBreak="0">
     <w:nsid w:val="35AD6332"/>
     <w:multiLevelType w:val="multilevel"/>
     <w:tmpl w:val="8DF8EF5C"/>
@@ -6573,7 +13465,7 @@
       </w:rPr>
     </w:lvl>
   </w:abstractNum>
-  <w:abstractNum w:abstractNumId="9" w15:restartNumberingAfterBreak="0">
+  <w:abstractNum w:abstractNumId="11" w15:restartNumberingAfterBreak="0">
     <w:nsid w:val="396B7220"/>
     <w:multiLevelType w:val="multilevel"/>
     <w:tmpl w:val="0CD49FDC"/>
@@ -6722,7 +13614,7 @@
       </w:rPr>
     </w:lvl>
   </w:abstractNum>
-  <w:abstractNum w:abstractNumId="10" w15:restartNumberingAfterBreak="0">
+  <w:abstractNum w:abstractNumId="12" w15:restartNumberingAfterBreak="0">
     <w:nsid w:val="3E063D26"/>
     <w:multiLevelType w:val="multilevel"/>
     <w:tmpl w:val="2DD81A96"/>
@@ -6871,7 +13763,156 @@
       </w:rPr>
     </w:lvl>
   </w:abstractNum>
-  <w:abstractNum w:abstractNumId="11" w15:restartNumberingAfterBreak="0">
+  <w:abstractNum w:abstractNumId="13" w15:restartNumberingAfterBreak="0">
+    <w:nsid w:val="42A44F75"/>
+    <w:multiLevelType w:val="multilevel"/>
+    <w:tmpl w:val="165E6538"/>
+    <w:lvl w:ilvl="0">
+      <w:start w:val="1"/>
+      <w:numFmt w:val="bullet"/>
+      <w:lvlText w:val=""/>
+      <w:lvlJc w:val="left"/>
+      <w:pPr>
+        <w:tabs>
+          <w:tab w:val="num" w:pos="720"/>
+        </w:tabs>
+        <w:ind w:left="720" w:hanging="360"/>
+      </w:pPr>
+      <w:rPr>
+        <w:rFonts w:ascii="Symbol" w:hAnsi="Symbol" w:hint="default"/>
+        <w:sz w:val="20"/>
+      </w:rPr>
+    </w:lvl>
+    <w:lvl w:ilvl="1" w:tentative="1">
+      <w:start w:val="1"/>
+      <w:numFmt w:val="bullet"/>
+      <w:lvlText w:val="o"/>
+      <w:lvlJc w:val="left"/>
+      <w:pPr>
+        <w:tabs>
+          <w:tab w:val="num" w:pos="1440"/>
+        </w:tabs>
+        <w:ind w:left="1440" w:hanging="360"/>
+      </w:pPr>
+      <w:rPr>
+        <w:rFonts w:ascii="Courier New" w:hAnsi="Courier New" w:hint="default"/>
+        <w:sz w:val="20"/>
+      </w:rPr>
+    </w:lvl>
+    <w:lvl w:ilvl="2" w:tentative="1">
+      <w:start w:val="1"/>
+      <w:numFmt w:val="bullet"/>
+      <w:lvlText w:val=""/>
+      <w:lvlJc w:val="left"/>
+      <w:pPr>
+        <w:tabs>
+          <w:tab w:val="num" w:pos="2160"/>
+        </w:tabs>
+        <w:ind w:left="2160" w:hanging="360"/>
+      </w:pPr>
+      <w:rPr>
+        <w:rFonts w:ascii="Wingdings" w:hAnsi="Wingdings" w:hint="default"/>
+        <w:sz w:val="20"/>
+      </w:rPr>
+    </w:lvl>
+    <w:lvl w:ilvl="3" w:tentative="1">
+      <w:start w:val="1"/>
+      <w:numFmt w:val="bullet"/>
+      <w:lvlText w:val=""/>
+      <w:lvlJc w:val="left"/>
+      <w:pPr>
+        <w:tabs>
+          <w:tab w:val="num" w:pos="2880"/>
+        </w:tabs>
+        <w:ind w:left="2880" w:hanging="360"/>
+      </w:pPr>
+      <w:rPr>
+        <w:rFonts w:ascii="Wingdings" w:hAnsi="Wingdings" w:hint="default"/>
+        <w:sz w:val="20"/>
+      </w:rPr>
+    </w:lvl>
+    <w:lvl w:ilvl="4" w:tentative="1">
+      <w:start w:val="1"/>
+      <w:numFmt w:val="bullet"/>
+      <w:lvlText w:val=""/>
+      <w:lvlJc w:val="left"/>
+      <w:pPr>
+        <w:tabs>
+          <w:tab w:val="num" w:pos="3600"/>
+        </w:tabs>
+        <w:ind w:left="3600" w:hanging="360"/>
+      </w:pPr>
+      <w:rPr>
+        <w:rFonts w:ascii="Wingdings" w:hAnsi="Wingdings" w:hint="default"/>
+        <w:sz w:val="20"/>
+      </w:rPr>
+    </w:lvl>
+    <w:lvl w:ilvl="5" w:tentative="1">
+      <w:start w:val="1"/>
+      <w:numFmt w:val="bullet"/>
+      <w:lvlText w:val=""/>
+      <w:lvlJc w:val="left"/>
+      <w:pPr>
+        <w:tabs>
+          <w:tab w:val="num" w:pos="4320"/>
+        </w:tabs>
+        <w:ind w:left="4320" w:hanging="360"/>
+      </w:pPr>
+      <w:rPr>
+        <w:rFonts w:ascii="Wingdings" w:hAnsi="Wingdings" w:hint="default"/>
+        <w:sz w:val="20"/>
+      </w:rPr>
+    </w:lvl>
+    <w:lvl w:ilvl="6" w:tentative="1">
+      <w:start w:val="1"/>
+      <w:numFmt w:val="bullet"/>
+      <w:lvlText w:val=""/>
+      <w:lvlJc w:val="left"/>
+      <w:pPr>
+        <w:tabs>
+          <w:tab w:val="num" w:pos="5040"/>
+        </w:tabs>
+        <w:ind w:left="5040" w:hanging="360"/>
+      </w:pPr>
+      <w:rPr>
+        <w:rFonts w:ascii="Wingdings" w:hAnsi="Wingdings" w:hint="default"/>
+        <w:sz w:val="20"/>
+      </w:rPr>
+    </w:lvl>
+    <w:lvl w:ilvl="7" w:tentative="1">
+      <w:start w:val="1"/>
+      <w:numFmt w:val="bullet"/>
+      <w:lvlText w:val=""/>
+      <w:lvlJc w:val="left"/>
+      <w:pPr>
+        <w:tabs>
+          <w:tab w:val="num" w:pos="5760"/>
+        </w:tabs>
+        <w:ind w:left="5760" w:hanging="360"/>
+      </w:pPr>
+      <w:rPr>
+        <w:rFonts w:ascii="Wingdings" w:hAnsi="Wingdings" w:hint="default"/>
+        <w:sz w:val="20"/>
+      </w:rPr>
+    </w:lvl>
+    <w:lvl w:ilvl="8" w:tentative="1">
+      <w:start w:val="1"/>
+      <w:numFmt w:val="bullet"/>
+      <w:lvlText w:val=""/>
+      <w:lvlJc w:val="left"/>
+      <w:pPr>
+        <w:tabs>
+          <w:tab w:val="num" w:pos="6480"/>
+        </w:tabs>
+        <w:ind w:left="6480" w:hanging="360"/>
+      </w:pPr>
+      <w:rPr>
+        <w:rFonts w:ascii="Wingdings" w:hAnsi="Wingdings" w:hint="default"/>
+        <w:sz w:val="20"/>
+      </w:rPr>
+    </w:lvl>
+  </w:abstractNum>
+  <w:abstractNum w:abstractNumId="14" w15:restartNumberingAfterBreak="0">
     <w:nsid w:val="45DB237E"/>
     <w:multiLevelType w:val="multilevel"/>
     <w:tmpl w:val="A790D330"/>
@@ -7020,7 +14061,7 @@
       </w:rPr>
     </w:lvl>
   </w:abstractNum>
-  <w:abstractNum w:abstractNumId="12" w15:restartNumberingAfterBreak="0">
+  <w:abstractNum w:abstractNumId="15" w15:restartNumberingAfterBreak="0">
     <w:nsid w:val="4E734B5D"/>
     <w:multiLevelType w:val="multilevel"/>
     <w:tmpl w:val="CCF8C67E"/>
@@ -7169,7 +14210,7 @@
       </w:rPr>
     </w:lvl>
   </w:abstractNum>
-  <w:abstractNum w:abstractNumId="13" w15:restartNumberingAfterBreak="0">
+  <w:abstractNum w:abstractNumId="16" w15:restartNumberingAfterBreak="0">
     <w:nsid w:val="5677522F"/>
     <w:multiLevelType w:val="multilevel"/>
     <w:tmpl w:val="34865C5C"/>
@@ -7318,7 +14359,7 @@
       </w:rPr>
     </w:lvl>
   </w:abstractNum>
-  <w:abstractNum w:abstractNumId="14" w15:restartNumberingAfterBreak="0">
+  <w:abstractNum w:abstractNumId="17" w15:restartNumberingAfterBreak="0">
     <w:nsid w:val="5B367FB1"/>
     <w:multiLevelType w:val="multilevel"/>
     <w:tmpl w:val="20ACD37A"/>
@@ -7467,7 +14508,7 @@
       </w:rPr>
     </w:lvl>
   </w:abstractNum>
-  <w:abstractNum w:abstractNumId="15" w15:restartNumberingAfterBreak="0">
+  <w:abstractNum w:abstractNumId="18" w15:restartNumberingAfterBreak="0">
     <w:nsid w:val="5DC402FC"/>
     <w:multiLevelType w:val="multilevel"/>
     <w:tmpl w:val="43068DFE"/>
@@ -7580,7 +14621,156 @@
       </w:pPr>
     </w:lvl>
   </w:abstractNum>
-  <w:abstractNum w:abstractNumId="16" w15:restartNumberingAfterBreak="0">
+  <w:abstractNum w:abstractNumId="19" w15:restartNumberingAfterBreak="0">
+    <w:nsid w:val="5F366ED3"/>
+    <w:multiLevelType w:val="multilevel"/>
+    <w:tmpl w:val="A9164C1E"/>
+    <w:lvl w:ilvl="0">
+      <w:start w:val="1"/>
+      <w:numFmt w:val="bullet"/>
+      <w:lvlText w:val=""/>
+      <w:lvlJc w:val="left"/>
+      <w:pPr>
+        <w:tabs>
+          <w:tab w:val="num" w:pos="720"/>
+        </w:tabs>
+        <w:ind w:left="720" w:hanging="360"/>
+      </w:pPr>
+      <w:rPr>
+        <w:rFonts w:ascii="Symbol" w:hAnsi="Symbol" w:hint="default"/>
+        <w:sz w:val="20"/>
+      </w:rPr>
+    </w:lvl>
+    <w:lvl w:ilvl="1" w:tentative="1">
+      <w:start w:val="1"/>
+      <w:numFmt w:val="bullet"/>
+      <w:lvlText w:val="o"/>
+      <w:lvlJc w:val="left"/>
+      <w:pPr>
+        <w:tabs>
+          <w:tab w:val="num" w:pos="1440"/>
+        </w:tabs>
+        <w:ind w:left="1440" w:hanging="360"/>
+      </w:pPr>
+      <w:rPr>
+        <w:rFonts w:ascii="Courier New" w:hAnsi="Courier New" w:hint="default"/>
+        <w:sz w:val="20"/>
+      </w:rPr>
+    </w:lvl>
+    <w:lvl w:ilvl="2" w:tentative="1">
+      <w:start w:val="1"/>
+      <w:numFmt w:val="bullet"/>
+      <w:lvlText w:val=""/>
+      <w:lvlJc w:val="left"/>
+      <w:pPr>
+        <w:tabs>
+          <w:tab w:val="num" w:pos="2160"/>
+        </w:tabs>
+        <w:ind w:left="2160" w:hanging="360"/>
+      </w:pPr>
+      <w:rPr>
+        <w:rFonts w:ascii="Wingdings" w:hAnsi="Wingdings" w:hint="default"/>
+        <w:sz w:val="20"/>
+      </w:rPr>
+    </w:lvl>
+    <w:lvl w:ilvl="3" w:tentative="1">
+      <w:start w:val="1"/>
+      <w:numFmt w:val="bullet"/>
+      <w:lvlText w:val=""/>
+      <w:lvlJc w:val="left"/>
+      <w:pPr>
+        <w:tabs>
+          <w:tab w:val="num" w:pos="2880"/>
+        </w:tabs>
+        <w:ind w:left="2880" w:hanging="360"/>
+      </w:pPr>
+      <w:rPr>
+        <w:rFonts w:ascii="Wingdings" w:hAnsi="Wingdings" w:hint="default"/>
+        <w:sz w:val="20"/>
+      </w:rPr>
+    </w:lvl>
+    <w:lvl w:ilvl="4" w:tentative="1">
+      <w:start w:val="1"/>
+      <w:numFmt w:val="bullet"/>
+      <w:lvlText w:val=""/>
+      <w:lvlJc w:val="left"/>
+      <w:pPr>
+        <w:tabs>
+          <w:tab w:val="num" w:pos="3600"/>
+        </w:tabs>
+        <w:ind w:left="3600" w:hanging="360"/>
+      </w:pPr>
+      <w:rPr>
+        <w:rFonts w:ascii="Wingdings" w:hAnsi="Wingdings" w:hint="default"/>
+        <w:sz w:val="20"/>
+      </w:rPr>
+    </w:lvl>
+    <w:lvl w:ilvl="5" w:tentative="1">
+      <w:start w:val="1"/>
+      <w:numFmt w:val="bullet"/>
+      <w:lvlText w:val=""/>
+      <w:lvlJc w:val="left"/>
+      <w:pPr>
+        <w:tabs>
+          <w:tab w:val="num" w:pos="4320"/>
+        </w:tabs>
+        <w:ind w:left="4320" w:hanging="360"/>
+      </w:pPr>
+      <w:rPr>
+        <w:rFonts w:ascii="Wingdings" w:hAnsi="Wingdings" w:hint="default"/>
+        <w:sz w:val="20"/>
+      </w:rPr>
+    </w:lvl>
+    <w:lvl w:ilvl="6" w:tentative="1">
+      <w:start w:val="1"/>
+      <w:numFmt w:val="bullet"/>
+      <w:lvlText w:val=""/>
+      <w:lvlJc w:val="left"/>
+      <w:pPr>
+        <w:tabs>
+          <w:tab w:val="num" w:pos="5040"/>
+        </w:tabs>
+        <w:ind w:left="5040" w:hanging="360"/>
+      </w:pPr>
+      <w:rPr>
+        <w:rFonts w:ascii="Wingdings" w:hAnsi="Wingdings" w:hint="default"/>
+        <w:sz w:val="20"/>
+      </w:rPr>
+    </w:lvl>
+    <w:lvl w:ilvl="7" w:tentative="1">
+      <w:start w:val="1"/>
+      <w:numFmt w:val="bullet"/>
+      <w:lvlText w:val=""/>
+      <w:lvlJc w:val="left"/>
+      <w:pPr>
+        <w:tabs>
+          <w:tab w:val="num" w:pos="5760"/>
+        </w:tabs>
+        <w:ind w:left="5760" w:hanging="360"/>
+      </w:pPr>
+      <w:rPr>
+        <w:rFonts w:ascii="Wingdings" w:hAnsi="Wingdings" w:hint="default"/>
+        <w:sz w:val="20"/>
+      </w:rPr>
+    </w:lvl>
+    <w:lvl w:ilvl="8" w:tentative="1">
+      <w:start w:val="1"/>
+      <w:numFmt w:val="bullet"/>
+      <w:lvlText w:val=""/>
+      <w:lvlJc w:val="left"/>
+      <w:pPr>
+        <w:tabs>
+          <w:tab w:val="num" w:pos="6480"/>
+        </w:tabs>
+        <w:ind w:left="6480" w:hanging="360"/>
+      </w:pPr>
+      <w:rPr>
+        <w:rFonts w:ascii="Wingdings" w:hAnsi="Wingdings" w:hint="default"/>
+        <w:sz w:val="20"/>
+      </w:rPr>
+    </w:lvl>
+  </w:abstractNum>
+  <w:abstractNum w:abstractNumId="20" w15:restartNumberingAfterBreak="0">
     <w:nsid w:val="613A2F45"/>
     <w:multiLevelType w:val="multilevel"/>
     <w:tmpl w:val="545493CC"/>
@@ -7729,7 +14919,7 @@
       </w:rPr>
     </w:lvl>
   </w:abstractNum>
-  <w:abstractNum w:abstractNumId="17" w15:restartNumberingAfterBreak="0">
+  <w:abstractNum w:abstractNumId="21" w15:restartNumberingAfterBreak="0">
     <w:nsid w:val="65C21068"/>
     <w:multiLevelType w:val="multilevel"/>
     <w:tmpl w:val="40381B62"/>
@@ -7842,7 +15032,7 @@
       </w:pPr>
     </w:lvl>
   </w:abstractNum>
-  <w:abstractNum w:abstractNumId="18" w15:restartNumberingAfterBreak="0">
+  <w:abstractNum w:abstractNumId="22" w15:restartNumberingAfterBreak="0">
     <w:nsid w:val="6F491F5F"/>
     <w:multiLevelType w:val="multilevel"/>
     <w:tmpl w:val="901ABA94"/>
@@ -7991,7 +15181,7 @@
       </w:rPr>
     </w:lvl>
   </w:abstractNum>
-  <w:abstractNum w:abstractNumId="19" w15:restartNumberingAfterBreak="0">
+  <w:abstractNum w:abstractNumId="23" w15:restartNumberingAfterBreak="0">
     <w:nsid w:val="706221B9"/>
     <w:multiLevelType w:val="multilevel"/>
     <w:tmpl w:val="DCDA1202"/>
@@ -8140,7 +15330,7 @@
       </w:rPr>
     </w:lvl>
   </w:abstractNum>
-  <w:abstractNum w:abstractNumId="20" w15:restartNumberingAfterBreak="0">
+  <w:abstractNum w:abstractNumId="24" w15:restartNumberingAfterBreak="0">
     <w:nsid w:val="7BE978AA"/>
     <w:multiLevelType w:val="multilevel"/>
     <w:tmpl w:val="A2AC4BA4"/>
@@ -8289,7 +15479,7 @@
       </w:rPr>
     </w:lvl>
   </w:abstractNum>
-  <w:abstractNum w:abstractNumId="21" w15:restartNumberingAfterBreak="0">
+  <w:abstractNum w:abstractNumId="25" w15:restartNumberingAfterBreak="0">
     <w:nsid w:val="7E2D4EF2"/>
     <w:multiLevelType w:val="multilevel"/>
     <w:tmpl w:val="C47206AE"/>
@@ -8439,70 +15629,82 @@
     </w:lvl>
   </w:abstractNum>
   <w:num w:numId="1" w16cid:durableId="1496872446">
-    <w:abstractNumId w:val="15"/>
+    <w:abstractNumId w:val="18"/>
   </w:num>
   <w:num w:numId="2" w16cid:durableId="635450846">
-    <w:abstractNumId w:val="18"/>
+    <w:abstractNumId w:val="22"/>
   </w:num>
   <w:num w:numId="3" w16cid:durableId="125857921">
+    <w:abstractNumId w:val="7"/>
+  </w:num>
+  <w:num w:numId="4" w16cid:durableId="1160073953">
+    <w:abstractNumId w:val="16"/>
+  </w:num>
+  <w:num w:numId="5" w16cid:durableId="1391613259">
     <w:abstractNumId w:val="5"/>
   </w:num>
-  <w:num w:numId="4" w16cid:durableId="1160073953">
-    <w:abstractNumId w:val="13"/>
+  <w:num w:numId="6" w16cid:durableId="1161698506">
+    <w:abstractNumId w:val="17"/>
   </w:num>
-  <w:num w:numId="5" w16cid:durableId="1391613259">
+  <w:num w:numId="7" w16cid:durableId="644044334">
+    <w:abstractNumId w:val="12"/>
+  </w:num>
+  <w:num w:numId="8" w16cid:durableId="813374061">
+    <w:abstractNumId w:val="11"/>
+  </w:num>
+  <w:num w:numId="9" w16cid:durableId="1285039000">
     <w:abstractNumId w:val="3"/>
   </w:num>
-  <w:num w:numId="6" w16cid:durableId="1161698506">
+  <w:num w:numId="10" w16cid:durableId="1094059203">
     <w:abstractNumId w:val="14"/>
   </w:num>
-  <w:num w:numId="7" w16cid:durableId="644044334">
-    <w:abstractNumId w:val="10"/>
-  </w:num>
-  <w:num w:numId="8" w16cid:durableId="813374061">
-    <w:abstractNumId w:val="9"/>
-  </w:num>
-  <w:num w:numId="9" w16cid:durableId="1285039000">
-    <w:abstractNumId w:val="2"/>
-  </w:num>
-  <w:num w:numId="10" w16cid:durableId="1094059203">
-    <w:abstractNumId w:val="11"/>
-  </w:num>
   <w:num w:numId="11" w16cid:durableId="1288585586">
-    <w:abstractNumId w:val="16"/>
+    <w:abstractNumId w:val="20"/>
   </w:num>
   <w:num w:numId="12" w16cid:durableId="809398259">
-    <w:abstractNumId w:val="4"/>
+    <w:abstractNumId w:val="6"/>
   </w:num>
   <w:num w:numId="13" w16cid:durableId="1445226590">
+    <w:abstractNumId w:val="25"/>
+  </w:num>
+  <w:num w:numId="14" w16cid:durableId="1584996246">
     <w:abstractNumId w:val="21"/>
   </w:num>
-  <w:num w:numId="14" w16cid:durableId="1584996246">
-    <w:abstractNumId w:val="17"/>
-  </w:num>
   <w:num w:numId="15" w16cid:durableId="954212295">
-    <w:abstractNumId w:val="1"/>
+    <w:abstractNumId w:val="2"/>
   </w:num>
   <w:num w:numId="16" w16cid:durableId="1407537403">
     <w:abstractNumId w:val="0"/>
   </w:num>
   <w:num w:numId="17" w16cid:durableId="843587783">
-    <w:abstractNumId w:val="20"/>
+    <w:abstractNumId w:val="24"/>
   </w:num>
   <w:num w:numId="18" w16cid:durableId="468089412">
+    <w:abstractNumId w:val="23"/>
+  </w:num>
+  <w:num w:numId="19" w16cid:durableId="141507366">
+    <w:abstractNumId w:val="8"/>
+  </w:num>
+  <w:num w:numId="20" w16cid:durableId="258299868">
+    <w:abstractNumId w:val="10"/>
+  </w:num>
+  <w:num w:numId="21" w16cid:durableId="1781031318">
+    <w:abstractNumId w:val="9"/>
+  </w:num>
+  <w:num w:numId="22" w16cid:durableId="607154146">
+    <w:abstractNumId w:val="15"/>
+  </w:num>
+  <w:num w:numId="23" w16cid:durableId="1145245002">
+    <w:abstractNumId w:val="13"/>
+  </w:num>
+  <w:num w:numId="24" w16cid:durableId="1148402471">
     <w:abstractNumId w:val="19"/>
   </w:num>
-  <w:num w:numId="19" w16cid:durableId="141507366">
-    <w:abstractNumId w:val="6"/>
+  <w:num w:numId="25" w16cid:durableId="897206554">
+    <w:abstractNumId w:val="1"/>
   </w:num>
-  <w:num w:numId="20" w16cid:durableId="258299868">
-    <w:abstractNumId w:val="8"/>
-  </w:num>
-  <w:num w:numId="21" w16cid:durableId="1781031318">
-    <w:abstractNumId w:val="7"/>
-  </w:num>
-  <w:num w:numId="22" w16cid:durableId="607154146">
-    <w:abstractNumId w:val="12"/>
+  <w:num w:numId="26" w16cid:durableId="1840997778">
+    <w:abstractNumId w:val="4"/>
   </w:num>
 </w:numbering>
 </file>
@@ -9110,7 +16312,6 @@
   <w:style w:type="character" w:default="1" w:styleId="DefaultParagraphFont">
     <w:name w:val="Default Paragraph Font"/>
     <w:uiPriority w:val="1"/>
-    <w:semiHidden/>
     <w:unhideWhenUsed/>
   </w:style>
   <w:style w:type="table" w:default="1" w:styleId="TableNormal">

--- a/Course 1 - Python Basics/notes/notes from Coursera Python 3 Prgmg.docx
+++ b/Course 1 - Python Basics/notes/notes from Coursera Python 3 Prgmg.docx
@@ -978,10 +978,12 @@
               <w:t xml:space="preserve">Move the turtle to position </w:t>
             </w:r>
             <w:proofErr w:type="spellStart"/>
+            <w:proofErr w:type="gramStart"/>
             <w:r>
               <w:t>x,y</w:t>
             </w:r>
             <w:proofErr w:type="spellEnd"/>
+            <w:proofErr w:type="gramEnd"/>
           </w:p>
         </w:tc>
       </w:tr>
@@ -1445,11 +1447,19 @@
       </w:r>
       <w:proofErr w:type="spellStart"/>
       <w:r>
-        <w:t>tess.forward</w:t>
-      </w:r>
-      <w:proofErr w:type="spellEnd"/>
-      <w:r>
-        <w:t xml:space="preserve">(-100) will move </w:t>
+        <w:t>tess.</w:t>
+      </w:r>
+      <w:proofErr w:type="gramStart"/>
+      <w:r>
+        <w:t>forward</w:t>
+      </w:r>
+      <w:proofErr w:type="spellEnd"/>
+      <w:r>
+        <w:t>(</w:t>
+      </w:r>
+      <w:proofErr w:type="gramEnd"/>
+      <w:r>
+        <w:t xml:space="preserve">-100) will move </w:t>
       </w:r>
       <w:proofErr w:type="spellStart"/>
       <w:r>
@@ -1460,10 +1470,12 @@
         <w:t xml:space="preserve"> backwards, and </w:t>
       </w:r>
       <w:proofErr w:type="spellStart"/>
+      <w:proofErr w:type="gramStart"/>
       <w:r>
         <w:t>tess.left</w:t>
       </w:r>
       <w:proofErr w:type="spellEnd"/>
+      <w:proofErr w:type="gramEnd"/>
       <w:r>
         <w:t xml:space="preserve">(-30) turns her to the right. Additionally, because there are 360 degrees in a circle, turning 30 to the left will leave you facing in the same direction as turning 330 to the right! (The on-screen animation will differ, though — you will be able to tell if </w:t>
       </w:r>
@@ -1494,10 +1506,12 @@
         <w:br/>
       </w:r>
       <w:proofErr w:type="spellStart"/>
+      <w:proofErr w:type="gramStart"/>
       <w:r>
         <w:t>alex.backward</w:t>
       </w:r>
       <w:proofErr w:type="spellEnd"/>
+      <w:proofErr w:type="gramEnd"/>
       <w:r>
         <w:t xml:space="preserve">(-100) to move </w:t>
       </w:r>
@@ -1873,7 +1887,15 @@
       </w:r>
       <w:proofErr w:type="spellEnd"/>
       <w:r>
-        <w:t xml:space="preserve">. That imports everything in morecode.py. To invoke a function f1 that is defined in morecode.py, you would write morecode.f1(). Note that you have to explicitly mention </w:t>
+        <w:t>. That imports everything in morecode.py. To invoke a function f1 that is defined in morecode.py, you would write </w:t>
+      </w:r>
+      <w:proofErr w:type="gramStart"/>
+      <w:r>
+        <w:t>morecode.f</w:t>
+      </w:r>
+      <w:proofErr w:type="gramEnd"/>
+      <w:r>
+        <w:t xml:space="preserve">1(). Note that you have to explicitly mention </w:t>
       </w:r>
       <w:proofErr w:type="spellStart"/>
       <w:r>
@@ -1908,7 +1930,15 @@
       </w:r>
       <w:proofErr w:type="spellEnd"/>
       <w:r>
-        <w:t> as mc, you would invoke f1 as mc.f1(). You have now given the </w:t>
+        <w:t> as mc, you would invoke f1 as </w:t>
+      </w:r>
+      <w:proofErr w:type="gramStart"/>
+      <w:r>
+        <w:t>mc.f</w:t>
+      </w:r>
+      <w:proofErr w:type="gramEnd"/>
+      <w:r>
+        <w:t>1(). You have now given the </w:t>
       </w:r>
       <w:proofErr w:type="spellStart"/>
       <w:r>
@@ -2130,10 +2160,12 @@
         <w:t xml:space="preserve">prob = </w:t>
       </w:r>
       <w:proofErr w:type="spellStart"/>
+      <w:proofErr w:type="gramStart"/>
       <w:r>
         <w:t>random.random</w:t>
       </w:r>
       <w:proofErr w:type="spellEnd"/>
+      <w:proofErr w:type="gramEnd"/>
       <w:r>
         <w:t>()</w:t>
       </w:r>
@@ -2159,10 +2191,12 @@
         <w:t xml:space="preserve"> = </w:t>
       </w:r>
       <w:proofErr w:type="spellStart"/>
+      <w:proofErr w:type="gramStart"/>
       <w:r>
         <w:t>random.randrange</w:t>
       </w:r>
       <w:proofErr w:type="spellEnd"/>
+      <w:proofErr w:type="gramEnd"/>
       <w:r>
         <w:t>(1,7)       # return an int, one of 1,2,3,4,5,6</w:t>
       </w:r>
@@ -2207,20 +2241,30 @@
         <w:t> function generates an integer between its lower and upper argument where the lower bound is included, but the upper bound is excluded. So, </w:t>
       </w:r>
       <w:proofErr w:type="spellStart"/>
+      <w:proofErr w:type="gramStart"/>
       <w:r>
         <w:t>randrange</w:t>
       </w:r>
       <w:proofErr w:type="spellEnd"/>
       <w:r>
-        <w:t>(1,7) will include numbers from 1-6. If you omit the first parameter it is assumed to be 0 so </w:t>
-      </w:r>
-      <w:proofErr w:type="spellStart"/>
+        <w:t>(</w:t>
+      </w:r>
+      <w:proofErr w:type="gramEnd"/>
+      <w:r>
+        <w:t>1,7) will include numbers from 1-6. If you omit the first parameter it is assumed to be 0 so </w:t>
+      </w:r>
+      <w:proofErr w:type="spellStart"/>
+      <w:proofErr w:type="gramStart"/>
       <w:r>
         <w:t>randrange</w:t>
       </w:r>
       <w:proofErr w:type="spellEnd"/>
       <w:r>
-        <w:t>(10) will give you numbers from 0-9. All the values have an equal probability of occurring (i.e. the results are </w:t>
+        <w:t>(</w:t>
+      </w:r>
+      <w:proofErr w:type="gramEnd"/>
+      <w:r>
+        <w:t>10) will give you numbers from 0-9. All the values have an equal probability of occurring (i.e. the results are </w:t>
       </w:r>
       <w:r>
         <w:rPr>
@@ -2238,7 +2282,23 @@
         <w:spacing w:afterLines="60" w:after="144"/>
       </w:pPr>
       <w:r>
-        <w:t>The random() function returns a floating point number in the range [0.0, 1.0) — the square bracket means “closed interval on the left” and the round parenthesis means “open interval on the right”. In other words, 0.0 is possible, but all returned numbers will be strictly less than 1.0. It is usual to </w:t>
+        <w:t>The </w:t>
+      </w:r>
+      <w:proofErr w:type="gramStart"/>
+      <w:r>
+        <w:t>random(</w:t>
+      </w:r>
+      <w:proofErr w:type="gramEnd"/>
+      <w:r>
+        <w:t xml:space="preserve">) function returns a </w:t>
+      </w:r>
+      <w:proofErr w:type="gramStart"/>
+      <w:r>
+        <w:t>floating point</w:t>
+      </w:r>
+      <w:proofErr w:type="gramEnd"/>
+      <w:r>
+        <w:t xml:space="preserve"> number in the range [0.0, 1.0) — the square bracket means “closed interval on the left” and the round parenthesis means “open interval on the right”. In other words, 0.0 is possible, but all returned numbers will be strictly less than 1.0. It is usual to </w:t>
       </w:r>
       <w:r>
         <w:rPr>
@@ -2275,10 +2335,12 @@
         <w:t xml:space="preserve">prob = </w:t>
       </w:r>
       <w:proofErr w:type="spellStart"/>
+      <w:proofErr w:type="gramStart"/>
       <w:r>
         <w:t>random.random</w:t>
       </w:r>
       <w:proofErr w:type="spellEnd"/>
+      <w:proofErr w:type="gramEnd"/>
       <w:r>
         <w:t>()</w:t>
       </w:r>
@@ -2311,7 +2373,15 @@
         <w:t>deterministic</w:t>
       </w:r>
       <w:r>
-        <w:t> algorithm — repeatable and predictable. So they’re called </w:t>
+        <w:t xml:space="preserve"> algorithm — repeatable and predictable. </w:t>
+      </w:r>
+      <w:proofErr w:type="gramStart"/>
+      <w:r>
+        <w:t>So</w:t>
+      </w:r>
+      <w:proofErr w:type="gramEnd"/>
+      <w:r>
+        <w:t xml:space="preserve"> they’re called </w:t>
       </w:r>
       <w:r>
         <w:rPr>
@@ -2383,8 +2453,13 @@
       <w:pPr>
         <w:spacing w:after="60"/>
       </w:pPr>
-      <w:r>
-        <w:t>print(Hello, world!)</w:t>
+      <w:proofErr w:type="gramStart"/>
+      <w:r>
+        <w:t>print(</w:t>
+      </w:r>
+      <w:proofErr w:type="gramEnd"/>
+      <w:r>
+        <w:t>Hello, world!)</w:t>
       </w:r>
     </w:p>
     <w:p>
@@ -2399,9 +2474,19 @@
       <w:pPr>
         <w:spacing w:after="60"/>
       </w:pPr>
-      <w:r>
-        <w:t>print(5 + )</w:t>
-      </w:r>
+      <w:proofErr w:type="gramStart"/>
+      <w:r>
+        <w:t>print(</w:t>
+      </w:r>
+      <w:proofErr w:type="gramEnd"/>
+      <w:r>
+        <w:t xml:space="preserve">5 </w:t>
+      </w:r>
+      <w:proofErr w:type="gramStart"/>
+      <w:r>
+        <w:t>+ )</w:t>
+      </w:r>
+      <w:proofErr w:type="gramEnd"/>
     </w:p>
     <w:p>
       <w:pPr>
@@ -2430,24 +2515,39 @@
       <w:pPr>
         <w:spacing w:after="0"/>
       </w:pPr>
-      <w:r>
-        <w:t>print("Hello, World!")</w:t>
-      </w:r>
-    </w:p>
-    <w:p>
-      <w:pPr>
-        <w:spacing w:after="0"/>
-      </w:pPr>
-      <w:r>
-        <w:t>print(5 + 3</w:t>
-      </w:r>
-    </w:p>
-    <w:p>
-      <w:pPr>
-        <w:spacing w:after="0"/>
-      </w:pPr>
-      <w:r>
-        <w:t>print("All finished!")</w:t>
+      <w:proofErr w:type="gramStart"/>
+      <w:r>
+        <w:t>print(</w:t>
+      </w:r>
+      <w:proofErr w:type="gramEnd"/>
+      <w:r>
+        <w:t>"Hello, World!")</w:t>
+      </w:r>
+    </w:p>
+    <w:p>
+      <w:pPr>
+        <w:spacing w:after="0"/>
+      </w:pPr>
+      <w:proofErr w:type="gramStart"/>
+      <w:r>
+        <w:t>print(</w:t>
+      </w:r>
+      <w:proofErr w:type="gramEnd"/>
+      <w:r>
+        <w:t>5 + 3</w:t>
+      </w:r>
+    </w:p>
+    <w:p>
+      <w:pPr>
+        <w:spacing w:after="0"/>
+      </w:pPr>
+      <w:proofErr w:type="gramStart"/>
+      <w:r>
+        <w:t>print(</w:t>
+      </w:r>
+      <w:proofErr w:type="gramEnd"/>
+      <w:r>
+        <w:t>"All finished!")</w:t>
       </w:r>
     </w:p>
     <w:p>
@@ -2524,7 +2624,15 @@
         <w:t>right</w:t>
       </w:r>
       <w:r>
-        <w:t> parenthesis ) from line 2 and running the program again. Notice how the error message gives no line number at all. With syntax errors, you need to be prepared to hunt around a bit in order to locate the trouble.</w:t>
+        <w:t> </w:t>
+      </w:r>
+      <w:proofErr w:type="gramStart"/>
+      <w:r>
+        <w:t>parenthesis )</w:t>
+      </w:r>
+      <w:proofErr w:type="gramEnd"/>
+      <w:r>
+        <w:t> from line 2 and running the program again. Notice how the error message gives no line number at all. With syntax errors, you need to be prepared to hunt around a bit in order to locate the trouble.</w:t>
       </w:r>
     </w:p>
     <w:p>
@@ -2637,7 +2745,15 @@
         <w:spacing w:after="0"/>
       </w:pPr>
       <w:r>
-        <w:t>subtotal = input("Enter total before tax:")</w:t>
+        <w:t xml:space="preserve">subtotal = </w:t>
+      </w:r>
+      <w:proofErr w:type="gramStart"/>
+      <w:r>
+        <w:t>input(</w:t>
+      </w:r>
+      <w:proofErr w:type="gramEnd"/>
+      <w:r>
+        <w:t>"Enter total before tax:")</w:t>
       </w:r>
     </w:p>
     <w:p>
@@ -2649,8 +2765,13 @@
       </w:r>
     </w:p>
     <w:p>
-      <w:r>
-        <w:t>print("tax on", subtotal, "is:", tax)</w:t>
+      <w:proofErr w:type="gramStart"/>
+      <w:r>
+        <w:t>print(</w:t>
+      </w:r>
+      <w:proofErr w:type="gramEnd"/>
+      <w:r>
+        <w:t>"tax on", subtotal, "is:", tax)</w:t>
       </w:r>
     </w:p>
     <w:p>
@@ -2759,15 +2880,31 @@
         <w:spacing w:after="0"/>
       </w:pPr>
       <w:r>
-        <w:t>num1 = input('Enter a number:')</w:t>
-      </w:r>
-    </w:p>
-    <w:p>
-      <w:pPr>
-        <w:spacing w:after="0"/>
-      </w:pPr>
-      <w:r>
-        <w:t>num2 = input('Enter another number:')</w:t>
+        <w:t xml:space="preserve">num1 = </w:t>
+      </w:r>
+      <w:proofErr w:type="gramStart"/>
+      <w:r>
+        <w:t>input(</w:t>
+      </w:r>
+      <w:proofErr w:type="gramEnd"/>
+      <w:r>
+        <w:t>'Enter a number:')</w:t>
+      </w:r>
+    </w:p>
+    <w:p>
+      <w:pPr>
+        <w:spacing w:after="0"/>
+      </w:pPr>
+      <w:r>
+        <w:t xml:space="preserve">num2 = </w:t>
+      </w:r>
+      <w:proofErr w:type="gramStart"/>
+      <w:r>
+        <w:t>input(</w:t>
+      </w:r>
+      <w:proofErr w:type="gramEnd"/>
+      <w:r>
+        <w:t>'Enter another number:')</w:t>
       </w:r>
     </w:p>
     <w:p>
@@ -2779,8 +2916,13 @@
       </w:r>
     </w:p>
     <w:p>
-      <w:r>
-        <w:t>print('The sum of', num1, 'and', num2, 'is', sum)</w:t>
+      <w:proofErr w:type="gramStart"/>
+      <w:r>
+        <w:t>print(</w:t>
+      </w:r>
+      <w:proofErr w:type="gramEnd"/>
+      <w:r>
+        <w:t>'The sum of', num1, 'and', num2, 'is', sum)</w:t>
       </w:r>
     </w:p>
     <w:p>
@@ -2942,7 +3084,15 @@
     </w:p>
     <w:p>
       <w:r>
-        <w:t>Many problems in your program will lead to an error message. For example as I was writing and testing this chapter of the book I wrote the following version of the example program in the previous section.</w:t>
+        <w:t xml:space="preserve">Many problems in your program will lead to an error message. For </w:t>
+      </w:r>
+      <w:proofErr w:type="gramStart"/>
+      <w:r>
+        <w:t>example</w:t>
+      </w:r>
+      <w:proofErr w:type="gramEnd"/>
+      <w:r>
+        <w:t xml:space="preserve"> as I was writing and testing this chapter of the book I wrote the following version of the example program in the previous section.</w:t>
       </w:r>
     </w:p>
     <w:p>
@@ -2955,7 +3105,15 @@
       </w:r>
       <w:proofErr w:type="spellEnd"/>
       <w:r>
-        <w:t xml:space="preserve"> = input("What is the current time (in hours 0-23)?")</w:t>
+        <w:t xml:space="preserve"> = </w:t>
+      </w:r>
+      <w:proofErr w:type="gramStart"/>
+      <w:r>
+        <w:t>input(</w:t>
+      </w:r>
+      <w:proofErr w:type="gramEnd"/>
+      <w:r>
+        <w:t>"What is the current time (in hours 0-23)?")</w:t>
       </w:r>
     </w:p>
     <w:p>
@@ -2968,7 +3126,15 @@
       </w:r>
       <w:proofErr w:type="spellEnd"/>
       <w:r>
-        <w:t xml:space="preserve"> = input("How many hours do you want to wait")</w:t>
+        <w:t xml:space="preserve"> = </w:t>
+      </w:r>
+      <w:proofErr w:type="gramStart"/>
+      <w:r>
+        <w:t>input(</w:t>
+      </w:r>
+      <w:proofErr w:type="gramEnd"/>
+      <w:r>
+        <w:t>"How many hours do you want to wait")</w:t>
       </w:r>
     </w:p>
     <w:p>
@@ -3085,7 +3251,15 @@
       </w:r>
       <w:proofErr w:type="spellEnd"/>
       <w:r>
-        <w:t> is used on both the left and the right hand side of the assignment statement.</w:t>
+        <w:t xml:space="preserve"> is used on both the left and the </w:t>
+      </w:r>
+      <w:proofErr w:type="gramStart"/>
+      <w:r>
+        <w:t>right hand</w:t>
+      </w:r>
+      <w:proofErr w:type="gramEnd"/>
+      <w:r>
+        <w:t xml:space="preserve"> side of the assignment statement.</w:t>
       </w:r>
     </w:p>
     <w:p>
@@ -3243,8 +3417,13 @@
         </w:numPr>
         <w:spacing w:after="0"/>
       </w:pPr>
-      <w:r>
-        <w:t>First we will define what these four error messages mean.</w:t>
+      <w:proofErr w:type="gramStart"/>
+      <w:r>
+        <w:t>First</w:t>
+      </w:r>
+      <w:proofErr w:type="gramEnd"/>
+      <w:r>
+        <w:t xml:space="preserve"> we will define what these four error messages mean.</w:t>
       </w:r>
     </w:p>
     <w:p>
@@ -3266,8 +3445,13 @@
           <w:numId w:val="19"/>
         </w:numPr>
       </w:pPr>
-      <w:r>
-        <w:t>Finally we will look at ways to help uncover the root cause of these messages.</w:t>
+      <w:proofErr w:type="gramStart"/>
+      <w:r>
+        <w:t>Finally</w:t>
+      </w:r>
+      <w:proofErr w:type="gramEnd"/>
+      <w:r>
+        <w:t xml:space="preserve"> we will look at ways to help uncover the root cause of these messages.</w:t>
       </w:r>
     </w:p>
     <w:p>
@@ -3288,15 +3472,28 @@
         <w:spacing w:after="60"/>
       </w:pPr>
       <w:r>
-        <w:t>Syntax errors happen when you make an error in the syntax of your program. Syntax errors are like making grammatical errors in writing. If you don’t use periods and commas in your writing then you are making it hard for other readers to figure out what you are trying to say. Similarly Python has certain grammatical rules that must be followed or else Python can’t figure out what you are trying to say.</w:t>
+        <w:t xml:space="preserve">Syntax errors happen when you make an error in the syntax of your program. Syntax errors are like making grammatical errors in writing. If you don’t use periods and commas in your writing then you are making it hard for other readers to figure out what you are trying to say. </w:t>
+      </w:r>
+      <w:proofErr w:type="gramStart"/>
+      <w:r>
+        <w:t>Similarly</w:t>
+      </w:r>
+      <w:proofErr w:type="gramEnd"/>
+      <w:r>
+        <w:t xml:space="preserve"> Python has certain grammatical rules that must be followed or else Python can’t figure out what you are trying to say.</w:t>
       </w:r>
     </w:p>
     <w:p>
       <w:pPr>
         <w:spacing w:after="60"/>
       </w:pPr>
-      <w:r>
-        <w:t xml:space="preserve">Usually </w:t>
+      <w:proofErr w:type="gramStart"/>
+      <w:r>
+        <w:t>Usually</w:t>
+      </w:r>
+      <w:proofErr w:type="gramEnd"/>
+      <w:r>
+        <w:t xml:space="preserve"> </w:t>
       </w:r>
       <w:proofErr w:type="spellStart"/>
       <w:r>
@@ -3343,7 +3540,23 @@
         <w:spacing w:after="60"/>
       </w:pPr>
       <w:r>
-        <w:t>The error message points you to line 1 and in this case that is exactly where the error occurs. In this case your biggest clue is to notice the difference in highlighting on the line. Notice that the words “current time” are a different color than those around them. Why is this? Because “current time” is in double quotes inside another pair of double quotes Python thinks that you are finishing off one string, then you have some other names and finally another string. But you haven’t separated these names or strings by commas, and you haven’t added them together with the concatenation operator (+). So, there are several corrections you could make. First you could make the argument to input be as follows: "What is the 'current time' (in hours 0-23) " Notice that here we have correctly used single quotes inside double quotes . Another option is to simply remove the extra double quotes. Why were you quoting “current time” anyway? "What is the current time (in hours 0-23)"</w:t>
+        <w:t xml:space="preserve">The error message points you to line 1 and in this case that is exactly where the error occurs. In this case your biggest clue is to notice the difference in highlighting on the line. Notice that the words “current time” are a different color than those around them. Why is this? Because “current time” is in double quotes inside another pair of double quotes Python thinks that you are finishing off one string, then you have some other names and finally another string. But you haven’t separated these names or strings by commas, and you haven’t added them together with the concatenation operator (+). So, there are several corrections you could make. </w:t>
+      </w:r>
+      <w:proofErr w:type="gramStart"/>
+      <w:r>
+        <w:t>First</w:t>
+      </w:r>
+      <w:proofErr w:type="gramEnd"/>
+      <w:r>
+        <w:t xml:space="preserve"> you could make the argument to input be as follows: "What is the 'current time' (in hours 0-23) " Notice that here we have correctly used single quotes inside double </w:t>
+      </w:r>
+      <w:proofErr w:type="gramStart"/>
+      <w:r>
+        <w:t>quotes .</w:t>
+      </w:r>
+      <w:proofErr w:type="gramEnd"/>
+      <w:r>
+        <w:t xml:space="preserve"> Another option is to simply remove the extra double quotes. Why were you quoting “current time” anyway? "What is the current time (in hours 0-23)"</w:t>
       </w:r>
     </w:p>
     <w:p>
@@ -3382,7 +3595,23 @@
       </w:r>
       <w:proofErr w:type="spellEnd"/>
       <w:r>
-        <w:t> but if you reflect for a minute you will see that by commenting out line one you have caused a new and unrelated error. That is you have commented out the creation of the name </w:t>
+        <w:t xml:space="preserve"> but if you reflect for a </w:t>
+      </w:r>
+      <w:proofErr w:type="gramStart"/>
+      <w:r>
+        <w:t>minute</w:t>
+      </w:r>
+      <w:proofErr w:type="gramEnd"/>
+      <w:r>
+        <w:t xml:space="preserve"> you will see that by commenting out line one you have caused a new and unrelated error. That </w:t>
+      </w:r>
+      <w:proofErr w:type="gramStart"/>
+      <w:r>
+        <w:t>is</w:t>
+      </w:r>
+      <w:proofErr w:type="gramEnd"/>
+      <w:r>
+        <w:t xml:space="preserve"> you have commented out the creation of the name </w:t>
       </w:r>
       <w:proofErr w:type="spellStart"/>
       <w:r>
@@ -3390,7 +3619,15 @@
       </w:r>
       <w:proofErr w:type="spellEnd"/>
       <w:r>
-        <w:t xml:space="preserve">. So of course when you want to convert it to an int you will get the </w:t>
+        <w:t xml:space="preserve">. So </w:t>
+      </w:r>
+      <w:proofErr w:type="gramStart"/>
+      <w:r>
+        <w:t>of course</w:t>
+      </w:r>
+      <w:proofErr w:type="gramEnd"/>
+      <w:r>
+        <w:t xml:space="preserve"> when you want to convert it to an int you will get the </w:t>
       </w:r>
       <w:proofErr w:type="spellStart"/>
       <w:r>
@@ -3420,7 +3657,23 @@
       </w:r>
       <w:proofErr w:type="spellEnd"/>
       <w:r>
-        <w:t> to a constant value. For example you might make line one look like this: current_time_str = "10"  #input("What is the "current time" (in hours 0-23)?"). Now you have assigned </w:t>
+        <w:t xml:space="preserve"> to a constant value. For </w:t>
+      </w:r>
+      <w:proofErr w:type="gramStart"/>
+      <w:r>
+        <w:t>example</w:t>
+      </w:r>
+      <w:proofErr w:type="gramEnd"/>
+      <w:r>
+        <w:t xml:space="preserve"> you might make line one look like this: current_time_str = "10</w:t>
+      </w:r>
+      <w:proofErr w:type="gramStart"/>
+      <w:r>
+        <w:t>"  #input(</w:t>
+      </w:r>
+      <w:proofErr w:type="gramEnd"/>
+      <w:r>
+        <w:t>"What is the "current time" (in hours 0-23)?"). Now you have assigned </w:t>
       </w:r>
       <w:proofErr w:type="spellStart"/>
       <w:r>
@@ -3428,7 +3681,15 @@
       </w:r>
       <w:proofErr w:type="spellEnd"/>
       <w:r>
-        <w:t> to the string 10, and commented out the input statement. And now the program works! So you conclude that the problem must have something to do with the input function.</w:t>
+        <w:t xml:space="preserve"> to the string 10, and commented out the input statement. And now the program works! </w:t>
+      </w:r>
+      <w:proofErr w:type="gramStart"/>
+      <w:r>
+        <w:t>So</w:t>
+      </w:r>
+      <w:proofErr w:type="gramEnd"/>
+      <w:r>
+        <w:t xml:space="preserve"> you conclude that the problem must have something to do with the input function.</w:t>
       </w:r>
     </w:p>
     <w:p>
@@ -3448,7 +3709,15 @@
       </w:r>
       <w:proofErr w:type="spellEnd"/>
       <w:r>
-        <w:t xml:space="preserve"> occur when you try to combine two objects that are not compatible. For example you try to add together an integer and a string. Usually type errors can be isolated to lines that are using mathematical operators, and usually the line number given by the error message is an accurate indication of the line.</w:t>
+        <w:t xml:space="preserve"> occur when you try to combine two objects that are not compatible. For </w:t>
+      </w:r>
+      <w:proofErr w:type="gramStart"/>
+      <w:r>
+        <w:t>example</w:t>
+      </w:r>
+      <w:proofErr w:type="gramEnd"/>
+      <w:r>
+        <w:t xml:space="preserve"> you try to add together an integer and a string. Usually type errors can be isolated to lines that are using mathematical operators, and usually the line number given by the error message is an accurate indication of the line.</w:t>
       </w:r>
     </w:p>
     <w:p>
@@ -3460,7 +3729,31 @@
         <w:t>Finding Clues</w:t>
       </w:r>
       <w:r>
-        <w:t> One thing that can help you in this situation is to print out the values and the types of the variables involved in the statement that is causing the error. You might try adding a print statement after line 4 print(x, type(x)) You will see that at least we have confirmed that x is of type string. Now you need to start to work backward through the program. You need to ask yourself, where is x used in the program? x is used on lines 2, 3, and of course 5 and 6 (where we are getting an error). So maybe you move the print statement to be after line 2 and again after 3. Line 3 is where you expect the value of x to be changed to an integer. Could line 4 be mysteriously changing x back to a string? Not very likely. So the value and type of x is just what you would expect it to be after line 2, but not after line 3. This helps you isolate the problem to line 3. In fact if you employ one of our earlier techniques of commenting out line 3 you will see that this has no impact on the error, and is a big clue that line 3 as it is currently written is useless.</w:t>
+        <w:t> One thing that can help you in this situation is to print out the values and the types of the variables involved in the statement that is causing the error. You might try adding a print statement after line 4 </w:t>
+      </w:r>
+      <w:proofErr w:type="gramStart"/>
+      <w:r>
+        <w:t>print(</w:t>
+      </w:r>
+      <w:proofErr w:type="gramEnd"/>
+      <w:r>
+        <w:t xml:space="preserve">x, type(x)) You will see that at least we have confirmed that x is of type string. Now you need to start to work backward through the program. You need to ask yourself, where is x used in the program? x is used on lines 2, 3, and of course 5 and 6 (where we are getting an error). So maybe you move the print statement to be after line 2 and again after 3. Line 3 is where you expect the value of x to be changed to an integer. Could line 4 be mysteriously changing x back to a string? Not very likely. </w:t>
+      </w:r>
+      <w:proofErr w:type="gramStart"/>
+      <w:r>
+        <w:t>So</w:t>
+      </w:r>
+      <w:proofErr w:type="gramEnd"/>
+      <w:r>
+        <w:t xml:space="preserve"> the value and type of x is just what you would expect it to be after line 2, but not after line 3. This helps you isolate the problem to line 3. In </w:t>
+      </w:r>
+      <w:proofErr w:type="gramStart"/>
+      <w:r>
+        <w:t>fact</w:t>
+      </w:r>
+      <w:proofErr w:type="gramEnd"/>
+      <w:r>
+        <w:t xml:space="preserve"> if you employ one of our earlier techniques of commenting out line 3 you will see that this has no impact on the error, and is a big clue that line 3 as it is currently written is useless.</w:t>
       </w:r>
     </w:p>
     <w:p>
@@ -3508,7 +3801,15 @@
     </w:p>
     <w:p>
       <w:r>
-        <w:t>1. The word you are searching for will appear only once in your code, it’s also likely that it will be on the right hand side of an assignment statement, or as a parameter to a function. That should confirm for you that you have a typo somewhere. If the name in question </w:t>
+        <w:t xml:space="preserve">1. The word you are searching for will appear only once in your code, it’s also likely that it will be on the </w:t>
+      </w:r>
+      <w:proofErr w:type="gramStart"/>
+      <w:r>
+        <w:t>right hand</w:t>
+      </w:r>
+      <w:proofErr w:type="gramEnd"/>
+      <w:r>
+        <w:t xml:space="preserve"> side of an assignment statement, or as a parameter to a function. That should confirm for you that you have a typo somewhere. If the name in question </w:t>
       </w:r>
       <w:r>
         <w:rPr>
@@ -3518,7 +3819,23 @@
         <w:t>is</w:t>
       </w:r>
       <w:r>
-        <w:t> what you thought it should be then you probably have a typo on the left hand side of an assignment statement on a line before your error message occurs. Start looking backward at your assignment statements. In some cases it’s really nice to leave all the highlighted strings from the search function visible as they will help you very quickly find a line where you might have expected your variable to be highlighted.</w:t>
+        <w:t xml:space="preserve"> what you thought it should be then you probably have a typo on the </w:t>
+      </w:r>
+      <w:proofErr w:type="gramStart"/>
+      <w:r>
+        <w:t>left hand</w:t>
+      </w:r>
+      <w:proofErr w:type="gramEnd"/>
+      <w:r>
+        <w:t xml:space="preserve"> side of an assignment statement on a line before your error message occurs. Start looking backward at your assignment statements. In some </w:t>
+      </w:r>
+      <w:proofErr w:type="gramStart"/>
+      <w:r>
+        <w:t>cases</w:t>
+      </w:r>
+      <w:proofErr w:type="gramEnd"/>
+      <w:r>
+        <w:t xml:space="preserve"> it’s really nice to leave all the highlighted strings from the search function visible as they will help you very quickly find a line where you might have expected your variable to be highlighted.</w:t>
       </w:r>
     </w:p>
     <w:p>
@@ -3544,12 +3861,28 @@
     </w:p>
     <w:p>
       <w:r>
-        <w:t>Value errors occur when you pass a parameter to a function and the function is expecting a certain limitations on the values, and the value passed is not compatible. We can illustrate that with this particular program in two different ways.</w:t>
-      </w:r>
-    </w:p>
-    <w:p>
-      <w:r>
-        <w:t>Run the program but instead of typing in anything to the dialog box just click OK. You should see the following error message: ValueError: invalid literal for int() with base 10: '' on line: 4 This error is not because you have made a mistake in your program. Although sometimes we do want to check the user input to make sure its valid, but we don’t have all the tools we need for that yet. The error happens because the user did not give us something we can convert to an integer, instead we gave it an empty string. Try running the program again. Now this time enter “ten” instead of the number 10. You will get a similar error message.</w:t>
+        <w:t xml:space="preserve">Value errors occur when you pass a parameter to a function and the function is expecting a </w:t>
+      </w:r>
+      <w:proofErr w:type="gramStart"/>
+      <w:r>
+        <w:t>certain limitations</w:t>
+      </w:r>
+      <w:proofErr w:type="gramEnd"/>
+      <w:r>
+        <w:t xml:space="preserve"> on the values, and the value passed is not compatible. We can illustrate that with this particular program in two different ways.</w:t>
+      </w:r>
+    </w:p>
+    <w:p>
+      <w:r>
+        <w:t>Run the program but instead of typing in anything to the dialog box just click OK. You should see the following error message: ValueError: invalid literal for </w:t>
+      </w:r>
+      <w:proofErr w:type="gramStart"/>
+      <w:r>
+        <w:t>int(</w:t>
+      </w:r>
+      <w:proofErr w:type="gramEnd"/>
+      <w:r>
+        <w:t>) with base 10: '' on line: 4 This error is not because you have made a mistake in your program. Although sometimes we do want to check the user input to make sure its valid, but we don’t have all the tools we need for that yet. The error happens because the user did not give us something we can convert to an integer, instead we gave it an empty string. Try running the program again. Now this time enter “ten” instead of the number 10. You will get a similar error message.</w:t>
       </w:r>
     </w:p>
     <w:p>
@@ -3567,7 +3900,15 @@
       </w:r>
       <w:proofErr w:type="spellEnd"/>
       <w:r>
-        <w:t xml:space="preserve"> again when we get to more complicated programs. For now it is worth repeating that you need to keep track of the restrictions needed for your variables, and understand what your function is expecting. You can do this by writing comments in your code, or by naming your variables in a way that reminds you of their proper form.</w:t>
+        <w:t xml:space="preserve"> again when we get to more complicated programs. For </w:t>
+      </w:r>
+      <w:proofErr w:type="gramStart"/>
+      <w:r>
+        <w:t>now</w:t>
+      </w:r>
+      <w:proofErr w:type="gramEnd"/>
+      <w:r>
+        <w:t xml:space="preserve"> it is worth repeating that you need to keep track of the restrictions needed for your variables, and understand what your function is expecting. You can do this by writing comments in your code, or by naming your variables in a way that reminds you of their proper form.</w:t>
       </w:r>
     </w:p>
     <w:p>
@@ -3589,7 +3930,15 @@
         <w:spacing w:after="60"/>
       </w:pPr>
       <w:r>
-        <w:t xml:space="preserve">In the real world most of the data we care about doesn’t exist on its own. Usually data is in the form of some kind of collection or sequence. For example, a grocery list helps us keep track of the individual food items we need to buy, and our </w:t>
+        <w:t xml:space="preserve">In the real world most of the data we care about doesn’t exist on its own. </w:t>
+      </w:r>
+      <w:proofErr w:type="gramStart"/>
+      <w:r>
+        <w:t>Usually</w:t>
+      </w:r>
+      <w:proofErr w:type="gramEnd"/>
+      <w:r>
+        <w:t xml:space="preserve"> data is in the form of some kind of collection or sequence. For example, a grocery list helps us keep track of the individual food items we need to buy, and our </w:t>
       </w:r>
       <w:proofErr w:type="spellStart"/>
       <w:r>
@@ -3613,7 +3962,15 @@
         <w:spacing w:after="60"/>
       </w:pPr>
       <w:r>
-        <w:t>So far we have seen built-in types like: int, float, and str. int and float are considered to be simple or primitive or atomic data types because their values are not composed of any smaller parts. They cannot be broken down.</w:t>
+        <w:t xml:space="preserve">So </w:t>
+      </w:r>
+      <w:proofErr w:type="gramStart"/>
+      <w:r>
+        <w:t>far</w:t>
+      </w:r>
+      <w:proofErr w:type="gramEnd"/>
+      <w:r>
+        <w:t xml:space="preserve"> we have seen built-in types like: int, float, and str. int and float are considered to be simple or primitive or atomic data types because their values are not composed of any smaller parts. They cannot be broken down.</w:t>
       </w:r>
     </w:p>
     <w:p>
@@ -3679,7 +4036,15 @@
         <w:spacing w:after="60"/>
       </w:pPr>
       <w:r>
-        <w:t>Throughout the first chapters of this book we have used strings to represent words or phrases that we wanted to print out. Our definition was simple: a string is simply some characters inside quotes. In this chapter we explore strings in much more detail.</w:t>
+        <w:t xml:space="preserve">Throughout the first chapters of this </w:t>
+      </w:r>
+      <w:proofErr w:type="gramStart"/>
+      <w:r>
+        <w:t>book</w:t>
+      </w:r>
+      <w:proofErr w:type="gramEnd"/>
+      <w:r>
+        <w:t xml:space="preserve"> we have used strings to represent words or phrases that we wanted to print out. Our definition was simple: a string is simply some characters inside quotes. In this chapter we explore strings in much more detail.</w:t>
       </w:r>
     </w:p>
     <w:p>
@@ -3765,7 +4130,23 @@
         <w:spacing w:after="60"/>
       </w:pPr>
       <w:r>
-        <w:t>There are several ways to create a new list. The simplest is to enclose the elements in square brackets ( [ and ]).</w:t>
+        <w:t xml:space="preserve">There are several ways to create a new list. The simplest is to enclose the elements in square brackets </w:t>
+      </w:r>
+      <w:proofErr w:type="gramStart"/>
+      <w:r>
+        <w:t>( [</w:t>
+      </w:r>
+      <w:proofErr w:type="gramEnd"/>
+      <w:r>
+        <w:t> </w:t>
+      </w:r>
+      <w:proofErr w:type="gramStart"/>
+      <w:r>
+        <w:t>and ]</w:t>
+      </w:r>
+      <w:proofErr w:type="gramEnd"/>
+      <w:r>
+        <w:t>).</w:t>
       </w:r>
       <w:r>
         <w:t xml:space="preserve">   </w:t>
@@ -3774,10 +4155,18 @@
         <w:t>[10, 20, 30, 40]</w:t>
       </w:r>
       <w:r>
-        <w:t xml:space="preserve">     </w:t>
-      </w:r>
-      <w:r>
-        <w:t>["spam", "bungee", "swallow"]</w:t>
+        <w:t xml:space="preserve">  </w:t>
+      </w:r>
+      <w:proofErr w:type="gramStart"/>
+      <w:r>
+        <w:t xml:space="preserve">   </w:t>
+      </w:r>
+      <w:r>
+        <w:t>[</w:t>
+      </w:r>
+      <w:proofErr w:type="gramEnd"/>
+      <w:r>
+        <w:t>"spam", "bungee", "swallow"]</w:t>
       </w:r>
     </w:p>
     <w:p>
@@ -3825,7 +4214,15 @@
         <w:spacing w:after="60"/>
       </w:pPr>
       <w:r>
-        <w:t>You’ll likely see us do this in the textbook to give you odd combinations, but when you create lists you should generally not mix types together. A list of just strings or just integers or just floats is generally easier to deal with.</w:t>
+        <w:t xml:space="preserve">You’ll likely see us do this in the textbook to give you odd combinations, but when you create lists you should generally not mix types together. A list of just strings or just integers or just floats </w:t>
+      </w:r>
+      <w:proofErr w:type="gramStart"/>
+      <w:r>
+        <w:t>is</w:t>
+      </w:r>
+      <w:proofErr w:type="gramEnd"/>
+      <w:r>
+        <w:t xml:space="preserve"> generally easier to deal with.</w:t>
       </w:r>
     </w:p>
     <w:p>
@@ -3926,16 +4323,32 @@
         <w:t>’</w:t>
       </w:r>
       <w:r>
-        <w:t xml:space="preserve">&gt;   ;    </w:t>
-      </w:r>
-      <w:r>
-        <w:t>t = (5,)</w:t>
+        <w:t xml:space="preserve">&gt; </w:t>
+      </w:r>
+      <w:proofErr w:type="gramStart"/>
+      <w:r>
+        <w:t xml:space="preserve">  ;</w:t>
+      </w:r>
+      <w:proofErr w:type="gramEnd"/>
+      <w:r>
+        <w:t xml:space="preserve">    </w:t>
+      </w:r>
+      <w:r>
+        <w:t>t = (5</w:t>
+      </w:r>
+      <w:proofErr w:type="gramStart"/>
+      <w:r>
+        <w:t>,)</w:t>
       </w:r>
       <w:r>
         <w:t xml:space="preserve"> </w:t>
       </w:r>
       <w:r>
-        <w:t xml:space="preserve">    </w:t>
+        <w:t xml:space="preserve">  </w:t>
+      </w:r>
+      <w:proofErr w:type="gramEnd"/>
+      <w:r>
+        <w:t xml:space="preserve">  </w:t>
       </w:r>
       <w:r>
         <w:t xml:space="preserve">     print(type(t)) </w:t>
@@ -4078,7 +4491,15 @@
         <w:spacing w:after="60"/>
       </w:pPr>
       <w:r>
-        <w:t>The expression school[2] selects the character at index 2 from school, and creates a new string containing just this one character. The variable m refers to the result.</w:t>
+        <w:t>The expression </w:t>
+      </w:r>
+      <w:proofErr w:type="gramStart"/>
+      <w:r>
+        <w:t>school[</w:t>
+      </w:r>
+      <w:proofErr w:type="gramEnd"/>
+      <w:r>
+        <w:t>2] selects the character at index 2 from school, and creates a new string containing just this one character. The variable m refers to the result.</w:t>
       </w:r>
     </w:p>
     <w:p>
@@ -4086,7 +4507,15 @@
         <w:spacing w:after="60"/>
       </w:pPr>
       <w:r>
-        <w:t>The letter at index zero of "Luther College" is L. So at position [2] we have the letter t.</w:t>
+        <w:t xml:space="preserve">The letter at index zero of "Luther College" is L. </w:t>
+      </w:r>
+      <w:proofErr w:type="gramStart"/>
+      <w:r>
+        <w:t>So</w:t>
+      </w:r>
+      <w:proofErr w:type="gramEnd"/>
+      <w:r>
+        <w:t xml:space="preserve"> at position [2] we have the letter t.</w:t>
       </w:r>
     </w:p>
     <w:p>
@@ -4156,7 +4585,15 @@
         <w:spacing w:after="60"/>
       </w:pPr>
       <w:r>
-        <w:t>The syntax for accessing the elements of a list or tuple is the same as the syntax for accessing the characters of a string. We use the index operator ( [] – not to be confused with an empty list). The expression inside the brackets specifies the index. Remember that the indices start at 0. Any integer expression can be used as an index and as with strings, negative index values will locate items from the right instead of from the left.</w:t>
+        <w:t xml:space="preserve">The syntax for accessing the elements of a list or tuple is the same as the syntax for accessing the characters of a string. We use the index operator </w:t>
+      </w:r>
+      <w:proofErr w:type="gramStart"/>
+      <w:r>
+        <w:t>( [</w:t>
+      </w:r>
+      <w:proofErr w:type="gramEnd"/>
+      <w:r>
+        <w:t>] – not to be confused with an empty list). The expression inside the brackets specifies the index. Remember that the indices start at 0. Any integer expression can be used as an index and as with strings, negative index values will locate items from the right instead of from the left.</w:t>
       </w:r>
     </w:p>
     <w:p>
@@ -4244,8 +4681,13 @@
       <w:pPr>
         <w:spacing w:after="60"/>
       </w:pPr>
-      <w:r>
-        <w:t>print([1,2] + [3,4])</w:t>
+      <w:proofErr w:type="gramStart"/>
+      <w:r>
+        <w:t>print(</w:t>
+      </w:r>
+      <w:proofErr w:type="gramEnd"/>
+      <w:r>
+        <w:t>[1,2] + [3,4])</w:t>
       </w:r>
     </w:p>
     <w:p>
@@ -4253,15 +4695,28 @@
         <w:spacing w:after="60"/>
       </w:pPr>
       <w:r>
-        <w:t>print(fruit+[6,7,8,9])</w:t>
+        <w:t>print(fruit</w:t>
+      </w:r>
+      <w:proofErr w:type="gramStart"/>
+      <w:r>
+        <w:t>+[</w:t>
+      </w:r>
+      <w:proofErr w:type="gramEnd"/>
+      <w:r>
+        <w:t>6,7,8,9])</w:t>
       </w:r>
     </w:p>
     <w:p>
       <w:pPr>
         <w:spacing w:after="60"/>
       </w:pPr>
-      <w:r>
-        <w:t>print([0] * 4)</w:t>
+      <w:proofErr w:type="gramStart"/>
+      <w:r>
+        <w:t>print(</w:t>
+      </w:r>
+      <w:proofErr w:type="gramEnd"/>
+      <w:r>
+        <w:t>[0] * 4)</w:t>
       </w:r>
     </w:p>
     <w:p>
@@ -4285,7 +4740,15 @@
         <w:spacing w:after="60"/>
       </w:pPr>
       <w:r>
-        <w:t xml:space="preserve">One way for us to make this more clear is to run a part of this example in </w:t>
+        <w:t xml:space="preserve">One way for us to make this </w:t>
+      </w:r>
+      <w:proofErr w:type="gramStart"/>
+      <w:r>
+        <w:t>more clear</w:t>
+      </w:r>
+      <w:proofErr w:type="gramEnd"/>
+      <w:r>
+        <w:t xml:space="preserve"> is to run a part of this example in </w:t>
       </w:r>
       <w:proofErr w:type="spellStart"/>
       <w:r>
@@ -5288,13 +5751,7 @@
         <w:spacing w:after="60"/>
       </w:pPr>
       <w:r>
-        <w:t xml:space="preserve">With collections (lists and strings), a lot of computations involve processing one item at a time. For strings, this means that we would like to process one character at a time. </w:t>
-      </w:r>
-      <w:r>
-        <w:t>Often,</w:t>
-      </w:r>
-      <w:r>
-        <w:t xml:space="preserve"> we start at the beginning, select each character in turn, do something to it, and continue until the end. For example, we could take each character and substitute for the character 13 characters away in the alphabet to create a coded message.</w:t>
+        <w:t>With collections (lists and strings), a lot of computations involve processing one item at a time. For strings, this means that we would like to process one character at a time. Often, we start at the beginning, select each character in turn, do something to it, and continue until the end. For example, we could take each character and substitute for the character 13 characters away in the alphabet to create a coded message.</w:t>
       </w:r>
     </w:p>
     <w:p>
@@ -5724,6 +6181,9 @@
         <w:spacing w:after="60"/>
       </w:pPr>
       <w:r>
+        <w:rPr>
+          <w:noProof/>
+        </w:rPr>
         <w:drawing>
           <wp:inline distT="0" distB="0" distL="0" distR="0" wp14:anchorId="040753DC" wp14:editId="21AB77BC">
             <wp:extent cx="2819400" cy="4572360"/>
@@ -5854,6 +6314,9 @@
         <w:spacing w:after="60"/>
       </w:pPr>
       <w:r>
+        <w:rPr>
+          <w:noProof/>
+        </w:rPr>
         <w:drawing>
           <wp:inline distT="0" distB="0" distL="0" distR="0" wp14:anchorId="3C3F8529" wp14:editId="5E93CE60">
             <wp:extent cx="3106996" cy="2705100"/>
@@ -6876,6 +7339,9 @@
         <w:spacing w:after="0"/>
       </w:pPr>
       <w:r>
+        <w:rPr>
+          <w:noProof/>
+        </w:rPr>
         <w:drawing>
           <wp:inline distT="0" distB="0" distL="0" distR="0" wp14:anchorId="70D4CA1E" wp14:editId="484F524E">
             <wp:extent cx="3190875" cy="3360152"/>
@@ -10589,6 +11055,9 @@
         <w:spacing w:after="0"/>
       </w:pPr>
       <w:r>
+        <w:rPr>
+          <w:noProof/>
+        </w:rPr>
         <w:lastRenderedPageBreak/>
         <w:drawing>
           <wp:inline distT="0" distB="0" distL="0" distR="0" wp14:anchorId="36FB07BF" wp14:editId="32F50D8D">
@@ -10653,6 +11122,9 @@
         <w:spacing w:after="0"/>
       </w:pPr>
       <w:r>
+        <w:rPr>
+          <w:noProof/>
+        </w:rPr>
         <w:drawing>
           <wp:inline distT="0" distB="0" distL="0" distR="0" wp14:anchorId="576502BA" wp14:editId="0C65435D">
             <wp:extent cx="2143125" cy="1495425"/>
@@ -11419,10 +11891,7 @@
         <w:spacing w:after="0"/>
       </w:pPr>
       <w:r>
-        <w:t> It would look like a red-washed version of the bell image</w:t>
-      </w:r>
-      <w:r>
-        <w:t>.</w:t>
+        <w:t> It would look like a red-washed version of the bell image.</w:t>
       </w:r>
     </w:p>
     <w:p>
@@ -11844,6 +12313,5615 @@
       <w:r>
         <w:t>.</w:t>
       </w:r>
+    </w:p>
+    <w:p>
+      <w:pPr>
+        <w:spacing w:after="0"/>
+      </w:pPr>
+      <w:r>
+        <w:t>7.10. </w:t>
+      </w:r>
+      <w:r>
+        <w:rPr>
+          <w:rFonts w:ascii="Segoe UI Emoji" w:hAnsi="Segoe UI Emoji" w:cs="Segoe UI Emoji"/>
+        </w:rPr>
+        <w:t>👩</w:t>
+      </w:r>
+      <w:r>
+        <w:t>‍</w:t>
+      </w:r>
+      <w:r>
+        <w:rPr>
+          <w:rFonts w:ascii="Segoe UI Emoji" w:hAnsi="Segoe UI Emoji" w:cs="Segoe UI Emoji"/>
+        </w:rPr>
+        <w:t>💻</w:t>
+      </w:r>
+      <w:r>
+        <w:t xml:space="preserve"> Naming Variables in For Loops</w:t>
+      </w:r>
+    </w:p>
+    <w:p>
+      <w:pPr>
+        <w:spacing w:after="0"/>
+      </w:pPr>
+      <w:r>
+        <w:t xml:space="preserve">We’ve mentioned before about carefully choosing your variable names. Though the names you choose aren’t meaningful to the program, they can be to you. When we choose names for variables in for loops, the more understandable they are to us, the easier it will be to use them. Here are some tips to make </w:t>
+      </w:r>
+      <w:proofErr w:type="gramStart"/>
+      <w:r>
+        <w:t>your</w:t>
+      </w:r>
+      <w:proofErr w:type="gramEnd"/>
+      <w:r>
+        <w:t xml:space="preserve"> for loops more readable for yourself and anyone else who may read your programs:</w:t>
+      </w:r>
+    </w:p>
+    <w:p>
+      <w:pPr>
+        <w:numPr>
+          <w:ilvl w:val="0"/>
+          <w:numId w:val="27"/>
+        </w:numPr>
+        <w:spacing w:after="0"/>
+      </w:pPr>
+      <w:r>
+        <w:t>Use singular nouns for the iterator variable, which is also called the loop variable (things like “song”, “book”, “post”, “letter”, “word”).</w:t>
+      </w:r>
+    </w:p>
+    <w:p>
+      <w:pPr>
+        <w:numPr>
+          <w:ilvl w:val="0"/>
+          <w:numId w:val="27"/>
+        </w:numPr>
+        <w:spacing w:after="0"/>
+      </w:pPr>
+      <w:r>
+        <w:t>Use plural nouns for the sequence variable (things like “songs”, “books”, “posts”, “letters”, “words”).</w:t>
+      </w:r>
+    </w:p>
+    <w:p>
+      <w:pPr>
+        <w:spacing w:after="0"/>
+      </w:pPr>
+      <w:r>
+        <w:t>While these two tips won’t always apply, they are general best practices when it comes to choosing variable names. Below we have an example!</w:t>
+      </w:r>
+    </w:p>
+    <w:p>
+      <w:pPr>
+        <w:spacing w:after="0"/>
+      </w:pPr>
+      <w:r>
+        <w:t>genres = ["jazz", "pop", "rock", "country", "punk", "folk", "hip-hop", "rap", "alternative"]</w:t>
+      </w:r>
+      <w:r>
+        <w:br/>
+        <w:t>for genre in genres:</w:t>
+      </w:r>
+    </w:p>
+    <w:p>
+      <w:pPr>
+        <w:spacing w:after="0"/>
+      </w:pPr>
+      <w:r>
+        <w:t xml:space="preserve">    print(genre)</w:t>
+      </w:r>
+    </w:p>
+    <w:p>
+      <w:pPr>
+        <w:spacing w:after="0"/>
+      </w:pPr>
+      <w:r>
+        <w:lastRenderedPageBreak/>
+        <w:t>7.9. </w:t>
+      </w:r>
+      <w:r>
+        <w:rPr>
+          <w:rFonts w:ascii="Segoe UI Emoji" w:hAnsi="Segoe UI Emoji" w:cs="Segoe UI Emoji"/>
+        </w:rPr>
+        <w:t>👩</w:t>
+      </w:r>
+      <w:r>
+        <w:t>‍</w:t>
+      </w:r>
+      <w:r>
+        <w:rPr>
+          <w:rFonts w:ascii="Segoe UI Emoji" w:hAnsi="Segoe UI Emoji" w:cs="Segoe UI Emoji"/>
+        </w:rPr>
+        <w:t>💻</w:t>
+      </w:r>
+      <w:r>
+        <w:t xml:space="preserve"> Printing Intermediate Results</w:t>
+      </w:r>
+      <w:hyperlink r:id="rId29" w:anchor="printing-intermediate-results" w:tooltip="Permalink to this heading" w:history="1">
+        <w:r>
+          <w:rPr>
+            <w:rStyle w:val="Hyperlink"/>
+          </w:rPr>
+          <w:t>¶</w:t>
+        </w:r>
+      </w:hyperlink>
+    </w:p>
+    <w:p>
+      <w:pPr>
+        <w:spacing w:after="0"/>
+      </w:pPr>
+      <w:r>
+        <w:t xml:space="preserve">In this textbook we provide the </w:t>
+      </w:r>
+      <w:proofErr w:type="spellStart"/>
+      <w:r>
+        <w:t>codelens</w:t>
+      </w:r>
+      <w:proofErr w:type="spellEnd"/>
+      <w:r>
+        <w:t xml:space="preserve"> tool so that you are able to step through the program and watch what happens each time a line is evaluated by the Python </w:t>
+      </w:r>
+      <w:proofErr w:type="spellStart"/>
+      <w:r>
+        <w:t>interpretor</w:t>
+      </w:r>
+      <w:proofErr w:type="spellEnd"/>
+      <w:r>
+        <w:t xml:space="preserve">. What if you didn’t have </w:t>
+      </w:r>
+      <w:proofErr w:type="spellStart"/>
+      <w:r>
+        <w:t>codelens</w:t>
+      </w:r>
+      <w:proofErr w:type="spellEnd"/>
+      <w:r>
+        <w:t xml:space="preserve"> though, what would you do?</w:t>
+      </w:r>
+    </w:p>
+    <w:p>
+      <w:pPr>
+        <w:spacing w:after="0"/>
+      </w:pPr>
+      <w:r>
+        <w:t>In that case, print statements are your best friend. They can show you what the value of something is. This is especially helpful in the case of writing for loops or accumulating a value. If something is going wrong you can compare what you expect to happen to what is actually happening.</w:t>
+      </w:r>
+    </w:p>
+    <w:p>
+      <w:pPr>
+        <w:spacing w:after="0"/>
+      </w:pPr>
+      <w:r>
+        <w:t xml:space="preserve">w = </w:t>
+      </w:r>
+      <w:proofErr w:type="gramStart"/>
+      <w:r>
+        <w:t>range(</w:t>
+      </w:r>
+      <w:proofErr w:type="gramEnd"/>
+      <w:r>
+        <w:t>10)</w:t>
+      </w:r>
+    </w:p>
+    <w:p>
+      <w:pPr>
+        <w:spacing w:after="0"/>
+      </w:pPr>
+      <w:r>
+        <w:t>tot = 0</w:t>
+      </w:r>
+    </w:p>
+    <w:p>
+      <w:pPr>
+        <w:spacing w:after="0"/>
+      </w:pPr>
+      <w:r>
+        <w:t>for num in w:</w:t>
+      </w:r>
+    </w:p>
+    <w:p>
+      <w:pPr>
+        <w:spacing w:after="0"/>
+      </w:pPr>
+      <w:r>
+        <w:t xml:space="preserve">    print(num)</w:t>
+      </w:r>
+    </w:p>
+    <w:p>
+      <w:pPr>
+        <w:spacing w:after="0"/>
+      </w:pPr>
+      <w:r>
+        <w:t xml:space="preserve">    tot += num</w:t>
+      </w:r>
+    </w:p>
+    <w:p>
+      <w:pPr>
+        <w:spacing w:after="0"/>
+      </w:pPr>
+      <w:r>
+        <w:t xml:space="preserve">    print(tot)</w:t>
+      </w:r>
+    </w:p>
+    <w:p>
+      <w:pPr>
+        <w:spacing w:after="0"/>
+      </w:pPr>
+      <w:r>
+        <w:t>print(tot)</w:t>
+      </w:r>
+    </w:p>
+    <w:p>
+      <w:pPr>
+        <w:spacing w:after="0"/>
+      </w:pPr>
+    </w:p>
+    <w:p>
+      <w:pPr>
+        <w:spacing w:after="0"/>
+      </w:pPr>
+      <w:r>
+        <w:t>7.10. </w:t>
+      </w:r>
+      <w:r>
+        <w:rPr>
+          <w:rFonts w:ascii="Segoe UI Emoji" w:hAnsi="Segoe UI Emoji" w:cs="Segoe UI Emoji"/>
+        </w:rPr>
+        <w:t>👩</w:t>
+      </w:r>
+      <w:r>
+        <w:t>‍</w:t>
+      </w:r>
+      <w:r>
+        <w:rPr>
+          <w:rFonts w:ascii="Segoe UI Emoji" w:hAnsi="Segoe UI Emoji" w:cs="Segoe UI Emoji"/>
+        </w:rPr>
+        <w:t>💻</w:t>
+      </w:r>
+      <w:r>
+        <w:t xml:space="preserve"> Naming Variables in For Loops</w:t>
+      </w:r>
+      <w:hyperlink r:id="rId30" w:anchor="naming-variables-in-for-loops" w:tooltip="Permalink to this heading" w:history="1">
+        <w:r>
+          <w:rPr>
+            <w:rStyle w:val="Hyperlink"/>
+          </w:rPr>
+          <w:t>¶</w:t>
+        </w:r>
+      </w:hyperlink>
+    </w:p>
+    <w:p>
+      <w:pPr>
+        <w:spacing w:after="0"/>
+      </w:pPr>
+      <w:r>
+        <w:t xml:space="preserve">We’ve mentioned before about carefully choosing your variable names. Though the names you choose aren’t meaningful to the program, they can be to you. When we choose names for variables in for loops, the more understandable they are to us, the easier it will be to use them. Here are some tips to make </w:t>
+      </w:r>
+      <w:proofErr w:type="gramStart"/>
+      <w:r>
+        <w:t>your</w:t>
+      </w:r>
+      <w:proofErr w:type="gramEnd"/>
+      <w:r>
+        <w:t xml:space="preserve"> for loops more readable for yourself and anyone else who may read your programs:</w:t>
+      </w:r>
+    </w:p>
+    <w:p>
+      <w:pPr>
+        <w:numPr>
+          <w:ilvl w:val="0"/>
+          <w:numId w:val="28"/>
+        </w:numPr>
+        <w:spacing w:after="0"/>
+      </w:pPr>
+      <w:r>
+        <w:t>Use singular nouns for the iterator variable, which is also called the loop variable (things like “song”, “book”, “post”, “letter”, “word”).</w:t>
+      </w:r>
+    </w:p>
+    <w:p>
+      <w:pPr>
+        <w:numPr>
+          <w:ilvl w:val="0"/>
+          <w:numId w:val="28"/>
+        </w:numPr>
+        <w:spacing w:after="0"/>
+      </w:pPr>
+      <w:r>
+        <w:t>Use plural nouns for the sequence variable (things like “songs”, “books”, “posts”, “letters”, “words”).</w:t>
+      </w:r>
+    </w:p>
+    <w:p>
+      <w:pPr>
+        <w:spacing w:after="0"/>
+      </w:pPr>
+      <w:r>
+        <w:t>While these two tips won’t always apply, they are general best practices when it comes to choosing variable names. Below we have an example!</w:t>
+      </w:r>
+    </w:p>
+    <w:p>
+      <w:pPr>
+        <w:spacing w:after="0"/>
+      </w:pPr>
+    </w:p>
+    <w:p>
+      <w:pPr>
+        <w:spacing w:after="0"/>
+      </w:pPr>
+    </w:p>
+    <w:p>
+      <w:pPr>
+        <w:spacing w:after="0"/>
+      </w:pPr>
+      <w:r>
+        <w:t>7.12. </w:t>
+      </w:r>
+      <w:r>
+        <w:rPr>
+          <w:rFonts w:ascii="Segoe UI Emoji" w:hAnsi="Segoe UI Emoji" w:cs="Segoe UI Emoji"/>
+        </w:rPr>
+        <w:t>👩</w:t>
+      </w:r>
+      <w:r>
+        <w:t>‍</w:t>
+      </w:r>
+      <w:r>
+        <w:rPr>
+          <w:rFonts w:ascii="Segoe UI Emoji" w:hAnsi="Segoe UI Emoji" w:cs="Segoe UI Emoji"/>
+        </w:rPr>
+        <w:t>💻</w:t>
+      </w:r>
+      <w:r>
+        <w:t xml:space="preserve"> Keeping Track of Your Iterator Variable and Your </w:t>
+      </w:r>
+      <w:proofErr w:type="spellStart"/>
+      <w:r>
+        <w:t>Iterable</w:t>
+      </w:r>
+      <w:proofErr w:type="spellEnd"/>
+      <w:r>
+        <w:fldChar w:fldCharType="begin"/>
+      </w:r>
+      <w:r>
+        <w:instrText>HYPERLINK "https://py3.umsi.education/ns/books/published/fopp/Iteration/WPKeepingTrackofYourIteratorVariableYourIterable.html" \l "keeping-track-of-your-iterator-variable-and-your-iterable" \o "Permalink to this heading"</w:instrText>
+      </w:r>
+      <w:r>
+        <w:fldChar w:fldCharType="separate"/>
+      </w:r>
+      <w:r>
+        <w:rPr>
+          <w:rStyle w:val="Hyperlink"/>
+        </w:rPr>
+        <w:t>¶</w:t>
+      </w:r>
+      <w:r>
+        <w:fldChar w:fldCharType="end"/>
+      </w:r>
+    </w:p>
+    <w:p>
+      <w:pPr>
+        <w:spacing w:after="0"/>
+      </w:pPr>
+      <w:r>
+        <w:t xml:space="preserve">When students first begin using for loops, they sometimes have difficulty understanding the difference between the iterator variable (the loop variable) and the </w:t>
+      </w:r>
+      <w:proofErr w:type="spellStart"/>
+      <w:r>
+        <w:t>iterable</w:t>
+      </w:r>
+      <w:proofErr w:type="spellEnd"/>
+      <w:r>
+        <w:t>.</w:t>
+      </w:r>
+    </w:p>
+    <w:p>
+      <w:pPr>
+        <w:spacing w:after="0"/>
+      </w:pPr>
+      <w:r>
+        <w:t xml:space="preserve">The </w:t>
+      </w:r>
+      <w:proofErr w:type="spellStart"/>
+      <w:r>
+        <w:t>iterable</w:t>
+      </w:r>
+      <w:proofErr w:type="spellEnd"/>
+      <w:r>
+        <w:t xml:space="preserve"> is the object that you will parsing through in a for loop. Generally, this object does not change while the for loop is being executed.</w:t>
+      </w:r>
+    </w:p>
+    <w:p>
+      <w:pPr>
+        <w:spacing w:after="0"/>
+      </w:pPr>
+      <w:r>
+        <w:t xml:space="preserve">The iterator (loop) variable is the variable which stores a portion of the </w:t>
+      </w:r>
+      <w:proofErr w:type="spellStart"/>
+      <w:r>
+        <w:t>iterable</w:t>
+      </w:r>
+      <w:proofErr w:type="spellEnd"/>
+      <w:r>
+        <w:t xml:space="preserve"> when the for loop is being executed. Each time the loop iterates, the value of the iterator variable will change to a different portion of the </w:t>
+      </w:r>
+      <w:proofErr w:type="spellStart"/>
+      <w:r>
+        <w:t>iterable</w:t>
+      </w:r>
+      <w:proofErr w:type="spellEnd"/>
+      <w:r>
+        <w:t>.</w:t>
+      </w:r>
+    </w:p>
+    <w:p>
+      <w:pPr>
+        <w:spacing w:after="0"/>
+      </w:pPr>
+    </w:p>
+    <w:p>
+      <w:r>
+        <w:br w:type="page"/>
+      </w:r>
+    </w:p>
+    <w:p>
+      <w:pPr>
+        <w:spacing w:after="0"/>
+      </w:pPr>
+      <w:r>
+        <w:lastRenderedPageBreak/>
+        <w:t>8.1. Intro: What we can do with Turtles and Conditionals</w:t>
+      </w:r>
+      <w:hyperlink r:id="rId31" w:anchor="intro-what-we-can-do-with-turtles-and-conditionals" w:tooltip="Permalink to this heading" w:history="1">
+        <w:r>
+          <w:rPr>
+            <w:rStyle w:val="Hyperlink"/>
+          </w:rPr>
+          <w:t>¶</w:t>
+        </w:r>
+      </w:hyperlink>
+    </w:p>
+    <w:p>
+      <w:pPr>
+        <w:spacing w:after="0"/>
+      </w:pPr>
+      <w:r>
+        <w:t xml:space="preserve">So far, our programs have either been a series of statements which always execute sequentially or operations that are applied to each item in an </w:t>
+      </w:r>
+      <w:proofErr w:type="spellStart"/>
+      <w:r>
+        <w:t>iterable</w:t>
+      </w:r>
+      <w:proofErr w:type="spellEnd"/>
+      <w:r>
+        <w:t>. Yet programs frequently need to be more subtle with their behavior. For example, a messaging app might only set a message’s title bold if it has not been read by the user. Or a video game needs to update the position of all the characters that are not asleep. This is done with something called a </w:t>
+      </w:r>
+      <w:r>
+        <w:rPr>
+          <w:b/>
+          <w:bCs/>
+        </w:rPr>
+        <w:t>selection</w:t>
+      </w:r>
+      <w:r>
+        <w:t> or a </w:t>
+      </w:r>
+      <w:r>
+        <w:rPr>
+          <w:b/>
+          <w:bCs/>
+        </w:rPr>
+        <w:t>conditional statement</w:t>
+      </w:r>
+      <w:r>
+        <w:t>.</w:t>
+      </w:r>
+    </w:p>
+    <w:p>
+      <w:pPr>
+        <w:spacing w:after="0"/>
+      </w:pPr>
+      <w:r>
+        <w:t>In the context of turtle drawings, using this kind of statement will allow us to check conditions and change the behavior of the program accordingly</w:t>
+      </w:r>
+    </w:p>
+    <w:p>
+      <w:pPr>
+        <w:spacing w:after="0"/>
+      </w:pPr>
+      <w:r>
+        <w:t xml:space="preserve">It might seem a bit odd to add the conditionals in this example. Wouldn’t we already know that we set up </w:t>
+      </w:r>
+      <w:proofErr w:type="spellStart"/>
+      <w:r>
+        <w:t>amy</w:t>
+      </w:r>
+      <w:proofErr w:type="spellEnd"/>
+      <w:r>
+        <w:t xml:space="preserve"> and </w:t>
+      </w:r>
+      <w:proofErr w:type="spellStart"/>
+      <w:r>
+        <w:t>kenji’s</w:t>
+      </w:r>
+      <w:proofErr w:type="spellEnd"/>
+      <w:r>
+        <w:t xml:space="preserve"> colors, so why would we need a conditional? While it’s true that this isn’t the </w:t>
+      </w:r>
+      <w:r>
+        <w:rPr>
+          <w:i/>
+          <w:iCs/>
+        </w:rPr>
+        <w:t>best</w:t>
+      </w:r>
+      <w:r>
+        <w:t> place to use a conditional, we can combine conditional statements with for loops to make something pretty cool!</w:t>
+      </w:r>
+    </w:p>
+    <w:p>
+      <w:pPr>
+        <w:spacing w:after="0"/>
+      </w:pPr>
+    </w:p>
+    <w:p>
+      <w:pPr>
+        <w:spacing w:after="0"/>
+      </w:pPr>
+      <w:r>
+        <w:t>import turtle</w:t>
+      </w:r>
+    </w:p>
+    <w:p>
+      <w:pPr>
+        <w:spacing w:after="0"/>
+      </w:pPr>
+      <w:proofErr w:type="spellStart"/>
+      <w:r>
+        <w:t>wn</w:t>
+      </w:r>
+      <w:proofErr w:type="spellEnd"/>
+      <w:r>
+        <w:t xml:space="preserve"> = </w:t>
+      </w:r>
+      <w:proofErr w:type="spellStart"/>
+      <w:proofErr w:type="gramStart"/>
+      <w:r>
+        <w:t>turtle.Screen</w:t>
+      </w:r>
+      <w:proofErr w:type="spellEnd"/>
+      <w:proofErr w:type="gramEnd"/>
+      <w:r>
+        <w:t>()</w:t>
+      </w:r>
+    </w:p>
+    <w:p>
+      <w:pPr>
+        <w:spacing w:after="0"/>
+      </w:pPr>
+      <w:proofErr w:type="spellStart"/>
+      <w:r>
+        <w:t>amy</w:t>
+      </w:r>
+      <w:proofErr w:type="spellEnd"/>
+      <w:r>
+        <w:t xml:space="preserve"> = </w:t>
+      </w:r>
+      <w:proofErr w:type="spellStart"/>
+      <w:proofErr w:type="gramStart"/>
+      <w:r>
+        <w:t>turtle.Turtle</w:t>
+      </w:r>
+      <w:proofErr w:type="spellEnd"/>
+      <w:proofErr w:type="gramEnd"/>
+      <w:r>
+        <w:t>()</w:t>
+      </w:r>
+    </w:p>
+    <w:p>
+      <w:pPr>
+        <w:spacing w:after="0"/>
+      </w:pPr>
+      <w:proofErr w:type="spellStart"/>
+      <w:proofErr w:type="gramStart"/>
+      <w:r>
+        <w:t>amy.pencolor</w:t>
+      </w:r>
+      <w:proofErr w:type="spellEnd"/>
+      <w:proofErr w:type="gramEnd"/>
+      <w:r>
+        <w:t>("Pink")</w:t>
+      </w:r>
+    </w:p>
+    <w:p>
+      <w:pPr>
+        <w:spacing w:after="0"/>
+      </w:pPr>
+      <w:proofErr w:type="spellStart"/>
+      <w:proofErr w:type="gramStart"/>
+      <w:r>
+        <w:t>amy.right</w:t>
+      </w:r>
+      <w:proofErr w:type="spellEnd"/>
+      <w:proofErr w:type="gramEnd"/>
+      <w:r>
+        <w:t>(170)</w:t>
+      </w:r>
+    </w:p>
+    <w:p>
+      <w:pPr>
+        <w:spacing w:after="0"/>
+      </w:pPr>
+      <w:r>
+        <w:t>colors = ["Purple", "Yellow", "Orange", "Pink", "Orange", "Yellow", "Purple", "Orange", "Pink", "Pink", "Orange", "Yellow", "Purple", "Orange", "Purple", "Yellow", "Orange", "Pink", "Orange", "Purple", "Purple", "Yellow", "Orange", "Pink", "Orange", "Yellow", "Purple", "Yellow"]</w:t>
+      </w:r>
+    </w:p>
+    <w:p>
+      <w:pPr>
+        <w:spacing w:after="0"/>
+      </w:pPr>
+      <w:r>
+        <w:t>for color in colors:</w:t>
+      </w:r>
+    </w:p>
+    <w:p>
+      <w:pPr>
+        <w:spacing w:after="0"/>
+      </w:pPr>
+      <w:r>
+        <w:t xml:space="preserve">    if </w:t>
+      </w:r>
+      <w:proofErr w:type="spellStart"/>
+      <w:proofErr w:type="gramStart"/>
+      <w:r>
+        <w:t>amy.pencolor</w:t>
+      </w:r>
+      <w:proofErr w:type="spellEnd"/>
+      <w:proofErr w:type="gramEnd"/>
+      <w:r>
+        <w:t>() == "Purple":</w:t>
+      </w:r>
+    </w:p>
+    <w:p>
+      <w:pPr>
+        <w:spacing w:after="0"/>
+      </w:pPr>
+      <w:r>
+        <w:t xml:space="preserve">        </w:t>
+      </w:r>
+      <w:proofErr w:type="spellStart"/>
+      <w:r>
+        <w:t>amy.</w:t>
+      </w:r>
+      <w:proofErr w:type="gramStart"/>
+      <w:r>
+        <w:t>forward</w:t>
+      </w:r>
+      <w:proofErr w:type="spellEnd"/>
+      <w:r>
+        <w:t>(</w:t>
+      </w:r>
+      <w:proofErr w:type="gramEnd"/>
+      <w:r>
+        <w:t>50)</w:t>
+      </w:r>
+    </w:p>
+    <w:p>
+      <w:pPr>
+        <w:spacing w:after="0"/>
+      </w:pPr>
+      <w:r>
+        <w:t xml:space="preserve">        </w:t>
+      </w:r>
+      <w:proofErr w:type="spellStart"/>
+      <w:proofErr w:type="gramStart"/>
+      <w:r>
+        <w:t>amy.right</w:t>
+      </w:r>
+      <w:proofErr w:type="spellEnd"/>
+      <w:proofErr w:type="gramEnd"/>
+      <w:r>
+        <w:t>(59)</w:t>
+      </w:r>
+    </w:p>
+    <w:p>
+      <w:pPr>
+        <w:spacing w:after="0"/>
+      </w:pPr>
+      <w:r>
+        <w:t xml:space="preserve">    </w:t>
+      </w:r>
+      <w:proofErr w:type="spellStart"/>
+      <w:r>
+        <w:t>elif</w:t>
+      </w:r>
+      <w:proofErr w:type="spellEnd"/>
+      <w:r>
+        <w:t xml:space="preserve"> </w:t>
+      </w:r>
+      <w:proofErr w:type="spellStart"/>
+      <w:proofErr w:type="gramStart"/>
+      <w:r>
+        <w:t>amy.pencolor</w:t>
+      </w:r>
+      <w:proofErr w:type="spellEnd"/>
+      <w:proofErr w:type="gramEnd"/>
+      <w:r>
+        <w:t>() == "Yellow":</w:t>
+      </w:r>
+    </w:p>
+    <w:p>
+      <w:pPr>
+        <w:spacing w:after="0"/>
+      </w:pPr>
+      <w:r>
+        <w:t xml:space="preserve">        </w:t>
+      </w:r>
+      <w:proofErr w:type="spellStart"/>
+      <w:r>
+        <w:t>amy.</w:t>
+      </w:r>
+      <w:proofErr w:type="gramStart"/>
+      <w:r>
+        <w:t>forward</w:t>
+      </w:r>
+      <w:proofErr w:type="spellEnd"/>
+      <w:r>
+        <w:t>(</w:t>
+      </w:r>
+      <w:proofErr w:type="gramEnd"/>
+      <w:r>
+        <w:t>65)</w:t>
+      </w:r>
+    </w:p>
+    <w:p>
+      <w:pPr>
+        <w:spacing w:after="0"/>
+      </w:pPr>
+      <w:r>
+        <w:t xml:space="preserve">        </w:t>
+      </w:r>
+      <w:proofErr w:type="spellStart"/>
+      <w:proofErr w:type="gramStart"/>
+      <w:r>
+        <w:t>amy.left</w:t>
+      </w:r>
+      <w:proofErr w:type="spellEnd"/>
+      <w:proofErr w:type="gramEnd"/>
+      <w:r>
+        <w:t>(98)</w:t>
+      </w:r>
+    </w:p>
+    <w:p>
+      <w:pPr>
+        <w:spacing w:after="0"/>
+      </w:pPr>
+      <w:r>
+        <w:t xml:space="preserve">    </w:t>
+      </w:r>
+      <w:proofErr w:type="spellStart"/>
+      <w:r>
+        <w:t>elif</w:t>
+      </w:r>
+      <w:proofErr w:type="spellEnd"/>
+      <w:r>
+        <w:t xml:space="preserve"> </w:t>
+      </w:r>
+      <w:proofErr w:type="spellStart"/>
+      <w:proofErr w:type="gramStart"/>
+      <w:r>
+        <w:t>amy.pencolor</w:t>
+      </w:r>
+      <w:proofErr w:type="spellEnd"/>
+      <w:proofErr w:type="gramEnd"/>
+      <w:r>
+        <w:t>() == "Orange":</w:t>
+      </w:r>
+    </w:p>
+    <w:p>
+      <w:pPr>
+        <w:spacing w:after="0"/>
+      </w:pPr>
+      <w:r>
+        <w:t xml:space="preserve">        </w:t>
+      </w:r>
+      <w:proofErr w:type="spellStart"/>
+      <w:r>
+        <w:t>amy.</w:t>
+      </w:r>
+      <w:proofErr w:type="gramStart"/>
+      <w:r>
+        <w:t>forward</w:t>
+      </w:r>
+      <w:proofErr w:type="spellEnd"/>
+      <w:r>
+        <w:t>(</w:t>
+      </w:r>
+      <w:proofErr w:type="gramEnd"/>
+      <w:r>
+        <w:t>30)</w:t>
+      </w:r>
+    </w:p>
+    <w:p>
+      <w:pPr>
+        <w:spacing w:after="0"/>
+      </w:pPr>
+      <w:r>
+        <w:t xml:space="preserve">        </w:t>
+      </w:r>
+      <w:proofErr w:type="spellStart"/>
+      <w:proofErr w:type="gramStart"/>
+      <w:r>
+        <w:t>amy.left</w:t>
+      </w:r>
+      <w:proofErr w:type="spellEnd"/>
+      <w:proofErr w:type="gramEnd"/>
+      <w:r>
+        <w:t>(60)</w:t>
+      </w:r>
+    </w:p>
+    <w:p>
+      <w:pPr>
+        <w:spacing w:after="0"/>
+      </w:pPr>
+      <w:r>
+        <w:t xml:space="preserve">    </w:t>
+      </w:r>
+      <w:proofErr w:type="spellStart"/>
+      <w:r>
+        <w:t>elif</w:t>
+      </w:r>
+      <w:proofErr w:type="spellEnd"/>
+      <w:r>
+        <w:t xml:space="preserve"> </w:t>
+      </w:r>
+      <w:proofErr w:type="spellStart"/>
+      <w:proofErr w:type="gramStart"/>
+      <w:r>
+        <w:t>amy.pencolor</w:t>
+      </w:r>
+      <w:proofErr w:type="spellEnd"/>
+      <w:proofErr w:type="gramEnd"/>
+      <w:r>
+        <w:t>() == "Pink":</w:t>
+      </w:r>
+    </w:p>
+    <w:p>
+      <w:pPr>
+        <w:spacing w:after="0"/>
+      </w:pPr>
+      <w:r>
+        <w:t xml:space="preserve">        </w:t>
+      </w:r>
+      <w:proofErr w:type="spellStart"/>
+      <w:r>
+        <w:t>amy.</w:t>
+      </w:r>
+      <w:proofErr w:type="gramStart"/>
+      <w:r>
+        <w:t>forward</w:t>
+      </w:r>
+      <w:proofErr w:type="spellEnd"/>
+      <w:r>
+        <w:t>(</w:t>
+      </w:r>
+      <w:proofErr w:type="gramEnd"/>
+      <w:r>
+        <w:t>50)</w:t>
+      </w:r>
+    </w:p>
+    <w:p>
+      <w:pPr>
+        <w:spacing w:after="0"/>
+      </w:pPr>
+      <w:r>
+        <w:t xml:space="preserve">        </w:t>
+      </w:r>
+      <w:proofErr w:type="spellStart"/>
+      <w:proofErr w:type="gramStart"/>
+      <w:r>
+        <w:t>amy.right</w:t>
+      </w:r>
+      <w:proofErr w:type="spellEnd"/>
+      <w:proofErr w:type="gramEnd"/>
+      <w:r>
+        <w:t>(57)</w:t>
+      </w:r>
+    </w:p>
+    <w:p>
+      <w:pPr>
+        <w:spacing w:after="0"/>
+      </w:pPr>
+      <w:r>
+        <w:t xml:space="preserve">    </w:t>
+      </w:r>
+      <w:proofErr w:type="spellStart"/>
+      <w:proofErr w:type="gramStart"/>
+      <w:r>
+        <w:t>amy.pencolor</w:t>
+      </w:r>
+      <w:proofErr w:type="spellEnd"/>
+      <w:proofErr w:type="gramEnd"/>
+      <w:r>
+        <w:t>(color)</w:t>
+      </w:r>
+    </w:p>
+    <w:p>
+      <w:pPr>
+        <w:spacing w:after="0"/>
+      </w:pPr>
+    </w:p>
+    <w:p>
+      <w:pPr>
+        <w:spacing w:after="0"/>
+      </w:pPr>
+      <w:r>
+        <w:t xml:space="preserve">The above example combines a for loop with a set of conditional statements. Here, we loop through a list of colors and each iteration checks to see what </w:t>
+      </w:r>
+      <w:proofErr w:type="spellStart"/>
+      <w:r>
+        <w:t>amy’s</w:t>
+      </w:r>
+      <w:proofErr w:type="spellEnd"/>
+      <w:r>
+        <w:t xml:space="preserve"> pen color is. Depending on the pen color, the turtle will move in a certain direction, for a certain distance. Before the for loop iterates, </w:t>
+      </w:r>
+      <w:proofErr w:type="spellStart"/>
+      <w:r>
+        <w:t>amy’s</w:t>
+      </w:r>
+      <w:proofErr w:type="spellEnd"/>
+      <w:r>
+        <w:t xml:space="preserve"> pen color is changed to whatever color is in the for loop and it continues. Note how the color doesn’t change until the end, so that we can start using whatever color </w:t>
+      </w:r>
+      <w:proofErr w:type="spellStart"/>
+      <w:r>
+        <w:t>amy</w:t>
+      </w:r>
+      <w:proofErr w:type="spellEnd"/>
+      <w:r>
+        <w:t xml:space="preserve"> is set to </w:t>
+      </w:r>
+      <w:proofErr w:type="spellStart"/>
+      <w:r>
+        <w:t>initally</w:t>
+      </w:r>
+      <w:proofErr w:type="spellEnd"/>
+      <w:r>
+        <w:t>. This means that the last color in the list colors will not be used, though you can see how the icon changes to the appropriate color.</w:t>
+      </w:r>
+    </w:p>
+    <w:p>
+      <w:pPr>
+        <w:spacing w:after="0"/>
+      </w:pPr>
+      <w:r>
+        <w:t>This chapter will further detail how to use conditional statements.</w:t>
+      </w:r>
+    </w:p>
+    <w:p>
+      <w:pPr>
+        <w:spacing w:after="0"/>
+      </w:pPr>
+      <w:r>
+        <w:lastRenderedPageBreak/>
+        <w:t>8.1.1. Learning Goals</w:t>
+      </w:r>
+    </w:p>
+    <w:p>
+      <w:pPr>
+        <w:numPr>
+          <w:ilvl w:val="0"/>
+          <w:numId w:val="29"/>
+        </w:numPr>
+        <w:spacing w:after="0"/>
+      </w:pPr>
+      <w:r>
+        <w:t xml:space="preserve">To understand </w:t>
+      </w:r>
+      <w:proofErr w:type="spellStart"/>
+      <w:r>
+        <w:t>boolean</w:t>
+      </w:r>
+      <w:proofErr w:type="spellEnd"/>
+      <w:r>
+        <w:t xml:space="preserve"> expressions and logical operators</w:t>
+      </w:r>
+    </w:p>
+    <w:p>
+      <w:pPr>
+        <w:numPr>
+          <w:ilvl w:val="0"/>
+          <w:numId w:val="29"/>
+        </w:numPr>
+        <w:spacing w:after="0"/>
+      </w:pPr>
+      <w:r>
+        <w:t>To understand conditional execution</w:t>
+      </w:r>
+    </w:p>
+    <w:p>
+      <w:pPr>
+        <w:numPr>
+          <w:ilvl w:val="0"/>
+          <w:numId w:val="29"/>
+        </w:numPr>
+        <w:spacing w:after="0"/>
+      </w:pPr>
+      <w:r>
+        <w:t xml:space="preserve">To be able to write a </w:t>
+      </w:r>
+      <w:proofErr w:type="spellStart"/>
+      <w:r>
+        <w:t>boolean</w:t>
+      </w:r>
+      <w:proofErr w:type="spellEnd"/>
+      <w:r>
+        <w:t xml:space="preserve"> function</w:t>
+      </w:r>
+    </w:p>
+    <w:p>
+      <w:pPr>
+        <w:numPr>
+          <w:ilvl w:val="0"/>
+          <w:numId w:val="29"/>
+        </w:numPr>
+        <w:spacing w:after="0"/>
+      </w:pPr>
+      <w:r>
+        <w:t>To know when to use binary, unary, chained and nested conditional statements</w:t>
+      </w:r>
+    </w:p>
+    <w:p>
+      <w:pPr>
+        <w:spacing w:after="0"/>
+      </w:pPr>
+      <w:r>
+        <w:t>8.1.2. Objectives</w:t>
+      </w:r>
+    </w:p>
+    <w:p>
+      <w:pPr>
+        <w:numPr>
+          <w:ilvl w:val="0"/>
+          <w:numId w:val="30"/>
+        </w:numPr>
+        <w:spacing w:after="0"/>
+      </w:pPr>
+      <w:r>
+        <w:t xml:space="preserve">To properly evaluate a (compound) </w:t>
+      </w:r>
+      <w:proofErr w:type="spellStart"/>
+      <w:r>
+        <w:t>boolean</w:t>
+      </w:r>
+      <w:proofErr w:type="spellEnd"/>
+      <w:r>
+        <w:t xml:space="preserve"> expression</w:t>
+      </w:r>
+    </w:p>
+    <w:p>
+      <w:pPr>
+        <w:numPr>
+          <w:ilvl w:val="0"/>
+          <w:numId w:val="30"/>
+        </w:numPr>
+        <w:spacing w:after="0"/>
+      </w:pPr>
+      <w:r>
+        <w:t>To use parenthesis to properly demonstrate operator precedence</w:t>
+      </w:r>
+    </w:p>
+    <w:p>
+      <w:pPr>
+        <w:numPr>
+          <w:ilvl w:val="0"/>
+          <w:numId w:val="30"/>
+        </w:numPr>
+        <w:spacing w:after="0"/>
+      </w:pPr>
+      <w:r>
+        <w:t>To use conditional statements to properly branch code</w:t>
+      </w:r>
+    </w:p>
+    <w:p>
+      <w:pPr>
+        <w:spacing w:after="0"/>
+      </w:pPr>
+    </w:p>
+    <w:p>
+      <w:pPr>
+        <w:spacing w:after="0"/>
+      </w:pPr>
+      <w:r>
+        <w:t>8.2. Boolean Values and Boolean Expressions</w:t>
+      </w:r>
+    </w:p>
+    <w:p>
+      <w:pPr>
+        <w:spacing w:after="0"/>
+      </w:pPr>
+      <w:r>
+        <w:t>The Python type for storing true and false values is called bool, named after the British mathematician, George Boole. George Boole created </w:t>
+      </w:r>
+      <w:r>
+        <w:rPr>
+          <w:i/>
+          <w:iCs/>
+        </w:rPr>
+        <w:t>Boolean Algebra</w:t>
+      </w:r>
+      <w:r>
+        <w:t>, which is the basis of all modern computer arithmetic.</w:t>
+      </w:r>
+    </w:p>
+    <w:p>
+      <w:pPr>
+        <w:spacing w:after="0"/>
+      </w:pPr>
+      <w:r>
+        <w:t>There are only two </w:t>
+      </w:r>
+      <w:proofErr w:type="spellStart"/>
+      <w:r>
+        <w:rPr>
+          <w:b/>
+          <w:bCs/>
+        </w:rPr>
+        <w:t>boolean</w:t>
+      </w:r>
+      <w:proofErr w:type="spellEnd"/>
+      <w:r>
+        <w:rPr>
+          <w:b/>
+          <w:bCs/>
+        </w:rPr>
+        <w:t xml:space="preserve"> values</w:t>
+      </w:r>
+      <w:r>
+        <w:t xml:space="preserve">. They are True and False. Capitalization is important, since true and false are not </w:t>
+      </w:r>
+      <w:proofErr w:type="spellStart"/>
+      <w:r>
+        <w:t>boolean</w:t>
+      </w:r>
+      <w:proofErr w:type="spellEnd"/>
+      <w:r>
+        <w:t xml:space="preserve"> values (remember Python is case sensitive).</w:t>
+      </w:r>
+    </w:p>
+    <w:p>
+      <w:pPr>
+        <w:spacing w:after="0"/>
+      </w:pPr>
+      <w:r>
+        <w:t>A </w:t>
+      </w:r>
+      <w:proofErr w:type="spellStart"/>
+      <w:r>
+        <w:rPr>
+          <w:b/>
+          <w:bCs/>
+        </w:rPr>
+        <w:t>boolean</w:t>
+      </w:r>
+      <w:proofErr w:type="spellEnd"/>
+      <w:r>
+        <w:rPr>
+          <w:b/>
+          <w:bCs/>
+        </w:rPr>
+        <w:t xml:space="preserve"> expression</w:t>
+      </w:r>
+      <w:r>
+        <w:t xml:space="preserve"> is an expression that evaluates to a </w:t>
+      </w:r>
+      <w:proofErr w:type="spellStart"/>
+      <w:r>
+        <w:t>boolean</w:t>
+      </w:r>
+      <w:proofErr w:type="spellEnd"/>
+      <w:r>
+        <w:t xml:space="preserve"> value. The equality operator, ==, compares two values and produces a </w:t>
+      </w:r>
+      <w:proofErr w:type="spellStart"/>
+      <w:r>
+        <w:t>boolean</w:t>
+      </w:r>
+      <w:proofErr w:type="spellEnd"/>
+      <w:r>
+        <w:t xml:space="preserve"> value related to whether the two values are equal to one another.</w:t>
+      </w:r>
+    </w:p>
+    <w:p>
+      <w:pPr>
+        <w:spacing w:after="0"/>
+      </w:pPr>
+    </w:p>
+    <w:p>
+      <w:pPr>
+        <w:spacing w:after="0"/>
+      </w:pPr>
+      <w:r>
+        <w:t>In the first statement, the two operands are equal, so the expression evaluates to True. In the second statement, 5 is not equal to 6, so we get False.</w:t>
+      </w:r>
+    </w:p>
+    <w:p>
+      <w:pPr>
+        <w:spacing w:after="0"/>
+      </w:pPr>
+      <w:r>
+        <w:t>The == operator is one of six common </w:t>
+      </w:r>
+      <w:r>
+        <w:rPr>
+          <w:b/>
+          <w:bCs/>
+        </w:rPr>
+        <w:t>comparison operators</w:t>
+      </w:r>
+      <w:r>
+        <w:t>; the others are:</w:t>
+      </w:r>
+    </w:p>
+    <w:p>
+      <w:pPr>
+        <w:spacing w:after="0"/>
+      </w:pPr>
+      <w:proofErr w:type="gramStart"/>
+      <w:r>
+        <w:t>x !</w:t>
+      </w:r>
+      <w:proofErr w:type="gramEnd"/>
+      <w:r>
+        <w:t xml:space="preserve">= y               </w:t>
+      </w:r>
+      <w:r>
+        <w:rPr>
+          <w:i/>
+          <w:iCs/>
+        </w:rPr>
+        <w:t># x is not equal to y</w:t>
+      </w:r>
+    </w:p>
+    <w:p>
+      <w:pPr>
+        <w:spacing w:after="0"/>
+      </w:pPr>
+      <w:r>
+        <w:t xml:space="preserve">x &gt; y                </w:t>
+      </w:r>
+      <w:r>
+        <w:rPr>
+          <w:i/>
+          <w:iCs/>
+        </w:rPr>
+        <w:t># x is greater than y</w:t>
+      </w:r>
+    </w:p>
+    <w:p>
+      <w:pPr>
+        <w:spacing w:after="0"/>
+      </w:pPr>
+      <w:r>
+        <w:t xml:space="preserve">x &lt; y                </w:t>
+      </w:r>
+      <w:r>
+        <w:rPr>
+          <w:i/>
+          <w:iCs/>
+        </w:rPr>
+        <w:t># x is less than y</w:t>
+      </w:r>
+    </w:p>
+    <w:p>
+      <w:pPr>
+        <w:spacing w:after="0"/>
+      </w:pPr>
+      <w:r>
+        <w:t xml:space="preserve">x &gt;= y               </w:t>
+      </w:r>
+      <w:r>
+        <w:rPr>
+          <w:i/>
+          <w:iCs/>
+        </w:rPr>
+        <w:t># x is greater than or equal to y</w:t>
+      </w:r>
+    </w:p>
+    <w:p>
+      <w:pPr>
+        <w:spacing w:after="0"/>
+      </w:pPr>
+      <w:r>
+        <w:t xml:space="preserve">x &lt;= y               </w:t>
+      </w:r>
+      <w:r>
+        <w:rPr>
+          <w:i/>
+          <w:iCs/>
+        </w:rPr>
+        <w:t># x is less than or equal to y</w:t>
+      </w:r>
+    </w:p>
+    <w:p>
+      <w:pPr>
+        <w:spacing w:after="0"/>
+      </w:pPr>
+      <w:r>
+        <w:t>Although these operations are probably familiar to you, the Python symbols are different from the mathematical symbols. A common error is to use a single equal sign (=) instead of a double equal sign (==). Remember that = is an assignment operator and == is a comparison operator. Also, there is no such thing as =&lt; or =&gt;.</w:t>
+      </w:r>
+    </w:p>
+    <w:p>
+      <w:pPr>
+        <w:spacing w:after="0"/>
+      </w:pPr>
+      <w:r>
+        <w:t>Note too that an equality test is symmetric, but assignment is not. For example, if a == 7 then 7 == a. But in Python, the statement a = 7 is legal and 7 = a is not. (Can you explain why?)</w:t>
+      </w:r>
+    </w:p>
+    <w:p>
+      <w:pPr>
+        <w:spacing w:after="0"/>
+      </w:pPr>
+    </w:p>
+    <w:p>
+      <w:r>
+        <w:br w:type="page"/>
+      </w:r>
+    </w:p>
+    <w:p>
+      <w:pPr>
+        <w:spacing w:after="0"/>
+      </w:pPr>
+      <w:r>
+        <w:lastRenderedPageBreak/>
+        <w:t>8.3. Logical operators</w:t>
+      </w:r>
+      <w:hyperlink r:id="rId32" w:anchor="logical-operators" w:tooltip="Permalink to this heading" w:history="1">
+        <w:r>
+          <w:rPr>
+            <w:rStyle w:val="Hyperlink"/>
+          </w:rPr>
+          <w:t>¶</w:t>
+        </w:r>
+      </w:hyperlink>
+    </w:p>
+    <w:p>
+      <w:pPr>
+        <w:spacing w:after="0"/>
+      </w:pPr>
+      <w:r>
+        <w:t>There are three </w:t>
+      </w:r>
+      <w:r>
+        <w:rPr>
+          <w:b/>
+          <w:bCs/>
+        </w:rPr>
+        <w:t>logical operators</w:t>
+      </w:r>
+      <w:r>
+        <w:t xml:space="preserve">: and, or, and not. All three operators take </w:t>
+      </w:r>
+      <w:proofErr w:type="spellStart"/>
+      <w:r>
+        <w:t>boolean</w:t>
+      </w:r>
+      <w:proofErr w:type="spellEnd"/>
+      <w:r>
+        <w:t xml:space="preserve"> operands and produce </w:t>
+      </w:r>
+      <w:proofErr w:type="spellStart"/>
+      <w:r>
+        <w:t>boolean</w:t>
+      </w:r>
+      <w:proofErr w:type="spellEnd"/>
+      <w:r>
+        <w:t xml:space="preserve"> values. The semantics (meaning) of these operators is similar to their meaning in English:</w:t>
+      </w:r>
+    </w:p>
+    <w:p>
+      <w:pPr>
+        <w:numPr>
+          <w:ilvl w:val="0"/>
+          <w:numId w:val="31"/>
+        </w:numPr>
+        <w:spacing w:after="0"/>
+      </w:pPr>
+      <w:r>
+        <w:t>x and y </w:t>
+      </w:r>
+      <w:proofErr w:type="gramStart"/>
+      <w:r>
+        <w:t>is</w:t>
+      </w:r>
+      <w:proofErr w:type="gramEnd"/>
+      <w:r>
+        <w:t> True if both x and y are True. Otherwise, and produces False.</w:t>
+      </w:r>
+    </w:p>
+    <w:p>
+      <w:pPr>
+        <w:numPr>
+          <w:ilvl w:val="0"/>
+          <w:numId w:val="31"/>
+        </w:numPr>
+        <w:spacing w:after="0"/>
+      </w:pPr>
+      <w:r>
+        <w:t>x or y yields True if either x or y is True. Only if both operands are False does or yield False.</w:t>
+      </w:r>
+    </w:p>
+    <w:p>
+      <w:pPr>
+        <w:numPr>
+          <w:ilvl w:val="0"/>
+          <w:numId w:val="31"/>
+        </w:numPr>
+        <w:spacing w:after="0"/>
+      </w:pPr>
+      <w:r>
+        <w:t>not x yields False if x is True, and vice versa.</w:t>
+      </w:r>
+    </w:p>
+    <w:p>
+      <w:pPr>
+        <w:spacing w:after="0"/>
+      </w:pPr>
+      <w:r>
+        <w:t xml:space="preserve">Look at the following example. See if you can predict the output. Then, </w:t>
+      </w:r>
+      <w:proofErr w:type="gramStart"/>
+      <w:r>
+        <w:t>Run</w:t>
+      </w:r>
+      <w:proofErr w:type="gramEnd"/>
+      <w:r>
+        <w:t xml:space="preserve"> to see if your predictions were correct:</w:t>
+      </w:r>
+    </w:p>
+    <w:p>
+      <w:pPr>
+        <w:spacing w:after="0"/>
+      </w:pPr>
+    </w:p>
+    <w:p>
+      <w:pPr>
+        <w:spacing w:after="0"/>
+      </w:pPr>
+      <w:r>
+        <w:t>x = True</w:t>
+      </w:r>
+    </w:p>
+    <w:p>
+      <w:pPr>
+        <w:spacing w:after="0"/>
+      </w:pPr>
+      <w:r>
+        <w:t>y = False</w:t>
+      </w:r>
+    </w:p>
+    <w:p>
+      <w:pPr>
+        <w:spacing w:after="0"/>
+      </w:pPr>
+      <w:proofErr w:type="gramStart"/>
+      <w:r>
+        <w:t>print(</w:t>
+      </w:r>
+      <w:proofErr w:type="gramEnd"/>
+      <w:r>
+        <w:t>x or y)</w:t>
+      </w:r>
+    </w:p>
+    <w:p>
+      <w:pPr>
+        <w:spacing w:after="0"/>
+      </w:pPr>
+      <w:proofErr w:type="gramStart"/>
+      <w:r>
+        <w:t>print(</w:t>
+      </w:r>
+      <w:proofErr w:type="gramEnd"/>
+      <w:r>
+        <w:t>x and y)</w:t>
+      </w:r>
+    </w:p>
+    <w:p>
+      <w:pPr>
+        <w:spacing w:after="0"/>
+      </w:pPr>
+      <w:proofErr w:type="gramStart"/>
+      <w:r>
+        <w:t>print(</w:t>
+      </w:r>
+      <w:proofErr w:type="gramEnd"/>
+      <w:r>
+        <w:t>not x)</w:t>
+      </w:r>
+    </w:p>
+    <w:p>
+      <w:pPr>
+        <w:spacing w:after="0"/>
+      </w:pPr>
+    </w:p>
+    <w:p>
+      <w:pPr>
+        <w:spacing w:after="0"/>
+      </w:pPr>
+      <w:r>
+        <w:t xml:space="preserve">Although you can use </w:t>
+      </w:r>
+      <w:proofErr w:type="spellStart"/>
+      <w:r>
+        <w:t>boolean</w:t>
+      </w:r>
+      <w:proofErr w:type="spellEnd"/>
+      <w:r>
+        <w:t xml:space="preserve"> operators with simple </w:t>
+      </w:r>
+      <w:proofErr w:type="spellStart"/>
+      <w:r>
+        <w:t>boolean</w:t>
+      </w:r>
+      <w:proofErr w:type="spellEnd"/>
+      <w:r>
+        <w:t xml:space="preserve"> literals or variables as in the above example, they are often combined with the comparison operators, as in this example. Again, before you run this, see if you can predict the outcome:</w:t>
+      </w:r>
+    </w:p>
+    <w:p>
+      <w:pPr>
+        <w:spacing w:after="0"/>
+      </w:pPr>
+    </w:p>
+    <w:p>
+      <w:pPr>
+        <w:spacing w:after="0"/>
+      </w:pPr>
+      <w:r>
+        <w:t>x = 5</w:t>
+      </w:r>
+    </w:p>
+    <w:p>
+      <w:pPr>
+        <w:spacing w:after="0"/>
+      </w:pPr>
+      <w:proofErr w:type="gramStart"/>
+      <w:r>
+        <w:t>print(</w:t>
+      </w:r>
+      <w:proofErr w:type="gramEnd"/>
+      <w:r>
+        <w:t>x &gt; 0 and x &lt; 10)</w:t>
+      </w:r>
+    </w:p>
+    <w:p>
+      <w:pPr>
+        <w:spacing w:after="0"/>
+      </w:pPr>
+      <w:r>
+        <w:t>n = 25</w:t>
+      </w:r>
+    </w:p>
+    <w:p>
+      <w:pPr>
+        <w:spacing w:after="0"/>
+      </w:pPr>
+      <w:proofErr w:type="gramStart"/>
+      <w:r>
+        <w:t>print(</w:t>
+      </w:r>
+      <w:proofErr w:type="gramEnd"/>
+      <w:r>
+        <w:t>n % 2 == 0 or n % 3 == 0)</w:t>
+      </w:r>
+    </w:p>
+    <w:p>
+      <w:pPr>
+        <w:spacing w:after="0"/>
+      </w:pPr>
+    </w:p>
+    <w:p>
+      <w:pPr>
+        <w:spacing w:after="0"/>
+      </w:pPr>
+      <w:r>
+        <w:t>True</w:t>
+      </w:r>
+      <w:r>
+        <w:br/>
+        <w:t>False</w:t>
+      </w:r>
+    </w:p>
+    <w:p>
+      <w:pPr>
+        <w:spacing w:after="0"/>
+      </w:pPr>
+    </w:p>
+    <w:p>
+      <w:pPr>
+        <w:spacing w:after="0"/>
+      </w:pPr>
+      <w:r>
+        <w:t>The expression x &gt; 0 and x &lt; 10 is True only if x is greater than 0 </w:t>
+      </w:r>
+      <w:r>
+        <w:rPr>
+          <w:i/>
+          <w:iCs/>
+        </w:rPr>
+        <w:t>and</w:t>
+      </w:r>
+      <w:r>
+        <w:t> at the same time, x is less than 10. In other words, this expression is True if x is between 0 and 10, not including the endpoints.</w:t>
+      </w:r>
+    </w:p>
+    <w:p>
+      <w:pPr>
+        <w:spacing w:after="0"/>
+        <w:rPr>
+          <w:b/>
+          <w:bCs/>
+        </w:rPr>
+      </w:pPr>
+      <w:r>
+        <w:rPr>
+          <w:b/>
+          <w:bCs/>
+        </w:rPr>
+        <w:t>Common Mistake!</w:t>
+      </w:r>
+    </w:p>
+    <w:p>
+      <w:pPr>
+        <w:spacing w:after="0"/>
+      </w:pPr>
+      <w:r>
+        <w:t xml:space="preserve">There is a very common mistake that occurs when programmers try to write </w:t>
+      </w:r>
+      <w:proofErr w:type="spellStart"/>
+      <w:r>
+        <w:t>boolean</w:t>
+      </w:r>
+      <w:proofErr w:type="spellEnd"/>
+      <w:r>
+        <w:t xml:space="preserve"> expressions. For example, what if we have a variable number and we want to check to see if its value is 5 or 6. In words we might say: “number equal to 5 or 6”. However, if we translate this into Python, number == 5 or 6, it will not yield correct results. The or operator must have a complete equality check on both sides. The correct way to write this is number == 5 or number == 6. Remember that both operands of or must be </w:t>
+      </w:r>
+      <w:proofErr w:type="spellStart"/>
+      <w:r>
+        <w:t>booleans</w:t>
+      </w:r>
+      <w:proofErr w:type="spellEnd"/>
+      <w:r>
+        <w:t xml:space="preserve"> in order to yield proper results.</w:t>
+      </w:r>
+    </w:p>
+    <w:p>
+      <w:pPr>
+        <w:spacing w:after="0"/>
+      </w:pPr>
+      <w:r>
+        <w:t>8.3.1. Smart Evaluation</w:t>
+      </w:r>
+    </w:p>
+    <w:p>
+      <w:pPr>
+        <w:spacing w:after="0"/>
+      </w:pPr>
+      <w:r>
+        <w:t xml:space="preserve">Python is “smart” about the way it evaluates expressions using </w:t>
+      </w:r>
+      <w:proofErr w:type="spellStart"/>
+      <w:r>
+        <w:t>boolean</w:t>
+      </w:r>
+      <w:proofErr w:type="spellEnd"/>
+      <w:r>
+        <w:t xml:space="preserve"> operators. Consider the following example:</w:t>
+      </w:r>
+    </w:p>
+    <w:p>
+      <w:pPr>
+        <w:spacing w:after="0"/>
+      </w:pPr>
+      <w:r>
+        <w:t>answer = input('Continue?')</w:t>
+      </w:r>
+    </w:p>
+    <w:p>
+      <w:pPr>
+        <w:spacing w:after="0"/>
+      </w:pPr>
+      <w:r>
+        <w:rPr>
+          <w:b/>
+          <w:bCs/>
+        </w:rPr>
+        <w:t>if</w:t>
+      </w:r>
+      <w:r>
+        <w:t xml:space="preserve"> answer == 'Y' </w:t>
+      </w:r>
+      <w:r>
+        <w:rPr>
+          <w:b/>
+          <w:bCs/>
+        </w:rPr>
+        <w:t>or</w:t>
+      </w:r>
+      <w:r>
+        <w:t xml:space="preserve"> answer == 'y':</w:t>
+      </w:r>
+    </w:p>
+    <w:p>
+      <w:pPr>
+        <w:spacing w:after="0"/>
+      </w:pPr>
+      <w:r>
+        <w:t xml:space="preserve">   print('Continuing!')</w:t>
+      </w:r>
+    </w:p>
+    <w:p>
+      <w:pPr>
+        <w:spacing w:after="0"/>
+      </w:pPr>
+      <w:r>
+        <w:lastRenderedPageBreak/>
+        <w:t>There are two operands for the or operator here: answer == 'Y' and 'answer == 'y'. Python evaluates from left to right, and if the first operand for or evaluates to True, Python doesn’t bother evaluating the second operand, because it knows the result must be True (recall that if either operand for or is True, the result is True). So, if the user enters Y, Python first evaluates answer == 'Y', determines that it is True, and doesn’t bother to check to see if answer == 'y' is True; it just concludes that the entire condition is True and executes the print statement.</w:t>
+      </w:r>
+    </w:p>
+    <w:p>
+      <w:pPr>
+        <w:spacing w:after="0"/>
+      </w:pPr>
+      <w:r>
+        <w:t>In a similar fashion, with the and operator, if the first operand evaluates to False, Python doesn’t check the second operand’s value, because it can conclude that the result must be False.</w:t>
+      </w:r>
+    </w:p>
+    <w:p>
+      <w:pPr>
+        <w:spacing w:after="0"/>
+      </w:pPr>
+      <w:r>
+        <w:t>This behavior, in which Python in some cases skips the evaluation of the second operand to and </w:t>
+      </w:r>
+      <w:proofErr w:type="spellStart"/>
+      <w:r>
+        <w:t>and</w:t>
+      </w:r>
+      <w:proofErr w:type="spellEnd"/>
+      <w:r>
+        <w:t> or, is called </w:t>
+      </w:r>
+      <w:r>
+        <w:rPr>
+          <w:b/>
+          <w:bCs/>
+        </w:rPr>
+        <w:t xml:space="preserve">short-circuit </w:t>
+      </w:r>
+      <w:proofErr w:type="spellStart"/>
+      <w:r>
+        <w:rPr>
+          <w:b/>
+          <w:bCs/>
+        </w:rPr>
+        <w:t>boolean</w:t>
+      </w:r>
+      <w:proofErr w:type="spellEnd"/>
+      <w:r>
+        <w:rPr>
+          <w:b/>
+          <w:bCs/>
+        </w:rPr>
+        <w:t xml:space="preserve"> evaluation</w:t>
+      </w:r>
+      <w:r>
+        <w:t>. You don’t have to do anything to make Python do this; it’s the way Python works. It saves a little processing time. And, as a special bonus, you can take advantage of Python’s short-circuiting behavior to shorten your code. Consider the following example:</w:t>
+      </w:r>
+    </w:p>
+    <w:p>
+      <w:pPr>
+        <w:spacing w:after="0"/>
+        <w:rPr>
+          <w:sz w:val="16"/>
+          <w:szCs w:val="16"/>
+        </w:rPr>
+      </w:pPr>
+    </w:p>
+    <w:p>
+      <w:pPr>
+        <w:spacing w:after="0"/>
+      </w:pPr>
+      <w:proofErr w:type="spellStart"/>
+      <w:r>
+        <w:t>total_weight</w:t>
+      </w:r>
+      <w:proofErr w:type="spellEnd"/>
+      <w:r>
+        <w:t xml:space="preserve"> = </w:t>
+      </w:r>
+      <w:proofErr w:type="gramStart"/>
+      <w:r>
+        <w:t>int(input(</w:t>
+      </w:r>
+      <w:proofErr w:type="gramEnd"/>
+      <w:r>
+        <w:t>'Enter total weight of luggage:'))</w:t>
+      </w:r>
+    </w:p>
+    <w:p>
+      <w:pPr>
+        <w:spacing w:after="0"/>
+      </w:pPr>
+      <w:proofErr w:type="spellStart"/>
+      <w:r>
+        <w:t>num_pieces</w:t>
+      </w:r>
+      <w:proofErr w:type="spellEnd"/>
+      <w:r>
+        <w:t xml:space="preserve"> = </w:t>
+      </w:r>
+      <w:proofErr w:type="gramStart"/>
+      <w:r>
+        <w:t>int(input(</w:t>
+      </w:r>
+      <w:proofErr w:type="gramEnd"/>
+      <w:r>
+        <w:t>'Number of pieces of luggage?'))</w:t>
+      </w:r>
+    </w:p>
+    <w:p>
+      <w:pPr>
+        <w:spacing w:after="0"/>
+      </w:pPr>
+      <w:r>
+        <w:t xml:space="preserve">if </w:t>
+      </w:r>
+      <w:proofErr w:type="spellStart"/>
+      <w:r>
+        <w:t>total_weight</w:t>
+      </w:r>
+      <w:proofErr w:type="spellEnd"/>
+      <w:r>
+        <w:t xml:space="preserve"> / </w:t>
+      </w:r>
+      <w:proofErr w:type="spellStart"/>
+      <w:r>
+        <w:t>num_pieces</w:t>
+      </w:r>
+      <w:proofErr w:type="spellEnd"/>
+      <w:r>
+        <w:t xml:space="preserve"> &gt; 50:</w:t>
+      </w:r>
+    </w:p>
+    <w:p>
+      <w:pPr>
+        <w:spacing w:after="0"/>
+      </w:pPr>
+      <w:r>
+        <w:t xml:space="preserve">   </w:t>
+      </w:r>
+      <w:proofErr w:type="gramStart"/>
+      <w:r>
+        <w:t>print(</w:t>
+      </w:r>
+      <w:proofErr w:type="gramEnd"/>
+      <w:r>
+        <w:t>'Average weight is greater than 50 pounds -&gt; $100 surcharge.')</w:t>
+      </w:r>
+    </w:p>
+    <w:p>
+      <w:pPr>
+        <w:spacing w:after="0"/>
+      </w:pPr>
+      <w:proofErr w:type="gramStart"/>
+      <w:r>
+        <w:t>print(</w:t>
+      </w:r>
+      <w:proofErr w:type="gramEnd"/>
+      <w:r>
+        <w:t>'Luggage check complete.')</w:t>
+      </w:r>
+    </w:p>
+    <w:p>
+      <w:pPr>
+        <w:spacing w:after="0"/>
+        <w:rPr>
+          <w:sz w:val="16"/>
+          <w:szCs w:val="16"/>
+        </w:rPr>
+      </w:pPr>
+    </w:p>
+    <w:p>
+      <w:pPr>
+        <w:spacing w:after="0"/>
+      </w:pPr>
+      <w:r>
+        <w:t>Average weight is greater than 50 pounds -&gt; $100 surcharge.</w:t>
+      </w:r>
+      <w:r>
+        <w:br/>
+        <w:t xml:space="preserve">Luggage </w:t>
+      </w:r>
+      <w:proofErr w:type="gramStart"/>
+      <w:r>
+        <w:t>check</w:t>
+      </w:r>
+      <w:proofErr w:type="gramEnd"/>
+      <w:r>
+        <w:t xml:space="preserve"> complete.</w:t>
+      </w:r>
+    </w:p>
+    <w:p>
+      <w:pPr>
+        <w:spacing w:after="0"/>
+        <w:rPr>
+          <w:sz w:val="16"/>
+          <w:szCs w:val="16"/>
+        </w:rPr>
+      </w:pPr>
+    </w:p>
+    <w:p>
+      <w:pPr>
+        <w:spacing w:after="0"/>
+      </w:pPr>
+      <w:r>
+        <w:t>This code checks to see if the average weight of a given number of pieces of luggage is greater than 50 pounds. However, there is a potential crash situation here. If the user enters 0 for </w:t>
+      </w:r>
+      <w:proofErr w:type="spellStart"/>
+      <w:r>
+        <w:t>num_pieces</w:t>
+      </w:r>
+      <w:proofErr w:type="spellEnd"/>
+      <w:r>
+        <w:t>, the program will crash with a divide by zero error. Try it out to see it happen.</w:t>
+      </w:r>
+    </w:p>
+    <w:p>
+      <w:pPr>
+        <w:spacing w:after="0"/>
+      </w:pPr>
+      <w:r>
+        <w:t>To prevent the crash, you might add an extra if statement to check for zero:</w:t>
+      </w:r>
+    </w:p>
+    <w:p>
+      <w:pPr>
+        <w:spacing w:after="0"/>
+        <w:rPr>
+          <w:sz w:val="16"/>
+          <w:szCs w:val="16"/>
+        </w:rPr>
+      </w:pPr>
+    </w:p>
+    <w:p>
+      <w:pPr>
+        <w:spacing w:after="0"/>
+      </w:pPr>
+      <w:r>
+        <w:rPr>
+          <w:b/>
+          <w:bCs/>
+        </w:rPr>
+        <w:t>if</w:t>
+      </w:r>
+      <w:r>
+        <w:t xml:space="preserve"> </w:t>
+      </w:r>
+      <w:proofErr w:type="spellStart"/>
+      <w:r>
+        <w:t>num_</w:t>
+      </w:r>
+      <w:proofErr w:type="gramStart"/>
+      <w:r>
+        <w:t>pieces</w:t>
+      </w:r>
+      <w:proofErr w:type="spellEnd"/>
+      <w:r>
+        <w:t xml:space="preserve"> !</w:t>
+      </w:r>
+      <w:proofErr w:type="gramEnd"/>
+      <w:r>
+        <w:t>= 0:</w:t>
+      </w:r>
+    </w:p>
+    <w:p>
+      <w:pPr>
+        <w:spacing w:after="0"/>
+      </w:pPr>
+      <w:r>
+        <w:t xml:space="preserve">   </w:t>
+      </w:r>
+      <w:r>
+        <w:rPr>
+          <w:b/>
+          <w:bCs/>
+        </w:rPr>
+        <w:t>if</w:t>
+      </w:r>
+      <w:r>
+        <w:t xml:space="preserve"> </w:t>
+      </w:r>
+      <w:proofErr w:type="spellStart"/>
+      <w:r>
+        <w:t>total_weight</w:t>
+      </w:r>
+      <w:proofErr w:type="spellEnd"/>
+      <w:r>
+        <w:t xml:space="preserve"> / </w:t>
+      </w:r>
+      <w:proofErr w:type="spellStart"/>
+      <w:r>
+        <w:t>num_pieces</w:t>
+      </w:r>
+      <w:proofErr w:type="spellEnd"/>
+      <w:r>
+        <w:t xml:space="preserve"> &gt; 50:</w:t>
+      </w:r>
+    </w:p>
+    <w:p>
+      <w:pPr>
+        <w:spacing w:after="0"/>
+      </w:pPr>
+      <w:r>
+        <w:t xml:space="preserve">      </w:t>
+      </w:r>
+      <w:proofErr w:type="gramStart"/>
+      <w:r>
+        <w:t>print(</w:t>
+      </w:r>
+      <w:proofErr w:type="gramEnd"/>
+      <w:r>
+        <w:t>'Average weight is greater than 50 pounds -&gt; $100 surcharge.')</w:t>
+      </w:r>
+    </w:p>
+    <w:p>
+      <w:pPr>
+        <w:spacing w:after="0"/>
+        <w:rPr>
+          <w:sz w:val="16"/>
+          <w:szCs w:val="16"/>
+        </w:rPr>
+      </w:pPr>
+    </w:p>
+    <w:p>
+      <w:pPr>
+        <w:spacing w:after="0"/>
+      </w:pPr>
+      <w:r>
+        <w:t>Now, the division will not occur if </w:t>
+      </w:r>
+      <w:proofErr w:type="spellStart"/>
+      <w:r>
+        <w:t>num_pieces</w:t>
+      </w:r>
+      <w:proofErr w:type="spellEnd"/>
+      <w:r>
+        <w:t xml:space="preserve"> is zero, and a potential runtime crash has been averted. </w:t>
+      </w:r>
+    </w:p>
+    <w:p>
+      <w:pPr>
+        <w:spacing w:after="0"/>
+      </w:pPr>
+      <w:r>
+        <w:t>We can shorten this example to a single if statement if we do it carefully. Anytime you have two nested if statements as in the example above, you can combine them into a single if statement by joining the conditions using the and operator. Consider the version below, and think about why this if statement is equivalent in its behavior to the previous version with two nested if statements:</w:t>
+      </w:r>
+    </w:p>
+    <w:p>
+      <w:pPr>
+        <w:spacing w:after="0"/>
+        <w:rPr>
+          <w:sz w:val="16"/>
+          <w:szCs w:val="16"/>
+        </w:rPr>
+      </w:pPr>
+    </w:p>
+    <w:p>
+      <w:pPr>
+        <w:spacing w:after="0"/>
+      </w:pPr>
+      <w:proofErr w:type="spellStart"/>
+      <w:r>
+        <w:t>total_weight</w:t>
+      </w:r>
+      <w:proofErr w:type="spellEnd"/>
+      <w:r>
+        <w:t xml:space="preserve"> = </w:t>
+      </w:r>
+      <w:proofErr w:type="gramStart"/>
+      <w:r>
+        <w:t>int(input(</w:t>
+      </w:r>
+      <w:proofErr w:type="gramEnd"/>
+      <w:r>
+        <w:t>'Enter total weight of luggage:'))</w:t>
+      </w:r>
+    </w:p>
+    <w:p>
+      <w:pPr>
+        <w:spacing w:after="0"/>
+      </w:pPr>
+      <w:proofErr w:type="spellStart"/>
+      <w:r>
+        <w:t>num_pieces</w:t>
+      </w:r>
+      <w:proofErr w:type="spellEnd"/>
+      <w:r>
+        <w:t xml:space="preserve"> = </w:t>
+      </w:r>
+      <w:proofErr w:type="gramStart"/>
+      <w:r>
+        <w:t>int(input(</w:t>
+      </w:r>
+      <w:proofErr w:type="gramEnd"/>
+      <w:r>
+        <w:t>'Number of pieces of luggage?'))</w:t>
+      </w:r>
+    </w:p>
+    <w:p>
+      <w:pPr>
+        <w:spacing w:after="0"/>
+      </w:pPr>
+      <w:r>
+        <w:t xml:space="preserve">if </w:t>
+      </w:r>
+      <w:proofErr w:type="spellStart"/>
+      <w:r>
+        <w:t>num_</w:t>
+      </w:r>
+      <w:proofErr w:type="gramStart"/>
+      <w:r>
+        <w:t>pieces</w:t>
+      </w:r>
+      <w:proofErr w:type="spellEnd"/>
+      <w:r>
+        <w:t xml:space="preserve"> !</w:t>
+      </w:r>
+      <w:proofErr w:type="gramEnd"/>
+      <w:r>
+        <w:t xml:space="preserve">= 0 and </w:t>
+      </w:r>
+      <w:proofErr w:type="spellStart"/>
+      <w:r>
+        <w:t>total_weight</w:t>
+      </w:r>
+      <w:proofErr w:type="spellEnd"/>
+      <w:r>
+        <w:t xml:space="preserve"> / </w:t>
+      </w:r>
+      <w:proofErr w:type="spellStart"/>
+      <w:r>
+        <w:t>num_pieces</w:t>
+      </w:r>
+      <w:proofErr w:type="spellEnd"/>
+      <w:r>
+        <w:t xml:space="preserve"> &gt; 50:</w:t>
+      </w:r>
+    </w:p>
+    <w:p>
+      <w:pPr>
+        <w:spacing w:after="0"/>
+      </w:pPr>
+      <w:r>
+        <w:t xml:space="preserve">   </w:t>
+      </w:r>
+      <w:proofErr w:type="gramStart"/>
+      <w:r>
+        <w:t>print(</w:t>
+      </w:r>
+      <w:proofErr w:type="gramEnd"/>
+      <w:r>
+        <w:t>'Average weight is greater than 50 pounds -&gt; $100 surcharge.')</w:t>
+      </w:r>
+    </w:p>
+    <w:p>
+      <w:pPr>
+        <w:spacing w:after="0"/>
+      </w:pPr>
+      <w:proofErr w:type="gramStart"/>
+      <w:r>
+        <w:t>print(</w:t>
+      </w:r>
+      <w:proofErr w:type="gramEnd"/>
+      <w:r>
+        <w:t>'Luggage check complete.')</w:t>
+      </w:r>
+    </w:p>
+    <w:p>
+      <w:pPr>
+        <w:spacing w:after="0"/>
+        <w:rPr>
+          <w:sz w:val="16"/>
+          <w:szCs w:val="16"/>
+        </w:rPr>
+      </w:pPr>
+    </w:p>
+    <w:p>
+      <w:pPr>
+        <w:spacing w:after="0"/>
+      </w:pPr>
+      <w:r>
+        <w:t xml:space="preserve">Luggage </w:t>
+      </w:r>
+      <w:proofErr w:type="gramStart"/>
+      <w:r>
+        <w:t>check</w:t>
+      </w:r>
+      <w:proofErr w:type="gramEnd"/>
+      <w:r>
+        <w:t xml:space="preserve"> complete.</w:t>
+      </w:r>
+    </w:p>
+    <w:p>
+      <w:pPr>
+        <w:spacing w:after="0"/>
+      </w:pPr>
+      <w:r>
+        <w:lastRenderedPageBreak/>
+        <w:t>But wait a minute: is this code safe? Try running the program and entering the value 500 for </w:t>
+      </w:r>
+      <w:proofErr w:type="spellStart"/>
+      <w:r>
+        <w:t>total_weight</w:t>
+      </w:r>
+      <w:proofErr w:type="spellEnd"/>
+      <w:r>
+        <w:t xml:space="preserve"> and the value 5 for </w:t>
+      </w:r>
+      <w:proofErr w:type="spellStart"/>
+      <w:r>
+        <w:t>num_pieces</w:t>
+      </w:r>
+      <w:proofErr w:type="spellEnd"/>
+      <w:r>
+        <w:t xml:space="preserve">. Then, try it again using the value 0 for </w:t>
+      </w:r>
+      <w:proofErr w:type="spellStart"/>
+      <w:r>
+        <w:t>num_pieces</w:t>
+      </w:r>
+      <w:proofErr w:type="spellEnd"/>
+      <w:r>
+        <w:t>. There should be no crash.</w:t>
+      </w:r>
+    </w:p>
+    <w:p>
+      <w:pPr>
+        <w:spacing w:after="0"/>
+      </w:pPr>
+      <w:r>
+        <w:t>Next, try altering the code and reversing the order of the if conditions:</w:t>
+      </w:r>
+    </w:p>
+    <w:p>
+      <w:pPr>
+        <w:spacing w:after="0"/>
+      </w:pPr>
+      <w:r>
+        <w:rPr>
+          <w:b/>
+          <w:bCs/>
+        </w:rPr>
+        <w:t>if</w:t>
+      </w:r>
+      <w:r>
+        <w:t xml:space="preserve"> </w:t>
+      </w:r>
+      <w:proofErr w:type="spellStart"/>
+      <w:r>
+        <w:t>total_weight</w:t>
+      </w:r>
+      <w:proofErr w:type="spellEnd"/>
+      <w:r>
+        <w:t xml:space="preserve"> / </w:t>
+      </w:r>
+      <w:proofErr w:type="spellStart"/>
+      <w:r>
+        <w:t>num_pieces</w:t>
+      </w:r>
+      <w:proofErr w:type="spellEnd"/>
+      <w:r>
+        <w:t xml:space="preserve"> &gt; 50 </w:t>
+      </w:r>
+      <w:r>
+        <w:rPr>
+          <w:b/>
+          <w:bCs/>
+        </w:rPr>
+        <w:t>and</w:t>
+      </w:r>
+      <w:r>
+        <w:t xml:space="preserve"> </w:t>
+      </w:r>
+      <w:proofErr w:type="spellStart"/>
+      <w:r>
+        <w:t>num_</w:t>
+      </w:r>
+      <w:proofErr w:type="gramStart"/>
+      <w:r>
+        <w:t>pieces</w:t>
+      </w:r>
+      <w:proofErr w:type="spellEnd"/>
+      <w:r>
+        <w:t xml:space="preserve"> !</w:t>
+      </w:r>
+      <w:proofErr w:type="gramEnd"/>
+      <w:r>
+        <w:t>= 0:</w:t>
+      </w:r>
+    </w:p>
+    <w:p>
+      <w:pPr>
+        <w:spacing w:after="0"/>
+      </w:pPr>
+      <w:r>
+        <w:t xml:space="preserve">   </w:t>
+      </w:r>
+      <w:r>
+        <w:t xml:space="preserve"> </w:t>
+      </w:r>
+      <w:proofErr w:type="gramStart"/>
+      <w:r>
+        <w:t>print(</w:t>
+      </w:r>
+      <w:proofErr w:type="gramEnd"/>
+      <w:r>
+        <w:t>'Average weight is greater than 50 pounds -&gt; $100 surcharge.')</w:t>
+      </w:r>
+    </w:p>
+    <w:p>
+      <w:pPr>
+        <w:spacing w:after="0"/>
+      </w:pPr>
+      <w:r>
+        <w:t xml:space="preserve">Run the program again, performing the same two tests. This time, you should observe a crash when you enter 0 for </w:t>
+      </w:r>
+      <w:proofErr w:type="spellStart"/>
+      <w:r>
+        <w:t>num_pieces</w:t>
+      </w:r>
+      <w:proofErr w:type="spellEnd"/>
+      <w:r>
+        <w:t>. Can you analyze why the first version did not crash, but the second one does?</w:t>
+      </w:r>
+    </w:p>
+    <w:p>
+      <w:pPr>
+        <w:spacing w:after="0"/>
+      </w:pPr>
+      <w:r>
+        <w:t>In the second version, when evaluating left-to-right, the division by zero occurs before Python evaluates the comparison </w:t>
+      </w:r>
+      <w:proofErr w:type="spellStart"/>
+      <w:r>
+        <w:t>num_</w:t>
+      </w:r>
+      <w:proofErr w:type="gramStart"/>
+      <w:r>
+        <w:t>pieces</w:t>
+      </w:r>
+      <w:proofErr w:type="spellEnd"/>
+      <w:r>
+        <w:t> !</w:t>
+      </w:r>
+      <w:proofErr w:type="gramEnd"/>
+      <w:r>
+        <w:t>= 0. When joining two if statements into a single if statement, you must be sure to put the condition from the first if statement on the left-hand side of the and operator, and the other condition on the right-hand side, in order to get the same effect.</w:t>
+      </w:r>
+    </w:p>
+    <w:p>
+      <w:pPr>
+        <w:spacing w:after="0"/>
+      </w:pPr>
+      <w:r>
+        <w:t xml:space="preserve">To summarize this discussion on smart evaluation, keep in mind that when you are performing potentially dangerous operations in an if statement or while loop using </w:t>
+      </w:r>
+      <w:proofErr w:type="spellStart"/>
+      <w:r>
+        <w:t>boolean</w:t>
+      </w:r>
+      <w:proofErr w:type="spellEnd"/>
+      <w:r>
+        <w:t xml:space="preserve"> logic with and or </w:t>
+      </w:r>
+      <w:proofErr w:type="spellStart"/>
+      <w:r>
+        <w:t>or</w:t>
+      </w:r>
+      <w:proofErr w:type="spellEnd"/>
+      <w:r>
+        <w:t>, order matters!</w:t>
+      </w:r>
+    </w:p>
+    <w:p>
+      <w:pPr>
+        <w:spacing w:after="0"/>
+        <w:rPr>
+          <w:sz w:val="16"/>
+          <w:szCs w:val="16"/>
+        </w:rPr>
+      </w:pPr>
+    </w:p>
+    <w:p>
+      <w:pPr>
+        <w:spacing w:after="0"/>
+      </w:pPr>
+      <w:r>
+        <w:t>What is the correct Python expression for checking to see if a number stored in a variable x is between 0 and 5.</w:t>
+      </w:r>
+    </w:p>
+    <w:p>
+      <w:pPr>
+        <w:spacing w:after="0"/>
+        <w:rPr>
+          <w:b/>
+          <w:bCs/>
+        </w:rPr>
+      </w:pPr>
+      <w:r>
+        <w:rPr>
+          <w:b/>
+          <w:bCs/>
+        </w:rPr>
+        <w:t>B. 0 &lt; x &lt; 5</w:t>
+      </w:r>
+    </w:p>
+    <w:p>
+      <w:pPr>
+        <w:spacing w:after="0"/>
+        <w:rPr>
+          <w:b/>
+          <w:bCs/>
+        </w:rPr>
+      </w:pPr>
+      <w:r>
+        <w:rPr>
+          <w:b/>
+          <w:bCs/>
+        </w:rPr>
+        <w:t>D. x &gt; 0 and x &lt; 5</w:t>
+      </w:r>
+    </w:p>
+    <w:p>
+      <w:pPr>
+        <w:numPr>
+          <w:ilvl w:val="0"/>
+          <w:numId w:val="34"/>
+        </w:numPr>
+        <w:spacing w:after="0" w:line="240" w:lineRule="auto"/>
+        <w:rPr>
+          <w:rFonts w:ascii="Helvetica" w:eastAsia="Times New Roman" w:hAnsi="Helvetica" w:cs="Helvetica"/>
+          <w:color w:val="333333"/>
+          <w:kern w:val="0"/>
+          <w:sz w:val="21"/>
+          <w:szCs w:val="21"/>
+          <w:lang w:eastAsia="en-PH"/>
+          <w14:ligatures w14:val="none"/>
+        </w:rPr>
+      </w:pPr>
+      <w:r>
+        <w:rPr>
+          <w:rFonts w:ascii="Helvetica" w:eastAsia="Times New Roman" w:hAnsi="Helvetica" w:cs="Helvetica"/>
+          <w:color w:val="333333"/>
+          <w:kern w:val="0"/>
+          <w:sz w:val="21"/>
+          <w:szCs w:val="21"/>
+          <w:lang w:eastAsia="en-PH"/>
+          <w14:ligatures w14:val="none"/>
+        </w:rPr>
+        <w:t xml:space="preserve">Although most other programming languages do not allow this syntax, in Python, this syntax is allowed. Even though it is possible to use this format, you should not use it all the time. Instead, make multiple comparisons by using and or </w:t>
+      </w:r>
+      <w:proofErr w:type="spellStart"/>
+      <w:r>
+        <w:rPr>
+          <w:rFonts w:ascii="Helvetica" w:eastAsia="Times New Roman" w:hAnsi="Helvetica" w:cs="Helvetica"/>
+          <w:color w:val="333333"/>
+          <w:kern w:val="0"/>
+          <w:sz w:val="21"/>
+          <w:szCs w:val="21"/>
+          <w:lang w:eastAsia="en-PH"/>
+          <w14:ligatures w14:val="none"/>
+        </w:rPr>
+        <w:t>or</w:t>
+      </w:r>
+      <w:proofErr w:type="spellEnd"/>
+      <w:r>
+        <w:rPr>
+          <w:rFonts w:ascii="Helvetica" w:eastAsia="Times New Roman" w:hAnsi="Helvetica" w:cs="Helvetica"/>
+          <w:color w:val="333333"/>
+          <w:kern w:val="0"/>
+          <w:sz w:val="21"/>
+          <w:szCs w:val="21"/>
+          <w:lang w:eastAsia="en-PH"/>
+          <w14:ligatures w14:val="none"/>
+        </w:rPr>
+        <w:t>.</w:t>
+      </w:r>
+    </w:p>
+    <w:p>
+      <w:pPr>
+        <w:numPr>
+          <w:ilvl w:val="0"/>
+          <w:numId w:val="33"/>
+        </w:numPr>
+        <w:spacing w:after="0" w:line="240" w:lineRule="auto"/>
+        <w:rPr>
+          <w:rFonts w:ascii="Helvetica" w:eastAsia="Times New Roman" w:hAnsi="Helvetica" w:cs="Helvetica"/>
+          <w:color w:val="333333"/>
+          <w:kern w:val="0"/>
+          <w:sz w:val="16"/>
+          <w:szCs w:val="16"/>
+          <w:lang w:eastAsia="en-PH"/>
+          <w14:ligatures w14:val="none"/>
+        </w:rPr>
+      </w:pPr>
+      <w:r>
+        <w:rPr>
+          <w:rFonts w:ascii="Helvetica" w:eastAsia="Times New Roman" w:hAnsi="Helvetica" w:cs="Helvetica"/>
+          <w:color w:val="333333"/>
+          <w:kern w:val="0"/>
+          <w:sz w:val="21"/>
+          <w:szCs w:val="21"/>
+          <w:lang w:eastAsia="en-PH"/>
+          <w14:ligatures w14:val="none"/>
+        </w:rPr>
+        <w:t xml:space="preserve">Yes, with an ``and`` keyword both expressions must be true so the number must be greater than 0 </w:t>
+      </w:r>
+      <w:proofErr w:type="gramStart"/>
+      <w:r>
+        <w:rPr>
+          <w:rFonts w:ascii="Helvetica" w:eastAsia="Times New Roman" w:hAnsi="Helvetica" w:cs="Helvetica"/>
+          <w:color w:val="333333"/>
+          <w:kern w:val="0"/>
+          <w:sz w:val="21"/>
+          <w:szCs w:val="21"/>
+          <w:lang w:eastAsia="en-PH"/>
+          <w14:ligatures w14:val="none"/>
+        </w:rPr>
+        <w:t>an</w:t>
+      </w:r>
+      <w:proofErr w:type="gramEnd"/>
+      <w:r>
+        <w:rPr>
+          <w:rFonts w:ascii="Helvetica" w:eastAsia="Times New Roman" w:hAnsi="Helvetica" w:cs="Helvetica"/>
+          <w:color w:val="333333"/>
+          <w:kern w:val="0"/>
+          <w:sz w:val="21"/>
+          <w:szCs w:val="21"/>
+          <w:lang w:eastAsia="en-PH"/>
+          <w14:ligatures w14:val="none"/>
+        </w:rPr>
+        <w:t xml:space="preserve"> less than 5 for this expression to be true.</w:t>
+      </w:r>
+    </w:p>
+    <w:p>
+      <w:pPr>
+        <w:spacing w:after="0"/>
+      </w:pPr>
+    </w:p>
+    <w:p>
+      <w:pPr>
+        <w:spacing w:after="0"/>
+      </w:pPr>
+      <w:r>
+        <w:t>8.4. The in and not in operators</w:t>
+      </w:r>
+    </w:p>
+    <w:p>
+      <w:pPr>
+        <w:spacing w:after="0"/>
+      </w:pPr>
+      <w:r>
+        <w:t>The </w:t>
+      </w:r>
+      <w:proofErr w:type="gramStart"/>
+      <w:r>
+        <w:t>in operator</w:t>
+      </w:r>
+      <w:proofErr w:type="gramEnd"/>
+      <w:r>
+        <w:t xml:space="preserve"> tests if one string is a substring of another:</w:t>
+      </w:r>
+    </w:p>
+    <w:p>
+      <w:pPr>
+        <w:spacing w:after="0"/>
+      </w:pPr>
+      <w:proofErr w:type="gramStart"/>
+      <w:r>
+        <w:t>print(</w:t>
+      </w:r>
+      <w:proofErr w:type="gramEnd"/>
+      <w:r>
+        <w:t>'p' in 'apple')</w:t>
+      </w:r>
+    </w:p>
+    <w:p>
+      <w:pPr>
+        <w:spacing w:after="0"/>
+      </w:pPr>
+      <w:proofErr w:type="gramStart"/>
+      <w:r>
+        <w:t>print(</w:t>
+      </w:r>
+      <w:proofErr w:type="gramEnd"/>
+      <w:r>
+        <w:t>'</w:t>
+      </w:r>
+      <w:proofErr w:type="spellStart"/>
+      <w:r>
+        <w:t>i</w:t>
+      </w:r>
+      <w:proofErr w:type="spellEnd"/>
+      <w:r>
+        <w:t>' in 'apple')</w:t>
+      </w:r>
+    </w:p>
+    <w:p>
+      <w:pPr>
+        <w:spacing w:after="0"/>
+      </w:pPr>
+      <w:proofErr w:type="gramStart"/>
+      <w:r>
+        <w:t>print(</w:t>
+      </w:r>
+      <w:proofErr w:type="gramEnd"/>
+      <w:r>
+        <w:t>'ap' in 'apple')</w:t>
+      </w:r>
+    </w:p>
+    <w:p>
+      <w:pPr>
+        <w:spacing w:after="0"/>
+      </w:pPr>
+      <w:proofErr w:type="gramStart"/>
+      <w:r>
+        <w:t>print(</w:t>
+      </w:r>
+      <w:proofErr w:type="gramEnd"/>
+      <w:r>
+        <w:t>'pa' in 'apple')</w:t>
+      </w:r>
+    </w:p>
+    <w:p>
+      <w:pPr>
+        <w:spacing w:after="0"/>
+      </w:pPr>
+      <w:r>
+        <w:t>True</w:t>
+      </w:r>
+      <w:r>
+        <w:br/>
+        <w:t>False</w:t>
+      </w:r>
+      <w:r>
+        <w:br/>
+        <w:t>True</w:t>
+      </w:r>
+      <w:r>
+        <w:br/>
+        <w:t>False</w:t>
+      </w:r>
+    </w:p>
+    <w:p>
+      <w:pPr>
+        <w:spacing w:after="0"/>
+        <w:rPr>
+          <w:sz w:val="16"/>
+          <w:szCs w:val="16"/>
+        </w:rPr>
+      </w:pPr>
+    </w:p>
+    <w:p>
+      <w:pPr>
+        <w:spacing w:after="0"/>
+      </w:pPr>
+      <w:r>
+        <w:t>Note that a string is a substring of itself, and the empty string is a substring of any other string. (Also note that computer scientists like to think about these edge cases quite carefully!)</w:t>
+      </w:r>
+    </w:p>
+    <w:p>
+      <w:pPr>
+        <w:spacing w:after="0"/>
+      </w:pPr>
+      <w:proofErr w:type="gramStart"/>
+      <w:r>
+        <w:t>print(</w:t>
+      </w:r>
+      <w:proofErr w:type="gramEnd"/>
+      <w:r>
+        <w:t>'a' in 'a')</w:t>
+      </w:r>
+    </w:p>
+    <w:p>
+      <w:pPr>
+        <w:spacing w:after="0"/>
+      </w:pPr>
+      <w:proofErr w:type="gramStart"/>
+      <w:r>
+        <w:t>print(</w:t>
+      </w:r>
+      <w:proofErr w:type="gramEnd"/>
+      <w:r>
+        <w:t>'apple' in 'apple')</w:t>
+      </w:r>
+    </w:p>
+    <w:p>
+      <w:pPr>
+        <w:spacing w:after="0"/>
+      </w:pPr>
+      <w:proofErr w:type="gramStart"/>
+      <w:r>
+        <w:t>print(</w:t>
+      </w:r>
+      <w:proofErr w:type="gramEnd"/>
+      <w:r>
+        <w:t>'' in 'a')</w:t>
+      </w:r>
+    </w:p>
+    <w:p>
+      <w:pPr>
+        <w:spacing w:after="0"/>
+      </w:pPr>
+      <w:proofErr w:type="gramStart"/>
+      <w:r>
+        <w:t>print(</w:t>
+      </w:r>
+      <w:proofErr w:type="gramEnd"/>
+      <w:r>
+        <w:t>'' in 'apple')</w:t>
+      </w:r>
+    </w:p>
+    <w:p>
+      <w:pPr>
+        <w:spacing w:after="0"/>
+      </w:pPr>
+      <w:r>
+        <w:t>True</w:t>
+      </w:r>
+      <w:r>
+        <w:br/>
+      </w:r>
+      <w:proofErr w:type="spellStart"/>
+      <w:r>
+        <w:t>True</w:t>
+      </w:r>
+      <w:proofErr w:type="spellEnd"/>
+      <w:r>
+        <w:br/>
+      </w:r>
+      <w:proofErr w:type="spellStart"/>
+      <w:r>
+        <w:t>True</w:t>
+      </w:r>
+      <w:proofErr w:type="spellEnd"/>
+      <w:r>
+        <w:br/>
+      </w:r>
+      <w:proofErr w:type="spellStart"/>
+      <w:r>
+        <w:t>True</w:t>
+      </w:r>
+      <w:proofErr w:type="spellEnd"/>
+    </w:p>
+    <w:p>
+      <w:pPr>
+        <w:spacing w:after="0"/>
+      </w:pPr>
+    </w:p>
+    <w:p>
+      <w:pPr>
+        <w:spacing w:after="0"/>
+      </w:pPr>
+      <w:r>
+        <w:t>The not in operator returns the logical opposite result of in.</w:t>
+      </w:r>
+    </w:p>
+    <w:p>
+      <w:pPr>
+        <w:spacing w:after="0"/>
+      </w:pPr>
+      <w:proofErr w:type="gramStart"/>
+      <w:r>
+        <w:t>print(</w:t>
+      </w:r>
+      <w:proofErr w:type="gramEnd"/>
+      <w:r>
+        <w:t>'x' not in 'apple'</w:t>
+      </w:r>
+    </w:p>
+    <w:p>
+      <w:pPr>
+        <w:spacing w:after="0"/>
+      </w:pPr>
+      <w:r>
+        <w:t>True</w:t>
+      </w:r>
+    </w:p>
+    <w:p>
+      <w:pPr>
+        <w:spacing w:after="0"/>
+      </w:pPr>
+    </w:p>
+    <w:p>
+      <w:pPr>
+        <w:spacing w:after="0"/>
+      </w:pPr>
+      <w:r>
+        <w:t>We can also use the in and not in operators on lists!</w:t>
+      </w:r>
+    </w:p>
+    <w:p>
+      <w:pPr>
+        <w:spacing w:after="0"/>
+      </w:pPr>
+      <w:proofErr w:type="gramStart"/>
+      <w:r>
+        <w:t>print(</w:t>
+      </w:r>
+      <w:proofErr w:type="gramEnd"/>
+      <w:r>
+        <w:t>"a" in ["a", "b", "c", "d"])</w:t>
+      </w:r>
+    </w:p>
+    <w:p>
+      <w:pPr>
+        <w:spacing w:after="0"/>
+      </w:pPr>
+      <w:proofErr w:type="gramStart"/>
+      <w:r>
+        <w:t>print(</w:t>
+      </w:r>
+      <w:proofErr w:type="gramEnd"/>
+      <w:r>
+        <w:t>9 in [3, 2, 9, 10, 9.0])</w:t>
+      </w:r>
+    </w:p>
+    <w:p>
+      <w:pPr>
+        <w:spacing w:after="0"/>
+      </w:pPr>
+      <w:proofErr w:type="gramStart"/>
+      <w:r>
+        <w:t>print(</w:t>
+      </w:r>
+      <w:proofErr w:type="gramEnd"/>
+      <w:r>
+        <w:t xml:space="preserve">'wow' not in ['gee </w:t>
+      </w:r>
+      <w:proofErr w:type="spellStart"/>
+      <w:r>
+        <w:t>wiz</w:t>
+      </w:r>
+      <w:proofErr w:type="spellEnd"/>
+      <w:r>
+        <w:t>', 'gosh golly', 'wow', 'amazing'])</w:t>
+      </w:r>
+    </w:p>
+    <w:p>
+      <w:pPr>
+        <w:spacing w:after="0"/>
+      </w:pPr>
+      <w:r>
+        <w:t>True</w:t>
+      </w:r>
+      <w:r>
+        <w:br/>
+      </w:r>
+      <w:proofErr w:type="spellStart"/>
+      <w:r>
+        <w:t>True</w:t>
+      </w:r>
+      <w:proofErr w:type="spellEnd"/>
+      <w:r>
+        <w:br/>
+        <w:t>False</w:t>
+      </w:r>
+    </w:p>
+    <w:p>
+      <w:pPr>
+        <w:spacing w:after="0"/>
+      </w:pPr>
+    </w:p>
+    <w:p>
+      <w:pPr>
+        <w:spacing w:after="0"/>
+      </w:pPr>
+      <w:r>
+        <w:t>However, remember how you were able to check to see if an “a” was in “apple”? Let’s try that again to see if there’s an “a” somewhere in the following list.</w:t>
+      </w:r>
+    </w:p>
+    <w:p>
+      <w:pPr>
+        <w:spacing w:after="0"/>
+      </w:pPr>
+      <w:proofErr w:type="gramStart"/>
+      <w:r>
+        <w:t>print(</w:t>
+      </w:r>
+      <w:proofErr w:type="gramEnd"/>
+      <w:r>
+        <w:t>"a" in ["apple", "absolutely", "application", "nope"])</w:t>
+      </w:r>
+    </w:p>
+    <w:p>
+      <w:pPr>
+        <w:spacing w:after="0"/>
+      </w:pPr>
+      <w:r>
+        <w:t>False</w:t>
+      </w:r>
+    </w:p>
+    <w:p>
+      <w:pPr>
+        <w:spacing w:after="0"/>
+      </w:pPr>
+    </w:p>
+    <w:p>
+      <w:pPr>
+        <w:spacing w:after="0"/>
+      </w:pPr>
+      <w:r>
+        <w:t>Clearly, we can tell that a is in the word apple, and absolutely, and application. For some reason though, the Python interpreter returns False. Why is that? When we use the in and not in operators on lists, Python checks to see if the item on the left side of the expression is equivalent to an element in the item on the right side of the expression. In this case, Python is checking whether or not an element of the list is the string “a” - nothing more or less than that.</w:t>
+      </w:r>
+    </w:p>
+    <w:p>
+      <w:pPr>
+        <w:spacing w:after="0"/>
+      </w:pPr>
+    </w:p>
+    <w:p>
+      <w:pPr>
+        <w:spacing w:after="0"/>
+      </w:pPr>
+      <w:r>
+        <w:t>8.5. Precedence of Operators</w:t>
+      </w:r>
+    </w:p>
+    <w:p>
+      <w:pPr>
+        <w:spacing w:after="0"/>
+      </w:pPr>
+      <w:r>
+        <w:t>Arithmetic operators take precedence over logical operators. Python will always evaluate the arithmetic operators first (** is highest, then multiplication/division, then addition/subtraction). Next comes the relational operators. Finally, the logical operators are done last. This means that the expression x*5 &gt;= 10 and y-6 &lt;= 20 will be evaluated so as to first perform the arithmetic and then check the relationships. The and will be done last. Many programmers might place parentheses around the two relational expressions, (x*5 &gt;= 10) and (y-6 &lt;= 20). It is not necessary to do so, but causes no harm and may make it easier for people to read and understand the code.</w:t>
+      </w:r>
+    </w:p>
+    <w:p>
+      <w:pPr>
+        <w:spacing w:after="0"/>
+      </w:pPr>
+      <w:r>
+        <w:t>The following table summarizes the operator precedence from highest to lowest. A complete table for the entire language can be found in the </w:t>
+      </w:r>
+      <w:hyperlink r:id="rId33" w:anchor="expression-lists" w:history="1">
+        <w:r>
+          <w:rPr>
+            <w:rStyle w:val="Hyperlink"/>
+          </w:rPr>
+          <w:t>Python Documentation</w:t>
+        </w:r>
+      </w:hyperlink>
+      <w:r>
+        <w:t>.</w:t>
+      </w:r>
+    </w:p>
+    <w:tbl>
+      <w:tblPr>
+        <w:tblW w:w="9900" w:type="dxa"/>
+        <w:shd w:val="clear" w:color="auto" w:fill="FFFFFF"/>
+        <w:tblCellMar>
+          <w:top w:w="15" w:type="dxa"/>
+          <w:left w:w="15" w:type="dxa"/>
+          <w:bottom w:w="15" w:type="dxa"/>
+          <w:right w:w="15" w:type="dxa"/>
+        </w:tblCellMar>
+        <w:tblLook w:val="04A0" w:firstRow="1" w:lastRow="0" w:firstColumn="1" w:lastColumn="0" w:noHBand="0" w:noVBand="1"/>
+      </w:tblPr>
+      <w:tblGrid>
+        <w:gridCol w:w="2186"/>
+        <w:gridCol w:w="3725"/>
+        <w:gridCol w:w="3989"/>
+      </w:tblGrid>
+      <w:tr>
+        <w:trPr>
+          <w:tblHeader/>
+        </w:trPr>
+        <w:tc>
+          <w:tcPr>
+            <w:tcW w:w="0" w:type="auto"/>
+            <w:tcBorders>
+              <w:top w:val="nil"/>
+              <w:bottom w:val="single" w:sz="12" w:space="0" w:color="DDDDDD"/>
+            </w:tcBorders>
+            <w:shd w:val="clear" w:color="auto" w:fill="FFFFFF"/>
+            <w:tcMar>
+              <w:top w:w="120" w:type="dxa"/>
+              <w:left w:w="120" w:type="dxa"/>
+              <w:bottom w:w="120" w:type="dxa"/>
+              <w:right w:w="120" w:type="dxa"/>
+            </w:tcMar>
+            <w:vAlign w:val="bottom"/>
+            <w:hideMark/>
+          </w:tcPr>
+          <w:p>
+            <w:pPr>
+              <w:spacing w:after="0"/>
+              <w:rPr>
+                <w:b/>
+                <w:bCs/>
+              </w:rPr>
+            </w:pPr>
+            <w:r>
+              <w:rPr>
+                <w:b/>
+                <w:bCs/>
+              </w:rPr>
+              <w:t>Level</w:t>
+            </w:r>
+          </w:p>
+        </w:tc>
+        <w:tc>
+          <w:tcPr>
+            <w:tcW w:w="0" w:type="auto"/>
+            <w:tcBorders>
+              <w:top w:val="nil"/>
+              <w:bottom w:val="single" w:sz="12" w:space="0" w:color="DDDDDD"/>
+            </w:tcBorders>
+            <w:shd w:val="clear" w:color="auto" w:fill="FFFFFF"/>
+            <w:tcMar>
+              <w:top w:w="120" w:type="dxa"/>
+              <w:left w:w="120" w:type="dxa"/>
+              <w:bottom w:w="120" w:type="dxa"/>
+              <w:right w:w="120" w:type="dxa"/>
+            </w:tcMar>
+            <w:vAlign w:val="bottom"/>
+            <w:hideMark/>
+          </w:tcPr>
+          <w:p>
+            <w:pPr>
+              <w:spacing w:after="0"/>
+              <w:rPr>
+                <w:b/>
+                <w:bCs/>
+              </w:rPr>
+            </w:pPr>
+            <w:r>
+              <w:rPr>
+                <w:b/>
+                <w:bCs/>
+              </w:rPr>
+              <w:t>Category</w:t>
+            </w:r>
+          </w:p>
+        </w:tc>
+        <w:tc>
+          <w:tcPr>
+            <w:tcW w:w="0" w:type="auto"/>
+            <w:tcBorders>
+              <w:top w:val="nil"/>
+              <w:bottom w:val="single" w:sz="12" w:space="0" w:color="DDDDDD"/>
+            </w:tcBorders>
+            <w:shd w:val="clear" w:color="auto" w:fill="FFFFFF"/>
+            <w:tcMar>
+              <w:top w:w="120" w:type="dxa"/>
+              <w:left w:w="120" w:type="dxa"/>
+              <w:bottom w:w="120" w:type="dxa"/>
+              <w:right w:w="120" w:type="dxa"/>
+            </w:tcMar>
+            <w:vAlign w:val="bottom"/>
+            <w:hideMark/>
+          </w:tcPr>
+          <w:p>
+            <w:pPr>
+              <w:spacing w:after="0"/>
+              <w:rPr>
+                <w:b/>
+                <w:bCs/>
+              </w:rPr>
+            </w:pPr>
+            <w:r>
+              <w:rPr>
+                <w:b/>
+                <w:bCs/>
+              </w:rPr>
+              <w:t>Operators</w:t>
+            </w:r>
+          </w:p>
+        </w:tc>
+      </w:tr>
+      <w:tr>
+        <w:tc>
+          <w:tcPr>
+            <w:tcW w:w="0" w:type="auto"/>
+            <w:tcBorders>
+              <w:top w:val="single" w:sz="6" w:space="0" w:color="DDDDDD"/>
+            </w:tcBorders>
+            <w:shd w:val="clear" w:color="auto" w:fill="FFFFFF"/>
+            <w:tcMar>
+              <w:top w:w="120" w:type="dxa"/>
+              <w:left w:w="120" w:type="dxa"/>
+              <w:bottom w:w="120" w:type="dxa"/>
+              <w:right w:w="120" w:type="dxa"/>
+            </w:tcMar>
+            <w:hideMark/>
+          </w:tcPr>
+          <w:p>
+            <w:pPr>
+              <w:spacing w:after="0"/>
+            </w:pPr>
+            <w:r>
+              <w:t>7(high)</w:t>
+            </w:r>
+          </w:p>
+        </w:tc>
+        <w:tc>
+          <w:tcPr>
+            <w:tcW w:w="0" w:type="auto"/>
+            <w:tcBorders>
+              <w:top w:val="single" w:sz="6" w:space="0" w:color="DDDDDD"/>
+            </w:tcBorders>
+            <w:shd w:val="clear" w:color="auto" w:fill="FFFFFF"/>
+            <w:tcMar>
+              <w:top w:w="120" w:type="dxa"/>
+              <w:left w:w="120" w:type="dxa"/>
+              <w:bottom w:w="120" w:type="dxa"/>
+              <w:right w:w="120" w:type="dxa"/>
+            </w:tcMar>
+            <w:hideMark/>
+          </w:tcPr>
+          <w:p>
+            <w:pPr>
+              <w:spacing w:after="0"/>
+            </w:pPr>
+            <w:r>
+              <w:t>exponent</w:t>
+            </w:r>
+          </w:p>
+        </w:tc>
+        <w:tc>
+          <w:tcPr>
+            <w:tcW w:w="0" w:type="auto"/>
+            <w:tcBorders>
+              <w:top w:val="single" w:sz="6" w:space="0" w:color="DDDDDD"/>
+            </w:tcBorders>
+            <w:shd w:val="clear" w:color="auto" w:fill="FFFFFF"/>
+            <w:tcMar>
+              <w:top w:w="120" w:type="dxa"/>
+              <w:left w:w="120" w:type="dxa"/>
+              <w:bottom w:w="120" w:type="dxa"/>
+              <w:right w:w="120" w:type="dxa"/>
+            </w:tcMar>
+            <w:hideMark/>
+          </w:tcPr>
+          <w:p>
+            <w:pPr>
+              <w:spacing w:after="0"/>
+            </w:pPr>
+            <w:r>
+              <w:t>**</w:t>
+            </w:r>
+          </w:p>
+        </w:tc>
+      </w:tr>
+      <w:tr>
+        <w:tc>
+          <w:tcPr>
+            <w:tcW w:w="0" w:type="auto"/>
+            <w:tcBorders>
+              <w:top w:val="single" w:sz="6" w:space="0" w:color="DDDDDD"/>
+            </w:tcBorders>
+            <w:shd w:val="clear" w:color="auto" w:fill="FFFFFF"/>
+            <w:tcMar>
+              <w:top w:w="120" w:type="dxa"/>
+              <w:left w:w="120" w:type="dxa"/>
+              <w:bottom w:w="120" w:type="dxa"/>
+              <w:right w:w="120" w:type="dxa"/>
+            </w:tcMar>
+            <w:hideMark/>
+          </w:tcPr>
+          <w:p>
+            <w:pPr>
+              <w:spacing w:after="0"/>
+            </w:pPr>
+            <w:r>
+              <w:t>6</w:t>
+            </w:r>
+          </w:p>
+        </w:tc>
+        <w:tc>
+          <w:tcPr>
+            <w:tcW w:w="0" w:type="auto"/>
+            <w:tcBorders>
+              <w:top w:val="single" w:sz="6" w:space="0" w:color="DDDDDD"/>
+            </w:tcBorders>
+            <w:shd w:val="clear" w:color="auto" w:fill="FFFFFF"/>
+            <w:tcMar>
+              <w:top w:w="120" w:type="dxa"/>
+              <w:left w:w="120" w:type="dxa"/>
+              <w:bottom w:w="120" w:type="dxa"/>
+              <w:right w:w="120" w:type="dxa"/>
+            </w:tcMar>
+            <w:hideMark/>
+          </w:tcPr>
+          <w:p>
+            <w:pPr>
+              <w:spacing w:after="0"/>
+            </w:pPr>
+            <w:r>
+              <w:t>multiplication</w:t>
+            </w:r>
+          </w:p>
+        </w:tc>
+        <w:tc>
+          <w:tcPr>
+            <w:tcW w:w="0" w:type="auto"/>
+            <w:tcBorders>
+              <w:top w:val="single" w:sz="6" w:space="0" w:color="DDDDDD"/>
+            </w:tcBorders>
+            <w:shd w:val="clear" w:color="auto" w:fill="FFFFFF"/>
+            <w:tcMar>
+              <w:top w:w="120" w:type="dxa"/>
+              <w:left w:w="120" w:type="dxa"/>
+              <w:bottom w:w="120" w:type="dxa"/>
+              <w:right w:w="120" w:type="dxa"/>
+            </w:tcMar>
+            <w:hideMark/>
+          </w:tcPr>
+          <w:p>
+            <w:pPr>
+              <w:spacing w:after="0"/>
+            </w:pPr>
+            <w:r>
+              <w:t>*,/,//,%</w:t>
+            </w:r>
+          </w:p>
+        </w:tc>
+      </w:tr>
+      <w:tr>
+        <w:tc>
+          <w:tcPr>
+            <w:tcW w:w="0" w:type="auto"/>
+            <w:tcBorders>
+              <w:top w:val="single" w:sz="6" w:space="0" w:color="DDDDDD"/>
+            </w:tcBorders>
+            <w:shd w:val="clear" w:color="auto" w:fill="FFFFFF"/>
+            <w:tcMar>
+              <w:top w:w="120" w:type="dxa"/>
+              <w:left w:w="120" w:type="dxa"/>
+              <w:bottom w:w="120" w:type="dxa"/>
+              <w:right w:w="120" w:type="dxa"/>
+            </w:tcMar>
+            <w:hideMark/>
+          </w:tcPr>
+          <w:p>
+            <w:pPr>
+              <w:spacing w:after="0"/>
+            </w:pPr>
+            <w:r>
+              <w:t>5</w:t>
+            </w:r>
+          </w:p>
+        </w:tc>
+        <w:tc>
+          <w:tcPr>
+            <w:tcW w:w="0" w:type="auto"/>
+            <w:tcBorders>
+              <w:top w:val="single" w:sz="6" w:space="0" w:color="DDDDDD"/>
+            </w:tcBorders>
+            <w:shd w:val="clear" w:color="auto" w:fill="FFFFFF"/>
+            <w:tcMar>
+              <w:top w:w="120" w:type="dxa"/>
+              <w:left w:w="120" w:type="dxa"/>
+              <w:bottom w:w="120" w:type="dxa"/>
+              <w:right w:w="120" w:type="dxa"/>
+            </w:tcMar>
+            <w:hideMark/>
+          </w:tcPr>
+          <w:p>
+            <w:pPr>
+              <w:spacing w:after="0"/>
+            </w:pPr>
+            <w:r>
+              <w:t>addition</w:t>
+            </w:r>
+          </w:p>
+        </w:tc>
+        <w:tc>
+          <w:tcPr>
+            <w:tcW w:w="0" w:type="auto"/>
+            <w:tcBorders>
+              <w:top w:val="single" w:sz="6" w:space="0" w:color="DDDDDD"/>
+            </w:tcBorders>
+            <w:shd w:val="clear" w:color="auto" w:fill="FFFFFF"/>
+            <w:tcMar>
+              <w:top w:w="120" w:type="dxa"/>
+              <w:left w:w="120" w:type="dxa"/>
+              <w:bottom w:w="120" w:type="dxa"/>
+              <w:right w:w="120" w:type="dxa"/>
+            </w:tcMar>
+            <w:hideMark/>
+          </w:tcPr>
+          <w:p>
+            <w:pPr>
+              <w:spacing w:after="0"/>
+            </w:pPr>
+            <w:r>
+              <w:t>+,-</w:t>
+            </w:r>
+          </w:p>
+        </w:tc>
+      </w:tr>
+      <w:tr>
+        <w:tc>
+          <w:tcPr>
+            <w:tcW w:w="0" w:type="auto"/>
+            <w:tcBorders>
+              <w:top w:val="single" w:sz="6" w:space="0" w:color="DDDDDD"/>
+            </w:tcBorders>
+            <w:shd w:val="clear" w:color="auto" w:fill="FFFFFF"/>
+            <w:tcMar>
+              <w:top w:w="120" w:type="dxa"/>
+              <w:left w:w="120" w:type="dxa"/>
+              <w:bottom w:w="120" w:type="dxa"/>
+              <w:right w:w="120" w:type="dxa"/>
+            </w:tcMar>
+            <w:hideMark/>
+          </w:tcPr>
+          <w:p>
+            <w:pPr>
+              <w:spacing w:after="0"/>
+            </w:pPr>
+            <w:r>
+              <w:lastRenderedPageBreak/>
+              <w:t>4</w:t>
+            </w:r>
+          </w:p>
+        </w:tc>
+        <w:tc>
+          <w:tcPr>
+            <w:tcW w:w="0" w:type="auto"/>
+            <w:tcBorders>
+              <w:top w:val="single" w:sz="6" w:space="0" w:color="DDDDDD"/>
+            </w:tcBorders>
+            <w:shd w:val="clear" w:color="auto" w:fill="FFFFFF"/>
+            <w:tcMar>
+              <w:top w:w="120" w:type="dxa"/>
+              <w:left w:w="120" w:type="dxa"/>
+              <w:bottom w:w="120" w:type="dxa"/>
+              <w:right w:w="120" w:type="dxa"/>
+            </w:tcMar>
+            <w:hideMark/>
+          </w:tcPr>
+          <w:p>
+            <w:pPr>
+              <w:spacing w:after="0"/>
+            </w:pPr>
+            <w:r>
+              <w:t>relational</w:t>
+            </w:r>
+          </w:p>
+        </w:tc>
+        <w:tc>
+          <w:tcPr>
+            <w:tcW w:w="0" w:type="auto"/>
+            <w:tcBorders>
+              <w:top w:val="single" w:sz="6" w:space="0" w:color="DDDDDD"/>
+            </w:tcBorders>
+            <w:shd w:val="clear" w:color="auto" w:fill="FFFFFF"/>
+            <w:tcMar>
+              <w:top w:w="120" w:type="dxa"/>
+              <w:left w:w="120" w:type="dxa"/>
+              <w:bottom w:w="120" w:type="dxa"/>
+              <w:right w:w="120" w:type="dxa"/>
+            </w:tcMar>
+            <w:hideMark/>
+          </w:tcPr>
+          <w:p>
+            <w:pPr>
+              <w:spacing w:after="0"/>
+            </w:pPr>
+            <w:r>
+              <w:t>==,!=,&lt;=,&gt;=,&gt;,&lt;</w:t>
+            </w:r>
+          </w:p>
+        </w:tc>
+      </w:tr>
+      <w:tr>
+        <w:tc>
+          <w:tcPr>
+            <w:tcW w:w="0" w:type="auto"/>
+            <w:tcBorders>
+              <w:top w:val="single" w:sz="6" w:space="0" w:color="DDDDDD"/>
+            </w:tcBorders>
+            <w:shd w:val="clear" w:color="auto" w:fill="FFFFFF"/>
+            <w:tcMar>
+              <w:top w:w="120" w:type="dxa"/>
+              <w:left w:w="120" w:type="dxa"/>
+              <w:bottom w:w="120" w:type="dxa"/>
+              <w:right w:w="120" w:type="dxa"/>
+            </w:tcMar>
+            <w:hideMark/>
+          </w:tcPr>
+          <w:p>
+            <w:pPr>
+              <w:spacing w:after="0"/>
+            </w:pPr>
+            <w:r>
+              <w:t>3</w:t>
+            </w:r>
+          </w:p>
+        </w:tc>
+        <w:tc>
+          <w:tcPr>
+            <w:tcW w:w="0" w:type="auto"/>
+            <w:tcBorders>
+              <w:top w:val="single" w:sz="6" w:space="0" w:color="DDDDDD"/>
+            </w:tcBorders>
+            <w:shd w:val="clear" w:color="auto" w:fill="FFFFFF"/>
+            <w:tcMar>
+              <w:top w:w="120" w:type="dxa"/>
+              <w:left w:w="120" w:type="dxa"/>
+              <w:bottom w:w="120" w:type="dxa"/>
+              <w:right w:w="120" w:type="dxa"/>
+            </w:tcMar>
+            <w:hideMark/>
+          </w:tcPr>
+          <w:p>
+            <w:pPr>
+              <w:spacing w:after="0"/>
+            </w:pPr>
+            <w:r>
+              <w:t>logical</w:t>
+            </w:r>
+          </w:p>
+        </w:tc>
+        <w:tc>
+          <w:tcPr>
+            <w:tcW w:w="0" w:type="auto"/>
+            <w:tcBorders>
+              <w:top w:val="single" w:sz="6" w:space="0" w:color="DDDDDD"/>
+            </w:tcBorders>
+            <w:shd w:val="clear" w:color="auto" w:fill="FFFFFF"/>
+            <w:tcMar>
+              <w:top w:w="120" w:type="dxa"/>
+              <w:left w:w="120" w:type="dxa"/>
+              <w:bottom w:w="120" w:type="dxa"/>
+              <w:right w:w="120" w:type="dxa"/>
+            </w:tcMar>
+            <w:hideMark/>
+          </w:tcPr>
+          <w:p>
+            <w:pPr>
+              <w:spacing w:after="0"/>
+            </w:pPr>
+            <w:r>
+              <w:t>not</w:t>
+            </w:r>
+          </w:p>
+        </w:tc>
+      </w:tr>
+      <w:tr>
+        <w:tc>
+          <w:tcPr>
+            <w:tcW w:w="0" w:type="auto"/>
+            <w:tcBorders>
+              <w:top w:val="single" w:sz="6" w:space="0" w:color="DDDDDD"/>
+            </w:tcBorders>
+            <w:shd w:val="clear" w:color="auto" w:fill="FFFFFF"/>
+            <w:tcMar>
+              <w:top w:w="120" w:type="dxa"/>
+              <w:left w:w="120" w:type="dxa"/>
+              <w:bottom w:w="120" w:type="dxa"/>
+              <w:right w:w="120" w:type="dxa"/>
+            </w:tcMar>
+            <w:hideMark/>
+          </w:tcPr>
+          <w:p>
+            <w:pPr>
+              <w:spacing w:after="0"/>
+            </w:pPr>
+            <w:r>
+              <w:t>2</w:t>
+            </w:r>
+          </w:p>
+        </w:tc>
+        <w:tc>
+          <w:tcPr>
+            <w:tcW w:w="0" w:type="auto"/>
+            <w:tcBorders>
+              <w:top w:val="single" w:sz="6" w:space="0" w:color="DDDDDD"/>
+            </w:tcBorders>
+            <w:shd w:val="clear" w:color="auto" w:fill="FFFFFF"/>
+            <w:tcMar>
+              <w:top w:w="120" w:type="dxa"/>
+              <w:left w:w="120" w:type="dxa"/>
+              <w:bottom w:w="120" w:type="dxa"/>
+              <w:right w:w="120" w:type="dxa"/>
+            </w:tcMar>
+            <w:hideMark/>
+          </w:tcPr>
+          <w:p>
+            <w:pPr>
+              <w:spacing w:after="0"/>
+            </w:pPr>
+            <w:r>
+              <w:t>logical</w:t>
+            </w:r>
+          </w:p>
+        </w:tc>
+        <w:tc>
+          <w:tcPr>
+            <w:tcW w:w="0" w:type="auto"/>
+            <w:tcBorders>
+              <w:top w:val="single" w:sz="6" w:space="0" w:color="DDDDDD"/>
+            </w:tcBorders>
+            <w:shd w:val="clear" w:color="auto" w:fill="FFFFFF"/>
+            <w:tcMar>
+              <w:top w:w="120" w:type="dxa"/>
+              <w:left w:w="120" w:type="dxa"/>
+              <w:bottom w:w="120" w:type="dxa"/>
+              <w:right w:w="120" w:type="dxa"/>
+            </w:tcMar>
+            <w:hideMark/>
+          </w:tcPr>
+          <w:p>
+            <w:pPr>
+              <w:spacing w:after="0"/>
+            </w:pPr>
+            <w:r>
+              <w:t>and</w:t>
+            </w:r>
+          </w:p>
+        </w:tc>
+      </w:tr>
+      <w:tr>
+        <w:tc>
+          <w:tcPr>
+            <w:tcW w:w="0" w:type="auto"/>
+            <w:tcBorders>
+              <w:top w:val="single" w:sz="6" w:space="0" w:color="DDDDDD"/>
+            </w:tcBorders>
+            <w:shd w:val="clear" w:color="auto" w:fill="FFFFFF"/>
+            <w:tcMar>
+              <w:top w:w="120" w:type="dxa"/>
+              <w:left w:w="120" w:type="dxa"/>
+              <w:bottom w:w="120" w:type="dxa"/>
+              <w:right w:w="120" w:type="dxa"/>
+            </w:tcMar>
+            <w:hideMark/>
+          </w:tcPr>
+          <w:p>
+            <w:pPr>
+              <w:spacing w:after="0"/>
+            </w:pPr>
+            <w:r>
+              <w:t>1(low)</w:t>
+            </w:r>
+          </w:p>
+        </w:tc>
+        <w:tc>
+          <w:tcPr>
+            <w:tcW w:w="0" w:type="auto"/>
+            <w:tcBorders>
+              <w:top w:val="single" w:sz="6" w:space="0" w:color="DDDDDD"/>
+            </w:tcBorders>
+            <w:shd w:val="clear" w:color="auto" w:fill="FFFFFF"/>
+            <w:tcMar>
+              <w:top w:w="120" w:type="dxa"/>
+              <w:left w:w="120" w:type="dxa"/>
+              <w:bottom w:w="120" w:type="dxa"/>
+              <w:right w:w="120" w:type="dxa"/>
+            </w:tcMar>
+            <w:hideMark/>
+          </w:tcPr>
+          <w:p>
+            <w:pPr>
+              <w:spacing w:after="0"/>
+            </w:pPr>
+            <w:r>
+              <w:t>logical</w:t>
+            </w:r>
+          </w:p>
+        </w:tc>
+        <w:tc>
+          <w:tcPr>
+            <w:tcW w:w="0" w:type="auto"/>
+            <w:tcBorders>
+              <w:top w:val="single" w:sz="6" w:space="0" w:color="DDDDDD"/>
+            </w:tcBorders>
+            <w:shd w:val="clear" w:color="auto" w:fill="FFFFFF"/>
+            <w:tcMar>
+              <w:top w:w="120" w:type="dxa"/>
+              <w:left w:w="120" w:type="dxa"/>
+              <w:bottom w:w="120" w:type="dxa"/>
+              <w:right w:w="120" w:type="dxa"/>
+            </w:tcMar>
+            <w:hideMark/>
+          </w:tcPr>
+          <w:p>
+            <w:pPr>
+              <w:spacing w:after="0"/>
+            </w:pPr>
+            <w:r>
+              <w:t>or</w:t>
+            </w:r>
+          </w:p>
+        </w:tc>
+      </w:tr>
+    </w:tbl>
+    <w:p>
+      <w:pPr>
+        <w:spacing w:after="0"/>
+        <w:rPr>
+          <w:b/>
+          <w:bCs/>
+        </w:rPr>
+      </w:pPr>
+      <w:r>
+        <w:rPr>
+          <w:b/>
+          <w:bCs/>
+        </w:rPr>
+        <w:t>Common Mistake!</w:t>
+      </w:r>
+    </w:p>
+    <w:p>
+      <w:pPr>
+        <w:spacing w:after="0"/>
+      </w:pPr>
+      <w:r>
+        <w:t>Students often incorrectly combine the in and or operators. For example, if they want to check that the letter x is inside of either of two variables then they tend to write it the following way: 'x' in y or z</w:t>
+      </w:r>
+    </w:p>
+    <w:p>
+      <w:pPr>
+        <w:spacing w:after="0"/>
+      </w:pPr>
+      <w:r>
+        <w:t>Written this way, the code would not always do what the programmer intended. This is because the in operator is only on the left side of the or statement. It doesn’t get implemented on both sides of the or statement. In order to properly check that x is inside of either variable, the in operator must be used on both sides which looks like this:</w:t>
+      </w:r>
+    </w:p>
+    <w:p>
+      <w:pPr>
+        <w:spacing w:after="0"/>
+      </w:pPr>
+      <w:r>
+        <w:t xml:space="preserve">'x' </w:t>
+      </w:r>
+      <w:r>
+        <w:rPr>
+          <w:b/>
+          <w:bCs/>
+        </w:rPr>
+        <w:t>in</w:t>
+      </w:r>
+      <w:r>
+        <w:t xml:space="preserve"> y </w:t>
+      </w:r>
+      <w:r>
+        <w:rPr>
+          <w:b/>
+          <w:bCs/>
+        </w:rPr>
+        <w:t>or</w:t>
+      </w:r>
+      <w:r>
+        <w:t xml:space="preserve"> 'x' </w:t>
+      </w:r>
+      <w:r>
+        <w:rPr>
+          <w:b/>
+          <w:bCs/>
+        </w:rPr>
+        <w:t>in</w:t>
+      </w:r>
+      <w:r>
+        <w:t xml:space="preserve"> z</w:t>
+      </w:r>
+    </w:p>
+    <w:p>
+      <w:pPr>
+        <w:spacing w:after="0"/>
+      </w:pPr>
+    </w:p>
+    <w:p>
+      <w:pPr>
+        <w:spacing w:after="0"/>
+      </w:pPr>
+    </w:p>
+    <w:p>
+      <w:pPr>
+        <w:spacing w:after="0"/>
+      </w:pPr>
+      <w:r>
+        <w:t>18.1. Introduction: Test Cases</w:t>
+      </w:r>
+    </w:p>
+    <w:p>
+      <w:pPr>
+        <w:spacing w:after="0"/>
+      </w:pPr>
+      <w:r>
+        <w:t>A </w:t>
+      </w:r>
+      <w:r>
+        <w:rPr>
+          <w:b/>
+          <w:bCs/>
+        </w:rPr>
+        <w:t>test case</w:t>
+      </w:r>
+      <w:r>
+        <w:t> expresses requirements for a program, in a way that can be checked automatically. Specifically, a test asserts something about the state of the program at a particular point in its execution.</w:t>
+      </w:r>
+    </w:p>
+    <w:p>
+      <w:pPr>
+        <w:spacing w:after="0"/>
+      </w:pPr>
+      <w:r>
+        <w:t>We have previously suggested that it’s a good idea to first write down comments about what your code is supposed to do, before actually writing the code. It is an even better idea to write down some test cases before writing a program.</w:t>
+      </w:r>
+    </w:p>
+    <w:p>
+      <w:pPr>
+        <w:spacing w:after="0"/>
+      </w:pPr>
+      <w:r>
+        <w:t>There are several reasons why it’s a good habit to write test cases.</w:t>
+      </w:r>
+    </w:p>
+    <w:p>
+      <w:pPr>
+        <w:numPr>
+          <w:ilvl w:val="0"/>
+          <w:numId w:val="35"/>
+        </w:numPr>
+        <w:spacing w:after="0"/>
+      </w:pPr>
+      <w:r>
+        <w:t>Before we write code, we have in mind what it </w:t>
+      </w:r>
+      <w:r>
+        <w:rPr>
+          <w:i/>
+          <w:iCs/>
+        </w:rPr>
+        <w:t>should</w:t>
+      </w:r>
+      <w:r>
+        <w:t> do, but those thoughts may be a little vague. Writing down test cases forces us to be more concrete about what should happen.</w:t>
+      </w:r>
+    </w:p>
+    <w:p>
+      <w:pPr>
+        <w:numPr>
+          <w:ilvl w:val="0"/>
+          <w:numId w:val="35"/>
+        </w:numPr>
+        <w:spacing w:after="0"/>
+      </w:pPr>
+      <w:r>
+        <w:t xml:space="preserve">As we write the code, the test cases can provide automated feedback. You’ve actually been the beneficiary of such automated feedback via test cases throughout this book in some of the </w:t>
+      </w:r>
+      <w:proofErr w:type="spellStart"/>
+      <w:r>
+        <w:t>activecode</w:t>
+      </w:r>
+      <w:proofErr w:type="spellEnd"/>
+      <w:r>
+        <w:t xml:space="preserve"> windows and almost all of the exercises. We wrote the code for those test cases but kept it hidden, so as not to confuse you and also to avoid giving away the answers. You can get some of the same benefit from writing your own test cases.</w:t>
+      </w:r>
+    </w:p>
+    <w:p>
+      <w:pPr>
+        <w:numPr>
+          <w:ilvl w:val="0"/>
+          <w:numId w:val="35"/>
+        </w:numPr>
+        <w:spacing w:after="0"/>
+      </w:pPr>
+      <w:r>
+        <w:t>In larger software projects, the set of test cases can be run every time a change is made to the code base. </w:t>
+      </w:r>
+      <w:r>
+        <w:rPr>
+          <w:b/>
+          <w:bCs/>
+        </w:rPr>
+        <w:t>Unit tests</w:t>
+      </w:r>
+      <w:r>
+        <w:t> check that small bits of code are correctly implemented. </w:t>
+      </w:r>
+      <w:r>
+        <w:rPr>
+          <w:b/>
+          <w:bCs/>
+        </w:rPr>
+        <w:t>Functional tests</w:t>
+      </w:r>
+      <w:r>
+        <w:t> check that larger chunks of code work correctly. Running the tests can help to identify situations where a change in code in one place breaks the correct operation of some other code. We won’t see that advantage of test cases in this textbook, but keep in mind that this introduction to test cases is setting the stage for an essential software engineering practice if you are participating in a larger software development project.</w:t>
+      </w:r>
+    </w:p>
+    <w:p>
+      <w:r>
+        <w:br w:type="page"/>
+      </w:r>
+    </w:p>
+    <w:p>
+      <w:pPr>
+        <w:spacing w:after="0"/>
+      </w:pPr>
+      <w:r>
+        <w:lastRenderedPageBreak/>
+        <w:t>Now it’s time to learn how to write code for test cases.</w:t>
+      </w:r>
+    </w:p>
+    <w:p>
+      <w:pPr>
+        <w:spacing w:after="0"/>
+      </w:pPr>
+      <w:r>
+        <w:t>Python provides a statement called assert.</w:t>
+      </w:r>
+    </w:p>
+    <w:p>
+      <w:pPr>
+        <w:numPr>
+          <w:ilvl w:val="0"/>
+          <w:numId w:val="36"/>
+        </w:numPr>
+        <w:spacing w:after="0"/>
+      </w:pPr>
+      <w:r>
+        <w:t>Following the word assert there will be a python expression.</w:t>
+      </w:r>
+    </w:p>
+    <w:p>
+      <w:pPr>
+        <w:numPr>
+          <w:ilvl w:val="0"/>
+          <w:numId w:val="36"/>
+        </w:numPr>
+        <w:spacing w:after="0"/>
+      </w:pPr>
+      <w:r>
+        <w:t>If that expression evaluates to the Boolean False, then the interpreter will raise a runtime error.</w:t>
+      </w:r>
+    </w:p>
+    <w:p>
+      <w:pPr>
+        <w:numPr>
+          <w:ilvl w:val="0"/>
+          <w:numId w:val="36"/>
+        </w:numPr>
+        <w:spacing w:after="0"/>
+      </w:pPr>
+      <w:r>
+        <w:t>If the expression evaluates to True, then nothing happens and the execution goes on to the next line of code.</w:t>
+      </w:r>
+    </w:p>
+    <w:p>
+      <w:pPr>
+        <w:spacing w:after="0"/>
+      </w:pPr>
+      <w:r>
+        <w:t>Why would you ever want to write a line of code that can never compute anything useful for you, but sometimes causes a runtime error? For all the reasons we described above about the value of automated tests. You want a test that will alert that you that some condition you assumed was true is not in fact true. It’s much better to be alerted to that fact right away than to have some unexpected result much later in your program execution, which you will have trouble tracing to the place where you had an error in your code.</w:t>
+      </w:r>
+    </w:p>
+    <w:p>
+      <w:pPr>
+        <w:spacing w:after="0"/>
+      </w:pPr>
+      <w:r>
+        <w:t>Why doesn’t assert print out something saying that the test passed? The reason is that you don’t want to clutter up your output window with the results of automated tests that pass. You just want to know when one of your tests fails. In larger projects, other testing harnesses are used instead of assert, such as the python </w:t>
+      </w:r>
+      <w:proofErr w:type="spellStart"/>
+      <w:r>
+        <w:t>unittest</w:t>
+      </w:r>
+      <w:proofErr w:type="spellEnd"/>
+      <w:r>
+        <w:t> module. Those provide some output summarizing tests that have passed as well as those that failed. In this textbook, we will just use simple assert statements for automated tests.</w:t>
+      </w:r>
+    </w:p>
+    <w:p>
+      <w:pPr>
+        <w:spacing w:after="0"/>
+      </w:pPr>
+      <w:r>
+        <w:t>To write a test, we must know what we </w:t>
+      </w:r>
+      <w:r>
+        <w:rPr>
+          <w:i/>
+          <w:iCs/>
+        </w:rPr>
+        <w:t>expect</w:t>
+      </w:r>
+      <w:r>
+        <w:t> some value to be at a particular point in the program’s execution. In the rest of the chapter, we’ll see some examples of assert statements and ideas for what kinds of assertions one might want to add in one’s programs.</w:t>
+      </w:r>
+    </w:p>
+    <w:p>
+      <w:pPr>
+        <w:spacing w:after="0"/>
+        <w:rPr>
+          <w:b/>
+          <w:bCs/>
+        </w:rPr>
+      </w:pPr>
+      <w:r>
+        <w:rPr>
+          <w:b/>
+          <w:bCs/>
+        </w:rPr>
+        <w:t>Note</w:t>
+      </w:r>
+    </w:p>
+    <w:p>
+      <w:pPr>
+        <w:spacing w:after="0"/>
+      </w:pPr>
+      <w:r>
+        <w:t>A note to instructors: this chapter is deliberately structured so that you can introduce testing early in the course if you want to. You will need to cover chapter 8, on Conditionals, before starting this chapter, because that chapter covers Booleans. The subchapters on testing types and testing conditionals can be covered right after that. The subchapter on testing functions can be delayed until after you have covered function definition.</w:t>
+      </w:r>
+    </w:p>
+    <w:p>
+      <w:pPr>
+        <w:spacing w:after="0"/>
+      </w:pPr>
+    </w:p>
+    <w:p>
+      <w:pPr>
+        <w:spacing w:after="0"/>
+      </w:pPr>
+      <w:r>
+        <w:t>18.2. Checking Assumptions About Data Types</w:t>
+      </w:r>
+    </w:p>
+    <w:p>
+      <w:pPr>
+        <w:spacing w:after="0"/>
+      </w:pPr>
+      <w:r>
+        <w:t>Unlike some other programming languages, the Python interpreter does not enforce restrictions about the data types of objects that can be bound to particular variables. For example, in Java, before assigning a value to a variable, the program would include a declaration of what type of value (integer, float, Boolean, etc.) that the variable is allowed to hold. The variable x in a Python program can be bound to an integer at one point and to a list at some other point in the program execution.</w:t>
+      </w:r>
+    </w:p>
+    <w:p>
+      <w:pPr>
+        <w:spacing w:after="0"/>
+      </w:pPr>
+      <w:r>
+        <w:t>That flexibility makes it easier to get started with programming in Python. Sometimes, however, type checking could alert us that something has gone wrong in our program execution. If we are assuming at that x is a list, but it’s actually an integer, then at some point later in the program execution, there will probably be an error. We can add assert statements that will cause an error to be flagged sooner rather than later, which might make it a lot easier to debug.</w:t>
+      </w:r>
+    </w:p>
+    <w:p>
+      <w:pPr>
+        <w:spacing w:after="0"/>
+      </w:pPr>
+      <w:r>
+        <w:t xml:space="preserve">In the code below, we explicitly state some natural assumptions about how truncated division might work in Python. It turns out that the second </w:t>
+      </w:r>
+      <w:proofErr w:type="spellStart"/>
+      <w:r>
+        <w:t>asumption</w:t>
+      </w:r>
+      <w:proofErr w:type="spellEnd"/>
+      <w:r>
+        <w:t xml:space="preserve"> is wrong: 9.0//5 produces 2.0, a </w:t>
+      </w:r>
+      <w:proofErr w:type="gramStart"/>
+      <w:r>
+        <w:t>floating point</w:t>
+      </w:r>
+      <w:proofErr w:type="gramEnd"/>
+      <w:r>
+        <w:t xml:space="preserve"> value!</w:t>
+      </w:r>
+    </w:p>
+    <w:p>
+      <w:pPr>
+        <w:spacing w:after="0"/>
+      </w:pPr>
+      <w:r>
+        <w:t xml:space="preserve">assert </w:t>
+      </w:r>
+      <w:proofErr w:type="gramStart"/>
+      <w:r>
+        <w:t>type(</w:t>
+      </w:r>
+      <w:proofErr w:type="gramEnd"/>
+      <w:r>
+        <w:t>9//5) == int</w:t>
+      </w:r>
+    </w:p>
+    <w:p>
+      <w:pPr>
+        <w:spacing w:after="0"/>
+      </w:pPr>
+      <w:r>
+        <w:t xml:space="preserve">assert </w:t>
+      </w:r>
+      <w:proofErr w:type="gramStart"/>
+      <w:r>
+        <w:t>type(</w:t>
+      </w:r>
+      <w:proofErr w:type="gramEnd"/>
+      <w:r>
+        <w:t>9.0//5) == int</w:t>
+      </w:r>
+    </w:p>
+    <w:p>
+      <w:pPr>
+        <w:spacing w:after="0"/>
+      </w:pPr>
+      <w:proofErr w:type="spellStart"/>
+      <w:r>
+        <w:t>AssertionError</w:t>
+      </w:r>
+      <w:proofErr w:type="spellEnd"/>
+      <w:r>
+        <w:t>:  on line 2</w:t>
+      </w:r>
+    </w:p>
+    <w:p>
+      <w:pPr>
+        <w:spacing w:after="0"/>
+      </w:pPr>
+    </w:p>
+    <w:p>
+      <w:pPr>
+        <w:spacing w:after="0"/>
+      </w:pPr>
+      <w:r>
+        <w:lastRenderedPageBreak/>
+        <w:t>In the code below, </w:t>
+      </w:r>
+      <w:proofErr w:type="spellStart"/>
+      <w:r>
+        <w:t>lst</w:t>
+      </w:r>
+      <w:proofErr w:type="spellEnd"/>
+      <w:r>
+        <w:t> is bound to a list object. In Python, not all the elements of a list have to be of the same type. We can check that they all have the same type and get an error if they are not. Notice that with lst2, one of the assertions fails.</w:t>
+      </w:r>
+    </w:p>
+    <w:p>
+      <w:pPr>
+        <w:spacing w:after="0"/>
+      </w:pPr>
+      <w:proofErr w:type="spellStart"/>
+      <w:r>
+        <w:t>lst</w:t>
+      </w:r>
+      <w:proofErr w:type="spellEnd"/>
+      <w:r>
+        <w:t xml:space="preserve"> = ['a', 'b', 'c']</w:t>
+      </w:r>
+    </w:p>
+    <w:p>
+      <w:pPr>
+        <w:spacing w:after="0"/>
+      </w:pPr>
+      <w:proofErr w:type="spellStart"/>
+      <w:r>
+        <w:t>first_type</w:t>
+      </w:r>
+      <w:proofErr w:type="spellEnd"/>
+      <w:r>
+        <w:t xml:space="preserve"> = type(</w:t>
+      </w:r>
+      <w:proofErr w:type="spellStart"/>
+      <w:proofErr w:type="gramStart"/>
+      <w:r>
+        <w:t>lst</w:t>
+      </w:r>
+      <w:proofErr w:type="spellEnd"/>
+      <w:r>
+        <w:t>[</w:t>
+      </w:r>
+      <w:proofErr w:type="gramEnd"/>
+      <w:r>
+        <w:t>0])</w:t>
+      </w:r>
+    </w:p>
+    <w:p>
+      <w:pPr>
+        <w:spacing w:after="0"/>
+      </w:pPr>
+      <w:r>
+        <w:t xml:space="preserve">for item in </w:t>
+      </w:r>
+      <w:proofErr w:type="spellStart"/>
+      <w:r>
+        <w:t>lst</w:t>
+      </w:r>
+      <w:proofErr w:type="spellEnd"/>
+      <w:r>
+        <w:t>:</w:t>
+      </w:r>
+    </w:p>
+    <w:p>
+      <w:pPr>
+        <w:spacing w:after="0"/>
+      </w:pPr>
+      <w:r>
+        <w:t xml:space="preserve">    assert type(item) == </w:t>
+      </w:r>
+      <w:proofErr w:type="spellStart"/>
+      <w:r>
+        <w:t>first_type</w:t>
+      </w:r>
+      <w:proofErr w:type="spellEnd"/>
+    </w:p>
+    <w:p>
+      <w:pPr>
+        <w:spacing w:after="0"/>
+      </w:pPr>
+      <w:r>
+        <w:t>lst2 = ['a', 'b', 'c', 17]</w:t>
+      </w:r>
+    </w:p>
+    <w:p>
+      <w:pPr>
+        <w:spacing w:after="0"/>
+      </w:pPr>
+      <w:proofErr w:type="spellStart"/>
+      <w:r>
+        <w:t>first_type</w:t>
+      </w:r>
+      <w:proofErr w:type="spellEnd"/>
+      <w:r>
+        <w:t xml:space="preserve"> = type(lst2[0])</w:t>
+      </w:r>
+    </w:p>
+    <w:p>
+      <w:pPr>
+        <w:spacing w:after="0"/>
+      </w:pPr>
+      <w:r>
+        <w:t>for item in lst2:</w:t>
+      </w:r>
+    </w:p>
+    <w:p>
+      <w:pPr>
+        <w:spacing w:after="0"/>
+      </w:pPr>
+      <w:r>
+        <w:t xml:space="preserve">    assert type(item) == </w:t>
+      </w:r>
+      <w:proofErr w:type="spellStart"/>
+      <w:r>
+        <w:t>first_type</w:t>
+      </w:r>
+      <w:proofErr w:type="spellEnd"/>
+    </w:p>
+    <w:p>
+      <w:pPr>
+        <w:spacing w:after="0"/>
+      </w:pPr>
+    </w:p>
+    <w:p>
+      <w:pPr>
+        <w:spacing w:after="0"/>
+      </w:pPr>
+      <w:proofErr w:type="spellStart"/>
+      <w:r>
+        <w:t>AssertionError</w:t>
+      </w:r>
+      <w:proofErr w:type="spellEnd"/>
+      <w:r>
+        <w:t>:  on line 10</w:t>
+      </w:r>
+    </w:p>
+    <w:p>
+      <w:pPr>
+        <w:spacing w:after="0"/>
+      </w:pPr>
+    </w:p>
+    <w:p>
+      <w:pPr>
+        <w:spacing w:after="0"/>
+      </w:pPr>
+      <w:r>
+        <w:t>18.2. Checking Other Assumptions</w:t>
+      </w:r>
+    </w:p>
+    <w:p>
+      <w:pPr>
+        <w:spacing w:after="0"/>
+      </w:pPr>
+      <w:r>
+        <w:t>We can also check other assumptions about the values of variables, in addition to their types. For example, we could check that a list has fewer than 10 items.</w:t>
+      </w:r>
+    </w:p>
+    <w:p>
+      <w:pPr>
+        <w:spacing w:after="0"/>
+      </w:pPr>
+      <w:proofErr w:type="spellStart"/>
+      <w:r>
+        <w:t>lst</w:t>
+      </w:r>
+      <w:proofErr w:type="spellEnd"/>
+      <w:r>
+        <w:t xml:space="preserve"> = ['a', 'b', 'c']</w:t>
+      </w:r>
+    </w:p>
+    <w:p>
+      <w:pPr>
+        <w:spacing w:after="0"/>
+      </w:pPr>
+      <w:r>
+        <w:t xml:space="preserve">assert </w:t>
+      </w:r>
+      <w:proofErr w:type="spellStart"/>
+      <w:r>
+        <w:t>len</w:t>
+      </w:r>
+      <w:proofErr w:type="spellEnd"/>
+      <w:r>
+        <w:t>(</w:t>
+      </w:r>
+      <w:proofErr w:type="spellStart"/>
+      <w:r>
+        <w:t>lst</w:t>
+      </w:r>
+      <w:proofErr w:type="spellEnd"/>
+      <w:r>
+        <w:t>) &lt; 10</w:t>
+      </w:r>
+    </w:p>
+    <w:p>
+      <w:pPr>
+        <w:spacing w:after="0"/>
+      </w:pPr>
+    </w:p>
+    <w:p>
+      <w:pPr>
+        <w:spacing w:after="0"/>
+      </w:pPr>
+    </w:p>
+    <w:p>
+      <w:pPr>
+        <w:spacing w:after="0"/>
+      </w:pPr>
+      <w:r>
+        <w:t>8.6. Conditional Execution: Binary Selection</w:t>
+      </w:r>
+    </w:p>
+    <w:p>
+      <w:pPr>
+        <w:spacing w:after="0"/>
+      </w:pPr>
+      <w:r>
+        <w:t>In order to write useful programs, we almost always need the ability to check conditions and change the behavior of the program accordingly. </w:t>
+      </w:r>
+      <w:r>
+        <w:rPr>
+          <w:b/>
+          <w:bCs/>
+        </w:rPr>
+        <w:t>Selection statements</w:t>
+      </w:r>
+      <w:r>
+        <w:t>, sometimes also referred to as </w:t>
+      </w:r>
+      <w:r>
+        <w:rPr>
+          <w:b/>
+          <w:bCs/>
+        </w:rPr>
+        <w:t>conditional statements</w:t>
+      </w:r>
+      <w:r>
+        <w:t>, give us this ability. The simplest form of selection is the </w:t>
+      </w:r>
+      <w:r>
+        <w:rPr>
+          <w:b/>
+          <w:bCs/>
+        </w:rPr>
+        <w:t>if statement</w:t>
+      </w:r>
+      <w:r>
+        <w:t>. This is sometimes referred to as </w:t>
+      </w:r>
+      <w:r>
+        <w:rPr>
+          <w:b/>
+          <w:bCs/>
+        </w:rPr>
+        <w:t>binary selection</w:t>
+      </w:r>
+      <w:r>
+        <w:t> since there are two possible paths of execution.</w:t>
+      </w:r>
+    </w:p>
+    <w:p>
+      <w:pPr>
+        <w:spacing w:after="0"/>
+      </w:pPr>
+      <w:r>
+        <w:t>x = 15</w:t>
+      </w:r>
+    </w:p>
+    <w:p>
+      <w:pPr>
+        <w:spacing w:after="0"/>
+      </w:pPr>
+      <w:r>
+        <w:t>if x % 2 == 0:</w:t>
+      </w:r>
+    </w:p>
+    <w:p>
+      <w:pPr>
+        <w:spacing w:after="0"/>
+      </w:pPr>
+      <w:r>
+        <w:t xml:space="preserve">    </w:t>
+      </w:r>
+      <w:proofErr w:type="gramStart"/>
+      <w:r>
+        <w:t>print(</w:t>
+      </w:r>
+      <w:proofErr w:type="gramEnd"/>
+      <w:r>
+        <w:t>x, "is even")</w:t>
+      </w:r>
+    </w:p>
+    <w:p>
+      <w:pPr>
+        <w:spacing w:after="0"/>
+      </w:pPr>
+      <w:r>
+        <w:t>else:</w:t>
+      </w:r>
+    </w:p>
+    <w:p>
+      <w:pPr>
+        <w:spacing w:after="0"/>
+      </w:pPr>
+      <w:r>
+        <w:t xml:space="preserve">    </w:t>
+      </w:r>
+      <w:proofErr w:type="gramStart"/>
+      <w:r>
+        <w:t>print(</w:t>
+      </w:r>
+      <w:proofErr w:type="gramEnd"/>
+      <w:r>
+        <w:t>x, "is odd")</w:t>
+      </w:r>
+    </w:p>
+    <w:p>
+      <w:pPr>
+        <w:spacing w:after="0"/>
+      </w:pPr>
+      <w:r>
+        <w:t>15 is odd</w:t>
+      </w:r>
+    </w:p>
+    <w:p>
+      <w:pPr>
+        <w:spacing w:after="0"/>
+      </w:pPr>
+    </w:p>
+    <w:p>
+      <w:pPr>
+        <w:spacing w:after="0"/>
+      </w:pPr>
+      <w:r>
+        <w:t>The syntax for an if statement looks like this:</w:t>
+      </w:r>
+    </w:p>
+    <w:p>
+      <w:pPr>
+        <w:spacing w:after="0"/>
+      </w:pPr>
+      <w:r>
+        <w:rPr>
+          <w:b/>
+          <w:bCs/>
+        </w:rPr>
+        <w:t>if</w:t>
+      </w:r>
+      <w:r>
+        <w:t xml:space="preserve"> BOOLEAN EXPRESSION:</w:t>
+      </w:r>
+    </w:p>
+    <w:p>
+      <w:pPr>
+        <w:spacing w:after="0"/>
+      </w:pPr>
+      <w:r>
+        <w:t xml:space="preserve">    STATEMENTS_1        </w:t>
+      </w:r>
+      <w:r>
+        <w:rPr>
+          <w:i/>
+          <w:iCs/>
+        </w:rPr>
+        <w:t># executed if condition evaluates to True</w:t>
+      </w:r>
+    </w:p>
+    <w:p>
+      <w:pPr>
+        <w:spacing w:after="0"/>
+      </w:pPr>
+      <w:r>
+        <w:rPr>
+          <w:b/>
+          <w:bCs/>
+        </w:rPr>
+        <w:t>else</w:t>
+      </w:r>
+      <w:r>
+        <w:t>:</w:t>
+      </w:r>
+    </w:p>
+    <w:p>
+      <w:pPr>
+        <w:spacing w:after="0"/>
+      </w:pPr>
+      <w:r>
+        <w:t xml:space="preserve">    STATEMENTS_2        </w:t>
+      </w:r>
+      <w:r>
+        <w:rPr>
+          <w:i/>
+          <w:iCs/>
+        </w:rPr>
+        <w:t xml:space="preserve"># executed if condition evaluates </w:t>
+      </w:r>
+      <w:proofErr w:type="gramStart"/>
+      <w:r>
+        <w:rPr>
+          <w:i/>
+          <w:iCs/>
+        </w:rPr>
+        <w:t>to</w:t>
+      </w:r>
+      <w:proofErr w:type="gramEnd"/>
+      <w:r>
+        <w:rPr>
+          <w:i/>
+          <w:iCs/>
+        </w:rPr>
+        <w:t xml:space="preserve"> False</w:t>
+      </w:r>
+    </w:p>
+    <w:p>
+      <w:pPr>
+        <w:spacing w:after="0"/>
+      </w:pPr>
+      <w:r>
+        <w:t xml:space="preserve">The </w:t>
+      </w:r>
+      <w:proofErr w:type="spellStart"/>
+      <w:r>
+        <w:t>boolean</w:t>
+      </w:r>
+      <w:proofErr w:type="spellEnd"/>
+      <w:r>
+        <w:t xml:space="preserve"> expression after the if statement is called the </w:t>
+      </w:r>
+      <w:r>
+        <w:rPr>
+          <w:b/>
+          <w:bCs/>
+        </w:rPr>
+        <w:t>condition</w:t>
+      </w:r>
+      <w:r>
+        <w:t>. If it is true, then the indented statements get executed. If not, then the statements indented under the else clause get executed.</w:t>
+      </w:r>
+    </w:p>
+    <w:p>
+      <w:pPr>
+        <w:spacing w:after="0"/>
+      </w:pPr>
+    </w:p>
+    <w:p>
+      <w:pPr>
+        <w:spacing w:after="0"/>
+      </w:pPr>
+      <w:r>
+        <w:lastRenderedPageBreak/>
+        <w:t>As with the function definition from the last chapter and other compound statements like for, the if statement consists of a header line and a body. The header line begins with the keyword if followed by a </w:t>
+      </w:r>
+      <w:proofErr w:type="spellStart"/>
+      <w:r>
+        <w:rPr>
+          <w:i/>
+          <w:iCs/>
+        </w:rPr>
+        <w:t>boolean</w:t>
+      </w:r>
+      <w:proofErr w:type="spellEnd"/>
+      <w:r>
+        <w:rPr>
+          <w:i/>
+          <w:iCs/>
+        </w:rPr>
+        <w:t xml:space="preserve"> expression</w:t>
+      </w:r>
+      <w:r>
+        <w:t> and ends with a colon (:).</w:t>
+      </w:r>
+    </w:p>
+    <w:p>
+      <w:pPr>
+        <w:spacing w:after="0"/>
+      </w:pPr>
+      <w:r>
+        <w:t>The indented statements that follow are called a </w:t>
+      </w:r>
+      <w:r>
+        <w:rPr>
+          <w:b/>
+          <w:bCs/>
+        </w:rPr>
+        <w:t>block</w:t>
+      </w:r>
+      <w:r>
+        <w:t xml:space="preserve">. The first </w:t>
+      </w:r>
+      <w:proofErr w:type="spellStart"/>
+      <w:r>
+        <w:t>unindented</w:t>
+      </w:r>
+      <w:proofErr w:type="spellEnd"/>
+      <w:r>
+        <w:t xml:space="preserve"> statement marks the end of the block.</w:t>
+      </w:r>
+    </w:p>
+    <w:p>
+      <w:pPr>
+        <w:spacing w:after="0"/>
+      </w:pPr>
+      <w:r>
+        <w:t xml:space="preserve">Each of the statements inside the first block of statements is executed in order if the </w:t>
+      </w:r>
+      <w:proofErr w:type="spellStart"/>
+      <w:r>
+        <w:t>boolean</w:t>
+      </w:r>
+      <w:proofErr w:type="spellEnd"/>
+      <w:r>
+        <w:t xml:space="preserve"> expression evaluates to True. The entire first block of statements is skipped if the </w:t>
+      </w:r>
+      <w:proofErr w:type="spellStart"/>
+      <w:r>
+        <w:t>boolean</w:t>
+      </w:r>
+      <w:proofErr w:type="spellEnd"/>
+      <w:r>
+        <w:t xml:space="preserve"> expression evaluates to False, and instead all the statements under the else clause are executed.</w:t>
+      </w:r>
+    </w:p>
+    <w:p>
+      <w:pPr>
+        <w:spacing w:after="0"/>
+      </w:pPr>
+      <w:r>
+        <w:t>There is no limit on the number of statements that can appear under the two clauses of an if statement, but there has to be at least one statement in each block.</w:t>
+      </w:r>
+    </w:p>
+    <w:p>
+      <w:pPr>
+        <w:spacing w:after="0"/>
+      </w:pPr>
+    </w:p>
+    <w:p>
+      <w:pPr>
+        <w:spacing w:after="0"/>
+      </w:pPr>
+      <w:r>
+        <w:t>courses = ["ENGR 101", "SI 110", "ENG 125", "SI 106", "CHEM 130"]</w:t>
+      </w:r>
+    </w:p>
+    <w:p>
+      <w:pPr>
+        <w:spacing w:after="0"/>
+      </w:pPr>
+      <w:r>
+        <w:t>if "SI 106" in courses:</w:t>
+      </w:r>
+    </w:p>
+    <w:p>
+      <w:pPr>
+        <w:spacing w:after="0"/>
+      </w:pPr>
+      <w:r>
+        <w:t xml:space="preserve">    output = "You can apply to SI!"</w:t>
+      </w:r>
+    </w:p>
+    <w:p>
+      <w:pPr>
+        <w:spacing w:after="0"/>
+      </w:pPr>
+      <w:r>
+        <w:t>else:</w:t>
+      </w:r>
+    </w:p>
+    <w:p>
+      <w:pPr>
+        <w:spacing w:after="0"/>
+      </w:pPr>
+      <w:r>
+        <w:t xml:space="preserve">    output = "Take SI 106!"</w:t>
+      </w:r>
+    </w:p>
+    <w:p>
+      <w:pPr>
+        <w:spacing w:after="0"/>
+      </w:pPr>
+      <w:r>
+        <w:t>print(output)</w:t>
+      </w:r>
+    </w:p>
+    <w:p>
+      <w:pPr>
+        <w:spacing w:after="0"/>
+      </w:pPr>
+    </w:p>
+    <w:p>
+      <w:pPr>
+        <w:spacing w:after="0"/>
+      </w:pPr>
+      <w:r>
+        <w:t>You can apply to SI!</w:t>
+      </w:r>
+    </w:p>
+    <w:p>
+      <w:pPr>
+        <w:spacing w:after="0"/>
+      </w:pPr>
+    </w:p>
+    <w:p>
+      <w:pPr>
+        <w:spacing w:after="0"/>
+      </w:pPr>
+      <w:r>
+        <w:t>8.7. Omitting the else Clause: Unary Selection</w:t>
+      </w:r>
+    </w:p>
+    <w:p>
+      <w:pPr>
+        <w:spacing w:after="0"/>
+      </w:pPr>
+      <w:r>
+        <w:t>Another form of the if statement is one in which the else clause is omitted entirely. This creates what is sometimes called </w:t>
+      </w:r>
+      <w:r>
+        <w:rPr>
+          <w:b/>
+          <w:bCs/>
+        </w:rPr>
+        <w:t>unary selection</w:t>
+      </w:r>
+      <w:r>
+        <w:t xml:space="preserve">. In this case, when the condition evaluates to True, the statements are executed. </w:t>
+      </w:r>
+      <w:proofErr w:type="gramStart"/>
+      <w:r>
+        <w:t>Otherwise</w:t>
+      </w:r>
+      <w:proofErr w:type="gramEnd"/>
+      <w:r>
+        <w:t xml:space="preserve"> the flow of execution continues to the statement after the body of the if.</w:t>
+      </w:r>
+    </w:p>
+    <w:p>
+      <w:pPr>
+        <w:spacing w:after="0"/>
+      </w:pPr>
+      <w:r>
+        <w:t>x = 10</w:t>
+      </w:r>
+    </w:p>
+    <w:p>
+      <w:pPr>
+        <w:spacing w:after="0"/>
+      </w:pPr>
+      <w:r>
+        <w:t>if x &lt; 0:</w:t>
+      </w:r>
+    </w:p>
+    <w:p>
+      <w:pPr>
+        <w:spacing w:after="0"/>
+      </w:pPr>
+      <w:r>
+        <w:t xml:space="preserve">    </w:t>
+      </w:r>
+      <w:proofErr w:type="gramStart"/>
+      <w:r>
+        <w:t>print(</w:t>
+      </w:r>
+      <w:proofErr w:type="gramEnd"/>
+      <w:r>
+        <w:t xml:space="preserve">"The negative number </w:t>
+      </w:r>
+      <w:proofErr w:type="gramStart"/>
+      <w:r>
+        <w:t>",  x</w:t>
+      </w:r>
+      <w:proofErr w:type="gramEnd"/>
+      <w:r>
+        <w:t>, " is not valid here.")</w:t>
+      </w:r>
+    </w:p>
+    <w:p>
+      <w:pPr>
+        <w:spacing w:after="0"/>
+      </w:pPr>
+      <w:proofErr w:type="gramStart"/>
+      <w:r>
+        <w:t>print(</w:t>
+      </w:r>
+      <w:proofErr w:type="gramEnd"/>
+      <w:r>
+        <w:t>"This is always printed")</w:t>
+      </w:r>
+    </w:p>
+    <w:p>
+      <w:pPr>
+        <w:spacing w:after="0"/>
+      </w:pPr>
+      <w:r>
+        <w:t>This is always printed</w:t>
+      </w:r>
+    </w:p>
+    <w:p>
+      <w:pPr>
+        <w:spacing w:after="0"/>
+      </w:pPr>
+    </w:p>
+    <w:p>
+      <w:pPr>
+        <w:spacing w:after="0"/>
+      </w:pPr>
+      <w:r>
+        <w:t>8.8. Nested conditionals</w:t>
+      </w:r>
+    </w:p>
+    <w:p>
+      <w:pPr>
+        <w:spacing w:after="0"/>
+      </w:pPr>
+      <w:r>
+        <w:t>One conditional can also be </w:t>
+      </w:r>
+      <w:r>
+        <w:rPr>
+          <w:b/>
+          <w:bCs/>
+        </w:rPr>
+        <w:t>nested</w:t>
+      </w:r>
+      <w:r>
+        <w:t> within another. For example, assume we have two integer variables, x and y. The following pattern of selection shows how we might decide how they are related to each other.</w:t>
+      </w:r>
+    </w:p>
+    <w:p>
+      <w:pPr>
+        <w:spacing w:after="0"/>
+      </w:pPr>
+      <w:r>
+        <w:rPr>
+          <w:b/>
+          <w:bCs/>
+        </w:rPr>
+        <w:t>if</w:t>
+      </w:r>
+      <w:r>
+        <w:t xml:space="preserve"> x &lt; y:</w:t>
+      </w:r>
+    </w:p>
+    <w:p>
+      <w:pPr>
+        <w:spacing w:after="0"/>
+      </w:pPr>
+      <w:r>
+        <w:t xml:space="preserve">    </w:t>
+      </w:r>
+      <w:proofErr w:type="gramStart"/>
+      <w:r>
+        <w:t>print(</w:t>
+      </w:r>
+      <w:proofErr w:type="gramEnd"/>
+      <w:r>
+        <w:t>"x is less than y")</w:t>
+      </w:r>
+    </w:p>
+    <w:p>
+      <w:pPr>
+        <w:spacing w:after="0"/>
+      </w:pPr>
+      <w:r>
+        <w:rPr>
+          <w:b/>
+          <w:bCs/>
+        </w:rPr>
+        <w:t>else</w:t>
+      </w:r>
+      <w:r>
+        <w:t>:</w:t>
+      </w:r>
+    </w:p>
+    <w:p>
+      <w:pPr>
+        <w:spacing w:after="0"/>
+      </w:pPr>
+      <w:r>
+        <w:t xml:space="preserve">    </w:t>
+      </w:r>
+      <w:r>
+        <w:rPr>
+          <w:b/>
+          <w:bCs/>
+        </w:rPr>
+        <w:t>if</w:t>
+      </w:r>
+      <w:r>
+        <w:t xml:space="preserve"> x &gt; y:</w:t>
+      </w:r>
+    </w:p>
+    <w:p>
+      <w:pPr>
+        <w:spacing w:after="0"/>
+      </w:pPr>
+      <w:r>
+        <w:t xml:space="preserve">        </w:t>
+      </w:r>
+      <w:proofErr w:type="gramStart"/>
+      <w:r>
+        <w:t>print(</w:t>
+      </w:r>
+      <w:proofErr w:type="gramEnd"/>
+      <w:r>
+        <w:t>"x is greater than y")</w:t>
+      </w:r>
+    </w:p>
+    <w:p>
+      <w:pPr>
+        <w:spacing w:after="0"/>
+      </w:pPr>
+      <w:r>
+        <w:t xml:space="preserve">    </w:t>
+      </w:r>
+      <w:r>
+        <w:rPr>
+          <w:b/>
+          <w:bCs/>
+        </w:rPr>
+        <w:t>else</w:t>
+      </w:r>
+      <w:r>
+        <w:t>:</w:t>
+      </w:r>
+    </w:p>
+    <w:p>
+      <w:pPr>
+        <w:spacing w:after="0"/>
+      </w:pPr>
+      <w:r>
+        <w:t xml:space="preserve">        </w:t>
+      </w:r>
+      <w:proofErr w:type="gramStart"/>
+      <w:r>
+        <w:t>print(</w:t>
+      </w:r>
+      <w:proofErr w:type="gramEnd"/>
+      <w:r>
+        <w:t>"x and y must be equal")</w:t>
+      </w:r>
+    </w:p>
+    <w:p>
+      <w:pPr>
+        <w:spacing w:after="0"/>
+      </w:pPr>
+      <w:r>
+        <w:lastRenderedPageBreak/>
+        <w:t>The outer conditional contains two branches. The second branch (the else from the outer) contains another if statement, which has two branches of its own. Those two branches could contain conditional statements as well.</w:t>
+      </w:r>
+    </w:p>
+    <w:p>
+      <w:pPr>
+        <w:spacing w:after="0"/>
+      </w:pPr>
+      <w:r>
+        <w:t>The flow of control for this example can be seen in this flowchart illustration.</w:t>
+      </w:r>
+    </w:p>
+    <w:p>
+      <w:pPr>
+        <w:spacing w:after="0"/>
+      </w:pPr>
+      <w:r>
+        <w:drawing>
+          <wp:inline distT="0" distB="0" distL="0" distR="0" wp14:anchorId="2DCDEA04" wp14:editId="5B011840">
+            <wp:extent cx="2125520" cy="2352675"/>
+            <wp:effectExtent l="0" t="0" r="8255" b="0"/>
+            <wp:docPr id="1141344411" name="Picture 4"/>
+            <wp:cNvGraphicFramePr>
+              <a:graphicFrameLocks xmlns:a="http://schemas.openxmlformats.org/drawingml/2006/main" noChangeAspect="1"/>
+            </wp:cNvGraphicFramePr>
+            <a:graphic xmlns:a="http://schemas.openxmlformats.org/drawingml/2006/main">
+              <a:graphicData uri="http://schemas.openxmlformats.org/drawingml/2006/picture">
+                <pic:pic xmlns:pic="http://schemas.openxmlformats.org/drawingml/2006/picture">
+                  <pic:nvPicPr>
+                    <pic:cNvPr id="0" name="Picture 13"/>
+                    <pic:cNvPicPr>
+                      <a:picLocks noChangeAspect="1" noChangeArrowheads="1"/>
+                    </pic:cNvPicPr>
+                  </pic:nvPicPr>
+                  <pic:blipFill>
+                    <a:blip r:embed="rId34">
+                      <a:extLst>
+                        <a:ext uri="{28A0092B-C50C-407E-A947-70E740481C1C}">
+                          <a14:useLocalDpi xmlns:a14="http://schemas.microsoft.com/office/drawing/2010/main" val="0"/>
+                        </a:ext>
+                      </a:extLst>
+                    </a:blip>
+                    <a:srcRect/>
+                    <a:stretch>
+                      <a:fillRect/>
+                    </a:stretch>
+                  </pic:blipFill>
+                  <pic:spPr bwMode="auto">
+                    <a:xfrm>
+                      <a:off x="0" y="0"/>
+                      <a:ext cx="2128581" cy="2356063"/>
+                    </a:xfrm>
+                    <a:prstGeom prst="rect">
+                      <a:avLst/>
+                    </a:prstGeom>
+                    <a:noFill/>
+                    <a:ln>
+                      <a:noFill/>
+                    </a:ln>
+                  </pic:spPr>
+                </pic:pic>
+              </a:graphicData>
+            </a:graphic>
+          </wp:inline>
+        </w:drawing>
+      </w:r>
+    </w:p>
+    <w:p>
+      <w:pPr>
+        <w:spacing w:after="0"/>
+      </w:pPr>
+      <w:r>
+        <w:t>Here is a complete program that defines values for x and y. Run the program and see the result. Then change the values of the variables to change the flow of control.</w:t>
+      </w:r>
+    </w:p>
+    <w:p>
+      <w:pPr>
+        <w:spacing w:after="0"/>
+        <w:rPr>
+          <w:b/>
+          <w:bCs/>
+        </w:rPr>
+      </w:pPr>
+      <w:r>
+        <w:rPr>
+          <w:b/>
+          <w:bCs/>
+        </w:rPr>
+        <w:t>Note</w:t>
+      </w:r>
+    </w:p>
+    <w:p>
+      <w:pPr>
+        <w:spacing w:after="0"/>
+      </w:pPr>
+      <w:r>
+        <w:t>In some programming languages, matching the if and the else is a problem. However, in Python this is not the case. The indentation pattern tells us exactly which else belongs to which if.</w:t>
+      </w:r>
+    </w:p>
+    <w:p>
+      <w:pPr>
+        <w:spacing w:after="0"/>
+        <w:rPr>
+          <w:sz w:val="16"/>
+          <w:szCs w:val="16"/>
+        </w:rPr>
+      </w:pPr>
+    </w:p>
+    <w:p>
+      <w:pPr>
+        <w:spacing w:after="0"/>
+      </w:pPr>
+      <w:r>
+        <w:t>8.9. Chained conditionals</w:t>
+      </w:r>
+    </w:p>
+    <w:p>
+      <w:pPr>
+        <w:spacing w:after="0"/>
+      </w:pPr>
+      <w:r>
+        <w:t>Python provides an alternative way to write nested selection such as the one shown in the previous section. This is sometimes referred to as a </w:t>
+      </w:r>
+      <w:r>
+        <w:rPr>
+          <w:b/>
+          <w:bCs/>
+        </w:rPr>
+        <w:t>chained conditional</w:t>
+      </w:r>
+      <w:r>
+        <w:t>.</w:t>
+      </w:r>
+    </w:p>
+    <w:p>
+      <w:pPr>
+        <w:spacing w:after="0"/>
+      </w:pPr>
+      <w:r>
+        <w:rPr>
+          <w:b/>
+          <w:bCs/>
+        </w:rPr>
+        <w:t>if</w:t>
+      </w:r>
+      <w:r>
+        <w:t xml:space="preserve"> x &lt; y:</w:t>
+      </w:r>
+    </w:p>
+    <w:p>
+      <w:pPr>
+        <w:spacing w:after="0"/>
+      </w:pPr>
+      <w:r>
+        <w:t xml:space="preserve">    </w:t>
+      </w:r>
+      <w:proofErr w:type="gramStart"/>
+      <w:r>
+        <w:t>print(</w:t>
+      </w:r>
+      <w:proofErr w:type="gramEnd"/>
+      <w:r>
+        <w:t>"x is less than y")</w:t>
+      </w:r>
+    </w:p>
+    <w:p>
+      <w:pPr>
+        <w:spacing w:after="0"/>
+      </w:pPr>
+      <w:proofErr w:type="spellStart"/>
+      <w:r>
+        <w:rPr>
+          <w:b/>
+          <w:bCs/>
+        </w:rPr>
+        <w:t>elif</w:t>
+      </w:r>
+      <w:proofErr w:type="spellEnd"/>
+      <w:r>
+        <w:t xml:space="preserve"> x &gt; y:</w:t>
+      </w:r>
+    </w:p>
+    <w:p>
+      <w:pPr>
+        <w:spacing w:after="0"/>
+      </w:pPr>
+      <w:r>
+        <w:t xml:space="preserve">    </w:t>
+      </w:r>
+      <w:proofErr w:type="gramStart"/>
+      <w:r>
+        <w:t>print(</w:t>
+      </w:r>
+      <w:proofErr w:type="gramEnd"/>
+      <w:r>
+        <w:t>"x is greater than y")</w:t>
+      </w:r>
+    </w:p>
+    <w:p>
+      <w:pPr>
+        <w:spacing w:after="0"/>
+      </w:pPr>
+      <w:r>
+        <w:rPr>
+          <w:b/>
+          <w:bCs/>
+        </w:rPr>
+        <w:t>else</w:t>
+      </w:r>
+      <w:r>
+        <w:t>:</w:t>
+      </w:r>
+    </w:p>
+    <w:p>
+      <w:pPr>
+        <w:spacing w:after="0"/>
+      </w:pPr>
+      <w:r>
+        <w:t xml:space="preserve">    </w:t>
+      </w:r>
+      <w:proofErr w:type="gramStart"/>
+      <w:r>
+        <w:t>print(</w:t>
+      </w:r>
+      <w:proofErr w:type="gramEnd"/>
+      <w:r>
+        <w:t>"x and y must be equal")</w:t>
+      </w:r>
+    </w:p>
+    <w:p>
+      <w:pPr>
+        <w:spacing w:after="0"/>
+      </w:pPr>
+    </w:p>
+    <w:p>
+      <w:pPr>
+        <w:spacing w:after="0"/>
+      </w:pPr>
+      <w:r>
+        <w:t>The flow of control can be drawn in a different orientation but the resulting pattern is identical to the one shown above.</w:t>
+      </w:r>
+    </w:p>
+    <w:p>
+      <w:pPr>
+        <w:spacing w:after="0"/>
+      </w:pPr>
+      <w:r>
+        <w:drawing>
+          <wp:inline distT="0" distB="0" distL="0" distR="0" wp14:anchorId="396B5855" wp14:editId="458E2050">
+            <wp:extent cx="2075820" cy="2038350"/>
+            <wp:effectExtent l="0" t="0" r="0" b="0"/>
+            <wp:docPr id="927104949" name="Picture 6"/>
+            <wp:cNvGraphicFramePr>
+              <a:graphicFrameLocks xmlns:a="http://schemas.openxmlformats.org/drawingml/2006/main" noChangeAspect="1"/>
+            </wp:cNvGraphicFramePr>
+            <a:graphic xmlns:a="http://schemas.openxmlformats.org/drawingml/2006/main">
+              <a:graphicData uri="http://schemas.openxmlformats.org/drawingml/2006/picture">
+                <pic:pic xmlns:pic="http://schemas.openxmlformats.org/drawingml/2006/picture">
+                  <pic:nvPicPr>
+                    <pic:cNvPr id="0" name="Picture 20"/>
+                    <pic:cNvPicPr>
+                      <a:picLocks noChangeAspect="1" noChangeArrowheads="1"/>
+                    </pic:cNvPicPr>
+                  </pic:nvPicPr>
+                  <pic:blipFill>
+                    <a:blip r:embed="rId35">
+                      <a:extLst>
+                        <a:ext uri="{28A0092B-C50C-407E-A947-70E740481C1C}">
+                          <a14:useLocalDpi xmlns:a14="http://schemas.microsoft.com/office/drawing/2010/main" val="0"/>
+                        </a:ext>
+                      </a:extLst>
+                    </a:blip>
+                    <a:srcRect/>
+                    <a:stretch>
+                      <a:fillRect/>
+                    </a:stretch>
+                  </pic:blipFill>
+                  <pic:spPr bwMode="auto">
+                    <a:xfrm>
+                      <a:off x="0" y="0"/>
+                      <a:ext cx="2078413" cy="2040896"/>
+                    </a:xfrm>
+                    <a:prstGeom prst="rect">
+                      <a:avLst/>
+                    </a:prstGeom>
+                    <a:noFill/>
+                    <a:ln>
+                      <a:noFill/>
+                    </a:ln>
+                  </pic:spPr>
+                </pic:pic>
+              </a:graphicData>
+            </a:graphic>
+          </wp:inline>
+        </w:drawing>
+      </w:r>
+    </w:p>
+    <w:p>
+      <w:pPr>
+        <w:spacing w:after="0"/>
+      </w:pPr>
+      <w:proofErr w:type="spellStart"/>
+      <w:r>
+        <w:lastRenderedPageBreak/>
+        <w:t>elif</w:t>
+      </w:r>
+      <w:proofErr w:type="spellEnd"/>
+      <w:r>
+        <w:t> is an abbreviation of else if. Again, exactly one branch will be executed. There is no limit of the number of </w:t>
+      </w:r>
+      <w:proofErr w:type="spellStart"/>
+      <w:r>
+        <w:t>elif</w:t>
+      </w:r>
+      <w:proofErr w:type="spellEnd"/>
+      <w:r>
+        <w:t> statements but only a single (and optional) final else statement is allowed and it must be the last branch in the statement.</w:t>
+      </w:r>
+    </w:p>
+    <w:p>
+      <w:pPr>
+        <w:spacing w:after="0"/>
+      </w:pPr>
+    </w:p>
+    <w:p>
+      <w:pPr>
+        <w:spacing w:after="0"/>
+      </w:pPr>
+      <w:r>
+        <w:t>Each condition is checked in order. If the first is false, the next is checked, and so on. If one of them is true, the corresponding branch executes, and the statement ends. Even if more than one condition is true, only the first true branch executes.</w:t>
+      </w:r>
+    </w:p>
+    <w:p>
+      <w:pPr>
+        <w:spacing w:after="0"/>
+      </w:pPr>
+      <w:r>
+        <w:t>str1 = "Today you are you! That is truer than true! There is no one alive who is you-er than you!"</w:t>
+      </w:r>
+    </w:p>
+    <w:p>
+      <w:pPr>
+        <w:spacing w:after="0"/>
+      </w:pPr>
+      <w:r>
+        <w:t>if 'false' in str1:</w:t>
+      </w:r>
+    </w:p>
+    <w:p>
+      <w:pPr>
+        <w:spacing w:after="0"/>
+      </w:pPr>
+      <w:r>
+        <w:t xml:space="preserve">    output = 'False. </w:t>
+      </w:r>
+      <w:proofErr w:type="gramStart"/>
+      <w:r>
+        <w:t>You</w:t>
+      </w:r>
+      <w:proofErr w:type="gramEnd"/>
+      <w:r>
+        <w:t xml:space="preserve"> aren’t you?'</w:t>
+      </w:r>
+    </w:p>
+    <w:p>
+      <w:pPr>
+        <w:spacing w:after="0"/>
+      </w:pPr>
+      <w:proofErr w:type="spellStart"/>
+      <w:r>
+        <w:t>elif</w:t>
+      </w:r>
+      <w:proofErr w:type="spellEnd"/>
+      <w:r>
+        <w:t xml:space="preserve"> 'true' in str1:</w:t>
+      </w:r>
+    </w:p>
+    <w:p>
+      <w:pPr>
+        <w:spacing w:after="0"/>
+      </w:pPr>
+      <w:r>
+        <w:t xml:space="preserve">    output = 'True! You are you!'</w:t>
+      </w:r>
+    </w:p>
+    <w:p>
+      <w:pPr>
+        <w:spacing w:after="0"/>
+      </w:pPr>
+      <w:r>
+        <w:t>else:</w:t>
+      </w:r>
+    </w:p>
+    <w:p>
+      <w:pPr>
+        <w:spacing w:after="0"/>
+      </w:pPr>
+      <w:r>
+        <w:t xml:space="preserve">    output = 'Neither true nor false!'</w:t>
+      </w:r>
+    </w:p>
+    <w:p>
+      <w:pPr>
+        <w:spacing w:after="0"/>
+      </w:pPr>
+      <w:r>
+        <w:t>print(output)</w:t>
+      </w:r>
+    </w:p>
+    <w:p>
+      <w:pPr>
+        <w:spacing w:after="0"/>
+      </w:pPr>
+    </w:p>
+    <w:p>
+      <w:pPr>
+        <w:spacing w:after="0"/>
+      </w:pPr>
+    </w:p>
+    <w:p>
+      <w:pPr>
+        <w:spacing w:after="0"/>
+      </w:pPr>
+      <w:r>
+        <w:t>8.11. </w:t>
+      </w:r>
+      <w:r>
+        <w:rPr>
+          <w:rFonts w:ascii="Segoe UI Emoji" w:hAnsi="Segoe UI Emoji" w:cs="Segoe UI Emoji"/>
+        </w:rPr>
+        <w:t>👩</w:t>
+      </w:r>
+      <w:r>
+        <w:t>‍</w:t>
+      </w:r>
+      <w:r>
+        <w:rPr>
+          <w:rFonts w:ascii="Segoe UI Emoji" w:hAnsi="Segoe UI Emoji" w:cs="Segoe UI Emoji"/>
+        </w:rPr>
+        <w:t>💻</w:t>
+      </w:r>
+      <w:r>
+        <w:t xml:space="preserve"> Setting Up Conditionals</w:t>
+      </w:r>
+    </w:p>
+    <w:p>
+      <w:pPr>
+        <w:spacing w:after="0"/>
+      </w:pPr>
+      <w:r>
+        <w:t>Before writing your conditionals, it can be helpful to make your own flowchart that will plot out the flow of each condition. By writing out the flow, you can better determine how complex the set of conditionals will be as well as check to see if any condition is not taken care of before you begin writing it out.</w:t>
+      </w:r>
+    </w:p>
+    <w:p>
+      <w:pPr>
+        <w:spacing w:after="0"/>
+      </w:pPr>
+      <w:r>
+        <w:t>To make sure that your code covers all of the conditions that you intend for it to cover, you should add comments for each clause that explains what that clause is meant to do. Then, you should add tests for each possible path that the program could go though. What leads to certain conditional statements being executed? Is that what you intended?</w:t>
+      </w:r>
+    </w:p>
+    <w:p>
+      <w:pPr>
+        <w:spacing w:after="0"/>
+      </w:pPr>
+      <w:r>
+        <w:br/>
+      </w:r>
+      <w:r>
+        <w:drawing>
+          <wp:inline distT="0" distB="0" distL="0" distR="0" wp14:anchorId="621435CA" wp14:editId="6EFE853D">
+            <wp:extent cx="4870190" cy="2724150"/>
+            <wp:effectExtent l="0" t="0" r="6985" b="0"/>
+            <wp:docPr id="389672700" name="Picture 8"/>
+            <wp:cNvGraphicFramePr>
+              <a:graphicFrameLocks xmlns:a="http://schemas.openxmlformats.org/drawingml/2006/main" noChangeAspect="1"/>
+            </wp:cNvGraphicFramePr>
+            <a:graphic xmlns:a="http://schemas.openxmlformats.org/drawingml/2006/main">
+              <a:graphicData uri="http://schemas.openxmlformats.org/drawingml/2006/picture">
+                <pic:pic xmlns:pic="http://schemas.openxmlformats.org/drawingml/2006/picture">
+                  <pic:nvPicPr>
+                    <pic:cNvPr id="0" name="Picture 27"/>
+                    <pic:cNvPicPr>
+                      <a:picLocks noChangeAspect="1" noChangeArrowheads="1"/>
+                    </pic:cNvPicPr>
+                  </pic:nvPicPr>
+                  <pic:blipFill>
+                    <a:blip r:embed="rId36" cstate="print">
+                      <a:extLst>
+                        <a:ext uri="{28A0092B-C50C-407E-A947-70E740481C1C}">
+                          <a14:useLocalDpi xmlns:a14="http://schemas.microsoft.com/office/drawing/2010/main" val="0"/>
+                        </a:ext>
+                      </a:extLst>
+                    </a:blip>
+                    <a:srcRect/>
+                    <a:stretch>
+                      <a:fillRect/>
+                    </a:stretch>
+                  </pic:blipFill>
+                  <pic:spPr bwMode="auto">
+                    <a:xfrm>
+                      <a:off x="0" y="0"/>
+                      <a:ext cx="4891139" cy="2735868"/>
+                    </a:xfrm>
+                    <a:prstGeom prst="rect">
+                      <a:avLst/>
+                    </a:prstGeom>
+                    <a:noFill/>
+                    <a:ln>
+                      <a:noFill/>
+                    </a:ln>
+                  </pic:spPr>
+                </pic:pic>
+              </a:graphicData>
+            </a:graphic>
+          </wp:inline>
+        </w:drawing>
+      </w:r>
+    </w:p>
+    <w:p>
+      <w:pPr>
+        <w:spacing w:after="0"/>
+      </w:pPr>
+    </w:p>
+    <w:p>
+      <w:r>
+        <w:br w:type="page"/>
+      </w:r>
+    </w:p>
+    <w:p>
+      <w:pPr>
+        <w:spacing w:after="0"/>
+      </w:pPr>
+      <w:r>
+        <w:lastRenderedPageBreak/>
+        <w:t>18.3. Testing Conditionals</w:t>
+      </w:r>
+    </w:p>
+    <w:p>
+      <w:pPr>
+        <w:spacing w:after="0"/>
+      </w:pPr>
+      <w:r>
+        <w:t>Ideally, you want tests that will cover both the typical execution of your program and tests for unusual things that might happen, which are called </w:t>
+      </w:r>
+      <w:r>
+        <w:rPr>
+          <w:b/>
+          <w:bCs/>
+        </w:rPr>
+        <w:t>edge cases</w:t>
+      </w:r>
+      <w:r>
+        <w:t>.</w:t>
+      </w:r>
+    </w:p>
+    <w:p>
+      <w:pPr>
+        <w:spacing w:after="0"/>
+      </w:pPr>
+      <w:r>
+        <w:t>If the code has conditional blocks (</w:t>
+      </w:r>
+      <w:proofErr w:type="gramStart"/>
+      <w:r>
+        <w:t>if..</w:t>
+      </w:r>
+      <w:proofErr w:type="spellStart"/>
+      <w:r>
+        <w:t>elif</w:t>
+      </w:r>
+      <w:proofErr w:type="spellEnd"/>
+      <w:r>
+        <w:t>..</w:t>
+      </w:r>
+      <w:proofErr w:type="gramEnd"/>
+      <w:r>
+        <w:t>else) then you’ll want to have tests that check that the right block executes when you expect it to. For example, in the code below, z is set to the smaller of x and y, but if they are equal then we set z to 0. Our code even includes a comment to help us keep track of when we think the final code block should execute.</w:t>
+      </w:r>
+    </w:p>
+    <w:p>
+      <w:pPr>
+        <w:spacing w:after="0"/>
+      </w:pPr>
+      <w:r>
+        <w:rPr>
+          <w:b/>
+          <w:bCs/>
+        </w:rPr>
+        <w:t>if</w:t>
+      </w:r>
+      <w:r>
+        <w:t xml:space="preserve"> x &lt; y:</w:t>
+      </w:r>
+    </w:p>
+    <w:p>
+      <w:pPr>
+        <w:spacing w:after="0"/>
+      </w:pPr>
+      <w:r>
+        <w:t xml:space="preserve">    z = x</w:t>
+      </w:r>
+    </w:p>
+    <w:p>
+      <w:pPr>
+        <w:spacing w:after="0"/>
+      </w:pPr>
+      <w:r>
+        <w:rPr>
+          <w:b/>
+          <w:bCs/>
+        </w:rPr>
+        <w:t>else</w:t>
+      </w:r>
+      <w:r>
+        <w:t>:</w:t>
+      </w:r>
+    </w:p>
+    <w:p>
+      <w:pPr>
+        <w:spacing w:after="0"/>
+      </w:pPr>
+      <w:r>
+        <w:t xml:space="preserve">    </w:t>
+      </w:r>
+      <w:r>
+        <w:rPr>
+          <w:b/>
+          <w:bCs/>
+        </w:rPr>
+        <w:t>if</w:t>
+      </w:r>
+      <w:r>
+        <w:t xml:space="preserve"> x &gt; y:</w:t>
+      </w:r>
+    </w:p>
+    <w:p>
+      <w:pPr>
+        <w:spacing w:after="0"/>
+      </w:pPr>
+      <w:r>
+        <w:t xml:space="preserve">        z = y</w:t>
+      </w:r>
+    </w:p>
+    <w:p>
+      <w:pPr>
+        <w:spacing w:after="0"/>
+      </w:pPr>
+      <w:r>
+        <w:t xml:space="preserve">    </w:t>
+      </w:r>
+      <w:r>
+        <w:rPr>
+          <w:b/>
+          <w:bCs/>
+        </w:rPr>
+        <w:t>else</w:t>
+      </w:r>
+      <w:r>
+        <w:t>:</w:t>
+      </w:r>
+    </w:p>
+    <w:p>
+      <w:pPr>
+        <w:spacing w:after="0"/>
+      </w:pPr>
+      <w:r>
+        <w:t xml:space="preserve">        </w:t>
+      </w:r>
+      <w:r>
+        <w:rPr>
+          <w:i/>
+          <w:iCs/>
+        </w:rPr>
+        <w:t>## x must be equal to y</w:t>
+      </w:r>
+    </w:p>
+    <w:p>
+      <w:pPr>
+        <w:spacing w:after="0"/>
+      </w:pPr>
+      <w:r>
+        <w:t xml:space="preserve">        z = 0</w:t>
+      </w:r>
+    </w:p>
+    <w:p>
+      <w:pPr>
+        <w:spacing w:after="0"/>
+      </w:pPr>
+      <w:r>
+        <w:t>When you start to have complex conditionals, it’s helpful to add comments like that, and once you do you might as well add an assert statement. If the assert ever causes an error, you’ll be grateful to know right away that something has gone wrong and you’ll have a good start on where to look for debugging. In this case, you’ll never get an error, no matter the values of x and y.</w:t>
+      </w:r>
+    </w:p>
+    <w:p>
+      <w:pPr>
+        <w:spacing w:after="0"/>
+      </w:pPr>
     </w:p>
     <w:p>
       <w:pPr>
@@ -11863,6 +17941,119 @@
 <file path=word/numbering.xml><?xml version="1.0" encoding="utf-8"?>
 <w:numbering xmlns:wpc="http://schemas.microsoft.com/office/word/2010/wordprocessingCanvas" xmlns:cx="http://schemas.microsoft.com/office/drawing/2014/chartex" xmlns:cx1="http://schemas.microsoft.com/office/drawing/2015/9/8/chartex" xmlns:cx2="http://schemas.microsoft.com/office/drawing/2015/10/21/chartex" xmlns:cx3="http://schemas.microsoft.com/office/drawing/2016/5/9/chartex" xmlns:cx4="http://schemas.microsoft.com/office/drawing/2016/5/10/chartex" xmlns:cx5="http://schemas.microsoft.com/office/drawing/2016/5/11/chartex" xmlns:cx6="http://schemas.microsoft.com/office/drawing/2016/5/12/chartex" xmlns:cx7="http://schemas.microsoft.com/office/drawing/2016/5/13/chartex" xmlns:cx8="http://schemas.microsoft.com/office/drawing/2016/5/14/chartex" xmlns:mc="http://schemas.openxmlformats.org/markup-compatibility/2006" xmlns:aink="http://schemas.microsoft.com/office/drawing/2016/ink" xmlns:am3d="http://schemas.microsoft.com/office/drawing/2017/model3d" xmlns:o="urn:schemas-microsoft-com:office:office" xmlns:oel="http://schemas.microsoft.com/office/2019/extlst" xmlns:r="http://schemas.openxmlformats.org/officeDocument/2006/relationships" xmlns:m="http://schemas.openxmlformats.org/officeDocument/2006/math" xmlns:v="urn:schemas-microsoft-com:vml" xmlns:wp14="http://schemas.microsoft.com/office/word/2010/wordprocessingDrawing" xmlns:wp="http://schemas.openxmlformats.org/drawingml/2006/wordprocessingDrawing" xmlns:w10="urn:schemas-microsoft-com:office:word" xmlns:w="http://schemas.openxmlformats.org/wordprocessingml/2006/main" xmlns:w14="http://schemas.microsoft.com/office/word/2010/wordml" xmlns:w15="http://schemas.microsoft.com/office/word/2012/wordml" xmlns:w16cei="http://schemas.microsoft.com/office/word/2026/wordml/cei" xmlns:w16cex="http://schemas.microsoft.com/office/word/2018/wordml/cex" xmlns:w16cid="http://schemas.microsoft.com/office/word/2016/wordml/cid" xmlns:w16="http://schemas.microsoft.com/office/word/2018/wordml" xmlns:w16du="http://schemas.microsoft.com/office/word/2023/wordml/word16du" xmlns:w16sdtdh="http://schemas.microsoft.com/office/word/2020/wordml/sdtdatahash" xmlns:w16sdtfl="http://schemas.microsoft.com/office/word/2024/wordml/sdtformatlock" xmlns:w16se="http://schemas.microsoft.com/office/word/2015/wordml/symex" xmlns:wpg="http://schemas.microsoft.com/office/word/2010/wordprocessingGroup" xmlns:wpi="http://schemas.microsoft.com/office/word/2010/wordprocessingInk" xmlns:wne="http://schemas.microsoft.com/office/word/2006/wordml" xmlns:wps="http://schemas.microsoft.com/office/word/2010/wordprocessingShape" mc:Ignorable="w14 w15 w16se w16cid w16 w16cex w16sdtdh w16sdtfl w16du wp14">
   <w:abstractNum w:abstractNumId="0" w15:restartNumberingAfterBreak="0">
+    <w:nsid w:val="105A7F44"/>
+    <w:multiLevelType w:val="multilevel"/>
+    <w:tmpl w:val="372C02DA"/>
+    <w:lvl w:ilvl="0">
+      <w:start w:val="1"/>
+      <w:numFmt w:val="decimal"/>
+      <w:lvlText w:val="%1."/>
+      <w:lvlJc w:val="left"/>
+      <w:pPr>
+        <w:tabs>
+          <w:tab w:val="num" w:pos="720"/>
+        </w:tabs>
+        <w:ind w:left="720" w:hanging="360"/>
+      </w:pPr>
+    </w:lvl>
+    <w:lvl w:ilvl="1" w:tentative="1">
+      <w:start w:val="1"/>
+      <w:numFmt w:val="decimal"/>
+      <w:lvlText w:val="%2."/>
+      <w:lvlJc w:val="left"/>
+      <w:pPr>
+        <w:tabs>
+          <w:tab w:val="num" w:pos="1440"/>
+        </w:tabs>
+        <w:ind w:left="1440" w:hanging="360"/>
+      </w:pPr>
+    </w:lvl>
+    <w:lvl w:ilvl="2" w:tentative="1">
+      <w:start w:val="1"/>
+      <w:numFmt w:val="decimal"/>
+      <w:lvlText w:val="%3."/>
+      <w:lvlJc w:val="left"/>
+      <w:pPr>
+        <w:tabs>
+          <w:tab w:val="num" w:pos="2160"/>
+        </w:tabs>
+        <w:ind w:left="2160" w:hanging="360"/>
+      </w:pPr>
+    </w:lvl>
+    <w:lvl w:ilvl="3" w:tentative="1">
+      <w:start w:val="1"/>
+      <w:numFmt w:val="decimal"/>
+      <w:lvlText w:val="%4."/>
+      <w:lvlJc w:val="left"/>
+      <w:pPr>
+        <w:tabs>
+          <w:tab w:val="num" w:pos="2880"/>
+        </w:tabs>
+        <w:ind w:left="2880" w:hanging="360"/>
+      </w:pPr>
+    </w:lvl>
+    <w:lvl w:ilvl="4" w:tentative="1">
+      <w:start w:val="1"/>
+      <w:numFmt w:val="decimal"/>
+      <w:lvlText w:val="%5."/>
+      <w:lvlJc w:val="left"/>
+      <w:pPr>
+        <w:tabs>
+          <w:tab w:val="num" w:pos="3600"/>
+        </w:tabs>
+        <w:ind w:left="3600" w:hanging="360"/>
+      </w:pPr>
+    </w:lvl>
+    <w:lvl w:ilvl="5" w:tentative="1">
+      <w:start w:val="1"/>
+      <w:numFmt w:val="decimal"/>
+      <w:lvlText w:val="%6."/>
+      <w:lvlJc w:val="left"/>
+      <w:pPr>
+        <w:tabs>
+          <w:tab w:val="num" w:pos="4320"/>
+        </w:tabs>
+        <w:ind w:left="4320" w:hanging="360"/>
+      </w:pPr>
+    </w:lvl>
+    <w:lvl w:ilvl="6" w:tentative="1">
+      <w:start w:val="1"/>
+      <w:numFmt w:val="decimal"/>
+      <w:lvlText w:val="%7."/>
+      <w:lvlJc w:val="left"/>
+      <w:pPr>
+        <w:tabs>
+          <w:tab w:val="num" w:pos="5040"/>
+        </w:tabs>
+        <w:ind w:left="5040" w:hanging="360"/>
+      </w:pPr>
+    </w:lvl>
+    <w:lvl w:ilvl="7" w:tentative="1">
+      <w:start w:val="1"/>
+      <w:numFmt w:val="decimal"/>
+      <w:lvlText w:val="%8."/>
+      <w:lvlJc w:val="left"/>
+      <w:pPr>
+        <w:tabs>
+          <w:tab w:val="num" w:pos="5760"/>
+        </w:tabs>
+        <w:ind w:left="5760" w:hanging="360"/>
+      </w:pPr>
+    </w:lvl>
+    <w:lvl w:ilvl="8" w:tentative="1">
+      <w:start w:val="1"/>
+      <w:numFmt w:val="decimal"/>
+      <w:lvlText w:val="%9."/>
+      <w:lvlJc w:val="left"/>
+      <w:pPr>
+        <w:tabs>
+          <w:tab w:val="num" w:pos="6480"/>
+        </w:tabs>
+        <w:ind w:left="6480" w:hanging="360"/>
+      </w:pPr>
+    </w:lvl>
+  </w:abstractNum>
+  <w:abstractNum w:abstractNumId="1" w15:restartNumberingAfterBreak="0">
     <w:nsid w:val="14036D0D"/>
     <w:multiLevelType w:val="multilevel"/>
     <w:tmpl w:val="B18A695E"/>
@@ -11975,7 +18166,7 @@
       </w:pPr>
     </w:lvl>
   </w:abstractNum>
-  <w:abstractNum w:abstractNumId="1" w15:restartNumberingAfterBreak="0">
+  <w:abstractNum w:abstractNumId="2" w15:restartNumberingAfterBreak="0">
     <w:nsid w:val="14BE6D3B"/>
     <w:multiLevelType w:val="multilevel"/>
     <w:tmpl w:val="9E2EC086"/>
@@ -12124,7 +18315,7 @@
       </w:rPr>
     </w:lvl>
   </w:abstractNum>
-  <w:abstractNum w:abstractNumId="2" w15:restartNumberingAfterBreak="0">
+  <w:abstractNum w:abstractNumId="3" w15:restartNumberingAfterBreak="0">
     <w:nsid w:val="1A237754"/>
     <w:multiLevelType w:val="multilevel"/>
     <w:tmpl w:val="3132ADEA"/>
@@ -12273,7 +18464,120 @@
       </w:rPr>
     </w:lvl>
   </w:abstractNum>
-  <w:abstractNum w:abstractNumId="3" w15:restartNumberingAfterBreak="0">
+  <w:abstractNum w:abstractNumId="4" w15:restartNumberingAfterBreak="0">
+    <w:nsid w:val="1AFC7CDD"/>
+    <w:multiLevelType w:val="multilevel"/>
+    <w:tmpl w:val="06FA1B2E"/>
+    <w:lvl w:ilvl="0">
+      <w:start w:val="1"/>
+      <w:numFmt w:val="decimal"/>
+      <w:lvlText w:val="%1."/>
+      <w:lvlJc w:val="left"/>
+      <w:pPr>
+        <w:tabs>
+          <w:tab w:val="num" w:pos="720"/>
+        </w:tabs>
+        <w:ind w:left="720" w:hanging="360"/>
+      </w:pPr>
+    </w:lvl>
+    <w:lvl w:ilvl="1" w:tentative="1">
+      <w:start w:val="1"/>
+      <w:numFmt w:val="decimal"/>
+      <w:lvlText w:val="%2."/>
+      <w:lvlJc w:val="left"/>
+      <w:pPr>
+        <w:tabs>
+          <w:tab w:val="num" w:pos="1440"/>
+        </w:tabs>
+        <w:ind w:left="1440" w:hanging="360"/>
+      </w:pPr>
+    </w:lvl>
+    <w:lvl w:ilvl="2" w:tentative="1">
+      <w:start w:val="1"/>
+      <w:numFmt w:val="decimal"/>
+      <w:lvlText w:val="%3."/>
+      <w:lvlJc w:val="left"/>
+      <w:pPr>
+        <w:tabs>
+          <w:tab w:val="num" w:pos="2160"/>
+        </w:tabs>
+        <w:ind w:left="2160" w:hanging="360"/>
+      </w:pPr>
+    </w:lvl>
+    <w:lvl w:ilvl="3" w:tentative="1">
+      <w:start w:val="1"/>
+      <w:numFmt w:val="decimal"/>
+      <w:lvlText w:val="%4."/>
+      <w:lvlJc w:val="left"/>
+      <w:pPr>
+        <w:tabs>
+          <w:tab w:val="num" w:pos="2880"/>
+        </w:tabs>
+        <w:ind w:left="2880" w:hanging="360"/>
+      </w:pPr>
+    </w:lvl>
+    <w:lvl w:ilvl="4" w:tentative="1">
+      <w:start w:val="1"/>
+      <w:numFmt w:val="decimal"/>
+      <w:lvlText w:val="%5."/>
+      <w:lvlJc w:val="left"/>
+      <w:pPr>
+        <w:tabs>
+          <w:tab w:val="num" w:pos="3600"/>
+        </w:tabs>
+        <w:ind w:left="3600" w:hanging="360"/>
+      </w:pPr>
+    </w:lvl>
+    <w:lvl w:ilvl="5" w:tentative="1">
+      <w:start w:val="1"/>
+      <w:numFmt w:val="decimal"/>
+      <w:lvlText w:val="%6."/>
+      <w:lvlJc w:val="left"/>
+      <w:pPr>
+        <w:tabs>
+          <w:tab w:val="num" w:pos="4320"/>
+        </w:tabs>
+        <w:ind w:left="4320" w:hanging="360"/>
+      </w:pPr>
+    </w:lvl>
+    <w:lvl w:ilvl="6" w:tentative="1">
+      <w:start w:val="1"/>
+      <w:numFmt w:val="decimal"/>
+      <w:lvlText w:val="%7."/>
+      <w:lvlJc w:val="left"/>
+      <w:pPr>
+        <w:tabs>
+          <w:tab w:val="num" w:pos="5040"/>
+        </w:tabs>
+        <w:ind w:left="5040" w:hanging="360"/>
+      </w:pPr>
+    </w:lvl>
+    <w:lvl w:ilvl="7" w:tentative="1">
+      <w:start w:val="1"/>
+      <w:numFmt w:val="decimal"/>
+      <w:lvlText w:val="%8."/>
+      <w:lvlJc w:val="left"/>
+      <w:pPr>
+        <w:tabs>
+          <w:tab w:val="num" w:pos="5760"/>
+        </w:tabs>
+        <w:ind w:left="5760" w:hanging="360"/>
+      </w:pPr>
+    </w:lvl>
+    <w:lvl w:ilvl="8" w:tentative="1">
+      <w:start w:val="1"/>
+      <w:numFmt w:val="decimal"/>
+      <w:lvlText w:val="%9."/>
+      <w:lvlJc w:val="left"/>
+      <w:pPr>
+        <w:tabs>
+          <w:tab w:val="num" w:pos="6480"/>
+        </w:tabs>
+        <w:ind w:left="6480" w:hanging="360"/>
+      </w:pPr>
+    </w:lvl>
+  </w:abstractNum>
+  <w:abstractNum w:abstractNumId="5" w15:restartNumberingAfterBreak="0">
     <w:nsid w:val="1E682CC8"/>
     <w:multiLevelType w:val="multilevel"/>
     <w:tmpl w:val="510C9618"/>
@@ -12422,7 +18726,7 @@
       </w:rPr>
     </w:lvl>
   </w:abstractNum>
-  <w:abstractNum w:abstractNumId="4" w15:restartNumberingAfterBreak="0">
+  <w:abstractNum w:abstractNumId="6" w15:restartNumberingAfterBreak="0">
     <w:nsid w:val="1FB65350"/>
     <w:multiLevelType w:val="multilevel"/>
     <w:tmpl w:val="C89EF70A"/>
@@ -12571,7 +18875,7 @@
       </w:rPr>
     </w:lvl>
   </w:abstractNum>
-  <w:abstractNum w:abstractNumId="5" w15:restartNumberingAfterBreak="0">
+  <w:abstractNum w:abstractNumId="7" w15:restartNumberingAfterBreak="0">
     <w:nsid w:val="20811C20"/>
     <w:multiLevelType w:val="multilevel"/>
     <w:tmpl w:val="5D108D0C"/>
@@ -12720,7 +19024,120 @@
       </w:rPr>
     </w:lvl>
   </w:abstractNum>
-  <w:abstractNum w:abstractNumId="6" w15:restartNumberingAfterBreak="0">
+  <w:abstractNum w:abstractNumId="8" w15:restartNumberingAfterBreak="0">
+    <w:nsid w:val="20AC108D"/>
+    <w:multiLevelType w:val="multilevel"/>
+    <w:tmpl w:val="30CEDDF4"/>
+    <w:lvl w:ilvl="0">
+      <w:start w:val="1"/>
+      <w:numFmt w:val="upperLetter"/>
+      <w:lvlText w:val="%1."/>
+      <w:lvlJc w:val="left"/>
+      <w:pPr>
+        <w:tabs>
+          <w:tab w:val="num" w:pos="720"/>
+        </w:tabs>
+        <w:ind w:left="720" w:hanging="360"/>
+      </w:pPr>
+    </w:lvl>
+    <w:lvl w:ilvl="1" w:tentative="1">
+      <w:start w:val="1"/>
+      <w:numFmt w:val="upperLetter"/>
+      <w:lvlText w:val="%2."/>
+      <w:lvlJc w:val="left"/>
+      <w:pPr>
+        <w:tabs>
+          <w:tab w:val="num" w:pos="1440"/>
+        </w:tabs>
+        <w:ind w:left="1440" w:hanging="360"/>
+      </w:pPr>
+    </w:lvl>
+    <w:lvl w:ilvl="2" w:tentative="1">
+      <w:start w:val="1"/>
+      <w:numFmt w:val="upperLetter"/>
+      <w:lvlText w:val="%3."/>
+      <w:lvlJc w:val="left"/>
+      <w:pPr>
+        <w:tabs>
+          <w:tab w:val="num" w:pos="2160"/>
+        </w:tabs>
+        <w:ind w:left="2160" w:hanging="360"/>
+      </w:pPr>
+    </w:lvl>
+    <w:lvl w:ilvl="3" w:tentative="1">
+      <w:start w:val="1"/>
+      <w:numFmt w:val="upperLetter"/>
+      <w:lvlText w:val="%4."/>
+      <w:lvlJc w:val="left"/>
+      <w:pPr>
+        <w:tabs>
+          <w:tab w:val="num" w:pos="2880"/>
+        </w:tabs>
+        <w:ind w:left="2880" w:hanging="360"/>
+      </w:pPr>
+    </w:lvl>
+    <w:lvl w:ilvl="4" w:tentative="1">
+      <w:start w:val="1"/>
+      <w:numFmt w:val="upperLetter"/>
+      <w:lvlText w:val="%5."/>
+      <w:lvlJc w:val="left"/>
+      <w:pPr>
+        <w:tabs>
+          <w:tab w:val="num" w:pos="3600"/>
+        </w:tabs>
+        <w:ind w:left="3600" w:hanging="360"/>
+      </w:pPr>
+    </w:lvl>
+    <w:lvl w:ilvl="5" w:tentative="1">
+      <w:start w:val="1"/>
+      <w:numFmt w:val="upperLetter"/>
+      <w:lvlText w:val="%6."/>
+      <w:lvlJc w:val="left"/>
+      <w:pPr>
+        <w:tabs>
+          <w:tab w:val="num" w:pos="4320"/>
+        </w:tabs>
+        <w:ind w:left="4320" w:hanging="360"/>
+      </w:pPr>
+    </w:lvl>
+    <w:lvl w:ilvl="6" w:tentative="1">
+      <w:start w:val="1"/>
+      <w:numFmt w:val="upperLetter"/>
+      <w:lvlText w:val="%7."/>
+      <w:lvlJc w:val="left"/>
+      <w:pPr>
+        <w:tabs>
+          <w:tab w:val="num" w:pos="5040"/>
+        </w:tabs>
+        <w:ind w:left="5040" w:hanging="360"/>
+      </w:pPr>
+    </w:lvl>
+    <w:lvl w:ilvl="7" w:tentative="1">
+      <w:start w:val="1"/>
+      <w:numFmt w:val="upperLetter"/>
+      <w:lvlText w:val="%8."/>
+      <w:lvlJc w:val="left"/>
+      <w:pPr>
+        <w:tabs>
+          <w:tab w:val="num" w:pos="5760"/>
+        </w:tabs>
+        <w:ind w:left="5760" w:hanging="360"/>
+      </w:pPr>
+    </w:lvl>
+    <w:lvl w:ilvl="8" w:tentative="1">
+      <w:start w:val="1"/>
+      <w:numFmt w:val="upperLetter"/>
+      <w:lvlText w:val="%9."/>
+      <w:lvlJc w:val="left"/>
+      <w:pPr>
+        <w:tabs>
+          <w:tab w:val="num" w:pos="6480"/>
+        </w:tabs>
+        <w:ind w:left="6480" w:hanging="360"/>
+      </w:pPr>
+    </w:lvl>
+  </w:abstractNum>
+  <w:abstractNum w:abstractNumId="9" w15:restartNumberingAfterBreak="0">
     <w:nsid w:val="252070E5"/>
     <w:multiLevelType w:val="multilevel"/>
     <w:tmpl w:val="A4444A64"/>
@@ -12869,7 +19286,7 @@
       </w:rPr>
     </w:lvl>
   </w:abstractNum>
-  <w:abstractNum w:abstractNumId="7" w15:restartNumberingAfterBreak="0">
+  <w:abstractNum w:abstractNumId="10" w15:restartNumberingAfterBreak="0">
     <w:nsid w:val="29EF67DF"/>
     <w:multiLevelType w:val="multilevel"/>
     <w:tmpl w:val="39422C8A"/>
@@ -13018,7 +19435,7 @@
       </w:rPr>
     </w:lvl>
   </w:abstractNum>
-  <w:abstractNum w:abstractNumId="8" w15:restartNumberingAfterBreak="0">
+  <w:abstractNum w:abstractNumId="11" w15:restartNumberingAfterBreak="0">
     <w:nsid w:val="2A01135D"/>
     <w:multiLevelType w:val="multilevel"/>
     <w:tmpl w:val="011E4896"/>
@@ -13167,7 +19584,305 @@
       </w:rPr>
     </w:lvl>
   </w:abstractNum>
-  <w:abstractNum w:abstractNumId="9" w15:restartNumberingAfterBreak="0">
+  <w:abstractNum w:abstractNumId="12" w15:restartNumberingAfterBreak="0">
+    <w:nsid w:val="2ADA1B7A"/>
+    <w:multiLevelType w:val="multilevel"/>
+    <w:tmpl w:val="8F121BC0"/>
+    <w:lvl w:ilvl="0">
+      <w:start w:val="1"/>
+      <w:numFmt w:val="bullet"/>
+      <w:lvlText w:val=""/>
+      <w:lvlJc w:val="left"/>
+      <w:pPr>
+        <w:tabs>
+          <w:tab w:val="num" w:pos="720"/>
+        </w:tabs>
+        <w:ind w:left="720" w:hanging="360"/>
+      </w:pPr>
+      <w:rPr>
+        <w:rFonts w:ascii="Symbol" w:hAnsi="Symbol" w:hint="default"/>
+        <w:sz w:val="20"/>
+      </w:rPr>
+    </w:lvl>
+    <w:lvl w:ilvl="1" w:tentative="1">
+      <w:start w:val="1"/>
+      <w:numFmt w:val="bullet"/>
+      <w:lvlText w:val="o"/>
+      <w:lvlJc w:val="left"/>
+      <w:pPr>
+        <w:tabs>
+          <w:tab w:val="num" w:pos="1440"/>
+        </w:tabs>
+        <w:ind w:left="1440" w:hanging="360"/>
+      </w:pPr>
+      <w:rPr>
+        <w:rFonts w:ascii="Courier New" w:hAnsi="Courier New" w:hint="default"/>
+        <w:sz w:val="20"/>
+      </w:rPr>
+    </w:lvl>
+    <w:lvl w:ilvl="2" w:tentative="1">
+      <w:start w:val="1"/>
+      <w:numFmt w:val="bullet"/>
+      <w:lvlText w:val=""/>
+      <w:lvlJc w:val="left"/>
+      <w:pPr>
+        <w:tabs>
+          <w:tab w:val="num" w:pos="2160"/>
+        </w:tabs>
+        <w:ind w:left="2160" w:hanging="360"/>
+      </w:pPr>
+      <w:rPr>
+        <w:rFonts w:ascii="Wingdings" w:hAnsi="Wingdings" w:hint="default"/>
+        <w:sz w:val="20"/>
+      </w:rPr>
+    </w:lvl>
+    <w:lvl w:ilvl="3" w:tentative="1">
+      <w:start w:val="1"/>
+      <w:numFmt w:val="bullet"/>
+      <w:lvlText w:val=""/>
+      <w:lvlJc w:val="left"/>
+      <w:pPr>
+        <w:tabs>
+          <w:tab w:val="num" w:pos="2880"/>
+        </w:tabs>
+        <w:ind w:left="2880" w:hanging="360"/>
+      </w:pPr>
+      <w:rPr>
+        <w:rFonts w:ascii="Wingdings" w:hAnsi="Wingdings" w:hint="default"/>
+        <w:sz w:val="20"/>
+      </w:rPr>
+    </w:lvl>
+    <w:lvl w:ilvl="4" w:tentative="1">
+      <w:start w:val="1"/>
+      <w:numFmt w:val="bullet"/>
+      <w:lvlText w:val=""/>
+      <w:lvlJc w:val="left"/>
+      <w:pPr>
+        <w:tabs>
+          <w:tab w:val="num" w:pos="3600"/>
+        </w:tabs>
+        <w:ind w:left="3600" w:hanging="360"/>
+      </w:pPr>
+      <w:rPr>
+        <w:rFonts w:ascii="Wingdings" w:hAnsi="Wingdings" w:hint="default"/>
+        <w:sz w:val="20"/>
+      </w:rPr>
+    </w:lvl>
+    <w:lvl w:ilvl="5" w:tentative="1">
+      <w:start w:val="1"/>
+      <w:numFmt w:val="bullet"/>
+      <w:lvlText w:val=""/>
+      <w:lvlJc w:val="left"/>
+      <w:pPr>
+        <w:tabs>
+          <w:tab w:val="num" w:pos="4320"/>
+        </w:tabs>
+        <w:ind w:left="4320" w:hanging="360"/>
+      </w:pPr>
+      <w:rPr>
+        <w:rFonts w:ascii="Wingdings" w:hAnsi="Wingdings" w:hint="default"/>
+        <w:sz w:val="20"/>
+      </w:rPr>
+    </w:lvl>
+    <w:lvl w:ilvl="6" w:tentative="1">
+      <w:start w:val="1"/>
+      <w:numFmt w:val="bullet"/>
+      <w:lvlText w:val=""/>
+      <w:lvlJc w:val="left"/>
+      <w:pPr>
+        <w:tabs>
+          <w:tab w:val="num" w:pos="5040"/>
+        </w:tabs>
+        <w:ind w:left="5040" w:hanging="360"/>
+      </w:pPr>
+      <w:rPr>
+        <w:rFonts w:ascii="Wingdings" w:hAnsi="Wingdings" w:hint="default"/>
+        <w:sz w:val="20"/>
+      </w:rPr>
+    </w:lvl>
+    <w:lvl w:ilvl="7" w:tentative="1">
+      <w:start w:val="1"/>
+      <w:numFmt w:val="bullet"/>
+      <w:lvlText w:val=""/>
+      <w:lvlJc w:val="left"/>
+      <w:pPr>
+        <w:tabs>
+          <w:tab w:val="num" w:pos="5760"/>
+        </w:tabs>
+        <w:ind w:left="5760" w:hanging="360"/>
+      </w:pPr>
+      <w:rPr>
+        <w:rFonts w:ascii="Wingdings" w:hAnsi="Wingdings" w:hint="default"/>
+        <w:sz w:val="20"/>
+      </w:rPr>
+    </w:lvl>
+    <w:lvl w:ilvl="8" w:tentative="1">
+      <w:start w:val="1"/>
+      <w:numFmt w:val="bullet"/>
+      <w:lvlText w:val=""/>
+      <w:lvlJc w:val="left"/>
+      <w:pPr>
+        <w:tabs>
+          <w:tab w:val="num" w:pos="6480"/>
+        </w:tabs>
+        <w:ind w:left="6480" w:hanging="360"/>
+      </w:pPr>
+      <w:rPr>
+        <w:rFonts w:ascii="Wingdings" w:hAnsi="Wingdings" w:hint="default"/>
+        <w:sz w:val="20"/>
+      </w:rPr>
+    </w:lvl>
+  </w:abstractNum>
+  <w:abstractNum w:abstractNumId="13" w15:restartNumberingAfterBreak="0">
+    <w:nsid w:val="2DCA4ABC"/>
+    <w:multiLevelType w:val="multilevel"/>
+    <w:tmpl w:val="9B54756C"/>
+    <w:lvl w:ilvl="0">
+      <w:start w:val="1"/>
+      <w:numFmt w:val="bullet"/>
+      <w:lvlText w:val=""/>
+      <w:lvlJc w:val="left"/>
+      <w:pPr>
+        <w:tabs>
+          <w:tab w:val="num" w:pos="720"/>
+        </w:tabs>
+        <w:ind w:left="720" w:hanging="360"/>
+      </w:pPr>
+      <w:rPr>
+        <w:rFonts w:ascii="Symbol" w:hAnsi="Symbol" w:hint="default"/>
+        <w:sz w:val="20"/>
+      </w:rPr>
+    </w:lvl>
+    <w:lvl w:ilvl="1" w:tentative="1">
+      <w:start w:val="1"/>
+      <w:numFmt w:val="bullet"/>
+      <w:lvlText w:val="o"/>
+      <w:lvlJc w:val="left"/>
+      <w:pPr>
+        <w:tabs>
+          <w:tab w:val="num" w:pos="1440"/>
+        </w:tabs>
+        <w:ind w:left="1440" w:hanging="360"/>
+      </w:pPr>
+      <w:rPr>
+        <w:rFonts w:ascii="Courier New" w:hAnsi="Courier New" w:hint="default"/>
+        <w:sz w:val="20"/>
+      </w:rPr>
+    </w:lvl>
+    <w:lvl w:ilvl="2" w:tentative="1">
+      <w:start w:val="1"/>
+      <w:numFmt w:val="bullet"/>
+      <w:lvlText w:val=""/>
+      <w:lvlJc w:val="left"/>
+      <w:pPr>
+        <w:tabs>
+          <w:tab w:val="num" w:pos="2160"/>
+        </w:tabs>
+        <w:ind w:left="2160" w:hanging="360"/>
+      </w:pPr>
+      <w:rPr>
+        <w:rFonts w:ascii="Wingdings" w:hAnsi="Wingdings" w:hint="default"/>
+        <w:sz w:val="20"/>
+      </w:rPr>
+    </w:lvl>
+    <w:lvl w:ilvl="3" w:tentative="1">
+      <w:start w:val="1"/>
+      <w:numFmt w:val="bullet"/>
+      <w:lvlText w:val=""/>
+      <w:lvlJc w:val="left"/>
+      <w:pPr>
+        <w:tabs>
+          <w:tab w:val="num" w:pos="2880"/>
+        </w:tabs>
+        <w:ind w:left="2880" w:hanging="360"/>
+      </w:pPr>
+      <w:rPr>
+        <w:rFonts w:ascii="Wingdings" w:hAnsi="Wingdings" w:hint="default"/>
+        <w:sz w:val="20"/>
+      </w:rPr>
+    </w:lvl>
+    <w:lvl w:ilvl="4" w:tentative="1">
+      <w:start w:val="1"/>
+      <w:numFmt w:val="bullet"/>
+      <w:lvlText w:val=""/>
+      <w:lvlJc w:val="left"/>
+      <w:pPr>
+        <w:tabs>
+          <w:tab w:val="num" w:pos="3600"/>
+        </w:tabs>
+        <w:ind w:left="3600" w:hanging="360"/>
+      </w:pPr>
+      <w:rPr>
+        <w:rFonts w:ascii="Wingdings" w:hAnsi="Wingdings" w:hint="default"/>
+        <w:sz w:val="20"/>
+      </w:rPr>
+    </w:lvl>
+    <w:lvl w:ilvl="5" w:tentative="1">
+      <w:start w:val="1"/>
+      <w:numFmt w:val="bullet"/>
+      <w:lvlText w:val=""/>
+      <w:lvlJc w:val="left"/>
+      <w:pPr>
+        <w:tabs>
+          <w:tab w:val="num" w:pos="4320"/>
+        </w:tabs>
+        <w:ind w:left="4320" w:hanging="360"/>
+      </w:pPr>
+      <w:rPr>
+        <w:rFonts w:ascii="Wingdings" w:hAnsi="Wingdings" w:hint="default"/>
+        <w:sz w:val="20"/>
+      </w:rPr>
+    </w:lvl>
+    <w:lvl w:ilvl="6" w:tentative="1">
+      <w:start w:val="1"/>
+      <w:numFmt w:val="bullet"/>
+      <w:lvlText w:val=""/>
+      <w:lvlJc w:val="left"/>
+      <w:pPr>
+        <w:tabs>
+          <w:tab w:val="num" w:pos="5040"/>
+        </w:tabs>
+        <w:ind w:left="5040" w:hanging="360"/>
+      </w:pPr>
+      <w:rPr>
+        <w:rFonts w:ascii="Wingdings" w:hAnsi="Wingdings" w:hint="default"/>
+        <w:sz w:val="20"/>
+      </w:rPr>
+    </w:lvl>
+    <w:lvl w:ilvl="7" w:tentative="1">
+      <w:start w:val="1"/>
+      <w:numFmt w:val="bullet"/>
+      <w:lvlText w:val=""/>
+      <w:lvlJc w:val="left"/>
+      <w:pPr>
+        <w:tabs>
+          <w:tab w:val="num" w:pos="5760"/>
+        </w:tabs>
+        <w:ind w:left="5760" w:hanging="360"/>
+      </w:pPr>
+      <w:rPr>
+        <w:rFonts w:ascii="Wingdings" w:hAnsi="Wingdings" w:hint="default"/>
+        <w:sz w:val="20"/>
+      </w:rPr>
+    </w:lvl>
+    <w:lvl w:ilvl="8" w:tentative="1">
+      <w:start w:val="1"/>
+      <w:numFmt w:val="bullet"/>
+      <w:lvlText w:val=""/>
+      <w:lvlJc w:val="left"/>
+      <w:pPr>
+        <w:tabs>
+          <w:tab w:val="num" w:pos="6480"/>
+        </w:tabs>
+        <w:ind w:left="6480" w:hanging="360"/>
+      </w:pPr>
+      <w:rPr>
+        <w:rFonts w:ascii="Wingdings" w:hAnsi="Wingdings" w:hint="default"/>
+        <w:sz w:val="20"/>
+      </w:rPr>
+    </w:lvl>
+  </w:abstractNum>
+  <w:abstractNum w:abstractNumId="14" w15:restartNumberingAfterBreak="0">
     <w:nsid w:val="337D78FA"/>
     <w:multiLevelType w:val="multilevel"/>
     <w:tmpl w:val="B49C493C"/>
@@ -13316,7 +20031,7 @@
       </w:rPr>
     </w:lvl>
   </w:abstractNum>
-  <w:abstractNum w:abstractNumId="10" w15:restartNumberingAfterBreak="0">
+  <w:abstractNum w:abstractNumId="15" w15:restartNumberingAfterBreak="0">
     <w:nsid w:val="35AD6332"/>
     <w:multiLevelType w:val="multilevel"/>
     <w:tmpl w:val="8DF8EF5C"/>
@@ -13465,7 +20180,7 @@
       </w:rPr>
     </w:lvl>
   </w:abstractNum>
-  <w:abstractNum w:abstractNumId="11" w15:restartNumberingAfterBreak="0">
+  <w:abstractNum w:abstractNumId="16" w15:restartNumberingAfterBreak="0">
     <w:nsid w:val="396B7220"/>
     <w:multiLevelType w:val="multilevel"/>
     <w:tmpl w:val="0CD49FDC"/>
@@ -13614,7 +20329,7 @@
       </w:rPr>
     </w:lvl>
   </w:abstractNum>
-  <w:abstractNum w:abstractNumId="12" w15:restartNumberingAfterBreak="0">
+  <w:abstractNum w:abstractNumId="17" w15:restartNumberingAfterBreak="0">
     <w:nsid w:val="3E063D26"/>
     <w:multiLevelType w:val="multilevel"/>
     <w:tmpl w:val="2DD81A96"/>
@@ -13763,7 +20478,7 @@
       </w:rPr>
     </w:lvl>
   </w:abstractNum>
-  <w:abstractNum w:abstractNumId="13" w15:restartNumberingAfterBreak="0">
+  <w:abstractNum w:abstractNumId="18" w15:restartNumberingAfterBreak="0">
     <w:nsid w:val="42A44F75"/>
     <w:multiLevelType w:val="multilevel"/>
     <w:tmpl w:val="165E6538"/>
@@ -13912,7 +20627,156 @@
       </w:rPr>
     </w:lvl>
   </w:abstractNum>
-  <w:abstractNum w:abstractNumId="14" w15:restartNumberingAfterBreak="0">
+  <w:abstractNum w:abstractNumId="19" w15:restartNumberingAfterBreak="0">
+    <w:nsid w:val="42C5489E"/>
+    <w:multiLevelType w:val="multilevel"/>
+    <w:tmpl w:val="1CB24438"/>
+    <w:lvl w:ilvl="0">
+      <w:start w:val="1"/>
+      <w:numFmt w:val="bullet"/>
+      <w:lvlText w:val=""/>
+      <w:lvlJc w:val="left"/>
+      <w:pPr>
+        <w:tabs>
+          <w:tab w:val="num" w:pos="720"/>
+        </w:tabs>
+        <w:ind w:left="720" w:hanging="360"/>
+      </w:pPr>
+      <w:rPr>
+        <w:rFonts w:ascii="Symbol" w:hAnsi="Symbol" w:hint="default"/>
+        <w:sz w:val="20"/>
+      </w:rPr>
+    </w:lvl>
+    <w:lvl w:ilvl="1" w:tentative="1">
+      <w:start w:val="1"/>
+      <w:numFmt w:val="bullet"/>
+      <w:lvlText w:val="o"/>
+      <w:lvlJc w:val="left"/>
+      <w:pPr>
+        <w:tabs>
+          <w:tab w:val="num" w:pos="1440"/>
+        </w:tabs>
+        <w:ind w:left="1440" w:hanging="360"/>
+      </w:pPr>
+      <w:rPr>
+        <w:rFonts w:ascii="Courier New" w:hAnsi="Courier New" w:hint="default"/>
+        <w:sz w:val="20"/>
+      </w:rPr>
+    </w:lvl>
+    <w:lvl w:ilvl="2" w:tentative="1">
+      <w:start w:val="1"/>
+      <w:numFmt w:val="bullet"/>
+      <w:lvlText w:val=""/>
+      <w:lvlJc w:val="left"/>
+      <w:pPr>
+        <w:tabs>
+          <w:tab w:val="num" w:pos="2160"/>
+        </w:tabs>
+        <w:ind w:left="2160" w:hanging="360"/>
+      </w:pPr>
+      <w:rPr>
+        <w:rFonts w:ascii="Wingdings" w:hAnsi="Wingdings" w:hint="default"/>
+        <w:sz w:val="20"/>
+      </w:rPr>
+    </w:lvl>
+    <w:lvl w:ilvl="3" w:tentative="1">
+      <w:start w:val="1"/>
+      <w:numFmt w:val="bullet"/>
+      <w:lvlText w:val=""/>
+      <w:lvlJc w:val="left"/>
+      <w:pPr>
+        <w:tabs>
+          <w:tab w:val="num" w:pos="2880"/>
+        </w:tabs>
+        <w:ind w:left="2880" w:hanging="360"/>
+      </w:pPr>
+      <w:rPr>
+        <w:rFonts w:ascii="Wingdings" w:hAnsi="Wingdings" w:hint="default"/>
+        <w:sz w:val="20"/>
+      </w:rPr>
+    </w:lvl>
+    <w:lvl w:ilvl="4" w:tentative="1">
+      <w:start w:val="1"/>
+      <w:numFmt w:val="bullet"/>
+      <w:lvlText w:val=""/>
+      <w:lvlJc w:val="left"/>
+      <w:pPr>
+        <w:tabs>
+          <w:tab w:val="num" w:pos="3600"/>
+        </w:tabs>
+        <w:ind w:left="3600" w:hanging="360"/>
+      </w:pPr>
+      <w:rPr>
+        <w:rFonts w:ascii="Wingdings" w:hAnsi="Wingdings" w:hint="default"/>
+        <w:sz w:val="20"/>
+      </w:rPr>
+    </w:lvl>
+    <w:lvl w:ilvl="5" w:tentative="1">
+      <w:start w:val="1"/>
+      <w:numFmt w:val="bullet"/>
+      <w:lvlText w:val=""/>
+      <w:lvlJc w:val="left"/>
+      <w:pPr>
+        <w:tabs>
+          <w:tab w:val="num" w:pos="4320"/>
+        </w:tabs>
+        <w:ind w:left="4320" w:hanging="360"/>
+      </w:pPr>
+      <w:rPr>
+        <w:rFonts w:ascii="Wingdings" w:hAnsi="Wingdings" w:hint="default"/>
+        <w:sz w:val="20"/>
+      </w:rPr>
+    </w:lvl>
+    <w:lvl w:ilvl="6" w:tentative="1">
+      <w:start w:val="1"/>
+      <w:numFmt w:val="bullet"/>
+      <w:lvlText w:val=""/>
+      <w:lvlJc w:val="left"/>
+      <w:pPr>
+        <w:tabs>
+          <w:tab w:val="num" w:pos="5040"/>
+        </w:tabs>
+        <w:ind w:left="5040" w:hanging="360"/>
+      </w:pPr>
+      <w:rPr>
+        <w:rFonts w:ascii="Wingdings" w:hAnsi="Wingdings" w:hint="default"/>
+        <w:sz w:val="20"/>
+      </w:rPr>
+    </w:lvl>
+    <w:lvl w:ilvl="7" w:tentative="1">
+      <w:start w:val="1"/>
+      <w:numFmt w:val="bullet"/>
+      <w:lvlText w:val=""/>
+      <w:lvlJc w:val="left"/>
+      <w:pPr>
+        <w:tabs>
+          <w:tab w:val="num" w:pos="5760"/>
+        </w:tabs>
+        <w:ind w:left="5760" w:hanging="360"/>
+      </w:pPr>
+      <w:rPr>
+        <w:rFonts w:ascii="Wingdings" w:hAnsi="Wingdings" w:hint="default"/>
+        <w:sz w:val="20"/>
+      </w:rPr>
+    </w:lvl>
+    <w:lvl w:ilvl="8" w:tentative="1">
+      <w:start w:val="1"/>
+      <w:numFmt w:val="bullet"/>
+      <w:lvlText w:val=""/>
+      <w:lvlJc w:val="left"/>
+      <w:pPr>
+        <w:tabs>
+          <w:tab w:val="num" w:pos="6480"/>
+        </w:tabs>
+        <w:ind w:left="6480" w:hanging="360"/>
+      </w:pPr>
+      <w:rPr>
+        <w:rFonts w:ascii="Wingdings" w:hAnsi="Wingdings" w:hint="default"/>
+        <w:sz w:val="20"/>
+      </w:rPr>
+    </w:lvl>
+  </w:abstractNum>
+  <w:abstractNum w:abstractNumId="20" w15:restartNumberingAfterBreak="0">
     <w:nsid w:val="45DB237E"/>
     <w:multiLevelType w:val="multilevel"/>
     <w:tmpl w:val="A790D330"/>
@@ -14061,7 +20925,120 @@
       </w:rPr>
     </w:lvl>
   </w:abstractNum>
-  <w:abstractNum w:abstractNumId="15" w15:restartNumberingAfterBreak="0">
+  <w:abstractNum w:abstractNumId="21" w15:restartNumberingAfterBreak="0">
+    <w:nsid w:val="4D4059B1"/>
+    <w:multiLevelType w:val="multilevel"/>
+    <w:tmpl w:val="30CEDDF4"/>
+    <w:lvl w:ilvl="0">
+      <w:start w:val="1"/>
+      <w:numFmt w:val="upperLetter"/>
+      <w:lvlText w:val="%1."/>
+      <w:lvlJc w:val="left"/>
+      <w:pPr>
+        <w:tabs>
+          <w:tab w:val="num" w:pos="720"/>
+        </w:tabs>
+        <w:ind w:left="720" w:hanging="360"/>
+      </w:pPr>
+    </w:lvl>
+    <w:lvl w:ilvl="1" w:tentative="1">
+      <w:start w:val="1"/>
+      <w:numFmt w:val="upperLetter"/>
+      <w:lvlText w:val="%2."/>
+      <w:lvlJc w:val="left"/>
+      <w:pPr>
+        <w:tabs>
+          <w:tab w:val="num" w:pos="1440"/>
+        </w:tabs>
+        <w:ind w:left="1440" w:hanging="360"/>
+      </w:pPr>
+    </w:lvl>
+    <w:lvl w:ilvl="2" w:tentative="1">
+      <w:start w:val="1"/>
+      <w:numFmt w:val="upperLetter"/>
+      <w:lvlText w:val="%3."/>
+      <w:lvlJc w:val="left"/>
+      <w:pPr>
+        <w:tabs>
+          <w:tab w:val="num" w:pos="2160"/>
+        </w:tabs>
+        <w:ind w:left="2160" w:hanging="360"/>
+      </w:pPr>
+    </w:lvl>
+    <w:lvl w:ilvl="3" w:tentative="1">
+      <w:start w:val="1"/>
+      <w:numFmt w:val="upperLetter"/>
+      <w:lvlText w:val="%4."/>
+      <w:lvlJc w:val="left"/>
+      <w:pPr>
+        <w:tabs>
+          <w:tab w:val="num" w:pos="2880"/>
+        </w:tabs>
+        <w:ind w:left="2880" w:hanging="360"/>
+      </w:pPr>
+    </w:lvl>
+    <w:lvl w:ilvl="4" w:tentative="1">
+      <w:start w:val="1"/>
+      <w:numFmt w:val="upperLetter"/>
+      <w:lvlText w:val="%5."/>
+      <w:lvlJc w:val="left"/>
+      <w:pPr>
+        <w:tabs>
+          <w:tab w:val="num" w:pos="3600"/>
+        </w:tabs>
+        <w:ind w:left="3600" w:hanging="360"/>
+      </w:pPr>
+    </w:lvl>
+    <w:lvl w:ilvl="5" w:tentative="1">
+      <w:start w:val="1"/>
+      <w:numFmt w:val="upperLetter"/>
+      <w:lvlText w:val="%6."/>
+      <w:lvlJc w:val="left"/>
+      <w:pPr>
+        <w:tabs>
+          <w:tab w:val="num" w:pos="4320"/>
+        </w:tabs>
+        <w:ind w:left="4320" w:hanging="360"/>
+      </w:pPr>
+    </w:lvl>
+    <w:lvl w:ilvl="6" w:tentative="1">
+      <w:start w:val="1"/>
+      <w:numFmt w:val="upperLetter"/>
+      <w:lvlText w:val="%7."/>
+      <w:lvlJc w:val="left"/>
+      <w:pPr>
+        <w:tabs>
+          <w:tab w:val="num" w:pos="5040"/>
+        </w:tabs>
+        <w:ind w:left="5040" w:hanging="360"/>
+      </w:pPr>
+    </w:lvl>
+    <w:lvl w:ilvl="7" w:tentative="1">
+      <w:start w:val="1"/>
+      <w:numFmt w:val="upperLetter"/>
+      <w:lvlText w:val="%8."/>
+      <w:lvlJc w:val="left"/>
+      <w:pPr>
+        <w:tabs>
+          <w:tab w:val="num" w:pos="5760"/>
+        </w:tabs>
+        <w:ind w:left="5760" w:hanging="360"/>
+      </w:pPr>
+    </w:lvl>
+    <w:lvl w:ilvl="8" w:tentative="1">
+      <w:start w:val="1"/>
+      <w:numFmt w:val="upperLetter"/>
+      <w:lvlText w:val="%9."/>
+      <w:lvlJc w:val="left"/>
+      <w:pPr>
+        <w:tabs>
+          <w:tab w:val="num" w:pos="6480"/>
+        </w:tabs>
+        <w:ind w:left="6480" w:hanging="360"/>
+      </w:pPr>
+    </w:lvl>
+  </w:abstractNum>
+  <w:abstractNum w:abstractNumId="22" w15:restartNumberingAfterBreak="0">
     <w:nsid w:val="4E734B5D"/>
     <w:multiLevelType w:val="multilevel"/>
     <w:tmpl w:val="CCF8C67E"/>
@@ -14210,7 +21187,7 @@
       </w:rPr>
     </w:lvl>
   </w:abstractNum>
-  <w:abstractNum w:abstractNumId="16" w15:restartNumberingAfterBreak="0">
+  <w:abstractNum w:abstractNumId="23" w15:restartNumberingAfterBreak="0">
     <w:nsid w:val="5677522F"/>
     <w:multiLevelType w:val="multilevel"/>
     <w:tmpl w:val="34865C5C"/>
@@ -14359,7 +21336,7 @@
       </w:rPr>
     </w:lvl>
   </w:abstractNum>
-  <w:abstractNum w:abstractNumId="17" w15:restartNumberingAfterBreak="0">
+  <w:abstractNum w:abstractNumId="24" w15:restartNumberingAfterBreak="0">
     <w:nsid w:val="5B367FB1"/>
     <w:multiLevelType w:val="multilevel"/>
     <w:tmpl w:val="20ACD37A"/>
@@ -14508,7 +21485,7 @@
       </w:rPr>
     </w:lvl>
   </w:abstractNum>
-  <w:abstractNum w:abstractNumId="18" w15:restartNumberingAfterBreak="0">
+  <w:abstractNum w:abstractNumId="25" w15:restartNumberingAfterBreak="0">
     <w:nsid w:val="5DC402FC"/>
     <w:multiLevelType w:val="multilevel"/>
     <w:tmpl w:val="43068DFE"/>
@@ -14621,7 +21598,7 @@
       </w:pPr>
     </w:lvl>
   </w:abstractNum>
-  <w:abstractNum w:abstractNumId="19" w15:restartNumberingAfterBreak="0">
+  <w:abstractNum w:abstractNumId="26" w15:restartNumberingAfterBreak="0">
     <w:nsid w:val="5F366ED3"/>
     <w:multiLevelType w:val="multilevel"/>
     <w:tmpl w:val="A9164C1E"/>
@@ -14770,7 +21747,7 @@
       </w:rPr>
     </w:lvl>
   </w:abstractNum>
-  <w:abstractNum w:abstractNumId="20" w15:restartNumberingAfterBreak="0">
+  <w:abstractNum w:abstractNumId="27" w15:restartNumberingAfterBreak="0">
     <w:nsid w:val="613A2F45"/>
     <w:multiLevelType w:val="multilevel"/>
     <w:tmpl w:val="545493CC"/>
@@ -14919,7 +21896,7 @@
       </w:rPr>
     </w:lvl>
   </w:abstractNum>
-  <w:abstractNum w:abstractNumId="21" w15:restartNumberingAfterBreak="0">
+  <w:abstractNum w:abstractNumId="28" w15:restartNumberingAfterBreak="0">
     <w:nsid w:val="65C21068"/>
     <w:multiLevelType w:val="multilevel"/>
     <w:tmpl w:val="40381B62"/>
@@ -15032,7 +22009,156 @@
       </w:pPr>
     </w:lvl>
   </w:abstractNum>
-  <w:abstractNum w:abstractNumId="22" w15:restartNumberingAfterBreak="0">
+  <w:abstractNum w:abstractNumId="29" w15:restartNumberingAfterBreak="0">
+    <w:nsid w:val="6BDC35ED"/>
+    <w:multiLevelType w:val="multilevel"/>
+    <w:tmpl w:val="E2382292"/>
+    <w:lvl w:ilvl="0">
+      <w:start w:val="1"/>
+      <w:numFmt w:val="bullet"/>
+      <w:lvlText w:val=""/>
+      <w:lvlJc w:val="left"/>
+      <w:pPr>
+        <w:tabs>
+          <w:tab w:val="num" w:pos="720"/>
+        </w:tabs>
+        <w:ind w:left="720" w:hanging="360"/>
+      </w:pPr>
+      <w:rPr>
+        <w:rFonts w:ascii="Symbol" w:hAnsi="Symbol" w:hint="default"/>
+        <w:sz w:val="20"/>
+      </w:rPr>
+    </w:lvl>
+    <w:lvl w:ilvl="1" w:tentative="1">
+      <w:start w:val="1"/>
+      <w:numFmt w:val="bullet"/>
+      <w:lvlText w:val="o"/>
+      <w:lvlJc w:val="left"/>
+      <w:pPr>
+        <w:tabs>
+          <w:tab w:val="num" w:pos="1440"/>
+        </w:tabs>
+        <w:ind w:left="1440" w:hanging="360"/>
+      </w:pPr>
+      <w:rPr>
+        <w:rFonts w:ascii="Courier New" w:hAnsi="Courier New" w:hint="default"/>
+        <w:sz w:val="20"/>
+      </w:rPr>
+    </w:lvl>
+    <w:lvl w:ilvl="2" w:tentative="1">
+      <w:start w:val="1"/>
+      <w:numFmt w:val="bullet"/>
+      <w:lvlText w:val=""/>
+      <w:lvlJc w:val="left"/>
+      <w:pPr>
+        <w:tabs>
+          <w:tab w:val="num" w:pos="2160"/>
+        </w:tabs>
+        <w:ind w:left="2160" w:hanging="360"/>
+      </w:pPr>
+      <w:rPr>
+        <w:rFonts w:ascii="Wingdings" w:hAnsi="Wingdings" w:hint="default"/>
+        <w:sz w:val="20"/>
+      </w:rPr>
+    </w:lvl>
+    <w:lvl w:ilvl="3" w:tentative="1">
+      <w:start w:val="1"/>
+      <w:numFmt w:val="bullet"/>
+      <w:lvlText w:val=""/>
+      <w:lvlJc w:val="left"/>
+      <w:pPr>
+        <w:tabs>
+          <w:tab w:val="num" w:pos="2880"/>
+        </w:tabs>
+        <w:ind w:left="2880" w:hanging="360"/>
+      </w:pPr>
+      <w:rPr>
+        <w:rFonts w:ascii="Wingdings" w:hAnsi="Wingdings" w:hint="default"/>
+        <w:sz w:val="20"/>
+      </w:rPr>
+    </w:lvl>
+    <w:lvl w:ilvl="4" w:tentative="1">
+      <w:start w:val="1"/>
+      <w:numFmt w:val="bullet"/>
+      <w:lvlText w:val=""/>
+      <w:lvlJc w:val="left"/>
+      <w:pPr>
+        <w:tabs>
+          <w:tab w:val="num" w:pos="3600"/>
+        </w:tabs>
+        <w:ind w:left="3600" w:hanging="360"/>
+      </w:pPr>
+      <w:rPr>
+        <w:rFonts w:ascii="Wingdings" w:hAnsi="Wingdings" w:hint="default"/>
+        <w:sz w:val="20"/>
+      </w:rPr>
+    </w:lvl>
+    <w:lvl w:ilvl="5" w:tentative="1">
+      <w:start w:val="1"/>
+      <w:numFmt w:val="bullet"/>
+      <w:lvlText w:val=""/>
+      <w:lvlJc w:val="left"/>
+      <w:pPr>
+        <w:tabs>
+          <w:tab w:val="num" w:pos="4320"/>
+        </w:tabs>
+        <w:ind w:left="4320" w:hanging="360"/>
+      </w:pPr>
+      <w:rPr>
+        <w:rFonts w:ascii="Wingdings" w:hAnsi="Wingdings" w:hint="default"/>
+        <w:sz w:val="20"/>
+      </w:rPr>
+    </w:lvl>
+    <w:lvl w:ilvl="6" w:tentative="1">
+      <w:start w:val="1"/>
+      <w:numFmt w:val="bullet"/>
+      <w:lvlText w:val=""/>
+      <w:lvlJc w:val="left"/>
+      <w:pPr>
+        <w:tabs>
+          <w:tab w:val="num" w:pos="5040"/>
+        </w:tabs>
+        <w:ind w:left="5040" w:hanging="360"/>
+      </w:pPr>
+      <w:rPr>
+        <w:rFonts w:ascii="Wingdings" w:hAnsi="Wingdings" w:hint="default"/>
+        <w:sz w:val="20"/>
+      </w:rPr>
+    </w:lvl>
+    <w:lvl w:ilvl="7" w:tentative="1">
+      <w:start w:val="1"/>
+      <w:numFmt w:val="bullet"/>
+      <w:lvlText w:val=""/>
+      <w:lvlJc w:val="left"/>
+      <w:pPr>
+        <w:tabs>
+          <w:tab w:val="num" w:pos="5760"/>
+        </w:tabs>
+        <w:ind w:left="5760" w:hanging="360"/>
+      </w:pPr>
+      <w:rPr>
+        <w:rFonts w:ascii="Wingdings" w:hAnsi="Wingdings" w:hint="default"/>
+        <w:sz w:val="20"/>
+      </w:rPr>
+    </w:lvl>
+    <w:lvl w:ilvl="8" w:tentative="1">
+      <w:start w:val="1"/>
+      <w:numFmt w:val="bullet"/>
+      <w:lvlText w:val=""/>
+      <w:lvlJc w:val="left"/>
+      <w:pPr>
+        <w:tabs>
+          <w:tab w:val="num" w:pos="6480"/>
+        </w:tabs>
+        <w:ind w:left="6480" w:hanging="360"/>
+      </w:pPr>
+      <w:rPr>
+        <w:rFonts w:ascii="Wingdings" w:hAnsi="Wingdings" w:hint="default"/>
+        <w:sz w:val="20"/>
+      </w:rPr>
+    </w:lvl>
+  </w:abstractNum>
+  <w:abstractNum w:abstractNumId="30" w15:restartNumberingAfterBreak="0">
     <w:nsid w:val="6F491F5F"/>
     <w:multiLevelType w:val="multilevel"/>
     <w:tmpl w:val="901ABA94"/>
@@ -15181,7 +22307,7 @@
       </w:rPr>
     </w:lvl>
   </w:abstractNum>
-  <w:abstractNum w:abstractNumId="23" w15:restartNumberingAfterBreak="0">
+  <w:abstractNum w:abstractNumId="31" w15:restartNumberingAfterBreak="0">
     <w:nsid w:val="706221B9"/>
     <w:multiLevelType w:val="multilevel"/>
     <w:tmpl w:val="DCDA1202"/>
@@ -15330,7 +22456,156 @@
       </w:rPr>
     </w:lvl>
   </w:abstractNum>
-  <w:abstractNum w:abstractNumId="24" w15:restartNumberingAfterBreak="0">
+  <w:abstractNum w:abstractNumId="32" w15:restartNumberingAfterBreak="0">
+    <w:nsid w:val="757966FB"/>
+    <w:multiLevelType w:val="multilevel"/>
+    <w:tmpl w:val="FAD41CEE"/>
+    <w:lvl w:ilvl="0">
+      <w:start w:val="1"/>
+      <w:numFmt w:val="bullet"/>
+      <w:lvlText w:val=""/>
+      <w:lvlJc w:val="left"/>
+      <w:pPr>
+        <w:tabs>
+          <w:tab w:val="num" w:pos="720"/>
+        </w:tabs>
+        <w:ind w:left="720" w:hanging="360"/>
+      </w:pPr>
+      <w:rPr>
+        <w:rFonts w:ascii="Symbol" w:hAnsi="Symbol" w:hint="default"/>
+        <w:sz w:val="20"/>
+      </w:rPr>
+    </w:lvl>
+    <w:lvl w:ilvl="1" w:tentative="1">
+      <w:start w:val="1"/>
+      <w:numFmt w:val="bullet"/>
+      <w:lvlText w:val="o"/>
+      <w:lvlJc w:val="left"/>
+      <w:pPr>
+        <w:tabs>
+          <w:tab w:val="num" w:pos="1440"/>
+        </w:tabs>
+        <w:ind w:left="1440" w:hanging="360"/>
+      </w:pPr>
+      <w:rPr>
+        <w:rFonts w:ascii="Courier New" w:hAnsi="Courier New" w:hint="default"/>
+        <w:sz w:val="20"/>
+      </w:rPr>
+    </w:lvl>
+    <w:lvl w:ilvl="2" w:tentative="1">
+      <w:start w:val="1"/>
+      <w:numFmt w:val="bullet"/>
+      <w:lvlText w:val=""/>
+      <w:lvlJc w:val="left"/>
+      <w:pPr>
+        <w:tabs>
+          <w:tab w:val="num" w:pos="2160"/>
+        </w:tabs>
+        <w:ind w:left="2160" w:hanging="360"/>
+      </w:pPr>
+      <w:rPr>
+        <w:rFonts w:ascii="Wingdings" w:hAnsi="Wingdings" w:hint="default"/>
+        <w:sz w:val="20"/>
+      </w:rPr>
+    </w:lvl>
+    <w:lvl w:ilvl="3" w:tentative="1">
+      <w:start w:val="1"/>
+      <w:numFmt w:val="bullet"/>
+      <w:lvlText w:val=""/>
+      <w:lvlJc w:val="left"/>
+      <w:pPr>
+        <w:tabs>
+          <w:tab w:val="num" w:pos="2880"/>
+        </w:tabs>
+        <w:ind w:left="2880" w:hanging="360"/>
+      </w:pPr>
+      <w:rPr>
+        <w:rFonts w:ascii="Wingdings" w:hAnsi="Wingdings" w:hint="default"/>
+        <w:sz w:val="20"/>
+      </w:rPr>
+    </w:lvl>
+    <w:lvl w:ilvl="4" w:tentative="1">
+      <w:start w:val="1"/>
+      <w:numFmt w:val="bullet"/>
+      <w:lvlText w:val=""/>
+      <w:lvlJc w:val="left"/>
+      <w:pPr>
+        <w:tabs>
+          <w:tab w:val="num" w:pos="3600"/>
+        </w:tabs>
+        <w:ind w:left="3600" w:hanging="360"/>
+      </w:pPr>
+      <w:rPr>
+        <w:rFonts w:ascii="Wingdings" w:hAnsi="Wingdings" w:hint="default"/>
+        <w:sz w:val="20"/>
+      </w:rPr>
+    </w:lvl>
+    <w:lvl w:ilvl="5" w:tentative="1">
+      <w:start w:val="1"/>
+      <w:numFmt w:val="bullet"/>
+      <w:lvlText w:val=""/>
+      <w:lvlJc w:val="left"/>
+      <w:pPr>
+        <w:tabs>
+          <w:tab w:val="num" w:pos="4320"/>
+        </w:tabs>
+        <w:ind w:left="4320" w:hanging="360"/>
+      </w:pPr>
+      <w:rPr>
+        <w:rFonts w:ascii="Wingdings" w:hAnsi="Wingdings" w:hint="default"/>
+        <w:sz w:val="20"/>
+      </w:rPr>
+    </w:lvl>
+    <w:lvl w:ilvl="6" w:tentative="1">
+      <w:start w:val="1"/>
+      <w:numFmt w:val="bullet"/>
+      <w:lvlText w:val=""/>
+      <w:lvlJc w:val="left"/>
+      <w:pPr>
+        <w:tabs>
+          <w:tab w:val="num" w:pos="5040"/>
+        </w:tabs>
+        <w:ind w:left="5040" w:hanging="360"/>
+      </w:pPr>
+      <w:rPr>
+        <w:rFonts w:ascii="Wingdings" w:hAnsi="Wingdings" w:hint="default"/>
+        <w:sz w:val="20"/>
+      </w:rPr>
+    </w:lvl>
+    <w:lvl w:ilvl="7" w:tentative="1">
+      <w:start w:val="1"/>
+      <w:numFmt w:val="bullet"/>
+      <w:lvlText w:val=""/>
+      <w:lvlJc w:val="left"/>
+      <w:pPr>
+        <w:tabs>
+          <w:tab w:val="num" w:pos="5760"/>
+        </w:tabs>
+        <w:ind w:left="5760" w:hanging="360"/>
+      </w:pPr>
+      <w:rPr>
+        <w:rFonts w:ascii="Wingdings" w:hAnsi="Wingdings" w:hint="default"/>
+        <w:sz w:val="20"/>
+      </w:rPr>
+    </w:lvl>
+    <w:lvl w:ilvl="8" w:tentative="1">
+      <w:start w:val="1"/>
+      <w:numFmt w:val="bullet"/>
+      <w:lvlText w:val=""/>
+      <w:lvlJc w:val="left"/>
+      <w:pPr>
+        <w:tabs>
+          <w:tab w:val="num" w:pos="6480"/>
+        </w:tabs>
+        <w:ind w:left="6480" w:hanging="360"/>
+      </w:pPr>
+      <w:rPr>
+        <w:rFonts w:ascii="Wingdings" w:hAnsi="Wingdings" w:hint="default"/>
+        <w:sz w:val="20"/>
+      </w:rPr>
+    </w:lvl>
+  </w:abstractNum>
+  <w:abstractNum w:abstractNumId="33" w15:restartNumberingAfterBreak="0">
     <w:nsid w:val="7BE978AA"/>
     <w:multiLevelType w:val="multilevel"/>
     <w:tmpl w:val="A2AC4BA4"/>
@@ -15479,7 +22754,7 @@
       </w:rPr>
     </w:lvl>
   </w:abstractNum>
-  <w:abstractNum w:abstractNumId="25" w15:restartNumberingAfterBreak="0">
+  <w:abstractNum w:abstractNumId="34" w15:restartNumberingAfterBreak="0">
     <w:nsid w:val="7E2D4EF2"/>
     <w:multiLevelType w:val="multilevel"/>
     <w:tmpl w:val="C47206AE"/>
@@ -15629,82 +22904,118 @@
     </w:lvl>
   </w:abstractNum>
   <w:num w:numId="1" w16cid:durableId="1496872446">
+    <w:abstractNumId w:val="25"/>
+  </w:num>
+  <w:num w:numId="2" w16cid:durableId="635450846">
+    <w:abstractNumId w:val="30"/>
+  </w:num>
+  <w:num w:numId="3" w16cid:durableId="125857921">
+    <w:abstractNumId w:val="10"/>
+  </w:num>
+  <w:num w:numId="4" w16cid:durableId="1160073953">
+    <w:abstractNumId w:val="23"/>
+  </w:num>
+  <w:num w:numId="5" w16cid:durableId="1391613259">
+    <w:abstractNumId w:val="7"/>
+  </w:num>
+  <w:num w:numId="6" w16cid:durableId="1161698506">
+    <w:abstractNumId w:val="24"/>
+  </w:num>
+  <w:num w:numId="7" w16cid:durableId="644044334">
+    <w:abstractNumId w:val="17"/>
+  </w:num>
+  <w:num w:numId="8" w16cid:durableId="813374061">
+    <w:abstractNumId w:val="16"/>
+  </w:num>
+  <w:num w:numId="9" w16cid:durableId="1285039000">
+    <w:abstractNumId w:val="5"/>
+  </w:num>
+  <w:num w:numId="10" w16cid:durableId="1094059203">
+    <w:abstractNumId w:val="20"/>
+  </w:num>
+  <w:num w:numId="11" w16cid:durableId="1288585586">
+    <w:abstractNumId w:val="27"/>
+  </w:num>
+  <w:num w:numId="12" w16cid:durableId="809398259">
+    <w:abstractNumId w:val="9"/>
+  </w:num>
+  <w:num w:numId="13" w16cid:durableId="1445226590">
+    <w:abstractNumId w:val="34"/>
+  </w:num>
+  <w:num w:numId="14" w16cid:durableId="1584996246">
+    <w:abstractNumId w:val="28"/>
+  </w:num>
+  <w:num w:numId="15" w16cid:durableId="954212295">
+    <w:abstractNumId w:val="3"/>
+  </w:num>
+  <w:num w:numId="16" w16cid:durableId="1407537403">
+    <w:abstractNumId w:val="1"/>
+  </w:num>
+  <w:num w:numId="17" w16cid:durableId="843587783">
+    <w:abstractNumId w:val="33"/>
+  </w:num>
+  <w:num w:numId="18" w16cid:durableId="468089412">
+    <w:abstractNumId w:val="31"/>
+  </w:num>
+  <w:num w:numId="19" w16cid:durableId="141507366">
+    <w:abstractNumId w:val="11"/>
+  </w:num>
+  <w:num w:numId="20" w16cid:durableId="258299868">
+    <w:abstractNumId w:val="15"/>
+  </w:num>
+  <w:num w:numId="21" w16cid:durableId="1781031318">
+    <w:abstractNumId w:val="14"/>
+  </w:num>
+  <w:num w:numId="22" w16cid:durableId="607154146">
+    <w:abstractNumId w:val="22"/>
+  </w:num>
+  <w:num w:numId="23" w16cid:durableId="1145245002">
     <w:abstractNumId w:val="18"/>
   </w:num>
-  <w:num w:numId="2" w16cid:durableId="635450846">
-    <w:abstractNumId w:val="22"/>
+  <w:num w:numId="24" w16cid:durableId="1148402471">
+    <w:abstractNumId w:val="26"/>
   </w:num>
-  <w:num w:numId="3" w16cid:durableId="125857921">
-    <w:abstractNumId w:val="7"/>
+  <w:num w:numId="25" w16cid:durableId="897206554">
+    <w:abstractNumId w:val="2"/>
   </w:num>
-  <w:num w:numId="4" w16cid:durableId="1160073953">
-    <w:abstractNumId w:val="16"/>
+  <w:num w:numId="26" w16cid:durableId="1840997778">
+    <w:abstractNumId w:val="6"/>
   </w:num>
-  <w:num w:numId="5" w16cid:durableId="1391613259">
-    <w:abstractNumId w:val="5"/>
+  <w:num w:numId="27" w16cid:durableId="123668427">
+    <w:abstractNumId w:val="4"/>
   </w:num>
-  <w:num w:numId="6" w16cid:durableId="1161698506">
-    <w:abstractNumId w:val="17"/>
+  <w:num w:numId="28" w16cid:durableId="1666518367">
+    <w:abstractNumId w:val="0"/>
   </w:num>
-  <w:num w:numId="7" w16cid:durableId="644044334">
+  <w:num w:numId="29" w16cid:durableId="1312636751">
+    <w:abstractNumId w:val="19"/>
+  </w:num>
+  <w:num w:numId="30" w16cid:durableId="1183209094">
+    <w:abstractNumId w:val="29"/>
+  </w:num>
+  <w:num w:numId="31" w16cid:durableId="2089686807">
     <w:abstractNumId w:val="12"/>
   </w:num>
-  <w:num w:numId="8" w16cid:durableId="813374061">
-    <w:abstractNumId w:val="11"/>
+  <w:num w:numId="32" w16cid:durableId="969169835">
+    <w:abstractNumId w:val="21"/>
+    <w:lvlOverride w:ilvl="0">
+      <w:startOverride w:val="2"/>
+    </w:lvlOverride>
   </w:num>
-  <w:num w:numId="9" w16cid:durableId="1285039000">
-    <w:abstractNumId w:val="3"/>
+  <w:num w:numId="33" w16cid:durableId="1355184759">
+    <w:abstractNumId w:val="21"/>
+    <w:lvlOverride w:ilvl="0">
+      <w:startOverride w:val="4"/>
+    </w:lvlOverride>
   </w:num>
-  <w:num w:numId="10" w16cid:durableId="1094059203">
-    <w:abstractNumId w:val="14"/>
-  </w:num>
-  <w:num w:numId="11" w16cid:durableId="1288585586">
-    <w:abstractNumId w:val="20"/>
-  </w:num>
-  <w:num w:numId="12" w16cid:durableId="809398259">
-    <w:abstractNumId w:val="6"/>
-  </w:num>
-  <w:num w:numId="13" w16cid:durableId="1445226590">
-    <w:abstractNumId w:val="25"/>
-  </w:num>
-  <w:num w:numId="14" w16cid:durableId="1584996246">
-    <w:abstractNumId w:val="21"/>
-  </w:num>
-  <w:num w:numId="15" w16cid:durableId="954212295">
-    <w:abstractNumId w:val="2"/>
-  </w:num>
-  <w:num w:numId="16" w16cid:durableId="1407537403">
-    <w:abstractNumId w:val="0"/>
-  </w:num>
-  <w:num w:numId="17" w16cid:durableId="843587783">
-    <w:abstractNumId w:val="24"/>
-  </w:num>
-  <w:num w:numId="18" w16cid:durableId="468089412">
-    <w:abstractNumId w:val="23"/>
-  </w:num>
-  <w:num w:numId="19" w16cid:durableId="141507366">
+  <w:num w:numId="34" w16cid:durableId="865755355">
     <w:abstractNumId w:val="8"/>
   </w:num>
-  <w:num w:numId="20" w16cid:durableId="258299868">
-    <w:abstractNumId w:val="10"/>
-  </w:num>
-  <w:num w:numId="21" w16cid:durableId="1781031318">
-    <w:abstractNumId w:val="9"/>
-  </w:num>
-  <w:num w:numId="22" w16cid:durableId="607154146">
-    <w:abstractNumId w:val="15"/>
-  </w:num>
-  <w:num w:numId="23" w16cid:durableId="1145245002">
+  <w:num w:numId="35" w16cid:durableId="276522820">
     <w:abstractNumId w:val="13"/>
   </w:num>
-  <w:num w:numId="24" w16cid:durableId="1148402471">
-    <w:abstractNumId w:val="19"/>
-  </w:num>
-  <w:num w:numId="25" w16cid:durableId="897206554">
-    <w:abstractNumId w:val="1"/>
-  </w:num>
-  <w:num w:numId="26" w16cid:durableId="1840997778">
-    <w:abstractNumId w:val="4"/>
+  <w:num w:numId="36" w16cid:durableId="367684217">
+    <w:abstractNumId w:val="32"/>
   </w:num>
 </w:numbering>
 </file>
